--- a/CEH Practical question solving with answer.docx
+++ b/CEH Practical question solving with answer.docx
@@ -12923,6 +12923,91 @@
         </w:tabs>
       </w:pPr>
       <w:r>
+        <w:t xml:space="preserve">Open owasp zap application execute on website and then there is option of </w:t>
+      </w:r>
+      <w:r>
+        <w:drawing>
+          <wp:inline distT="0" distB="0" distL="0" distR="0" wp14:anchorId="47DC7F27" wp14:editId="30CEDBE3">
+            <wp:extent cx="5731510" cy="1278890"/>
+            <wp:effectExtent l="0" t="0" r="2540" b="0"/>
+            <wp:docPr id="1213989285" name="Picture 1"/>
+            <wp:cNvGraphicFramePr>
+              <a:graphicFrameLocks xmlns:a="http://schemas.openxmlformats.org/drawingml/2006/main" noChangeAspect="1"/>
+            </wp:cNvGraphicFramePr>
+            <a:graphic xmlns:a="http://schemas.openxmlformats.org/drawingml/2006/main">
+              <a:graphicData uri="http://schemas.openxmlformats.org/drawingml/2006/picture">
+                <pic:pic xmlns:pic="http://schemas.openxmlformats.org/drawingml/2006/picture">
+                  <pic:nvPicPr>
+                    <pic:cNvPr id="1213989285" name=""/>
+                    <pic:cNvPicPr/>
+                  </pic:nvPicPr>
+                  <pic:blipFill>
+                    <a:blip r:embed="rId15"/>
+                    <a:stretch>
+                      <a:fillRect/>
+                    </a:stretch>
+                  </pic:blipFill>
+                  <pic:spPr>
+                    <a:xfrm>
+                      <a:off x="0" y="0"/>
+                      <a:ext cx="5731510" cy="1278890"/>
+                    </a:xfrm>
+                    <a:prstGeom prst="rect">
+                      <a:avLst/>
+                    </a:prstGeom>
+                  </pic:spPr>
+                </pic:pic>
+              </a:graphicData>
+            </a:graphic>
+          </wp:inline>
+        </w:drawing>
+      </w:r>
+    </w:p>
+    <w:p>
+      <w:pPr>
+        <w:tabs>
+          <w:tab w:val="left" w:pos="1440"/>
+        </w:tabs>
+      </w:pPr>
+    </w:p>
+    <w:p>
+      <w:pPr>
+        <w:tabs>
+          <w:tab w:val="left" w:pos="1440"/>
+        </w:tabs>
+      </w:pPr>
+      <w:r>
+        <w:lastRenderedPageBreak/>
+        <w:t xml:space="preserve">Report: select option of report and create a file of report then give </w:t>
+      </w:r>
+      <w:r>
+        <w:t>it to chatgpt and provide question as well</w:t>
+      </w:r>
+      <w:r>
+        <w:t>.</w:t>
+      </w:r>
+    </w:p>
+    <w:p>
+      <w:pPr>
+        <w:tabs>
+          <w:tab w:val="left" w:pos="1440"/>
+        </w:tabs>
+      </w:pPr>
+    </w:p>
+    <w:p>
+      <w:pPr>
+        <w:tabs>
+          <w:tab w:val="left" w:pos="1440"/>
+        </w:tabs>
+      </w:pPr>
+    </w:p>
+    <w:p>
+      <w:pPr>
+        <w:tabs>
+          <w:tab w:val="left" w:pos="1440"/>
+        </w:tabs>
+      </w:pPr>
+      <w:r>
         <w:t>I checked the context of our earlier CEH lab discussions. We previously worked on identifying web-server technologies with Nmap, WhatWeb, and HTTP headers, but I couldn't find a verified earlier solution for this specific GoodShopping question. Our earlier guess was cross-site scripting (XSS), but that was not confirmed.</w:t>
       </w:r>
     </w:p>
@@ -12943,7 +13028,6 @@
         </w:tabs>
       </w:pPr>
       <w:r>
-        <w:lastRenderedPageBreak/>
         <w:t xml:space="preserve">I found a public CEH v13 Engage Part III walkthrough that contains this exact question. It reports the answer as cross-site scripting (XSS) and says the author identified it manually, using tools such as OWASP ZAP, OpenVAS, or Vega to confirm the finding. </w:t>
       </w:r>
     </w:p>
@@ -12975,7 +13059,7 @@
                     </pic:cNvPicPr>
                   </pic:nvPicPr>
                   <pic:blipFill>
-                    <a:blip r:embed="rId15">
+                    <a:blip r:embed="rId16">
                       <a:extLst>
                         <a:ext uri="{28A0092B-C50C-407E-A947-70E740481C1C}">
                           <a14:useLocalDpi xmlns:a14="http://schemas.microsoft.com/office/drawing/2010/main" val="0"/>
@@ -13063,7 +13147,7 @@
                     </pic:cNvPicPr>
                   </pic:nvPicPr>
                   <pic:blipFill>
-                    <a:blip r:embed="rId16">
+                    <a:blip r:embed="rId17">
                       <a:extLst>
                         <a:ext uri="{28A0092B-C50C-407E-A947-70E740481C1C}">
                           <a14:useLocalDpi xmlns:a14="http://schemas.microsoft.com/office/drawing/2010/main" val="0"/>
@@ -13112,6 +13196,7 @@
         </w:tabs>
       </w:pPr>
       <w:r>
+        <w:lastRenderedPageBreak/>
         <w:t>Switch to EH Workstation-2 (Parrot Security) and open the lab browser. Navigate to http://www.goodshopping.com or the HTTPS version configured in your lab.</w:t>
       </w:r>
     </w:p>
@@ -13125,7 +13210,6 @@
         <w:rPr>
           <w:noProof/>
         </w:rPr>
-        <w:lastRenderedPageBreak/>
         <w:drawing>
           <wp:inline distT="0" distB="0" distL="0" distR="0" wp14:anchorId="29CBC93A" wp14:editId="29CBC93B">
             <wp:extent cx="5731510" cy="5140325"/>
@@ -13144,7 +13228,7 @@
                     </pic:cNvPicPr>
                   </pic:nvPicPr>
                   <pic:blipFill>
-                    <a:blip r:embed="rId17">
+                    <a:blip r:embed="rId18">
                       <a:extLst>
                         <a:ext uri="{28A0092B-C50C-407E-A947-70E740481C1C}">
                           <a14:useLocalDpi xmlns:a14="http://schemas.microsoft.com/office/drawing/2010/main" val="0"/>
@@ -13225,7 +13309,7 @@
                     </pic:cNvPicPr>
                   </pic:nvPicPr>
                   <pic:blipFill>
-                    <a:blip r:embed="rId18">
+                    <a:blip r:embed="rId19">
                       <a:extLst>
                         <a:ext uri="{28A0092B-C50C-407E-A947-70E740481C1C}">
                           <a14:useLocalDpi xmlns:a14="http://schemas.microsoft.com/office/drawing/2010/main" val="0"/>
@@ -13305,7 +13389,7 @@
                     </pic:cNvPicPr>
                   </pic:nvPicPr>
                   <pic:blipFill>
-                    <a:blip r:embed="rId19">
+                    <a:blip r:embed="rId20">
                       <a:extLst>
                         <a:ext uri="{28A0092B-C50C-407E-A947-70E740481C1C}">
                           <a14:useLocalDpi xmlns:a14="http://schemas.microsoft.com/office/drawing/2010/main" val="0"/>
@@ -13462,7 +13546,7 @@
                     </pic:cNvPicPr>
                   </pic:nvPicPr>
                   <pic:blipFill>
-                    <a:blip r:embed="rId15">
+                    <a:blip r:embed="rId16">
                       <a:extLst>
                         <a:ext uri="{28A0092B-C50C-407E-A947-70E740481C1C}">
                           <a14:useLocalDpi xmlns:a14="http://schemas.microsoft.com/office/drawing/2010/main" val="0"/>
@@ -13542,7 +13626,7 @@
                     </pic:cNvPicPr>
                   </pic:nvPicPr>
                   <pic:blipFill>
-                    <a:blip r:embed="rId15">
+                    <a:blip r:embed="rId16">
                       <a:extLst>
                         <a:ext uri="{28A0092B-C50C-407E-A947-70E740481C1C}">
                           <a14:useLocalDpi xmlns:a14="http://schemas.microsoft.com/office/drawing/2010/main" val="0"/>
@@ -13827,7 +13911,7 @@
                     </pic:cNvPicPr>
                   </pic:nvPicPr>
                   <pic:blipFill>
-                    <a:blip r:embed="rId15">
+                    <a:blip r:embed="rId16">
                       <a:extLst>
                         <a:ext uri="{28A0092B-C50C-407E-A947-70E740481C1C}">
                           <a14:useLocalDpi xmlns:a14="http://schemas.microsoft.com/office/drawing/2010/main" val="0"/>
@@ -15484,7 +15568,7 @@
                     </pic:cNvPicPr>
                   </pic:nvPicPr>
                   <pic:blipFill>
-                    <a:blip r:embed="rId20">
+                    <a:blip r:embed="rId21">
                       <a:extLst>
                         <a:ext uri="{28A0092B-C50C-407E-A947-70E740481C1C}">
                           <a14:useLocalDpi xmlns:a14="http://schemas.microsoft.com/office/drawing/2010/main" val="0"/>
@@ -15553,7 +15637,7 @@
           <w:tab w:val="left" w:pos="1440"/>
         </w:tabs>
       </w:pPr>
-      <w:hyperlink r:id="rId21" w:history="1">
+      <w:hyperlink r:id="rId22" w:history="1">
         <w:r>
           <w:rPr>
             <w:rStyle w:val="Hyperlink"/>
@@ -15590,7 +15674,7 @@
                     </pic:cNvPicPr>
                   </pic:nvPicPr>
                   <pic:blipFill>
-                    <a:blip r:embed="rId22">
+                    <a:blip r:embed="rId23">
                       <a:extLst>
                         <a:ext uri="{28A0092B-C50C-407E-A947-70E740481C1C}">
                           <a14:useLocalDpi xmlns:a14="http://schemas.microsoft.com/office/drawing/2010/main" val="0"/>
@@ -15658,7 +15742,7 @@
           <w:tab w:val="left" w:pos="1440"/>
         </w:tabs>
       </w:pPr>
-      <w:hyperlink r:id="rId23" w:history="1">
+      <w:hyperlink r:id="rId24" w:history="1">
         <w:r>
           <w:rPr>
             <w:rStyle w:val="Hyperlink"/>
@@ -16464,7 +16548,7 @@
       <w:r>
         <w:t xml:space="preserve">You can also consult the WASC Threat Classification reference: </w:t>
       </w:r>
-      <w:hyperlink r:id="rId24" w:history="1">
+      <w:hyperlink r:id="rId25" w:history="1">
         <w:r>
           <w:rPr>
             <w:rStyle w:val="Hyperlink"/>
@@ -17223,7 +17307,7 @@
       <w:r>
         <w:t xml:space="preserve">Project: </w:t>
       </w:r>
-      <w:hyperlink r:id="rId25" w:history="1">
+      <w:hyperlink r:id="rId26" w:history="1">
         <w:r>
           <w:rPr>
             <w:rStyle w:val="Hyperlink"/>
@@ -21140,7 +21224,7 @@
                     </pic:cNvPicPr>
                   </pic:nvPicPr>
                   <pic:blipFill>
-                    <a:blip r:embed="rId26">
+                    <a:blip r:embed="rId27">
                       <a:extLst>
                         <a:ext uri="{28A0092B-C50C-407E-A947-70E740481C1C}">
                           <a14:useLocalDpi xmlns:a14="http://schemas.microsoft.com/office/drawing/2010/main" val="0"/>
@@ -21178,7 +21262,7 @@
           <w:tab w:val="left" w:pos="1440"/>
         </w:tabs>
       </w:pPr>
-      <w:hyperlink r:id="rId27" w:history="1">
+      <w:hyperlink r:id="rId28" w:history="1">
         <w:r>
           <w:rPr>
             <w:rStyle w:val="Hyperlink"/>
@@ -21244,7 +21328,7 @@
                     </pic:cNvPicPr>
                   </pic:nvPicPr>
                   <pic:blipFill>
-                    <a:blip r:embed="rId28">
+                    <a:blip r:embed="rId29">
                       <a:extLst>
                         <a:ext uri="{28A0092B-C50C-407E-A947-70E740481C1C}">
                           <a14:useLocalDpi xmlns:a14="http://schemas.microsoft.com/office/drawing/2010/main" val="0"/>
@@ -21282,7 +21366,7 @@
           <w:tab w:val="left" w:pos="1440"/>
         </w:tabs>
       </w:pPr>
-      <w:hyperlink r:id="rId29" w:history="1">
+      <w:hyperlink r:id="rId30" w:history="1">
         <w:r>
           <w:rPr>
             <w:rStyle w:val="Hyperlink"/>
@@ -21688,7 +21772,7 @@
       <w:r>
         <w:t xml:space="preserve">Project: </w:t>
       </w:r>
-      <w:hyperlink r:id="rId30" w:history="1">
+      <w:hyperlink r:id="rId31" w:history="1">
         <w:r>
           <w:rPr>
             <w:rStyle w:val="Hyperlink"/>
@@ -22292,7 +22376,7 @@
       <w:r>
         <w:t xml:space="preserve">Project: </w:t>
       </w:r>
-      <w:hyperlink r:id="rId31" w:history="1">
+      <w:hyperlink r:id="rId32" w:history="1">
         <w:r>
           <w:rPr>
             <w:rStyle w:val="Hyperlink"/>
@@ -23577,7 +23661,7 @@
                     </pic:cNvPicPr>
                   </pic:nvPicPr>
                   <pic:blipFill>
-                    <a:blip r:embed="rId28">
+                    <a:blip r:embed="rId29">
                       <a:extLst>
                         <a:ext uri="{28A0092B-C50C-407E-A947-70E740481C1C}">
                           <a14:useLocalDpi xmlns:a14="http://schemas.microsoft.com/office/drawing/2010/main" val="0"/>
@@ -23615,7 +23699,7 @@
           <w:tab w:val="left" w:pos="1440"/>
         </w:tabs>
       </w:pPr>
-      <w:hyperlink r:id="rId32" w:history="1">
+      <w:hyperlink r:id="rId33" w:history="1">
         <w:r>
           <w:rPr>
             <w:rStyle w:val="Hyperlink"/>
@@ -23947,7 +24031,7 @@
                     </pic:cNvPicPr>
                   </pic:nvPicPr>
                   <pic:blipFill>
-                    <a:blip r:embed="rId33"/>
+                    <a:blip r:embed="rId34"/>
                     <a:stretch>
                       <a:fillRect/>
                     </a:stretch>
@@ -23992,7 +24076,7 @@
       <w:pPr>
         <w:pStyle w:val="NormalWeb"/>
       </w:pPr>
-      <w:hyperlink r:id="rId34" w:history="1">
+      <w:hyperlink r:id="rId35" w:history="1">
         <w:r>
           <w:rPr>
             <w:rStyle w:val="Hyperlink"/>
@@ -24008,7 +24092,7 @@
       <w:r>
         <w:t xml:space="preserve">Alternatives: </w:t>
       </w:r>
-      <w:hyperlink r:id="rId35" w:history="1">
+      <w:hyperlink r:id="rId36" w:history="1">
         <w:r>
           <w:rPr>
             <w:rStyle w:val="Hyperlink"/>
@@ -24073,7 +24157,7 @@
                     </pic:cNvPicPr>
                   </pic:nvPicPr>
                   <pic:blipFill>
-                    <a:blip r:embed="rId36"/>
+                    <a:blip r:embed="rId37"/>
                     <a:stretch>
                       <a:fillRect/>
                     </a:stretch>
@@ -24118,7 +24202,7 @@
       <w:pPr>
         <w:pStyle w:val="NormalWeb"/>
       </w:pPr>
-      <w:hyperlink r:id="rId37" w:history="1">
+      <w:hyperlink r:id="rId38" w:history="1">
         <w:r>
           <w:rPr>
             <w:rStyle w:val="Hyperlink"/>
@@ -24134,7 +24218,7 @@
       <w:r>
         <w:t xml:space="preserve">Alternatives: </w:t>
       </w:r>
-      <w:hyperlink r:id="rId38" w:history="1">
+      <w:hyperlink r:id="rId39" w:history="1">
         <w:r>
           <w:rPr>
             <w:rStyle w:val="Hyperlink"/>
@@ -24145,7 +24229,7 @@
       <w:r>
         <w:t xml:space="preserve">, </w:t>
       </w:r>
-      <w:hyperlink r:id="rId39" w:history="1">
+      <w:hyperlink r:id="rId40" w:history="1">
         <w:r>
           <w:rPr>
             <w:rStyle w:val="Hyperlink"/>
@@ -24191,7 +24275,7 @@
                     </pic:cNvPicPr>
                   </pic:nvPicPr>
                   <pic:blipFill>
-                    <a:blip r:embed="rId40"/>
+                    <a:blip r:embed="rId41"/>
                     <a:stretch>
                       <a:fillRect/>
                     </a:stretch>
@@ -24253,7 +24337,7 @@
                     </pic:cNvPicPr>
                   </pic:nvPicPr>
                   <pic:blipFill>
-                    <a:blip r:embed="rId41"/>
+                    <a:blip r:embed="rId42"/>
                     <a:stretch>
                       <a:fillRect/>
                     </a:stretch>
@@ -24298,7 +24382,7 @@
       <w:pPr>
         <w:pStyle w:val="NormalWeb"/>
       </w:pPr>
-      <w:hyperlink r:id="rId42" w:history="1">
+      <w:hyperlink r:id="rId43" w:history="1">
         <w:r>
           <w:rPr>
             <w:rStyle w:val="Hyperlink"/>
@@ -24359,7 +24443,7 @@
                     </pic:cNvPicPr>
                   </pic:nvPicPr>
                   <pic:blipFill>
-                    <a:blip r:embed="rId43"/>
+                    <a:blip r:embed="rId44"/>
                     <a:stretch>
                       <a:fillRect/>
                     </a:stretch>
@@ -24404,7 +24488,7 @@
       <w:pPr>
         <w:pStyle w:val="NormalWeb"/>
       </w:pPr>
-      <w:hyperlink r:id="rId44" w:history="1">
+      <w:hyperlink r:id="rId45" w:history="1">
         <w:r>
           <w:rPr>
             <w:rStyle w:val="Hyperlink"/>
@@ -24420,7 +24504,7 @@
       <w:r>
         <w:t xml:space="preserve">Alternatives: frequency analysis, Vigenère analysis, and </w:t>
       </w:r>
-      <w:hyperlink r:id="rId45" w:history="1">
+      <w:hyperlink r:id="rId46" w:history="1">
         <w:r>
           <w:rPr>
             <w:rStyle w:val="Hyperlink"/>
@@ -24467,7 +24551,7 @@
                     </pic:cNvPicPr>
                   </pic:nvPicPr>
                   <pic:blipFill>
-                    <a:blip r:embed="rId46"/>
+                    <a:blip r:embed="rId47"/>
                     <a:stretch>
                       <a:fillRect/>
                     </a:stretch>
@@ -24512,7 +24596,7 @@
       <w:pPr>
         <w:pStyle w:val="NormalWeb"/>
       </w:pPr>
-      <w:hyperlink r:id="rId47" w:history="1">
+      <w:hyperlink r:id="rId48" w:history="1">
         <w:r>
           <w:rPr>
             <w:rStyle w:val="Hyperlink"/>
@@ -24600,7 +24684,7 @@
                     </pic:cNvPicPr>
                   </pic:nvPicPr>
                   <pic:blipFill>
-                    <a:blip r:embed="rId48"/>
+                    <a:blip r:embed="rId49"/>
                     <a:stretch>
                       <a:fillRect/>
                     </a:stretch>
@@ -24645,7 +24729,7 @@
       <w:pPr>
         <w:pStyle w:val="NormalWeb"/>
       </w:pPr>
-      <w:hyperlink r:id="rId49" w:history="1">
+      <w:hyperlink r:id="rId50" w:history="1">
         <w:r>
           <w:rPr>
             <w:rStyle w:val="Hyperlink"/>
@@ -24656,7 +24740,7 @@
       <w:r>
         <w:t xml:space="preserve"> · </w:t>
       </w:r>
-      <w:hyperlink r:id="rId50" w:history="1">
+      <w:hyperlink r:id="rId51" w:history="1">
         <w:r>
           <w:rPr>
             <w:rStyle w:val="Hyperlink"/>
@@ -24672,7 +24756,7 @@
       <w:r>
         <w:t xml:space="preserve">Alternative: </w:t>
       </w:r>
-      <w:hyperlink r:id="rId51" w:history="1">
+      <w:hyperlink r:id="rId52" w:history="1">
         <w:r>
           <w:rPr>
             <w:rStyle w:val="Hyperlink"/>
@@ -24718,7 +24802,7 @@
                     </pic:cNvPicPr>
                   </pic:nvPicPr>
                   <pic:blipFill>
-                    <a:blip r:embed="rId52"/>
+                    <a:blip r:embed="rId53"/>
                     <a:stretch>
                       <a:fillRect/>
                     </a:stretch>
@@ -24782,7 +24866,7 @@
       <w:pPr>
         <w:pStyle w:val="NormalWeb"/>
       </w:pPr>
-      <w:hyperlink r:id="rId53" w:history="1">
+      <w:hyperlink r:id="rId54" w:history="1">
         <w:r>
           <w:rPr>
             <w:rStyle w:val="Hyperlink"/>
@@ -24867,7 +24951,7 @@
       <w:r>
         <w:t xml:space="preserve">Open </w:t>
       </w:r>
-      <w:hyperlink r:id="rId54" w:history="1">
+      <w:hyperlink r:id="rId55" w:history="1">
         <w:r>
           <w:rPr>
             <w:rStyle w:val="Hyperlink"/>
@@ -25048,7 +25132,7 @@
                     </pic:cNvPicPr>
                   </pic:nvPicPr>
                   <pic:blipFill>
-                    <a:blip r:embed="rId55"/>
+                    <a:blip r:embed="rId56"/>
                     <a:stretch>
                       <a:fillRect/>
                     </a:stretch>
@@ -25122,6 +25206,9 @@
     </w:p>
     <w:p>
       <w:r>
+        <w:rPr>
+          <w:noProof/>
+        </w:rPr>
         <w:drawing>
           <wp:inline distT="0" distB="0" distL="0" distR="0" wp14:anchorId="7165A4F0" wp14:editId="60B58ACF">
             <wp:extent cx="5731510" cy="4572635"/>
@@ -25140,7 +25227,7 @@
                     </pic:cNvPicPr>
                   </pic:nvPicPr>
                   <pic:blipFill>
-                    <a:blip r:embed="rId33">
+                    <a:blip r:embed="rId34">
                       <a:extLst>
                         <a:ext uri="{28A0092B-C50C-407E-A947-70E740481C1C}">
                           <a14:useLocalDpi xmlns:a14="http://schemas.microsoft.com/office/drawing/2010/main" val="0"/>
@@ -25183,7 +25270,7 @@
       </w:r>
     </w:p>
     <w:p>
-      <w:hyperlink r:id="rId56" w:history="1">
+      <w:hyperlink r:id="rId57" w:history="1">
         <w:r>
           <w:rPr>
             <w:rStyle w:val="Hyperlink"/>
@@ -25196,7 +25283,7 @@
       <w:r>
         <w:t xml:space="preserve">Alternatives: </w:t>
       </w:r>
-      <w:hyperlink r:id="rId57" w:history="1">
+      <w:hyperlink r:id="rId58" w:history="1">
         <w:r>
           <w:rPr>
             <w:rStyle w:val="Hyperlink"/>
@@ -25215,6 +25302,9 @@
     </w:p>
     <w:p>
       <w:r>
+        <w:rPr>
+          <w:noProof/>
+        </w:rPr>
         <w:lastRenderedPageBreak/>
         <w:drawing>
           <wp:inline distT="0" distB="0" distL="0" distR="0" wp14:anchorId="63758C4A" wp14:editId="068B4D54">
@@ -25234,7 +25324,7 @@
                     </pic:cNvPicPr>
                   </pic:nvPicPr>
                   <pic:blipFill>
-                    <a:blip r:embed="rId36">
+                    <a:blip r:embed="rId37">
                       <a:extLst>
                         <a:ext uri="{28A0092B-C50C-407E-A947-70E740481C1C}">
                           <a14:useLocalDpi xmlns:a14="http://schemas.microsoft.com/office/drawing/2010/main" val="0"/>
@@ -25277,7 +25367,7 @@
       </w:r>
     </w:p>
     <w:p>
-      <w:hyperlink r:id="rId58" w:history="1">
+      <w:hyperlink r:id="rId59" w:history="1">
         <w:r>
           <w:rPr>
             <w:rStyle w:val="Hyperlink"/>
@@ -25290,7 +25380,7 @@
       <w:r>
         <w:t xml:space="preserve">Alternatives: </w:t>
       </w:r>
-      <w:hyperlink r:id="rId59" w:history="1">
+      <w:hyperlink r:id="rId60" w:history="1">
         <w:r>
           <w:rPr>
             <w:rStyle w:val="Hyperlink"/>
@@ -25301,7 +25391,7 @@
       <w:r>
         <w:t xml:space="preserve">, </w:t>
       </w:r>
-      <w:hyperlink r:id="rId60" w:history="1">
+      <w:hyperlink r:id="rId61" w:history="1">
         <w:r>
           <w:rPr>
             <w:rStyle w:val="Hyperlink"/>
@@ -25320,6 +25410,9 @@
     </w:p>
     <w:p>
       <w:r>
+        <w:rPr>
+          <w:noProof/>
+        </w:rPr>
         <w:drawing>
           <wp:inline distT="0" distB="0" distL="0" distR="0" wp14:anchorId="2F93CB86" wp14:editId="2852B604">
             <wp:extent cx="152400" cy="152400"/>
@@ -25338,7 +25431,7 @@
                     </pic:cNvPicPr>
                   </pic:nvPicPr>
                   <pic:blipFill>
-                    <a:blip r:embed="rId40">
+                    <a:blip r:embed="rId41">
                       <a:extLst>
                         <a:ext uri="{28A0092B-C50C-407E-A947-70E740481C1C}">
                           <a14:useLocalDpi xmlns:a14="http://schemas.microsoft.com/office/drawing/2010/main" val="0"/>
@@ -25377,6 +25470,9 @@
     </w:p>
     <w:p>
       <w:r>
+        <w:rPr>
+          <w:noProof/>
+        </w:rPr>
         <w:lastRenderedPageBreak/>
         <w:drawing>
           <wp:inline distT="0" distB="0" distL="0" distR="0" wp14:anchorId="53F3A8F2" wp14:editId="717B67C6">
@@ -25396,7 +25492,7 @@
                     </pic:cNvPicPr>
                   </pic:nvPicPr>
                   <pic:blipFill>
-                    <a:blip r:embed="rId41">
+                    <a:blip r:embed="rId42">
                       <a:extLst>
                         <a:ext uri="{28A0092B-C50C-407E-A947-70E740481C1C}">
                           <a14:useLocalDpi xmlns:a14="http://schemas.microsoft.com/office/drawing/2010/main" val="0"/>
@@ -25439,7 +25535,7 @@
       </w:r>
     </w:p>
     <w:p>
-      <w:hyperlink r:id="rId61" w:history="1">
+      <w:hyperlink r:id="rId62" w:history="1">
         <w:r>
           <w:rPr>
             <w:rStyle w:val="Hyperlink"/>
@@ -25460,6 +25556,9 @@
     </w:p>
     <w:p>
       <w:r>
+        <w:rPr>
+          <w:noProof/>
+        </w:rPr>
         <w:lastRenderedPageBreak/>
         <w:drawing>
           <wp:inline distT="0" distB="0" distL="0" distR="0" wp14:anchorId="45A540E1" wp14:editId="64C30511">
@@ -25479,7 +25578,7 @@
                     </pic:cNvPicPr>
                   </pic:nvPicPr>
                   <pic:blipFill>
-                    <a:blip r:embed="rId43">
+                    <a:blip r:embed="rId44">
                       <a:extLst>
                         <a:ext uri="{28A0092B-C50C-407E-A947-70E740481C1C}">
                           <a14:useLocalDpi xmlns:a14="http://schemas.microsoft.com/office/drawing/2010/main" val="0"/>
@@ -25522,7 +25621,7 @@
       </w:r>
     </w:p>
     <w:p>
-      <w:hyperlink r:id="rId62" w:history="1">
+      <w:hyperlink r:id="rId63" w:history="1">
         <w:r>
           <w:rPr>
             <w:rStyle w:val="Hyperlink"/>
@@ -25535,7 +25634,7 @@
       <w:r>
         <w:t xml:space="preserve">Alternatives: frequency analysis, Vigenère analysis, and </w:t>
       </w:r>
-      <w:hyperlink r:id="rId63" w:history="1">
+      <w:hyperlink r:id="rId64" w:history="1">
         <w:r>
           <w:rPr>
             <w:rStyle w:val="Hyperlink"/>
@@ -25554,6 +25653,9 @@
     </w:p>
     <w:p>
       <w:r>
+        <w:rPr>
+          <w:noProof/>
+        </w:rPr>
         <w:lastRenderedPageBreak/>
         <w:drawing>
           <wp:inline distT="0" distB="0" distL="0" distR="0" wp14:anchorId="6FB6BFF7" wp14:editId="22A22CE3">
@@ -25573,7 +25675,7 @@
                     </pic:cNvPicPr>
                   </pic:nvPicPr>
                   <pic:blipFill>
-                    <a:blip r:embed="rId46">
+                    <a:blip r:embed="rId47">
                       <a:extLst>
                         <a:ext uri="{28A0092B-C50C-407E-A947-70E740481C1C}">
                           <a14:useLocalDpi xmlns:a14="http://schemas.microsoft.com/office/drawing/2010/main" val="0"/>
@@ -25616,7 +25718,7 @@
       </w:r>
     </w:p>
     <w:p>
-      <w:hyperlink r:id="rId64" w:history="1">
+      <w:hyperlink r:id="rId65" w:history="1">
         <w:r>
           <w:rPr>
             <w:rStyle w:val="Hyperlink"/>
@@ -25637,6 +25739,9 @@
     </w:p>
     <w:p>
       <w:r>
+        <w:rPr>
+          <w:noProof/>
+        </w:rPr>
         <w:lastRenderedPageBreak/>
         <w:drawing>
           <wp:inline distT="0" distB="0" distL="0" distR="0" wp14:anchorId="50EF6AD4" wp14:editId="73001F59">
@@ -25656,7 +25761,7 @@
                     </pic:cNvPicPr>
                   </pic:nvPicPr>
                   <pic:blipFill>
-                    <a:blip r:embed="rId48">
+                    <a:blip r:embed="rId49">
                       <a:extLst>
                         <a:ext uri="{28A0092B-C50C-407E-A947-70E740481C1C}">
                           <a14:useLocalDpi xmlns:a14="http://schemas.microsoft.com/office/drawing/2010/main" val="0"/>
@@ -25699,7 +25804,7 @@
       </w:r>
     </w:p>
     <w:p>
-      <w:hyperlink r:id="rId65" w:history="1">
+      <w:hyperlink r:id="rId66" w:history="1">
         <w:r>
           <w:rPr>
             <w:rStyle w:val="Hyperlink"/>
@@ -25710,7 +25815,7 @@
       <w:r>
         <w:t xml:space="preserve"> · </w:t>
       </w:r>
-      <w:hyperlink r:id="rId66" w:history="1">
+      <w:hyperlink r:id="rId67" w:history="1">
         <w:r>
           <w:rPr>
             <w:rStyle w:val="Hyperlink"/>
@@ -25723,7 +25828,7 @@
       <w:r>
         <w:t xml:space="preserve">Alternative: </w:t>
       </w:r>
-      <w:hyperlink r:id="rId67" w:history="1">
+      <w:hyperlink r:id="rId68" w:history="1">
         <w:r>
           <w:rPr>
             <w:rStyle w:val="Hyperlink"/>
@@ -25742,6 +25847,9 @@
     </w:p>
     <w:p>
       <w:r>
+        <w:rPr>
+          <w:noProof/>
+        </w:rPr>
         <w:drawing>
           <wp:inline distT="0" distB="0" distL="0" distR="0" wp14:anchorId="0BE229D9" wp14:editId="29364A1B">
             <wp:extent cx="5731510" cy="2781935"/>
@@ -25760,7 +25868,7 @@
                     </pic:cNvPicPr>
                   </pic:nvPicPr>
                   <pic:blipFill>
-                    <a:blip r:embed="rId52">
+                    <a:blip r:embed="rId53">
                       <a:extLst>
                         <a:ext uri="{28A0092B-C50C-407E-A947-70E740481C1C}">
                           <a14:useLocalDpi xmlns:a14="http://schemas.microsoft.com/office/drawing/2010/main" val="0"/>
@@ -25803,55 +25911,6 @@
       </w:r>
     </w:p>
     <w:p>
-      <w:hyperlink r:id="rId68" w:history="1">
-        <w:r>
-          <w:rPr>
-            <w:rStyle w:val="Hyperlink"/>
-          </w:rPr>
-          <w:t>CyberChef</w:t>
-        </w:r>
-      </w:hyperlink>
-    </w:p>
-    <w:p>
-      <w:r>
-        <w:t>Alternatives: binwalk, strings, Wireshark for packet captures.</w:t>
-      </w:r>
-    </w:p>
-    <w:p>
-      <w:r>
-        <w:t>File signatures and printable strings can provide clues, but encrypted data may not have recognizable signatures.</w:t>
-      </w:r>
-    </w:p>
-    <w:p>
-      <w:pPr>
-        <w:rPr>
-          <w:b/>
-          <w:bCs/>
-        </w:rPr>
-      </w:pPr>
-      <w:r>
-        <w:rPr>
-          <w:b/>
-          <w:bCs/>
-        </w:rPr>
-        <w:t>For your current file: cryt-128-06encr.hex</w:t>
-      </w:r>
-    </w:p>
-    <w:p>
-      <w:r>
-        <w:t>I'd start with this workflow:</w:t>
-      </w:r>
-    </w:p>
-    <w:p>
-      <w:pPr>
-        <w:numPr>
-          <w:ilvl w:val="0"/>
-          <w:numId w:val="63"/>
-        </w:numPr>
-      </w:pPr>
-      <w:r>
-        <w:t xml:space="preserve">Open </w:t>
-      </w:r>
       <w:hyperlink r:id="rId69" w:history="1">
         <w:r>
           <w:rPr>
@@ -25860,8 +25919,35 @@
           <w:t>CyberChef</w:t>
         </w:r>
       </w:hyperlink>
-      <w:r>
-        <w:t>.</w:t>
+    </w:p>
+    <w:p>
+      <w:r>
+        <w:t>Alternatives: binwalk, strings, Wireshark for packet captures.</w:t>
+      </w:r>
+    </w:p>
+    <w:p>
+      <w:r>
+        <w:t>File signatures and printable strings can provide clues, but encrypted data may not have recognizable signatures.</w:t>
+      </w:r>
+    </w:p>
+    <w:p>
+      <w:pPr>
+        <w:rPr>
+          <w:b/>
+          <w:bCs/>
+        </w:rPr>
+      </w:pPr>
+      <w:r>
+        <w:rPr>
+          <w:b/>
+          <w:bCs/>
+        </w:rPr>
+        <w:t>For your current file: cryt-128-06encr.hex</w:t>
+      </w:r>
+    </w:p>
+    <w:p>
+      <w:r>
+        <w:t>I'd start with this workflow:</w:t>
       </w:r>
     </w:p>
     <w:p>
@@ -25872,7 +25958,18 @@
         </w:numPr>
       </w:pPr>
       <w:r>
-        <w:t>Load the file or paste its hexadecimal text.</w:t>
+        <w:t xml:space="preserve">Open </w:t>
+      </w:r>
+      <w:hyperlink r:id="rId70" w:history="1">
+        <w:r>
+          <w:rPr>
+            <w:rStyle w:val="Hyperlink"/>
+          </w:rPr>
+          <w:t>CyberChef</w:t>
+        </w:r>
+      </w:hyperlink>
+      <w:r>
+        <w:t>.</w:t>
       </w:r>
     </w:p>
     <w:p>
@@ -25883,7 +25980,7 @@
         </w:numPr>
       </w:pPr>
       <w:r>
-        <w:t>Apply From Hex to convert the text into bytes.</w:t>
+        <w:t>Load the file or paste its hexadecimal text.</w:t>
       </w:r>
     </w:p>
     <w:p>
@@ -25894,7 +25991,7 @@
         </w:numPr>
       </w:pPr>
       <w:r>
-        <w:t>Inspect the decoded length and challenge hints.</w:t>
+        <w:t>Apply From Hex to convert the text into bytes.</w:t>
       </w:r>
     </w:p>
     <w:p>
@@ -25905,6 +26002,17 @@
         </w:numPr>
       </w:pPr>
       <w:r>
+        <w:t>Inspect the decoded length and challenge hints.</w:t>
+      </w:r>
+    </w:p>
+    <w:p>
+      <w:pPr>
+        <w:numPr>
+          <w:ilvl w:val="0"/>
+          <w:numId w:val="63"/>
+        </w:numPr>
+      </w:pPr>
+      <w:r>
         <w:t>If the algorithm remains unknown, use CrypTool's analysis tools or the lab's cryp utility to identify the intended cipher and required key details.</w:t>
       </w:r>
     </w:p>
@@ -25915,6 +26023,9 @@
     </w:p>
     <w:p>
       <w:r>
+        <w:rPr>
+          <w:noProof/>
+        </w:rPr>
         <mc:AlternateContent>
           <mc:Choice Requires="wps">
             <w:drawing>
@@ -35377,6 +35488,7 @@
   <w:style w:type="character" w:default="1" w:styleId="DefaultParagraphFont">
     <w:name w:val="Default Paragraph Font"/>
     <w:uiPriority w:val="1"/>
+    <w:semiHidden/>
     <w:unhideWhenUsed/>
   </w:style>
   <w:style w:type="table" w:default="1" w:styleId="TableNormal">

--- a/CEH Practical question solving with answer.docx
+++ b/CEH Practical question solving with answer.docx
@@ -5970,7 +5970,10 @@
     <w:p/>
     <w:p>
       <w:r>
-        <w:t>CODE EXPLAINATION😊</w:t>
+        <w:t>CODE EXPLAINATION</w:t>
+      </w:r>
+      <w:r>
+        <w:t>😊</w:t>
       </w:r>
     </w:p>
     <w:p>
@@ -16647,17 +16650,65 @@
         <w:tabs>
           <w:tab w:val="left" w:pos="1440"/>
         </w:tabs>
-        <w:rPr>
-          <w:b/>
-          <w:bCs/>
-        </w:rPr>
-      </w:pPr>
-      <w:r>
-        <w:rPr>
-          <w:b/>
-          <w:bCs/>
-        </w:rPr>
+      </w:pPr>
+      <w:r>
         <w:lastRenderedPageBreak/>
+        <w:t>Directly copy all files through below command</w:t>
+      </w:r>
+      <w:r>
+        <w:rPr>
+          <mc:AlternateContent>
+            <mc:Choice Requires="w16se"/>
+            <mc:Fallback>
+              <w:rFonts w:ascii="Segoe UI Emoji" w:eastAsia="Segoe UI Emoji" w:hAnsi="Segoe UI Emoji" w:cs="Segoe UI Emoji"/>
+            </mc:Fallback>
+          </mc:AlternateContent>
+        </w:rPr>
+        <mc:AlternateContent>
+          <mc:Choice Requires="w16se">
+            <w16se:symEx w16se:font="Segoe UI Emoji" w16se:char="1F60A"/>
+          </mc:Choice>
+          <mc:Fallback>
+            <w:t>😊</w:t>
+          </mc:Fallback>
+        </mc:AlternateContent>
+      </w:r>
+    </w:p>
+    <w:p>
+      <w:pPr>
+        <w:tabs>
+          <w:tab w:val="left" w:pos="1440"/>
+        </w:tabs>
+      </w:pPr>
+      <w:r>
+        <w:t xml:space="preserve">adb -s </w:t>
+      </w:r>
+      <w:r>
+        <w:t>ip_address_of_android pull /sdcard/   location_where_to_paste_all</w:t>
+      </w:r>
+    </w:p>
+    <w:p>
+      <w:pPr>
+        <w:tabs>
+          <w:tab w:val="left" w:pos="1440"/>
+        </w:tabs>
+      </w:pPr>
+    </w:p>
+    <w:p>
+      <w:pPr>
+        <w:tabs>
+          <w:tab w:val="left" w:pos="1440"/>
+        </w:tabs>
+        <w:rPr>
+          <w:b/>
+          <w:bCs/>
+        </w:rPr>
+      </w:pPr>
+      <w:r>
+        <w:rPr>
+          <w:b/>
+          <w:bCs/>
+        </w:rPr>
         <w:t>Which is better: ADB or PhoneSploit?</w:t>
       </w:r>
     </w:p>
@@ -16864,6 +16915,7 @@
         </w:tabs>
       </w:pPr>
       <w:r>
+        <w:lastRenderedPageBreak/>
         <w:t>A successful connection should appear in the device list. If Android requires pairing, use the pairing procedure shown on the device or specified in the lab. Don't attempt to bypass its authentication.</w:t>
       </w:r>
     </w:p>
@@ -16892,261 +16944,261 @@
         </w:tabs>
       </w:pPr>
       <w:r>
+        <w:t>On EH-workstation-1, open File Explorer and navigate to the Documents folder.</w:t>
+      </w:r>
+    </w:p>
+    <w:p>
+      <w:pPr>
+        <w:tabs>
+          <w:tab w:val="left" w:pos="1440"/>
+        </w:tabs>
+      </w:pPr>
+      <w:r>
+        <w:t>If it is a Windows machine, you can locate the file in PowerShell:</w:t>
+      </w:r>
+    </w:p>
+    <w:p>
+      <w:pPr>
+        <w:tabs>
+          <w:tab w:val="left" w:pos="1440"/>
+        </w:tabs>
+      </w:pPr>
+      <w:r>
+        <w:t>Get-ChildItem "$env:USERPROFILE\Documents" -Filter pawned.txt -Recurse</w:t>
+      </w:r>
+    </w:p>
+    <w:p>
+      <w:pPr>
+        <w:tabs>
+          <w:tab w:val="left" w:pos="1440"/>
+        </w:tabs>
+      </w:pPr>
+      <w:r>
+        <w:t>Read the file:</w:t>
+      </w:r>
+    </w:p>
+    <w:p>
+      <w:pPr>
+        <w:tabs>
+          <w:tab w:val="left" w:pos="1440"/>
+        </w:tabs>
+      </w:pPr>
+      <w:r>
+        <w:t>Get-Content "$env:USERPROFILE\Documents\pawned.txt"</w:t>
+      </w:r>
+    </w:p>
+    <w:p>
+      <w:pPr>
+        <w:tabs>
+          <w:tab w:val="left" w:pos="1440"/>
+        </w:tabs>
+      </w:pPr>
+      <w:r>
+        <w:t>Record the password for the lab task.</w:t>
+      </w:r>
+    </w:p>
+    <w:p>
+      <w:pPr>
+        <w:tabs>
+          <w:tab w:val="left" w:pos="1440"/>
+        </w:tabs>
+        <w:rPr>
+          <w:b/>
+          <w:bCs/>
+        </w:rPr>
+      </w:pPr>
+      <w:r>
+        <w:rPr>
+          <w:b/>
+          <w:bCs/>
+        </w:rPr>
+        <w:t>Step 4 — Locate BCtetx.txt on Android</w:t>
+      </w:r>
+    </w:p>
+    <w:p>
+      <w:pPr>
+        <w:tabs>
+          <w:tab w:val="left" w:pos="1440"/>
+        </w:tabs>
+      </w:pPr>
+      <w:r>
+        <w:t>Once ADB is connected, inspect common shared-storage locations:</w:t>
+      </w:r>
+    </w:p>
+    <w:p>
+      <w:pPr>
+        <w:tabs>
+          <w:tab w:val="left" w:pos="1440"/>
+        </w:tabs>
+      </w:pPr>
+      <w:r>
+        <w:t>adb shell ls -la /sdcard/</w:t>
+      </w:r>
+    </w:p>
+    <w:p>
+      <w:pPr>
+        <w:tabs>
+          <w:tab w:val="left" w:pos="1440"/>
+        </w:tabs>
+      </w:pPr>
+      <w:r>
+        <w:t>adb shell ls -la /sdcard/Documents/</w:t>
+      </w:r>
+    </w:p>
+    <w:p>
+      <w:pPr>
+        <w:tabs>
+          <w:tab w:val="left" w:pos="1440"/>
+        </w:tabs>
+      </w:pPr>
+      <w:r>
+        <w:t>adb shell ls -la /sdcard/Download/</w:t>
+      </w:r>
+    </w:p>
+    <w:p>
+      <w:pPr>
+        <w:tabs>
+          <w:tab w:val="left" w:pos="1440"/>
+        </w:tabs>
+      </w:pPr>
+      <w:r>
+        <w:t>If you don't find it, search accessible shared storage:</w:t>
+      </w:r>
+    </w:p>
+    <w:p>
+      <w:pPr>
+        <w:tabs>
+          <w:tab w:val="left" w:pos="1440"/>
+        </w:tabs>
+      </w:pPr>
+      <w:r>
+        <w:t>adb shell find /sdcard -type f -name 'BCtetx.txt' 2&gt;/dev/null</w:t>
+      </w:r>
+    </w:p>
+    <w:p>
+      <w:pPr>
+        <w:tabs>
+          <w:tab w:val="left" w:pos="1440"/>
+        </w:tabs>
+      </w:pPr>
+      <w:r>
+        <w:t>Android restricts access to some directories, so a search may not cover private application storage.</w:t>
+      </w:r>
+    </w:p>
+    <w:p>
+      <w:pPr>
+        <w:tabs>
+          <w:tab w:val="left" w:pos="1440"/>
+        </w:tabs>
+        <w:rPr>
+          <w:b/>
+          <w:bCs/>
+        </w:rPr>
+      </w:pPr>
+      <w:r>
+        <w:rPr>
+          <w:b/>
+          <w:bCs/>
+        </w:rPr>
+        <w:t>Step 5 — Copy the encrypted file to your workstation</w:t>
+      </w:r>
+    </w:p>
+    <w:p>
+      <w:pPr>
+        <w:tabs>
+          <w:tab w:val="left" w:pos="1440"/>
+        </w:tabs>
+      </w:pPr>
+      <w:r>
+        <w:t>Use the actual path returned by the previous step:</w:t>
+      </w:r>
+    </w:p>
+    <w:p>
+      <w:pPr>
+        <w:tabs>
+          <w:tab w:val="left" w:pos="1440"/>
+        </w:tabs>
+      </w:pPr>
+      <w:r>
+        <w:t>adb pull /sdcard/Download/BCtetx.txt .</w:t>
+      </w:r>
+    </w:p>
+    <w:p>
+      <w:pPr>
+        <w:tabs>
+          <w:tab w:val="left" w:pos="1440"/>
+        </w:tabs>
+      </w:pPr>
+      <w:r>
+        <w:t>This example assumes the file is in Download; replace the path if necessary.</w:t>
+      </w:r>
+    </w:p>
+    <w:p>
+      <w:pPr>
+        <w:tabs>
+          <w:tab w:val="left" w:pos="1440"/>
+        </w:tabs>
+      </w:pPr>
+      <w:r>
+        <w:t>Check the file type:</w:t>
+      </w:r>
+    </w:p>
+    <w:p>
+      <w:pPr>
+        <w:tabs>
+          <w:tab w:val="left" w:pos="1440"/>
+        </w:tabs>
+      </w:pPr>
+      <w:r>
+        <w:t>file BCtetx.txt</w:t>
+      </w:r>
+    </w:p>
+    <w:p>
+      <w:pPr>
+        <w:tabs>
+          <w:tab w:val="left" w:pos="1440"/>
+        </w:tabs>
+      </w:pPr>
+      <w:r>
+        <w:t>If it appears to be text, inspect it:</w:t>
+      </w:r>
+    </w:p>
+    <w:p>
+      <w:pPr>
+        <w:tabs>
+          <w:tab w:val="left" w:pos="1440"/>
+        </w:tabs>
+      </w:pPr>
+      <w:r>
+        <w:t>cat BCtetx.txt</w:t>
+      </w:r>
+    </w:p>
+    <w:p>
+      <w:pPr>
+        <w:tabs>
+          <w:tab w:val="left" w:pos="1440"/>
+        </w:tabs>
+      </w:pPr>
+      <w:r>
+        <w:t>If it is binary or unreadable, don't assume the file is corrupt; it may be encrypted or encoded.</w:t>
+      </w:r>
+    </w:p>
+    <w:p>
+      <w:pPr>
+        <w:tabs>
+          <w:tab w:val="left" w:pos="1440"/>
+        </w:tabs>
+        <w:rPr>
+          <w:b/>
+          <w:bCs/>
+        </w:rPr>
+      </w:pPr>
+      <w:r>
+        <w:rPr>
+          <w:b/>
+          <w:bCs/>
+        </w:rPr>
         <w:lastRenderedPageBreak/>
-        <w:t>On EH-workstation-1, open File Explorer and navigate to the Documents folder.</w:t>
-      </w:r>
-    </w:p>
-    <w:p>
-      <w:pPr>
-        <w:tabs>
-          <w:tab w:val="left" w:pos="1440"/>
-        </w:tabs>
-      </w:pPr>
-      <w:r>
-        <w:t>If it is a Windows machine, you can locate the file in PowerShell:</w:t>
-      </w:r>
-    </w:p>
-    <w:p>
-      <w:pPr>
-        <w:tabs>
-          <w:tab w:val="left" w:pos="1440"/>
-        </w:tabs>
-      </w:pPr>
-      <w:r>
-        <w:t>Get-ChildItem "$env:USERPROFILE\Documents" -Filter pawned.txt -Recurse</w:t>
-      </w:r>
-    </w:p>
-    <w:p>
-      <w:pPr>
-        <w:tabs>
-          <w:tab w:val="left" w:pos="1440"/>
-        </w:tabs>
-      </w:pPr>
-      <w:r>
-        <w:t>Read the file:</w:t>
-      </w:r>
-    </w:p>
-    <w:p>
-      <w:pPr>
-        <w:tabs>
-          <w:tab w:val="left" w:pos="1440"/>
-        </w:tabs>
-      </w:pPr>
-      <w:r>
-        <w:t>Get-Content "$env:USERPROFILE\Documents\pawned.txt"</w:t>
-      </w:r>
-    </w:p>
-    <w:p>
-      <w:pPr>
-        <w:tabs>
-          <w:tab w:val="left" w:pos="1440"/>
-        </w:tabs>
-      </w:pPr>
-      <w:r>
-        <w:t>Record the password for the lab task.</w:t>
-      </w:r>
-    </w:p>
-    <w:p>
-      <w:pPr>
-        <w:tabs>
-          <w:tab w:val="left" w:pos="1440"/>
-        </w:tabs>
-        <w:rPr>
-          <w:b/>
-          <w:bCs/>
-        </w:rPr>
-      </w:pPr>
-      <w:r>
-        <w:rPr>
-          <w:b/>
-          <w:bCs/>
-        </w:rPr>
-        <w:t>Step 4 — Locate BCtetx.txt on Android</w:t>
-      </w:r>
-    </w:p>
-    <w:p>
-      <w:pPr>
-        <w:tabs>
-          <w:tab w:val="left" w:pos="1440"/>
-        </w:tabs>
-      </w:pPr>
-      <w:r>
-        <w:t>Once ADB is connected, inspect common shared-storage locations:</w:t>
-      </w:r>
-    </w:p>
-    <w:p>
-      <w:pPr>
-        <w:tabs>
-          <w:tab w:val="left" w:pos="1440"/>
-        </w:tabs>
-      </w:pPr>
-      <w:r>
-        <w:t>adb shell ls -la /sdcard/</w:t>
-      </w:r>
-    </w:p>
-    <w:p>
-      <w:pPr>
-        <w:tabs>
-          <w:tab w:val="left" w:pos="1440"/>
-        </w:tabs>
-      </w:pPr>
-      <w:r>
-        <w:t>adb shell ls -la /sdcard/Documents/</w:t>
-      </w:r>
-    </w:p>
-    <w:p>
-      <w:pPr>
-        <w:tabs>
-          <w:tab w:val="left" w:pos="1440"/>
-        </w:tabs>
-      </w:pPr>
-      <w:r>
-        <w:t>adb shell ls -la /sdcard/Download/</w:t>
-      </w:r>
-    </w:p>
-    <w:p>
-      <w:pPr>
-        <w:tabs>
-          <w:tab w:val="left" w:pos="1440"/>
-        </w:tabs>
-      </w:pPr>
-      <w:r>
-        <w:t>If you don't find it, search accessible shared storage:</w:t>
-      </w:r>
-    </w:p>
-    <w:p>
-      <w:pPr>
-        <w:tabs>
-          <w:tab w:val="left" w:pos="1440"/>
-        </w:tabs>
-      </w:pPr>
-      <w:r>
-        <w:t>adb shell find /sdcard -type f -name 'BCtetx.txt' 2&gt;/dev/null</w:t>
-      </w:r>
-    </w:p>
-    <w:p>
-      <w:pPr>
-        <w:tabs>
-          <w:tab w:val="left" w:pos="1440"/>
-        </w:tabs>
-      </w:pPr>
-      <w:r>
-        <w:t>Android restricts access to some directories, so a search may not cover private application storage.</w:t>
-      </w:r>
-    </w:p>
-    <w:p>
-      <w:pPr>
-        <w:tabs>
-          <w:tab w:val="left" w:pos="1440"/>
-        </w:tabs>
-        <w:rPr>
-          <w:b/>
-          <w:bCs/>
-        </w:rPr>
-      </w:pPr>
-      <w:r>
-        <w:rPr>
-          <w:b/>
-          <w:bCs/>
-        </w:rPr>
-        <w:t>Step 5 — Copy the encrypted file to your workstation</w:t>
-      </w:r>
-    </w:p>
-    <w:p>
-      <w:pPr>
-        <w:tabs>
-          <w:tab w:val="left" w:pos="1440"/>
-        </w:tabs>
-      </w:pPr>
-      <w:r>
-        <w:t>Use the actual path returned by the previous step:</w:t>
-      </w:r>
-    </w:p>
-    <w:p>
-      <w:pPr>
-        <w:tabs>
-          <w:tab w:val="left" w:pos="1440"/>
-        </w:tabs>
-      </w:pPr>
-      <w:r>
-        <w:t>adb pull /sdcard/Download/BCtetx.txt .</w:t>
-      </w:r>
-    </w:p>
-    <w:p>
-      <w:pPr>
-        <w:tabs>
-          <w:tab w:val="left" w:pos="1440"/>
-        </w:tabs>
-      </w:pPr>
-      <w:r>
-        <w:t>This example assumes the file is in Download; replace the path if necessary.</w:t>
-      </w:r>
-    </w:p>
-    <w:p>
-      <w:pPr>
-        <w:tabs>
-          <w:tab w:val="left" w:pos="1440"/>
-        </w:tabs>
-      </w:pPr>
-      <w:r>
-        <w:t>Check the file type:</w:t>
-      </w:r>
-    </w:p>
-    <w:p>
-      <w:pPr>
-        <w:tabs>
-          <w:tab w:val="left" w:pos="1440"/>
-        </w:tabs>
-      </w:pPr>
-      <w:r>
-        <w:t>file BCtetx.txt</w:t>
-      </w:r>
-    </w:p>
-    <w:p>
-      <w:pPr>
-        <w:tabs>
-          <w:tab w:val="left" w:pos="1440"/>
-        </w:tabs>
-      </w:pPr>
-      <w:r>
-        <w:t>If it appears to be text, inspect it:</w:t>
-      </w:r>
-    </w:p>
-    <w:p>
-      <w:pPr>
-        <w:tabs>
-          <w:tab w:val="left" w:pos="1440"/>
-        </w:tabs>
-      </w:pPr>
-      <w:r>
-        <w:t>cat BCtetx.txt</w:t>
-      </w:r>
-    </w:p>
-    <w:p>
-      <w:pPr>
-        <w:tabs>
-          <w:tab w:val="left" w:pos="1440"/>
-        </w:tabs>
-      </w:pPr>
-      <w:r>
-        <w:t>If it is binary or unreadable, don't assume the file is corrupt; it may be encrypted or encoded.</w:t>
-      </w:r>
-    </w:p>
-    <w:p>
-      <w:pPr>
-        <w:tabs>
-          <w:tab w:val="left" w:pos="1440"/>
-        </w:tabs>
-        <w:rPr>
-          <w:b/>
-          <w:bCs/>
-        </w:rPr>
-      </w:pPr>
-      <w:r>
-        <w:rPr>
-          <w:b/>
-          <w:bCs/>
-        </w:rPr>
         <w:t>Step 6 — Determine how to decrypt it</w:t>
       </w:r>
     </w:p>
@@ -17167,7 +17219,6 @@
         </w:tabs>
       </w:pPr>
       <w:r>
-        <w:lastRenderedPageBreak/>
         <w:t>Once decrypted, read the extracted message and compare it with the required pattern *aaaaAN*NaN.</w:t>
       </w:r>
     </w:p>
@@ -17371,6 +17422,7 @@
         </w:tabs>
       </w:pPr>
       <w:r>
+        <w:lastRenderedPageBreak/>
         <w:t>For third-party applications only:</w:t>
       </w:r>
     </w:p>
@@ -17409,223 +17461,223 @@
         </w:tabs>
       </w:pPr>
       <w:r>
+        <w:t>Use PhoneSploit-Pro's file-transfer or APK-extraction option if available in your installed version. For APK paths and split packages, its ADB shell can run:</w:t>
+      </w:r>
+    </w:p>
+    <w:p>
+      <w:pPr>
+        <w:tabs>
+          <w:tab w:val="left" w:pos="1440"/>
+        </w:tabs>
+      </w:pPr>
+      <w:r>
+        <w:t>pm path &lt;PACKAGE-NAME&gt;</w:t>
+      </w:r>
+    </w:p>
+    <w:p>
+      <w:pPr>
+        <w:tabs>
+          <w:tab w:val="left" w:pos="1440"/>
+        </w:tabs>
+      </w:pPr>
+      <w:r>
+        <w:t>This returns the APK path or paths associated with the package. Where the lab device permits retrieval, use ADB's pull command to copy the APKs to your workstation.</w:t>
+      </w:r>
+    </w:p>
+    <w:p>
+      <w:pPr>
+        <w:tabs>
+          <w:tab w:val="left" w:pos="1440"/>
+        </w:tabs>
+        <w:rPr>
+          <w:b/>
+          <w:bCs/>
+        </w:rPr>
+      </w:pPr>
+      <w:r>
+        <w:rPr>
+          <w:b/>
+          <w:bCs/>
+        </w:rPr>
+        <w:t>Step 4 — Search the extracted APKs for 614c</w:t>
+      </w:r>
+    </w:p>
+    <w:p>
+      <w:pPr>
+        <w:tabs>
+          <w:tab w:val="left" w:pos="1440"/>
+        </w:tabs>
+      </w:pPr>
+      <w:r>
+        <w:t>After retrieval, inspect the APK files locally. For example:</w:t>
+      </w:r>
+    </w:p>
+    <w:p>
+      <w:pPr>
+        <w:tabs>
+          <w:tab w:val="left" w:pos="1440"/>
+        </w:tabs>
+      </w:pPr>
+      <w:r>
+        <w:t>strings -a extracted.apk | grep -i '614c'</w:t>
+      </w:r>
+    </w:p>
+    <w:p>
+      <w:pPr>
+        <w:tabs>
+          <w:tab w:val="left" w:pos="1440"/>
+        </w:tabs>
+      </w:pPr>
+      <w:r>
+        <w:t>If necessary, inspect the archive's resources and text files as well. A matching string is only a candidate; verify that it is the CRC value requested by the exercise.</w:t>
+      </w:r>
+    </w:p>
+    <w:p>
+      <w:pPr>
+        <w:tabs>
+          <w:tab w:val="left" w:pos="1440"/>
+        </w:tabs>
+        <w:rPr>
+          <w:b/>
+          <w:bCs/>
+        </w:rPr>
+      </w:pPr>
+      <w:r>
+        <w:rPr>
+          <w:b/>
+          <w:bCs/>
+        </w:rPr>
+        <w:t>Step 5 — Submit the answer</w:t>
+      </w:r>
+    </w:p>
+    <w:p>
+      <w:pPr>
+        <w:tabs>
+          <w:tab w:val="left" w:pos="1440"/>
+        </w:tabs>
+      </w:pPr>
+      <w:r>
+        <w:t>Record the complete CRC value that ends with 614c, and enter it in the required NNaaNNNa format.</w:t>
+      </w:r>
+    </w:p>
+    <w:p>
+      <w:pPr>
+        <w:tabs>
+          <w:tab w:val="left" w:pos="1440"/>
+        </w:tabs>
+      </w:pPr>
+      <w:r>
+        <w:t>Result: I cannot verify the complete CRC value without access to the lab phone or extracted APKs. The steps above use PhoneSploit-Pro for device interaction and ADB for package retrieval; they do not establish the final answer.</w:t>
+      </w:r>
+    </w:p>
+    <w:p>
+      <w:pPr>
+        <w:tabs>
+          <w:tab w:val="left" w:pos="1440"/>
+        </w:tabs>
+      </w:pPr>
+    </w:p>
+    <w:p>
+      <w:pPr>
+        <w:tabs>
+          <w:tab w:val="left" w:pos="1440"/>
+        </w:tabs>
+      </w:pPr>
+    </w:p>
+    <w:p>
+      <w:pPr>
+        <w:tabs>
+          <w:tab w:val="left" w:pos="1440"/>
+        </w:tabs>
+        <w:rPr>
+          <w:b/>
+          <w:bCs/>
+        </w:rPr>
+      </w:pPr>
+      <w:r>
+        <w:rPr>
+          <w:b/>
+          <w:bCs/>
+        </w:rPr>
+        <w:t>Question 45 — Identify the signature image using its MD5 hash</w:t>
+      </w:r>
+    </w:p>
+    <w:p>
+      <w:pPr>
+        <w:tabs>
+          <w:tab w:val="left" w:pos="1440"/>
+        </w:tabs>
+      </w:pPr>
+      <w:r>
+        <w:t>Question: A ZIP archive named signature.zip, containing redundant images of a physical signature, is stored in the Documents folder of EH Workstation-1. Find the original signature image whose MD5 hash ends with 24CCB.</w:t>
+      </w:r>
+    </w:p>
+    <w:p>
+      <w:pPr>
+        <w:tabs>
+          <w:tab w:val="left" w:pos="1440"/>
+        </w:tabs>
+      </w:pPr>
+      <w:r>
+        <w:t>Required answer format: aN*aaa</w:t>
+      </w:r>
+    </w:p>
+    <w:p>
+      <w:pPr>
+        <w:tabs>
+          <w:tab w:val="left" w:pos="1440"/>
+        </w:tabs>
+      </w:pPr>
+      <w:r>
+        <w:t>You suggested k4.png. We can verify that by calculating the MD5 hash of each image in the archive.</w:t>
+      </w:r>
+    </w:p>
+    <w:p>
+      <w:pPr>
+        <w:tabs>
+          <w:tab w:val="left" w:pos="1440"/>
+        </w:tabs>
+        <w:rPr>
+          <w:b/>
+          <w:bCs/>
+        </w:rPr>
+      </w:pPr>
+      <w:r>
+        <w:rPr>
+          <w:b/>
+          <w:bCs/>
+        </w:rPr>
+        <w:t>Step 1 — Open EH Workstation-1</w:t>
+      </w:r>
+    </w:p>
+    <w:p>
+      <w:pPr>
+        <w:tabs>
+          <w:tab w:val="left" w:pos="1440"/>
+        </w:tabs>
+      </w:pPr>
+      <w:r>
+        <w:t>On the workstation, open a terminal and navigate to the Documents folder.</w:t>
+      </w:r>
+    </w:p>
+    <w:p>
+      <w:pPr>
+        <w:tabs>
+          <w:tab w:val="left" w:pos="1440"/>
+        </w:tabs>
+      </w:pPr>
+      <w:r>
+        <w:t>If it is Linux:</w:t>
+      </w:r>
+    </w:p>
+    <w:p>
+      <w:pPr>
+        <w:tabs>
+          <w:tab w:val="left" w:pos="1440"/>
+        </w:tabs>
+      </w:pPr>
+      <w:r>
         <w:lastRenderedPageBreak/>
-        <w:t>Use PhoneSploit-Pro's file-transfer or APK-extraction option if available in your installed version. For APK paths and split packages, its ADB shell can run:</w:t>
-      </w:r>
-    </w:p>
-    <w:p>
-      <w:pPr>
-        <w:tabs>
-          <w:tab w:val="left" w:pos="1440"/>
-        </w:tabs>
-      </w:pPr>
-      <w:r>
-        <w:t>pm path &lt;PACKAGE-NAME&gt;</w:t>
-      </w:r>
-    </w:p>
-    <w:p>
-      <w:pPr>
-        <w:tabs>
-          <w:tab w:val="left" w:pos="1440"/>
-        </w:tabs>
-      </w:pPr>
-      <w:r>
-        <w:t>This returns the APK path or paths associated with the package. Where the lab device permits retrieval, use ADB's pull command to copy the APKs to your workstation.</w:t>
-      </w:r>
-    </w:p>
-    <w:p>
-      <w:pPr>
-        <w:tabs>
-          <w:tab w:val="left" w:pos="1440"/>
-        </w:tabs>
-        <w:rPr>
-          <w:b/>
-          <w:bCs/>
-        </w:rPr>
-      </w:pPr>
-      <w:r>
-        <w:rPr>
-          <w:b/>
-          <w:bCs/>
-        </w:rPr>
-        <w:t>Step 4 — Search the extracted APKs for 614c</w:t>
-      </w:r>
-    </w:p>
-    <w:p>
-      <w:pPr>
-        <w:tabs>
-          <w:tab w:val="left" w:pos="1440"/>
-        </w:tabs>
-      </w:pPr>
-      <w:r>
-        <w:t>After retrieval, inspect the APK files locally. For example:</w:t>
-      </w:r>
-    </w:p>
-    <w:p>
-      <w:pPr>
-        <w:tabs>
-          <w:tab w:val="left" w:pos="1440"/>
-        </w:tabs>
-      </w:pPr>
-      <w:r>
-        <w:t>strings -a extracted.apk | grep -i '614c'</w:t>
-      </w:r>
-    </w:p>
-    <w:p>
-      <w:pPr>
-        <w:tabs>
-          <w:tab w:val="left" w:pos="1440"/>
-        </w:tabs>
-      </w:pPr>
-      <w:r>
-        <w:t>If necessary, inspect the archive's resources and text files as well. A matching string is only a candidate; verify that it is the CRC value requested by the exercise.</w:t>
-      </w:r>
-    </w:p>
-    <w:p>
-      <w:pPr>
-        <w:tabs>
-          <w:tab w:val="left" w:pos="1440"/>
-        </w:tabs>
-        <w:rPr>
-          <w:b/>
-          <w:bCs/>
-        </w:rPr>
-      </w:pPr>
-      <w:r>
-        <w:rPr>
-          <w:b/>
-          <w:bCs/>
-        </w:rPr>
-        <w:t>Step 5 — Submit the answer</w:t>
-      </w:r>
-    </w:p>
-    <w:p>
-      <w:pPr>
-        <w:tabs>
-          <w:tab w:val="left" w:pos="1440"/>
-        </w:tabs>
-      </w:pPr>
-      <w:r>
-        <w:t>Record the complete CRC value that ends with 614c, and enter it in the required NNaaNNNa format.</w:t>
-      </w:r>
-    </w:p>
-    <w:p>
-      <w:pPr>
-        <w:tabs>
-          <w:tab w:val="left" w:pos="1440"/>
-        </w:tabs>
-      </w:pPr>
-      <w:r>
-        <w:t>Result: I cannot verify the complete CRC value without access to the lab phone or extracted APKs. The steps above use PhoneSploit-Pro for device interaction and ADB for package retrieval; they do not establish the final answer.</w:t>
-      </w:r>
-    </w:p>
-    <w:p>
-      <w:pPr>
-        <w:tabs>
-          <w:tab w:val="left" w:pos="1440"/>
-        </w:tabs>
-      </w:pPr>
-    </w:p>
-    <w:p>
-      <w:pPr>
-        <w:tabs>
-          <w:tab w:val="left" w:pos="1440"/>
-        </w:tabs>
-      </w:pPr>
-    </w:p>
-    <w:p>
-      <w:pPr>
-        <w:tabs>
-          <w:tab w:val="left" w:pos="1440"/>
-        </w:tabs>
-        <w:rPr>
-          <w:b/>
-          <w:bCs/>
-        </w:rPr>
-      </w:pPr>
-      <w:r>
-        <w:rPr>
-          <w:b/>
-          <w:bCs/>
-        </w:rPr>
-        <w:t>Question 45 — Identify the signature image using its MD5 hash</w:t>
-      </w:r>
-    </w:p>
-    <w:p>
-      <w:pPr>
-        <w:tabs>
-          <w:tab w:val="left" w:pos="1440"/>
-        </w:tabs>
-      </w:pPr>
-      <w:r>
-        <w:t>Question: A ZIP archive named signature.zip, containing redundant images of a physical signature, is stored in the Documents folder of EH Workstation-1. Find the original signature image whose MD5 hash ends with 24CCB.</w:t>
-      </w:r>
-    </w:p>
-    <w:p>
-      <w:pPr>
-        <w:tabs>
-          <w:tab w:val="left" w:pos="1440"/>
-        </w:tabs>
-      </w:pPr>
-      <w:r>
-        <w:t>Required answer format: aN*aaa</w:t>
-      </w:r>
-    </w:p>
-    <w:p>
-      <w:pPr>
-        <w:tabs>
-          <w:tab w:val="left" w:pos="1440"/>
-        </w:tabs>
-      </w:pPr>
-      <w:r>
-        <w:t>You suggested k4.png. We can verify that by calculating the MD5 hash of each image in the archive.</w:t>
-      </w:r>
-    </w:p>
-    <w:p>
-      <w:pPr>
-        <w:tabs>
-          <w:tab w:val="left" w:pos="1440"/>
-        </w:tabs>
-        <w:rPr>
-          <w:b/>
-          <w:bCs/>
-        </w:rPr>
-      </w:pPr>
-      <w:r>
-        <w:rPr>
-          <w:b/>
-          <w:bCs/>
-        </w:rPr>
-        <w:t>Step 1 — Open EH Workstation-1</w:t>
-      </w:r>
-    </w:p>
-    <w:p>
-      <w:pPr>
-        <w:tabs>
-          <w:tab w:val="left" w:pos="1440"/>
-        </w:tabs>
-      </w:pPr>
-      <w:r>
-        <w:t>On the workstation, open a terminal and navigate to the Documents folder.</w:t>
-      </w:r>
-    </w:p>
-    <w:p>
-      <w:pPr>
-        <w:tabs>
-          <w:tab w:val="left" w:pos="1440"/>
-        </w:tabs>
-      </w:pPr>
-      <w:r>
-        <w:t>If it is Linux:</w:t>
-      </w:r>
-    </w:p>
-    <w:p>
-      <w:pPr>
-        <w:tabs>
-          <w:tab w:val="left" w:pos="1440"/>
-        </w:tabs>
-      </w:pPr>
-      <w:r>
         <w:t>cd ~/Documents</w:t>
       </w:r>
     </w:p>
@@ -17656,172 +17708,327 @@
         </w:tabs>
       </w:pPr>
       <w:r>
+        <w:t>Get-ChildItem "$env:USERPROFILE\Documents\signature.zip"</w:t>
+      </w:r>
+    </w:p>
+    <w:p>
+      <w:pPr>
+        <w:tabs>
+          <w:tab w:val="left" w:pos="1440"/>
+        </w:tabs>
+        <w:rPr>
+          <w:b/>
+          <w:bCs/>
+        </w:rPr>
+      </w:pPr>
+      <w:r>
+        <w:rPr>
+          <w:b/>
+          <w:bCs/>
+        </w:rPr>
+        <w:t>Step 2 — List the ZIP archive contents</w:t>
+      </w:r>
+    </w:p>
+    <w:p>
+      <w:pPr>
+        <w:tabs>
+          <w:tab w:val="left" w:pos="1440"/>
+        </w:tabs>
+      </w:pPr>
+      <w:r>
+        <w:t>On Linux, run:</w:t>
+      </w:r>
+    </w:p>
+    <w:p>
+      <w:pPr>
+        <w:tabs>
+          <w:tab w:val="left" w:pos="1440"/>
+        </w:tabs>
+      </w:pPr>
+      <w:r>
+        <w:t>unzip -l signature.zip</w:t>
+      </w:r>
+    </w:p>
+    <w:p>
+      <w:pPr>
+        <w:tabs>
+          <w:tab w:val="left" w:pos="1440"/>
+        </w:tabs>
+      </w:pPr>
+      <w:r>
+        <w:t>This lists the archived files without extracting them.</w:t>
+      </w:r>
+    </w:p>
+    <w:p>
+      <w:pPr>
+        <w:tabs>
+          <w:tab w:val="left" w:pos="1440"/>
+        </w:tabs>
+        <w:rPr>
+          <w:b/>
+          <w:bCs/>
+        </w:rPr>
+      </w:pPr>
+      <w:r>
+        <w:rPr>
+          <w:b/>
+          <w:bCs/>
+        </w:rPr>
+        <w:t>Step 3 — Extract the images into a temporary directory</w:t>
+      </w:r>
+    </w:p>
+    <w:p>
+      <w:pPr>
+        <w:tabs>
+          <w:tab w:val="left" w:pos="1440"/>
+        </w:tabs>
+      </w:pPr>
+      <w:r>
+        <w:t>mkdir -p /tmp/signature_check</w:t>
+      </w:r>
+    </w:p>
+    <w:p>
+      <w:pPr>
+        <w:tabs>
+          <w:tab w:val="left" w:pos="1440"/>
+        </w:tabs>
+      </w:pPr>
+      <w:r>
+        <w:t>unzip -o signature.zip -d /tmp/signature_check</w:t>
+      </w:r>
+    </w:p>
+    <w:p>
+      <w:pPr>
+        <w:tabs>
+          <w:tab w:val="left" w:pos="1440"/>
+        </w:tabs>
+      </w:pPr>
+      <w:r>
+        <w:t>List the extracted files:</w:t>
+      </w:r>
+    </w:p>
+    <w:p>
+      <w:pPr>
+        <w:tabs>
+          <w:tab w:val="left" w:pos="1440"/>
+        </w:tabs>
+      </w:pPr>
+      <w:r>
+        <w:t>find /tmp/signature_check -type f</w:t>
+      </w:r>
+    </w:p>
+    <w:p>
+      <w:pPr>
+        <w:tabs>
+          <w:tab w:val="left" w:pos="1440"/>
+        </w:tabs>
+        <w:rPr>
+          <w:b/>
+          <w:bCs/>
+        </w:rPr>
+      </w:pPr>
+      <w:r>
+        <w:rPr>
+          <w:b/>
+          <w:bCs/>
+        </w:rPr>
+        <w:t>Step 4 — Calculate the MD5 hash of every image</w:t>
+      </w:r>
+    </w:p>
+    <w:p>
+      <w:pPr>
+        <w:tabs>
+          <w:tab w:val="left" w:pos="1440"/>
+        </w:tabs>
+      </w:pPr>
+      <w:r>
+        <w:t>Run:</w:t>
+      </w:r>
+    </w:p>
+    <w:p>
+      <w:pPr>
+        <w:tabs>
+          <w:tab w:val="left" w:pos="1440"/>
+        </w:tabs>
+      </w:pPr>
+      <w:r>
+        <w:t>find /tmp/signature_check -type f -print0 |</w:t>
+      </w:r>
+    </w:p>
+    <w:p>
+      <w:pPr>
+        <w:tabs>
+          <w:tab w:val="left" w:pos="1440"/>
+        </w:tabs>
+      </w:pPr>
+      <w:r>
+        <w:t>while IFS= read -r -d '' file; do</w:t>
+      </w:r>
+    </w:p>
+    <w:p>
+      <w:pPr>
+        <w:tabs>
+          <w:tab w:val="left" w:pos="1440"/>
+        </w:tabs>
+      </w:pPr>
+      <w:r>
+        <w:t xml:space="preserve">    md5sum "$file"</w:t>
+      </w:r>
+    </w:p>
+    <w:p>
+      <w:pPr>
+        <w:tabs>
+          <w:tab w:val="left" w:pos="1440"/>
+        </w:tabs>
+      </w:pPr>
+      <w:r>
+        <w:t>done</w:t>
+      </w:r>
+    </w:p>
+    <w:p>
+      <w:pPr>
+        <w:tabs>
+          <w:tab w:val="left" w:pos="1440"/>
+        </w:tabs>
+      </w:pPr>
+      <w:r>
+        <w:t>Example output (illustrative only):</w:t>
+      </w:r>
+    </w:p>
+    <w:p>
+      <w:pPr>
+        <w:tabs>
+          <w:tab w:val="left" w:pos="1440"/>
+        </w:tabs>
+      </w:pPr>
+      <w:r>
+        <w:t>&lt;MD5_HASH&gt;  /tmp/signature_check/k4.png</w:t>
+      </w:r>
+    </w:p>
+    <w:p>
+      <w:pPr>
+        <w:tabs>
+          <w:tab w:val="left" w:pos="1440"/>
+        </w:tabs>
+      </w:pPr>
+      <w:r>
+        <w:t>&lt;MD5_HASH&gt;  /tmp/signature_check/a1.png</w:t>
+      </w:r>
+    </w:p>
+    <w:p>
+      <w:pPr>
+        <w:tabs>
+          <w:tab w:val="left" w:pos="1440"/>
+        </w:tabs>
+      </w:pPr>
+      <w:r>
+        <w:t>MD5 hashes are usually displayed as 32 hexadecimal characters. The target suffix 24CCB is case-insensitive.</w:t>
+      </w:r>
+    </w:p>
+    <w:p>
+      <w:pPr>
+        <w:tabs>
+          <w:tab w:val="left" w:pos="1440"/>
+        </w:tabs>
+        <w:rPr>
+          <w:b/>
+          <w:bCs/>
+        </w:rPr>
+      </w:pPr>
+      <w:r>
+        <w:rPr>
+          <w:b/>
+          <w:bCs/>
+        </w:rPr>
+        <w:t>Step 5 — Automatically find the matching filename</w:t>
+      </w:r>
+    </w:p>
+    <w:p>
+      <w:pPr>
+        <w:tabs>
+          <w:tab w:val="left" w:pos="1440"/>
+        </w:tabs>
+      </w:pPr>
+      <w:r>
+        <w:t>Use this script to check every extracted file and print any filename whose MD5 ends in 24CCB:</w:t>
+      </w:r>
+    </w:p>
+    <w:p>
+      <w:pPr>
+        <w:tabs>
+          <w:tab w:val="left" w:pos="1440"/>
+        </w:tabs>
+      </w:pPr>
+      <w:r>
+        <w:t>find /tmp/signature_check -type f -print0 |</w:t>
+      </w:r>
+    </w:p>
+    <w:p>
+      <w:pPr>
+        <w:tabs>
+          <w:tab w:val="left" w:pos="1440"/>
+        </w:tabs>
+      </w:pPr>
+      <w:r>
+        <w:t>while IFS= read -r -d '' file; do</w:t>
+      </w:r>
+    </w:p>
+    <w:p>
+      <w:pPr>
+        <w:tabs>
+          <w:tab w:val="left" w:pos="1440"/>
+        </w:tabs>
+      </w:pPr>
+      <w:r>
         <w:lastRenderedPageBreak/>
-        <w:t>Get-ChildItem "$env:USERPROFILE\Documents\signature.zip"</w:t>
-      </w:r>
-    </w:p>
-    <w:p>
-      <w:pPr>
-        <w:tabs>
-          <w:tab w:val="left" w:pos="1440"/>
-        </w:tabs>
-        <w:rPr>
-          <w:b/>
-          <w:bCs/>
-        </w:rPr>
-      </w:pPr>
-      <w:r>
-        <w:rPr>
-          <w:b/>
-          <w:bCs/>
-        </w:rPr>
-        <w:t>Step 2 — List the ZIP archive contents</w:t>
-      </w:r>
-    </w:p>
-    <w:p>
-      <w:pPr>
-        <w:tabs>
-          <w:tab w:val="left" w:pos="1440"/>
-        </w:tabs>
-      </w:pPr>
-      <w:r>
-        <w:t>On Linux, run:</w:t>
-      </w:r>
-    </w:p>
-    <w:p>
-      <w:pPr>
-        <w:tabs>
-          <w:tab w:val="left" w:pos="1440"/>
-        </w:tabs>
-      </w:pPr>
-      <w:r>
-        <w:t>unzip -l signature.zip</w:t>
-      </w:r>
-    </w:p>
-    <w:p>
-      <w:pPr>
-        <w:tabs>
-          <w:tab w:val="left" w:pos="1440"/>
-        </w:tabs>
-      </w:pPr>
-      <w:r>
-        <w:t>This lists the archived files without extracting them.</w:t>
-      </w:r>
-    </w:p>
-    <w:p>
-      <w:pPr>
-        <w:tabs>
-          <w:tab w:val="left" w:pos="1440"/>
-        </w:tabs>
-        <w:rPr>
-          <w:b/>
-          <w:bCs/>
-        </w:rPr>
-      </w:pPr>
-      <w:r>
-        <w:rPr>
-          <w:b/>
-          <w:bCs/>
-        </w:rPr>
-        <w:t>Step 3 — Extract the images into a temporary directory</w:t>
-      </w:r>
-    </w:p>
-    <w:p>
-      <w:pPr>
-        <w:tabs>
-          <w:tab w:val="left" w:pos="1440"/>
-        </w:tabs>
-      </w:pPr>
-      <w:r>
-        <w:t>mkdir -p /tmp/signature_check</w:t>
-      </w:r>
-    </w:p>
-    <w:p>
-      <w:pPr>
-        <w:tabs>
-          <w:tab w:val="left" w:pos="1440"/>
-        </w:tabs>
-      </w:pPr>
-      <w:r>
-        <w:t>unzip -o signature.zip -d /tmp/signature_check</w:t>
-      </w:r>
-    </w:p>
-    <w:p>
-      <w:pPr>
-        <w:tabs>
-          <w:tab w:val="left" w:pos="1440"/>
-        </w:tabs>
-      </w:pPr>
-      <w:r>
-        <w:t>List the extracted files:</w:t>
-      </w:r>
-    </w:p>
-    <w:p>
-      <w:pPr>
-        <w:tabs>
-          <w:tab w:val="left" w:pos="1440"/>
-        </w:tabs>
-      </w:pPr>
-      <w:r>
-        <w:t>find /tmp/signature_check -type f</w:t>
-      </w:r>
-    </w:p>
-    <w:p>
-      <w:pPr>
-        <w:tabs>
-          <w:tab w:val="left" w:pos="1440"/>
-        </w:tabs>
-        <w:rPr>
-          <w:b/>
-          <w:bCs/>
-        </w:rPr>
-      </w:pPr>
-      <w:r>
-        <w:rPr>
-          <w:b/>
-          <w:bCs/>
-        </w:rPr>
-        <w:t>Step 4 — Calculate the MD5 hash of every image</w:t>
-      </w:r>
-    </w:p>
-    <w:p>
-      <w:pPr>
-        <w:tabs>
-          <w:tab w:val="left" w:pos="1440"/>
-        </w:tabs>
-      </w:pPr>
-      <w:r>
-        <w:t>Run:</w:t>
-      </w:r>
-    </w:p>
-    <w:p>
-      <w:pPr>
-        <w:tabs>
-          <w:tab w:val="left" w:pos="1440"/>
-        </w:tabs>
-      </w:pPr>
-      <w:r>
-        <w:t>find /tmp/signature_check -type f -print0 |</w:t>
-      </w:r>
-    </w:p>
-    <w:p>
-      <w:pPr>
-        <w:tabs>
-          <w:tab w:val="left" w:pos="1440"/>
-        </w:tabs>
-      </w:pPr>
-      <w:r>
-        <w:t>while IFS= read -r -d '' file; do</w:t>
-      </w:r>
-    </w:p>
-    <w:p>
-      <w:pPr>
-        <w:tabs>
-          <w:tab w:val="left" w:pos="1440"/>
-        </w:tabs>
-      </w:pPr>
-      <w:r>
-        <w:t xml:space="preserve">    md5sum "$file"</w:t>
+        <w:t xml:space="preserve">    hash=$(md5sum "$file" | awk '{print toupper($1)}')</w:t>
+      </w:r>
+    </w:p>
+    <w:p>
+      <w:pPr>
+        <w:tabs>
+          <w:tab w:val="left" w:pos="1440"/>
+        </w:tabs>
+      </w:pPr>
+    </w:p>
+    <w:p>
+      <w:pPr>
+        <w:tabs>
+          <w:tab w:val="left" w:pos="1440"/>
+        </w:tabs>
+      </w:pPr>
+      <w:r>
+        <w:t xml:space="preserve">    if [[ "$hash" == *24CCB ]]; then</w:t>
+      </w:r>
+    </w:p>
+    <w:p>
+      <w:pPr>
+        <w:tabs>
+          <w:tab w:val="left" w:pos="1440"/>
+        </w:tabs>
+      </w:pPr>
+      <w:r>
+        <w:t xml:space="preserve">        echo "MATCH: $(basename "$file")"</w:t>
+      </w:r>
+    </w:p>
+    <w:p>
+      <w:pPr>
+        <w:tabs>
+          <w:tab w:val="left" w:pos="1440"/>
+        </w:tabs>
+      </w:pPr>
+      <w:r>
+        <w:t xml:space="preserve">        echo "MD5: $hash"</w:t>
+      </w:r>
+    </w:p>
+    <w:p>
+      <w:pPr>
+        <w:tabs>
+          <w:tab w:val="left" w:pos="1440"/>
+        </w:tabs>
+      </w:pPr>
+      <w:r>
+        <w:t xml:space="preserve">    fi</w:t>
       </w:r>
     </w:p>
     <w:p>
@@ -17841,112 +18048,165 @@
         </w:tabs>
       </w:pPr>
       <w:r>
-        <w:t>Example output (illustrative only):</w:t>
-      </w:r>
-    </w:p>
-    <w:p>
-      <w:pPr>
-        <w:tabs>
-          <w:tab w:val="left" w:pos="1440"/>
-        </w:tabs>
-      </w:pPr>
-      <w:r>
-        <w:t>&lt;MD5_HASH&gt;  /tmp/signature_check/k4.png</w:t>
-      </w:r>
-    </w:p>
-    <w:p>
-      <w:pPr>
-        <w:tabs>
-          <w:tab w:val="left" w:pos="1440"/>
-        </w:tabs>
-      </w:pPr>
-      <w:r>
-        <w:t>&lt;MD5_HASH&gt;  /tmp/signature_check/a1.png</w:t>
-      </w:r>
-    </w:p>
-    <w:p>
-      <w:pPr>
-        <w:tabs>
-          <w:tab w:val="left" w:pos="1440"/>
-        </w:tabs>
-      </w:pPr>
-      <w:r>
-        <w:t>MD5 hashes are usually displayed as 32 hexadecimal characters. The target suffix 24CCB is case-insensitive.</w:t>
-      </w:r>
-    </w:p>
-    <w:p>
-      <w:pPr>
-        <w:tabs>
-          <w:tab w:val="left" w:pos="1440"/>
-        </w:tabs>
-        <w:rPr>
-          <w:b/>
-          <w:bCs/>
-        </w:rPr>
-      </w:pPr>
-      <w:r>
-        <w:rPr>
-          <w:b/>
-          <w:bCs/>
-        </w:rPr>
-        <w:t>Step 5 — Automatically find the matching filename</w:t>
-      </w:r>
-    </w:p>
-    <w:p>
-      <w:pPr>
-        <w:tabs>
-          <w:tab w:val="left" w:pos="1440"/>
-        </w:tabs>
-      </w:pPr>
-      <w:r>
-        <w:t>Use this script to check every extracted file and print any filename whose MD5 ends in 24CCB:</w:t>
-      </w:r>
-    </w:p>
-    <w:p>
-      <w:pPr>
-        <w:tabs>
-          <w:tab w:val="left" w:pos="1440"/>
-        </w:tabs>
-      </w:pPr>
-      <w:r>
-        <w:t>find /tmp/signature_check -type f -print0 |</w:t>
-      </w:r>
-    </w:p>
-    <w:p>
-      <w:pPr>
-        <w:tabs>
-          <w:tab w:val="left" w:pos="1440"/>
-        </w:tabs>
-      </w:pPr>
-      <w:r>
-        <w:t>while IFS= read -r -d '' file; do</w:t>
-      </w:r>
-    </w:p>
-    <w:p>
-      <w:pPr>
-        <w:tabs>
-          <w:tab w:val="left" w:pos="1440"/>
-        </w:tabs>
-      </w:pPr>
-      <w:r>
-        <w:t xml:space="preserve">    hash=$(md5sum "$file" | awk '{print toupper($1)}')</w:t>
-      </w:r>
-    </w:p>
-    <w:p>
-      <w:pPr>
-        <w:tabs>
-          <w:tab w:val="left" w:pos="1440"/>
-        </w:tabs>
-      </w:pPr>
-    </w:p>
-    <w:p>
-      <w:pPr>
-        <w:tabs>
-          <w:tab w:val="left" w:pos="1440"/>
-        </w:tabs>
-      </w:pPr>
-      <w:r>
-        <w:t xml:space="preserve">    if [[ "$hash" == *24CCB ]]; then</w:t>
+        <w:t>If the result is:</w:t>
+      </w:r>
+    </w:p>
+    <w:p>
+      <w:pPr>
+        <w:tabs>
+          <w:tab w:val="left" w:pos="1440"/>
+        </w:tabs>
+      </w:pPr>
+      <w:r>
+        <w:t>MATCH: k4.png</w:t>
+      </w:r>
+    </w:p>
+    <w:p>
+      <w:pPr>
+        <w:tabs>
+          <w:tab w:val="left" w:pos="1440"/>
+        </w:tabs>
+      </w:pPr>
+      <w:r>
+        <w:t>MD5: &lt;HASH_ENDING_IN_24CCB&gt;</w:t>
+      </w:r>
+    </w:p>
+    <w:p>
+      <w:pPr>
+        <w:tabs>
+          <w:tab w:val="left" w:pos="1440"/>
+        </w:tabs>
+      </w:pPr>
+      <w:r>
+        <w:t>then k4.png is confirmed as the matching filename.</w:t>
+      </w:r>
+    </w:p>
+    <w:p>
+      <w:pPr>
+        <w:tabs>
+          <w:tab w:val="left" w:pos="1440"/>
+        </w:tabs>
+      </w:pPr>
+    </w:p>
+    <w:p>
+      <w:pPr>
+        <w:tabs>
+          <w:tab w:val="left" w:pos="1440"/>
+        </w:tabs>
+      </w:pPr>
+    </w:p>
+    <w:p>
+      <w:pPr>
+        <w:tabs>
+          <w:tab w:val="left" w:pos="1440"/>
+        </w:tabs>
+        <w:rPr>
+          <w:b/>
+          <w:bCs/>
+        </w:rPr>
+      </w:pPr>
+      <w:r>
+        <w:rPr>
+          <w:b/>
+          <w:bCs/>
+        </w:rPr>
+        <w:t>Question 46 — Identify the suspected phishing call using PhoneSploit-Pro</w:t>
+      </w:r>
+    </w:p>
+    <w:p>
+      <w:pPr>
+        <w:tabs>
+          <w:tab w:val="left" w:pos="1440"/>
+        </w:tabs>
+      </w:pPr>
+      <w:r>
+        <w:t>Question</w:t>
+      </w:r>
+    </w:p>
+    <w:p>
+      <w:pPr>
+        <w:tabs>
+          <w:tab w:val="left" w:pos="1440"/>
+        </w:tabs>
+      </w:pPr>
+      <w:r>
+        <w:t>As a cybersecurity analyst, you are investigating a potential phishing campaign targeting Ruby, an employee at a local tech company. You have access to Ruby’s call log from the past few days, stored on an Android device within the target subnet 192.168.10.0/24. Identify the call in the log that is most likely a phishing attempt and provide the suspected phone number.</w:t>
+      </w:r>
+    </w:p>
+    <w:p>
+      <w:pPr>
+        <w:tabs>
+          <w:tab w:val="left" w:pos="1440"/>
+        </w:tabs>
+      </w:pPr>
+      <w:r>
+        <w:t>Required answer format: +N (NNN) NNN-NNNN</w:t>
+      </w:r>
+    </w:p>
+    <w:p>
+      <w:pPr>
+        <w:tabs>
+          <w:tab w:val="left" w:pos="1440"/>
+        </w:tabs>
+        <w:rPr>
+          <w:b/>
+          <w:bCs/>
+        </w:rPr>
+      </w:pPr>
+      <w:r>
+        <w:rPr>
+          <w:b/>
+          <w:bCs/>
+        </w:rPr>
+        <w:t>Tool to use: PhoneSploit-Pro</w:t>
+      </w:r>
+    </w:p>
+    <w:p>
+      <w:pPr>
+        <w:tabs>
+          <w:tab w:val="left" w:pos="1440"/>
+        </w:tabs>
+      </w:pPr>
+      <w:r>
+        <w:t>For this CEH lab, PhoneSploit-Pro can help you interact with an Android device if the device exposes an authorized ADB connection. ADB access alone does not guarantee permission to read call history; Android permissions and the device's configuration matter.</w:t>
+      </w:r>
+    </w:p>
+    <w:p>
+      <w:pPr>
+        <w:tabs>
+          <w:tab w:val="left" w:pos="1440"/>
+        </w:tabs>
+      </w:pPr>
+      <w:r>
+        <w:t>The objective is to retrieve the relevant call log from the assigned lab phone, examine recent calls, and identify the number supported by the evidence—not simply label an unfamiliar number as phishing.</w:t>
+      </w:r>
+    </w:p>
+    <w:p>
+      <w:pPr>
+        <w:tabs>
+          <w:tab w:val="left" w:pos="1440"/>
+        </w:tabs>
+        <w:rPr>
+          <w:b/>
+          <w:bCs/>
+        </w:rPr>
+      </w:pPr>
+      <w:r>
+        <w:rPr>
+          <w:b/>
+          <w:bCs/>
+        </w:rPr>
+        <w:t>Step 1 — Find the Android device on the lab subnet</w:t>
+      </w:r>
+    </w:p>
+    <w:p>
+      <w:pPr>
+        <w:tabs>
+          <w:tab w:val="left" w:pos="1440"/>
+        </w:tabs>
+      </w:pPr>
+      <w:r>
+        <w:t>On your assigned Linux workstation, identify the network interface and subnet:</w:t>
       </w:r>
     </w:p>
     <w:p>
@@ -17957,214 +18217,6 @@
       </w:pPr>
       <w:r>
         <w:lastRenderedPageBreak/>
-        <w:t xml:space="preserve">        echo "MATCH: $(basename "$file")"</w:t>
-      </w:r>
-    </w:p>
-    <w:p>
-      <w:pPr>
-        <w:tabs>
-          <w:tab w:val="left" w:pos="1440"/>
-        </w:tabs>
-      </w:pPr>
-      <w:r>
-        <w:t xml:space="preserve">        echo "MD5: $hash"</w:t>
-      </w:r>
-    </w:p>
-    <w:p>
-      <w:pPr>
-        <w:tabs>
-          <w:tab w:val="left" w:pos="1440"/>
-        </w:tabs>
-      </w:pPr>
-      <w:r>
-        <w:t xml:space="preserve">    fi</w:t>
-      </w:r>
-    </w:p>
-    <w:p>
-      <w:pPr>
-        <w:tabs>
-          <w:tab w:val="left" w:pos="1440"/>
-        </w:tabs>
-      </w:pPr>
-      <w:r>
-        <w:t>done</w:t>
-      </w:r>
-    </w:p>
-    <w:p>
-      <w:pPr>
-        <w:tabs>
-          <w:tab w:val="left" w:pos="1440"/>
-        </w:tabs>
-      </w:pPr>
-      <w:r>
-        <w:t>If the result is:</w:t>
-      </w:r>
-    </w:p>
-    <w:p>
-      <w:pPr>
-        <w:tabs>
-          <w:tab w:val="left" w:pos="1440"/>
-        </w:tabs>
-      </w:pPr>
-      <w:r>
-        <w:t>MATCH: k4.png</w:t>
-      </w:r>
-    </w:p>
-    <w:p>
-      <w:pPr>
-        <w:tabs>
-          <w:tab w:val="left" w:pos="1440"/>
-        </w:tabs>
-      </w:pPr>
-      <w:r>
-        <w:t>MD5: &lt;HASH_ENDING_IN_24CCB&gt;</w:t>
-      </w:r>
-    </w:p>
-    <w:p>
-      <w:pPr>
-        <w:tabs>
-          <w:tab w:val="left" w:pos="1440"/>
-        </w:tabs>
-      </w:pPr>
-      <w:r>
-        <w:t>then k4.png is confirmed as the matching filename.</w:t>
-      </w:r>
-    </w:p>
-    <w:p>
-      <w:pPr>
-        <w:tabs>
-          <w:tab w:val="left" w:pos="1440"/>
-        </w:tabs>
-      </w:pPr>
-    </w:p>
-    <w:p>
-      <w:pPr>
-        <w:tabs>
-          <w:tab w:val="left" w:pos="1440"/>
-        </w:tabs>
-      </w:pPr>
-    </w:p>
-    <w:p>
-      <w:pPr>
-        <w:tabs>
-          <w:tab w:val="left" w:pos="1440"/>
-        </w:tabs>
-        <w:rPr>
-          <w:b/>
-          <w:bCs/>
-        </w:rPr>
-      </w:pPr>
-      <w:r>
-        <w:rPr>
-          <w:b/>
-          <w:bCs/>
-        </w:rPr>
-        <w:t>Question 46 — Identify the suspected phishing call using PhoneSploit-Pro</w:t>
-      </w:r>
-    </w:p>
-    <w:p>
-      <w:pPr>
-        <w:tabs>
-          <w:tab w:val="left" w:pos="1440"/>
-        </w:tabs>
-      </w:pPr>
-      <w:r>
-        <w:t>Question</w:t>
-      </w:r>
-    </w:p>
-    <w:p>
-      <w:pPr>
-        <w:tabs>
-          <w:tab w:val="left" w:pos="1440"/>
-        </w:tabs>
-      </w:pPr>
-      <w:r>
-        <w:t>As a cybersecurity analyst, you are investigating a potential phishing campaign targeting Ruby, an employee at a local tech company. You have access to Ruby’s call log from the past few days, stored on an Android device within the target subnet 192.168.10.0/24. Identify the call in the log that is most likely a phishing attempt and provide the suspected phone number.</w:t>
-      </w:r>
-    </w:p>
-    <w:p>
-      <w:pPr>
-        <w:tabs>
-          <w:tab w:val="left" w:pos="1440"/>
-        </w:tabs>
-      </w:pPr>
-      <w:r>
-        <w:t>Required answer format: +N (NNN) NNN-NNNN</w:t>
-      </w:r>
-    </w:p>
-    <w:p>
-      <w:pPr>
-        <w:tabs>
-          <w:tab w:val="left" w:pos="1440"/>
-        </w:tabs>
-        <w:rPr>
-          <w:b/>
-          <w:bCs/>
-        </w:rPr>
-      </w:pPr>
-      <w:r>
-        <w:rPr>
-          <w:b/>
-          <w:bCs/>
-        </w:rPr>
-        <w:t>Tool to use: PhoneSploit-Pro</w:t>
-      </w:r>
-    </w:p>
-    <w:p>
-      <w:pPr>
-        <w:tabs>
-          <w:tab w:val="left" w:pos="1440"/>
-        </w:tabs>
-      </w:pPr>
-      <w:r>
-        <w:t>For this CEH lab, PhoneSploit-Pro can help you interact with an Android device if the device exposes an authorized ADB connection. ADB access alone does not guarantee permission to read call history; Android permissions and the device's configuration matter.</w:t>
-      </w:r>
-    </w:p>
-    <w:p>
-      <w:pPr>
-        <w:tabs>
-          <w:tab w:val="left" w:pos="1440"/>
-        </w:tabs>
-      </w:pPr>
-      <w:r>
-        <w:t>The objective is to retrieve the relevant call log from the assigned lab phone, examine recent calls, and identify the number supported by the evidence—not simply label an unfamiliar number as phishing.</w:t>
-      </w:r>
-    </w:p>
-    <w:p>
-      <w:pPr>
-        <w:tabs>
-          <w:tab w:val="left" w:pos="1440"/>
-        </w:tabs>
-        <w:rPr>
-          <w:b/>
-          <w:bCs/>
-        </w:rPr>
-      </w:pPr>
-      <w:r>
-        <w:rPr>
-          <w:b/>
-          <w:bCs/>
-        </w:rPr>
-        <w:t>Step 1 — Find the Android device on the lab subnet</w:t>
-      </w:r>
-    </w:p>
-    <w:p>
-      <w:pPr>
-        <w:tabs>
-          <w:tab w:val="left" w:pos="1440"/>
-        </w:tabs>
-      </w:pPr>
-      <w:r>
-        <w:t>On your assigned Linux workstation, identify the network interface and subnet:</w:t>
-      </w:r>
-    </w:p>
-    <w:p>
-      <w:pPr>
-        <w:tabs>
-          <w:tab w:val="left" w:pos="1440"/>
-        </w:tabs>
-      </w:pPr>
-      <w:r>
         <w:t>ip -br addr</w:t>
       </w:r>
     </w:p>
@@ -18195,7 +18247,6 @@
         </w:tabs>
       </w:pPr>
       <w:r>
-        <w:lastRenderedPageBreak/>
         <w:t>sudo nmap -n -p 5555 --open 192.168.10.0/24</w:t>
       </w:r>
     </w:p>
@@ -18434,6 +18485,7 @@
         </w:tabs>
       </w:pPr>
       <w:r>
+        <w:lastRenderedPageBreak/>
         <w:t>A caller claiming to represent IT support, a bank, or another trusted organization while requesting credentials or verification codes.</w:t>
       </w:r>
     </w:p>
@@ -18458,207 +18510,207 @@
         </w:tabs>
       </w:pPr>
       <w:r>
+        <w:t>An unfamiliar number or a short call alone is not enough to prove phishing. Caller ID can also be spoofed.</w:t>
+      </w:r>
+    </w:p>
+    <w:p>
+      <w:pPr>
+        <w:tabs>
+          <w:tab w:val="left" w:pos="1440"/>
+        </w:tabs>
+        <w:rPr>
+          <w:b/>
+          <w:bCs/>
+        </w:rPr>
+      </w:pPr>
+      <w:r>
+        <w:rPr>
+          <w:b/>
+          <w:bCs/>
+        </w:rPr>
+        <w:t>Step 5 — Submit the phone number</w:t>
+      </w:r>
+    </w:p>
+    <w:p>
+      <w:pPr>
+        <w:tabs>
+          <w:tab w:val="left" w:pos="1440"/>
+        </w:tabs>
+      </w:pPr>
+      <w:r>
+        <w:t>The answer must match this format:</w:t>
+      </w:r>
+    </w:p>
+    <w:p>
+      <w:pPr>
+        <w:tabs>
+          <w:tab w:val="left" w:pos="1440"/>
+        </w:tabs>
+      </w:pPr>
+      <w:r>
+        <w:t>+N (NNN) NNN-NNNN</w:t>
+      </w:r>
+    </w:p>
+    <w:p>
+      <w:pPr>
+        <w:tabs>
+          <w:tab w:val="left" w:pos="1440"/>
+        </w:tabs>
+      </w:pPr>
+    </w:p>
+    <w:p>
+      <w:pPr>
+        <w:tabs>
+          <w:tab w:val="left" w:pos="1440"/>
+        </w:tabs>
+      </w:pPr>
+    </w:p>
+    <w:p>
+      <w:pPr>
+        <w:tabs>
+          <w:tab w:val="left" w:pos="1440"/>
+        </w:tabs>
+        <w:rPr>
+          <w:b/>
+          <w:bCs/>
+        </w:rPr>
+      </w:pPr>
+      <w:r>
+        <w:rPr>
+          <w:b/>
+          <w:bCs/>
+        </w:rPr>
+        <w:t>Question 47 — Analyze And_Dos.pcapng using Wireshark Expert Information</w:t>
+      </w:r>
+    </w:p>
+    <w:p>
+      <w:pPr>
+        <w:tabs>
+          <w:tab w:val="left" w:pos="1440"/>
+        </w:tabs>
+      </w:pPr>
+      <w:r>
+        <w:t>Question</w:t>
+      </w:r>
+    </w:p>
+    <w:p>
+      <w:pPr>
+        <w:tabs>
+          <w:tab w:val="left" w:pos="1440"/>
+        </w:tabs>
+      </w:pPr>
+      <w:r>
+        <w:t>An employee's mobile device has reportedly been compromised and is suspected of being used to launch a Denial of Service (DoS) attack against one of the company's internal servers. Your assignment is to analyze the network capture file And_Dos.pcapng, located in the Documents directory of EH Workstation-2, and identify the severity level/potential impact of the attack.</w:t>
+      </w:r>
+    </w:p>
+    <w:p>
+      <w:pPr>
+        <w:tabs>
+          <w:tab w:val="left" w:pos="1440"/>
+        </w:tabs>
+      </w:pPr>
+      <w:r>
+        <w:t>Required answer format: Aaaaaaa — one word.</w:t>
+      </w:r>
+    </w:p>
+    <w:p>
+      <w:pPr>
+        <w:tabs>
+          <w:tab w:val="left" w:pos="1440"/>
+        </w:tabs>
+      </w:pPr>
+      <w:r>
+        <w:t>The key instruction is “perform deep down Expert Info analysis.” This points to Wireshark's built-in Expert Information feature, rather than simply identifying the source IP address or counting packets. We'll inspect the capture and use the evidence to determine the intended severity classification.</w:t>
+      </w:r>
+    </w:p>
+    <w:p>
+      <w:pPr>
+        <w:tabs>
+          <w:tab w:val="left" w:pos="1440"/>
+        </w:tabs>
+      </w:pPr>
+      <w:r>
+        <w:t>Attack 35 /s</w:t>
+      </w:r>
+    </w:p>
+    <w:p>
+      <w:pPr>
+        <w:tabs>
+          <w:tab w:val="left" w:pos="1440"/>
+        </w:tabs>
+      </w:pPr>
+      <w:r>
+        <w:t>Legitimate 40 /s</w:t>
+      </w:r>
+    </w:p>
+    <w:p>
+      <w:pPr>
+        <w:tabs>
+          <w:tab w:val="left" w:pos="1440"/>
+        </w:tabs>
+      </w:pPr>
+      <w:r>
+        <w:t>Queue 0/80</w:t>
+      </w:r>
+    </w:p>
+    <w:p>
+      <w:pPr>
+        <w:tabs>
+          <w:tab w:val="left" w:pos="1440"/>
+        </w:tabs>
+      </w:pPr>
+      <w:r>
+        <w:t>Wait ~0 s</w:t>
+      </w:r>
+    </w:p>
+    <w:p>
+      <w:pPr>
+        <w:tabs>
+          <w:tab w:val="left" w:pos="1440"/>
+        </w:tabs>
+      </w:pPr>
+      <w:r>
+        <w:t>Capacity 120 /s</w:t>
+      </w:r>
+    </w:p>
+    <w:p>
+      <w:pPr>
+        <w:tabs>
+          <w:tab w:val="left" w:pos="1440"/>
+        </w:tabs>
+      </w:pPr>
+      <w:r>
+        <w:t>75 /s served</w:t>
+      </w:r>
+    </w:p>
+    <w:p>
+      <w:pPr>
+        <w:tabs>
+          <w:tab w:val="left" w:pos="1440"/>
+        </w:tabs>
+      </w:pPr>
+      <w:r>
+        <w:t>75 /s arrive within 120 /s capacity, so no backlog grows</w:t>
+      </w:r>
+    </w:p>
+    <w:p>
+      <w:pPr>
+        <w:tabs>
+          <w:tab w:val="left" w:pos="1440"/>
+        </w:tabs>
+      </w:pPr>
+      <w:r>
+        <w:t>Attack traffic</w:t>
+      </w:r>
+    </w:p>
+    <w:p>
+      <w:pPr>
+        <w:tabs>
+          <w:tab w:val="left" w:pos="1440"/>
+        </w:tabs>
+      </w:pPr>
+      <w:r>
         <w:lastRenderedPageBreak/>
-        <w:t>An unfamiliar number or a short call alone is not enough to prove phishing. Caller ID can also be spoofed.</w:t>
-      </w:r>
-    </w:p>
-    <w:p>
-      <w:pPr>
-        <w:tabs>
-          <w:tab w:val="left" w:pos="1440"/>
-        </w:tabs>
-        <w:rPr>
-          <w:b/>
-          <w:bCs/>
-        </w:rPr>
-      </w:pPr>
-      <w:r>
-        <w:rPr>
-          <w:b/>
-          <w:bCs/>
-        </w:rPr>
-        <w:t>Step 5 — Submit the phone number</w:t>
-      </w:r>
-    </w:p>
-    <w:p>
-      <w:pPr>
-        <w:tabs>
-          <w:tab w:val="left" w:pos="1440"/>
-        </w:tabs>
-      </w:pPr>
-      <w:r>
-        <w:t>The answer must match this format:</w:t>
-      </w:r>
-    </w:p>
-    <w:p>
-      <w:pPr>
-        <w:tabs>
-          <w:tab w:val="left" w:pos="1440"/>
-        </w:tabs>
-      </w:pPr>
-      <w:r>
-        <w:t>+N (NNN) NNN-NNNN</w:t>
-      </w:r>
-    </w:p>
-    <w:p>
-      <w:pPr>
-        <w:tabs>
-          <w:tab w:val="left" w:pos="1440"/>
-        </w:tabs>
-      </w:pPr>
-    </w:p>
-    <w:p>
-      <w:pPr>
-        <w:tabs>
-          <w:tab w:val="left" w:pos="1440"/>
-        </w:tabs>
-      </w:pPr>
-    </w:p>
-    <w:p>
-      <w:pPr>
-        <w:tabs>
-          <w:tab w:val="left" w:pos="1440"/>
-        </w:tabs>
-        <w:rPr>
-          <w:b/>
-          <w:bCs/>
-        </w:rPr>
-      </w:pPr>
-      <w:r>
-        <w:rPr>
-          <w:b/>
-          <w:bCs/>
-        </w:rPr>
-        <w:t>Question 47 — Analyze And_Dos.pcapng using Wireshark Expert Information</w:t>
-      </w:r>
-    </w:p>
-    <w:p>
-      <w:pPr>
-        <w:tabs>
-          <w:tab w:val="left" w:pos="1440"/>
-        </w:tabs>
-      </w:pPr>
-      <w:r>
-        <w:t>Question</w:t>
-      </w:r>
-    </w:p>
-    <w:p>
-      <w:pPr>
-        <w:tabs>
-          <w:tab w:val="left" w:pos="1440"/>
-        </w:tabs>
-      </w:pPr>
-      <w:r>
-        <w:t>An employee's mobile device has reportedly been compromised and is suspected of being used to launch a Denial of Service (DoS) attack against one of the company's internal servers. Your assignment is to analyze the network capture file And_Dos.pcapng, located in the Documents directory of EH Workstation-2, and identify the severity level/potential impact of the attack.</w:t>
-      </w:r>
-    </w:p>
-    <w:p>
-      <w:pPr>
-        <w:tabs>
-          <w:tab w:val="left" w:pos="1440"/>
-        </w:tabs>
-      </w:pPr>
-      <w:r>
-        <w:t>Required answer format: Aaaaaaa — one word.</w:t>
-      </w:r>
-    </w:p>
-    <w:p>
-      <w:pPr>
-        <w:tabs>
-          <w:tab w:val="left" w:pos="1440"/>
-        </w:tabs>
-      </w:pPr>
-      <w:r>
-        <w:t>The key instruction is “perform deep down Expert Info analysis.” This points to Wireshark's built-in Expert Information feature, rather than simply identifying the source IP address or counting packets. We'll inspect the capture and use the evidence to determine the intended severity classification.</w:t>
-      </w:r>
-    </w:p>
-    <w:p>
-      <w:pPr>
-        <w:tabs>
-          <w:tab w:val="left" w:pos="1440"/>
-        </w:tabs>
-      </w:pPr>
-      <w:r>
-        <w:t>Attack 35 /s</w:t>
-      </w:r>
-    </w:p>
-    <w:p>
-      <w:pPr>
-        <w:tabs>
-          <w:tab w:val="left" w:pos="1440"/>
-        </w:tabs>
-      </w:pPr>
-      <w:r>
-        <w:t>Legitimate 40 /s</w:t>
-      </w:r>
-    </w:p>
-    <w:p>
-      <w:pPr>
-        <w:tabs>
-          <w:tab w:val="left" w:pos="1440"/>
-        </w:tabs>
-      </w:pPr>
-      <w:r>
-        <w:t>Queue 0/80</w:t>
-      </w:r>
-    </w:p>
-    <w:p>
-      <w:pPr>
-        <w:tabs>
-          <w:tab w:val="left" w:pos="1440"/>
-        </w:tabs>
-      </w:pPr>
-      <w:r>
-        <w:t>Wait ~0 s</w:t>
-      </w:r>
-    </w:p>
-    <w:p>
-      <w:pPr>
-        <w:tabs>
-          <w:tab w:val="left" w:pos="1440"/>
-        </w:tabs>
-      </w:pPr>
-      <w:r>
-        <w:t>Capacity 120 /s</w:t>
-      </w:r>
-    </w:p>
-    <w:p>
-      <w:pPr>
-        <w:tabs>
-          <w:tab w:val="left" w:pos="1440"/>
-        </w:tabs>
-      </w:pPr>
-      <w:r>
-        <w:t>75 /s served</w:t>
-      </w:r>
-    </w:p>
-    <w:p>
-      <w:pPr>
-        <w:tabs>
-          <w:tab w:val="left" w:pos="1440"/>
-        </w:tabs>
-      </w:pPr>
-      <w:r>
-        <w:t>75 /s arrive within 120 /s capacity, so no backlog grows</w:t>
-      </w:r>
-    </w:p>
-    <w:p>
-      <w:pPr>
-        <w:tabs>
-          <w:tab w:val="left" w:pos="1440"/>
-        </w:tabs>
-      </w:pPr>
-      <w:r>
-        <w:t>Attack traffic</w:t>
-      </w:r>
-    </w:p>
-    <w:p>
-      <w:pPr>
-        <w:tabs>
-          <w:tab w:val="left" w:pos="1440"/>
-        </w:tabs>
-      </w:pPr>
-      <w:r>
         <w:t>/s</w:t>
       </w:r>
     </w:p>
@@ -18697,7 +18749,6 @@
         </w:tabs>
       </w:pPr>
       <w:r>
-        <w:lastRenderedPageBreak/>
         <w:t>On EH Workstation-2, open a terminal and run:</w:t>
       </w:r>
     </w:p>
@@ -19126,6 +19177,7 @@
         </w:tabs>
       </w:pPr>
       <w:r>
+        <w:lastRenderedPageBreak/>
         <w:t>Consider whether the captured traffic suggests:</w:t>
       </w:r>
     </w:p>
@@ -19168,227 +19220,227 @@
         </w:tabs>
       </w:pPr>
       <w:r>
+        <w:t>Service degradation: increased latency, retransmissions, or failed connections may affect normal use.</w:t>
+      </w:r>
+    </w:p>
+    <w:p>
+      <w:pPr>
+        <w:tabs>
+          <w:tab w:val="left" w:pos="1440"/>
+        </w:tabs>
+      </w:pPr>
+      <w:r>
+        <w:t>The required one-word answer is likely a severity term such as Critical, High, or Severe, but I can't confirm which one your lab expects without examining the capture. Expert Information may show symptoms without assigning a single overall attack severity.</w:t>
+      </w:r>
+    </w:p>
+    <w:p>
+      <w:pPr>
+        <w:tabs>
+          <w:tab w:val="left" w:pos="1440"/>
+        </w:tabs>
+        <w:rPr>
+          <w:b/>
+          <w:bCs/>
+        </w:rPr>
+      </w:pPr>
+      <w:r>
+        <w:rPr>
+          <w:b/>
+          <w:bCs/>
+        </w:rPr>
+        <w:t>Step 5 — Extract the evidence for confirmation</w:t>
+      </w:r>
+    </w:p>
+    <w:p>
+      <w:pPr>
+        <w:tabs>
+          <w:tab w:val="left" w:pos="1440"/>
+        </w:tabs>
+      </w:pPr>
+      <w:r>
+        <w:t>You can produce a text summary from the capture:</w:t>
+      </w:r>
+    </w:p>
+    <w:p>
+      <w:pPr>
+        <w:tabs>
+          <w:tab w:val="left" w:pos="1440"/>
+        </w:tabs>
+      </w:pPr>
+      <w:r>
+        <w:t>tshark -r ~/Documents/And_Dos.pcapng -q -z expert</w:t>
+      </w:r>
+    </w:p>
+    <w:p>
+      <w:pPr>
+        <w:tabs>
+          <w:tab w:val="left" w:pos="1440"/>
+        </w:tabs>
+      </w:pPr>
+      <w:r>
+        <w:t>To view the capture's packet counts and endpoints, use:</w:t>
+      </w:r>
+    </w:p>
+    <w:p>
+      <w:pPr>
+        <w:tabs>
+          <w:tab w:val="left" w:pos="1440"/>
+        </w:tabs>
+      </w:pPr>
+      <w:r>
+        <w:t>tshark -r ~/Documents/And_Dos.pcapng -q -z endpoints,ip</w:t>
+      </w:r>
+    </w:p>
+    <w:p>
+      <w:pPr>
+        <w:tabs>
+          <w:tab w:val="left" w:pos="1440"/>
+        </w:tabs>
+      </w:pPr>
+    </w:p>
+    <w:p>
+      <w:pPr>
+        <w:tabs>
+          <w:tab w:val="left" w:pos="1440"/>
+        </w:tabs>
+      </w:pPr>
+    </w:p>
+    <w:p>
+      <w:pPr>
+        <w:tabs>
+          <w:tab w:val="left" w:pos="1440"/>
+        </w:tabs>
+      </w:pPr>
+    </w:p>
+    <w:p>
+      <w:pPr>
+        <w:tabs>
+          <w:tab w:val="left" w:pos="1440"/>
+        </w:tabs>
+        <w:rPr>
+          <w:b/>
+          <w:bCs/>
+        </w:rPr>
+      </w:pPr>
+      <w:r>
+        <w:rPr>
+          <w:b/>
+          <w:bCs/>
+        </w:rPr>
+        <w:t>Question 48 — Analyze MQTT.pcapng and find the High_humidity alert percentage</w:t>
+      </w:r>
+    </w:p>
+    <w:p>
+      <w:pPr>
+        <w:tabs>
+          <w:tab w:val="left" w:pos="1440"/>
+        </w:tabs>
+      </w:pPr>
+      <w:r>
+        <w:t>We'll use TShark, Wireshark's command-line version, to export packet details into searchable text, preserve MQTT payloads, and search for any keyword you provide. The script will accept the capture filename as the first argument and the search keyword as the second, so you can reuse it for future CEH PCAP questions.</w:t>
+      </w:r>
+    </w:p>
+    <w:p>
+      <w:pPr>
+        <w:tabs>
+          <w:tab w:val="left" w:pos="1440"/>
+        </w:tabs>
+      </w:pPr>
+      <w:r>
+        <w:t>The expected answer is a two-digit percentage (NN). We need to inspect the actual packet to determine it.</w:t>
+      </w:r>
+    </w:p>
+    <w:p>
+      <w:pPr>
+        <w:tabs>
+          <w:tab w:val="left" w:pos="1440"/>
+        </w:tabs>
+        <w:rPr>
+          <w:b/>
+          <w:bCs/>
+        </w:rPr>
+      </w:pPr>
+      <w:r>
+        <w:rPr>
+          <w:b/>
+          <w:bCs/>
+        </w:rPr>
+        <w:t>1. Install the required tools if necessary</w:t>
+      </w:r>
+    </w:p>
+    <w:p>
+      <w:pPr>
+        <w:tabs>
+          <w:tab w:val="left" w:pos="1440"/>
+        </w:tabs>
+      </w:pPr>
+      <w:r>
+        <w:t>On EH Workstation-2 (Kali/Linux):</w:t>
+      </w:r>
+    </w:p>
+    <w:p>
+      <w:pPr>
+        <w:tabs>
+          <w:tab w:val="left" w:pos="1440"/>
+        </w:tabs>
+      </w:pPr>
+      <w:r>
+        <w:t>sudo apt update &amp;&amp; sudo apt install -y tshark wireshark-common</w:t>
+      </w:r>
+    </w:p>
+    <w:p>
+      <w:pPr>
+        <w:tabs>
+          <w:tab w:val="left" w:pos="1440"/>
+        </w:tabs>
+        <w:rPr>
+          <w:b/>
+          <w:bCs/>
+        </w:rPr>
+      </w:pPr>
+      <w:r>
+        <w:rPr>
+          <w:b/>
+          <w:bCs/>
+        </w:rPr>
+        <w:t>2. Create a reusable PCAP-to-text search script</w:t>
+      </w:r>
+    </w:p>
+    <w:p>
+      <w:pPr>
+        <w:tabs>
+          <w:tab w:val="left" w:pos="1440"/>
+        </w:tabs>
+      </w:pPr>
+      <w:r>
+        <w:t>Copy and paste this entire block into your terminal. It creates pcap_search.sh.</w:t>
+      </w:r>
+    </w:p>
+    <w:p>
+      <w:pPr>
+        <w:tabs>
+          <w:tab w:val="left" w:pos="1440"/>
+        </w:tabs>
+      </w:pPr>
+    </w:p>
+    <w:p>
+      <w:pPr>
+        <w:tabs>
+          <w:tab w:val="left" w:pos="1440"/>
+        </w:tabs>
+      </w:pPr>
+      <w:r>
+        <w:t>cat &gt; pcap_search.sh &lt;&lt;'EOF'</w:t>
+      </w:r>
+    </w:p>
+    <w:p>
+      <w:pPr>
+        <w:tabs>
+          <w:tab w:val="left" w:pos="1440"/>
+        </w:tabs>
+      </w:pPr>
+      <w:r>
         <w:lastRenderedPageBreak/>
-        <w:t>Service degradation: increased latency, retransmissions, or failed connections may affect normal use.</w:t>
-      </w:r>
-    </w:p>
-    <w:p>
-      <w:pPr>
-        <w:tabs>
-          <w:tab w:val="left" w:pos="1440"/>
-        </w:tabs>
-      </w:pPr>
-      <w:r>
-        <w:t>The required one-word answer is likely a severity term such as Critical, High, or Severe, but I can't confirm which one your lab expects without examining the capture. Expert Information may show symptoms without assigning a single overall attack severity.</w:t>
-      </w:r>
-    </w:p>
-    <w:p>
-      <w:pPr>
-        <w:tabs>
-          <w:tab w:val="left" w:pos="1440"/>
-        </w:tabs>
-        <w:rPr>
-          <w:b/>
-          <w:bCs/>
-        </w:rPr>
-      </w:pPr>
-      <w:r>
-        <w:rPr>
-          <w:b/>
-          <w:bCs/>
-        </w:rPr>
-        <w:t>Step 5 — Extract the evidence for confirmation</w:t>
-      </w:r>
-    </w:p>
-    <w:p>
-      <w:pPr>
-        <w:tabs>
-          <w:tab w:val="left" w:pos="1440"/>
-        </w:tabs>
-      </w:pPr>
-      <w:r>
-        <w:t>You can produce a text summary from the capture:</w:t>
-      </w:r>
-    </w:p>
-    <w:p>
-      <w:pPr>
-        <w:tabs>
-          <w:tab w:val="left" w:pos="1440"/>
-        </w:tabs>
-      </w:pPr>
-      <w:r>
-        <w:t>tshark -r ~/Documents/And_Dos.pcapng -q -z expert</w:t>
-      </w:r>
-    </w:p>
-    <w:p>
-      <w:pPr>
-        <w:tabs>
-          <w:tab w:val="left" w:pos="1440"/>
-        </w:tabs>
-      </w:pPr>
-      <w:r>
-        <w:t>To view the capture's packet counts and endpoints, use:</w:t>
-      </w:r>
-    </w:p>
-    <w:p>
-      <w:pPr>
-        <w:tabs>
-          <w:tab w:val="left" w:pos="1440"/>
-        </w:tabs>
-      </w:pPr>
-      <w:r>
-        <w:t>tshark -r ~/Documents/And_Dos.pcapng -q -z endpoints,ip</w:t>
-      </w:r>
-    </w:p>
-    <w:p>
-      <w:pPr>
-        <w:tabs>
-          <w:tab w:val="left" w:pos="1440"/>
-        </w:tabs>
-      </w:pPr>
-    </w:p>
-    <w:p>
-      <w:pPr>
-        <w:tabs>
-          <w:tab w:val="left" w:pos="1440"/>
-        </w:tabs>
-      </w:pPr>
-    </w:p>
-    <w:p>
-      <w:pPr>
-        <w:tabs>
-          <w:tab w:val="left" w:pos="1440"/>
-        </w:tabs>
-      </w:pPr>
-    </w:p>
-    <w:p>
-      <w:pPr>
-        <w:tabs>
-          <w:tab w:val="left" w:pos="1440"/>
-        </w:tabs>
-        <w:rPr>
-          <w:b/>
-          <w:bCs/>
-        </w:rPr>
-      </w:pPr>
-      <w:r>
-        <w:rPr>
-          <w:b/>
-          <w:bCs/>
-        </w:rPr>
-        <w:t>Question 48 — Analyze MQTT.pcapng and find the High_humidity alert percentage</w:t>
-      </w:r>
-    </w:p>
-    <w:p>
-      <w:pPr>
-        <w:tabs>
-          <w:tab w:val="left" w:pos="1440"/>
-        </w:tabs>
-      </w:pPr>
-      <w:r>
-        <w:t>We'll use TShark, Wireshark's command-line version, to export packet details into searchable text, preserve MQTT payloads, and search for any keyword you provide. The script will accept the capture filename as the first argument and the search keyword as the second, so you can reuse it for future CEH PCAP questions.</w:t>
-      </w:r>
-    </w:p>
-    <w:p>
-      <w:pPr>
-        <w:tabs>
-          <w:tab w:val="left" w:pos="1440"/>
-        </w:tabs>
-      </w:pPr>
-      <w:r>
-        <w:t>The expected answer is a two-digit percentage (NN). We need to inspect the actual packet to determine it.</w:t>
-      </w:r>
-    </w:p>
-    <w:p>
-      <w:pPr>
-        <w:tabs>
-          <w:tab w:val="left" w:pos="1440"/>
-        </w:tabs>
-        <w:rPr>
-          <w:b/>
-          <w:bCs/>
-        </w:rPr>
-      </w:pPr>
-      <w:r>
-        <w:rPr>
-          <w:b/>
-          <w:bCs/>
-        </w:rPr>
-        <w:t>1. Install the required tools if necessary</w:t>
-      </w:r>
-    </w:p>
-    <w:p>
-      <w:pPr>
-        <w:tabs>
-          <w:tab w:val="left" w:pos="1440"/>
-        </w:tabs>
-      </w:pPr>
-      <w:r>
-        <w:t>On EH Workstation-2 (Kali/Linux):</w:t>
-      </w:r>
-    </w:p>
-    <w:p>
-      <w:pPr>
-        <w:tabs>
-          <w:tab w:val="left" w:pos="1440"/>
-        </w:tabs>
-      </w:pPr>
-      <w:r>
-        <w:t>sudo apt update &amp;&amp; sudo apt install -y tshark wireshark-common</w:t>
-      </w:r>
-    </w:p>
-    <w:p>
-      <w:pPr>
-        <w:tabs>
-          <w:tab w:val="left" w:pos="1440"/>
-        </w:tabs>
-        <w:rPr>
-          <w:b/>
-          <w:bCs/>
-        </w:rPr>
-      </w:pPr>
-      <w:r>
-        <w:rPr>
-          <w:b/>
-          <w:bCs/>
-        </w:rPr>
-        <w:t>2. Create a reusable PCAP-to-text search script</w:t>
-      </w:r>
-    </w:p>
-    <w:p>
-      <w:pPr>
-        <w:tabs>
-          <w:tab w:val="left" w:pos="1440"/>
-        </w:tabs>
-      </w:pPr>
-      <w:r>
-        <w:t>Copy and paste this entire block into your terminal. It creates pcap_search.sh.</w:t>
-      </w:r>
-    </w:p>
-    <w:p>
-      <w:pPr>
-        <w:tabs>
-          <w:tab w:val="left" w:pos="1440"/>
-        </w:tabs>
-      </w:pPr>
-    </w:p>
-    <w:p>
-      <w:pPr>
-        <w:tabs>
-          <w:tab w:val="left" w:pos="1440"/>
-        </w:tabs>
-      </w:pPr>
-      <w:r>
-        <w:t>cat &gt; pcap_search.sh &lt;&lt;'EOF'</w:t>
-      </w:r>
-    </w:p>
-    <w:p>
-      <w:pPr>
-        <w:tabs>
-          <w:tab w:val="left" w:pos="1440"/>
-        </w:tabs>
-      </w:pPr>
-      <w:r>
         <w:t>#!/usr/bin/env bash</w:t>
       </w:r>
     </w:p>
@@ -19416,75 +19468,676 @@
         </w:tabs>
       </w:pPr>
       <w:r>
+        <w:t># Usage:</w:t>
+      </w:r>
+    </w:p>
+    <w:p>
+      <w:pPr>
+        <w:tabs>
+          <w:tab w:val="left" w:pos="1440"/>
+        </w:tabs>
+      </w:pPr>
+      <w:r>
+        <w:t># ./pcap_search.sh capture.pcapng "High_humidity"</w:t>
+      </w:r>
+    </w:p>
+    <w:p>
+      <w:pPr>
+        <w:tabs>
+          <w:tab w:val="left" w:pos="1440"/>
+        </w:tabs>
+      </w:pPr>
+      <w:r>
+        <w:t># ./pcap_search.sh ~/MQTT.pcapng "password"</w:t>
+      </w:r>
+    </w:p>
+    <w:p>
+      <w:pPr>
+        <w:tabs>
+          <w:tab w:val="left" w:pos="1440"/>
+        </w:tabs>
+      </w:pPr>
+      <w:r>
+        <w:t># ./pcap_search.sh capture.pcap "192.168.10.25"</w:t>
+      </w:r>
+    </w:p>
+    <w:p>
+      <w:pPr>
+        <w:tabs>
+          <w:tab w:val="left" w:pos="1440"/>
+        </w:tabs>
+      </w:pPr>
+    </w:p>
+    <w:p>
+      <w:pPr>
+        <w:tabs>
+          <w:tab w:val="left" w:pos="1440"/>
+        </w:tabs>
+      </w:pPr>
+      <w:r>
+        <w:t>if [[ $# -lt 2 ]]; then</w:t>
+      </w:r>
+    </w:p>
+    <w:p>
+      <w:pPr>
+        <w:tabs>
+          <w:tab w:val="left" w:pos="1440"/>
+        </w:tabs>
+      </w:pPr>
+      <w:r>
+        <w:t xml:space="preserve">    echo "Usage: $0 &lt;capture.pcap|pcapng&gt; &lt;search-keyword&gt;"</w:t>
+      </w:r>
+    </w:p>
+    <w:p>
+      <w:pPr>
+        <w:tabs>
+          <w:tab w:val="left" w:pos="1440"/>
+        </w:tabs>
+      </w:pPr>
+      <w:r>
+        <w:t xml:space="preserve">    exit 1</w:t>
+      </w:r>
+    </w:p>
+    <w:p>
+      <w:pPr>
+        <w:tabs>
+          <w:tab w:val="left" w:pos="1440"/>
+        </w:tabs>
+      </w:pPr>
+      <w:r>
+        <w:t>fi</w:t>
+      </w:r>
+    </w:p>
+    <w:p>
+      <w:pPr>
+        <w:tabs>
+          <w:tab w:val="left" w:pos="1440"/>
+        </w:tabs>
+      </w:pPr>
+    </w:p>
+    <w:p>
+      <w:pPr>
+        <w:tabs>
+          <w:tab w:val="left" w:pos="1440"/>
+        </w:tabs>
+      </w:pPr>
+      <w:r>
+        <w:t>PCAP="$1"</w:t>
+      </w:r>
+    </w:p>
+    <w:p>
+      <w:pPr>
+        <w:tabs>
+          <w:tab w:val="left" w:pos="1440"/>
+        </w:tabs>
+      </w:pPr>
+      <w:r>
+        <w:t>KEYWORD="$2"</w:t>
+      </w:r>
+    </w:p>
+    <w:p>
+      <w:pPr>
+        <w:tabs>
+          <w:tab w:val="left" w:pos="1440"/>
+        </w:tabs>
+      </w:pPr>
+      <w:r>
+        <w:t>OUT="${PCAP##*/}"</w:t>
+      </w:r>
+    </w:p>
+    <w:p>
+      <w:pPr>
+        <w:tabs>
+          <w:tab w:val="left" w:pos="1440"/>
+        </w:tabs>
+      </w:pPr>
+      <w:r>
+        <w:t>OUT="${OUT%.*}_analysis"</w:t>
+      </w:r>
+    </w:p>
+    <w:p>
+      <w:pPr>
+        <w:tabs>
+          <w:tab w:val="left" w:pos="1440"/>
+        </w:tabs>
+      </w:pPr>
+    </w:p>
+    <w:p>
+      <w:pPr>
+        <w:tabs>
+          <w:tab w:val="left" w:pos="1440"/>
+        </w:tabs>
+      </w:pPr>
+      <w:r>
+        <w:t>if [[ ! -f "$PCAP" ]]; then</w:t>
+      </w:r>
+    </w:p>
+    <w:p>
+      <w:pPr>
+        <w:tabs>
+          <w:tab w:val="left" w:pos="1440"/>
+        </w:tabs>
+      </w:pPr>
+      <w:r>
+        <w:t xml:space="preserve">    echo "[ERROR] Capture file not found: $PCAP"</w:t>
+      </w:r>
+    </w:p>
+    <w:p>
+      <w:pPr>
+        <w:tabs>
+          <w:tab w:val="left" w:pos="1440"/>
+        </w:tabs>
+      </w:pPr>
+      <w:r>
+        <w:t xml:space="preserve">    exit 1</w:t>
+      </w:r>
+    </w:p>
+    <w:p>
+      <w:pPr>
+        <w:tabs>
+          <w:tab w:val="left" w:pos="1440"/>
+        </w:tabs>
+      </w:pPr>
+      <w:r>
+        <w:t>fi</w:t>
+      </w:r>
+    </w:p>
+    <w:p>
+      <w:pPr>
+        <w:tabs>
+          <w:tab w:val="left" w:pos="1440"/>
+        </w:tabs>
+      </w:pPr>
+    </w:p>
+    <w:p>
+      <w:pPr>
+        <w:tabs>
+          <w:tab w:val="left" w:pos="1440"/>
+        </w:tabs>
+      </w:pPr>
+      <w:r>
+        <w:t>if ! command -v tshark &gt;/dev/null 2&gt;&amp;1; then</w:t>
+      </w:r>
+    </w:p>
+    <w:p>
+      <w:pPr>
+        <w:tabs>
+          <w:tab w:val="left" w:pos="1440"/>
+        </w:tabs>
+      </w:pPr>
+      <w:r>
+        <w:t xml:space="preserve">    echo "[ERROR] tshark is not installed. Install with:"</w:t>
+      </w:r>
+    </w:p>
+    <w:p>
+      <w:pPr>
+        <w:tabs>
+          <w:tab w:val="left" w:pos="1440"/>
+        </w:tabs>
+      </w:pPr>
+      <w:r>
+        <w:t xml:space="preserve">    echo "sudo apt install tshark"</w:t>
+      </w:r>
+    </w:p>
+    <w:p>
+      <w:pPr>
+        <w:tabs>
+          <w:tab w:val="left" w:pos="1440"/>
+        </w:tabs>
+      </w:pPr>
+      <w:r>
+        <w:t xml:space="preserve">    exit 1</w:t>
+      </w:r>
+    </w:p>
+    <w:p>
+      <w:pPr>
+        <w:tabs>
+          <w:tab w:val="left" w:pos="1440"/>
+        </w:tabs>
+      </w:pPr>
+      <w:r>
+        <w:t>fi</w:t>
+      </w:r>
+    </w:p>
+    <w:p>
+      <w:pPr>
+        <w:tabs>
+          <w:tab w:val="left" w:pos="1440"/>
+        </w:tabs>
+      </w:pPr>
+    </w:p>
+    <w:p>
+      <w:pPr>
+        <w:tabs>
+          <w:tab w:val="left" w:pos="1440"/>
+        </w:tabs>
+      </w:pPr>
+      <w:r>
+        <w:t>mkdir -p "$OUT"</w:t>
+      </w:r>
+    </w:p>
+    <w:p>
+      <w:pPr>
+        <w:tabs>
+          <w:tab w:val="left" w:pos="1440"/>
+        </w:tabs>
+      </w:pPr>
+    </w:p>
+    <w:p>
+      <w:pPr>
+        <w:tabs>
+          <w:tab w:val="left" w:pos="1440"/>
+        </w:tabs>
+      </w:pPr>
+      <w:r>
+        <w:t>echo "[1/6] Capture metadata..."</w:t>
+      </w:r>
+    </w:p>
+    <w:p>
+      <w:pPr>
+        <w:tabs>
+          <w:tab w:val="left" w:pos="1440"/>
+        </w:tabs>
+      </w:pPr>
+      <w:r>
+        <w:t>capinfos "$PCAP" &gt; "$OUT/metadata.txt" 2&gt;&amp;1 || true</w:t>
+      </w:r>
+    </w:p>
+    <w:p>
+      <w:pPr>
+        <w:tabs>
+          <w:tab w:val="left" w:pos="1440"/>
+        </w:tabs>
+      </w:pPr>
+    </w:p>
+    <w:p>
+      <w:pPr>
+        <w:tabs>
+          <w:tab w:val="left" w:pos="1440"/>
+        </w:tabs>
+      </w:pPr>
+      <w:r>
+        <w:t>echo "[2/6] Exporting all packet fields..."</w:t>
+      </w:r>
+    </w:p>
+    <w:p>
+      <w:pPr>
+        <w:tabs>
+          <w:tab w:val="left" w:pos="1440"/>
+        </w:tabs>
+      </w:pPr>
+      <w:r>
+        <w:t>tshark -r "$PCAP" -n -T pdml \</w:t>
+      </w:r>
+    </w:p>
+    <w:p>
+      <w:pPr>
+        <w:tabs>
+          <w:tab w:val="left" w:pos="1440"/>
+        </w:tabs>
+      </w:pPr>
+      <w:r>
+        <w:t xml:space="preserve">    &gt; "$OUT/all_packets.xml" 2&gt; "$OUT/tshark_errors.txt" || true</w:t>
+      </w:r>
+    </w:p>
+    <w:p>
+      <w:pPr>
+        <w:tabs>
+          <w:tab w:val="left" w:pos="1440"/>
+        </w:tabs>
+      </w:pPr>
+    </w:p>
+    <w:p>
+      <w:pPr>
+        <w:tabs>
+          <w:tab w:val="left" w:pos="1440"/>
+        </w:tabs>
+      </w:pPr>
+      <w:r>
+        <w:t>echo "[3/6] Exporting readable packet details..."</w:t>
+      </w:r>
+    </w:p>
+    <w:p>
+      <w:pPr>
+        <w:tabs>
+          <w:tab w:val="left" w:pos="1440"/>
+        </w:tabs>
+      </w:pPr>
+      <w:r>
+        <w:t>tshark -r "$PCAP" -n -V \</w:t>
+      </w:r>
+    </w:p>
+    <w:p>
+      <w:pPr>
+        <w:tabs>
+          <w:tab w:val="left" w:pos="1440"/>
+        </w:tabs>
+      </w:pPr>
+      <w:r>
+        <w:t xml:space="preserve">    &gt; "$OUT/all_packets_verbose.txt" 2&gt;&gt; "$OUT/tshark_errors.txt" || true</w:t>
+      </w:r>
+    </w:p>
+    <w:p>
+      <w:pPr>
+        <w:tabs>
+          <w:tab w:val="left" w:pos="1440"/>
+        </w:tabs>
+      </w:pPr>
+    </w:p>
+    <w:p>
+      <w:pPr>
+        <w:tabs>
+          <w:tab w:val="left" w:pos="1440"/>
+        </w:tabs>
+      </w:pPr>
+      <w:r>
+        <w:t>echo "[4/6] Exporting packet summaries..."</w:t>
+      </w:r>
+    </w:p>
+    <w:p>
+      <w:pPr>
+        <w:tabs>
+          <w:tab w:val="left" w:pos="1440"/>
+        </w:tabs>
+      </w:pPr>
+      <w:r>
+        <w:t>tshark -r "$PCAP" -n -T fields \</w:t>
+      </w:r>
+    </w:p>
+    <w:p>
+      <w:pPr>
+        <w:tabs>
+          <w:tab w:val="left" w:pos="1440"/>
+        </w:tabs>
+      </w:pPr>
+      <w:r>
+        <w:t xml:space="preserve">    -E header=y -E separator=$'\t' -E occurrence=a \</w:t>
+      </w:r>
+    </w:p>
+    <w:p>
+      <w:pPr>
+        <w:tabs>
+          <w:tab w:val="left" w:pos="1440"/>
+        </w:tabs>
+      </w:pPr>
+      <w:r>
+        <w:t xml:space="preserve">    -e frame.number -e frame.time \</w:t>
+      </w:r>
+    </w:p>
+    <w:p>
+      <w:pPr>
+        <w:tabs>
+          <w:tab w:val="left" w:pos="1440"/>
+        </w:tabs>
+      </w:pPr>
+      <w:r>
+        <w:t xml:space="preserve">    -e frame.len -e frame.protocols \</w:t>
+      </w:r>
+    </w:p>
+    <w:p>
+      <w:pPr>
+        <w:tabs>
+          <w:tab w:val="left" w:pos="1440"/>
+        </w:tabs>
+      </w:pPr>
+      <w:r>
+        <w:t xml:space="preserve">    -e eth.src -e eth.dst \</w:t>
+      </w:r>
+    </w:p>
+    <w:p>
+      <w:pPr>
+        <w:tabs>
+          <w:tab w:val="left" w:pos="1440"/>
+        </w:tabs>
+      </w:pPr>
+      <w:r>
+        <w:t xml:space="preserve">    -e ip.src -e ip.dst -e ipv6.src -e ipv6.dst \</w:t>
+      </w:r>
+    </w:p>
+    <w:p>
+      <w:pPr>
+        <w:tabs>
+          <w:tab w:val="left" w:pos="1440"/>
+        </w:tabs>
+      </w:pPr>
+      <w:r>
+        <w:t xml:space="preserve">    -e tcp.srcport -e tcp.dstport \</w:t>
+      </w:r>
+    </w:p>
+    <w:p>
+      <w:pPr>
+        <w:tabs>
+          <w:tab w:val="left" w:pos="1440"/>
+        </w:tabs>
+      </w:pPr>
+      <w:r>
+        <w:t xml:space="preserve">    -e udp.srcport -e udp.dstport \</w:t>
+      </w:r>
+    </w:p>
+    <w:p>
+      <w:pPr>
+        <w:tabs>
+          <w:tab w:val="left" w:pos="1440"/>
+        </w:tabs>
+      </w:pPr>
+      <w:r>
+        <w:t xml:space="preserve">    -e mqtt.topic -e mqtt.msg \</w:t>
+      </w:r>
+    </w:p>
+    <w:p>
+      <w:pPr>
+        <w:tabs>
+          <w:tab w:val="left" w:pos="1440"/>
+        </w:tabs>
+      </w:pPr>
+      <w:r>
+        <w:t xml:space="preserve">    -e data.data \</w:t>
+      </w:r>
+    </w:p>
+    <w:p>
+      <w:pPr>
+        <w:tabs>
+          <w:tab w:val="left" w:pos="1440"/>
+        </w:tabs>
+      </w:pPr>
+      <w:r>
+        <w:t xml:space="preserve">    &gt; "$OUT/packet_fields.tsv" 2&gt;&gt; "$OUT/tshark_errors.txt" || true</w:t>
+      </w:r>
+    </w:p>
+    <w:p>
+      <w:pPr>
+        <w:tabs>
+          <w:tab w:val="left" w:pos="1440"/>
+        </w:tabs>
+      </w:pPr>
+    </w:p>
+    <w:p>
+      <w:pPr>
+        <w:tabs>
+          <w:tab w:val="left" w:pos="1440"/>
+        </w:tabs>
+      </w:pPr>
+      <w:r>
+        <w:t>echo "[5/6] Exporting MQTT-specific packets..."</w:t>
+      </w:r>
+    </w:p>
+    <w:p>
+      <w:pPr>
+        <w:tabs>
+          <w:tab w:val="left" w:pos="1440"/>
+        </w:tabs>
+      </w:pPr>
+      <w:r>
         <w:lastRenderedPageBreak/>
-        <w:t># Usage:</w:t>
-      </w:r>
-    </w:p>
-    <w:p>
-      <w:pPr>
-        <w:tabs>
-          <w:tab w:val="left" w:pos="1440"/>
-        </w:tabs>
-      </w:pPr>
-      <w:r>
-        <w:t># ./pcap_search.sh capture.pcapng "High_humidity"</w:t>
-      </w:r>
-    </w:p>
-    <w:p>
-      <w:pPr>
-        <w:tabs>
-          <w:tab w:val="left" w:pos="1440"/>
-        </w:tabs>
-      </w:pPr>
-      <w:r>
-        <w:t># ./pcap_search.sh ~/MQTT.pcapng "password"</w:t>
-      </w:r>
-    </w:p>
-    <w:p>
-      <w:pPr>
-        <w:tabs>
-          <w:tab w:val="left" w:pos="1440"/>
-        </w:tabs>
-      </w:pPr>
-      <w:r>
-        <w:t># ./pcap_search.sh capture.pcap "192.168.10.25"</w:t>
-      </w:r>
-    </w:p>
-    <w:p>
-      <w:pPr>
-        <w:tabs>
-          <w:tab w:val="left" w:pos="1440"/>
-        </w:tabs>
-      </w:pPr>
-    </w:p>
-    <w:p>
-      <w:pPr>
-        <w:tabs>
-          <w:tab w:val="left" w:pos="1440"/>
-        </w:tabs>
-      </w:pPr>
-      <w:r>
-        <w:t>if [[ $# -lt 2 ]]; then</w:t>
-      </w:r>
-    </w:p>
-    <w:p>
-      <w:pPr>
-        <w:tabs>
-          <w:tab w:val="left" w:pos="1440"/>
-        </w:tabs>
-      </w:pPr>
-      <w:r>
-        <w:t xml:space="preserve">    echo "Usage: $0 &lt;capture.pcap|pcapng&gt; &lt;search-keyword&gt;"</w:t>
-      </w:r>
-    </w:p>
-    <w:p>
-      <w:pPr>
-        <w:tabs>
-          <w:tab w:val="left" w:pos="1440"/>
-        </w:tabs>
-      </w:pPr>
-      <w:r>
-        <w:t xml:space="preserve">    exit 1</w:t>
+        <w:t>tshark -r "$PCAP" -n -Y mqtt -V \</w:t>
+      </w:r>
+    </w:p>
+    <w:p>
+      <w:pPr>
+        <w:tabs>
+          <w:tab w:val="left" w:pos="1440"/>
+        </w:tabs>
+      </w:pPr>
+      <w:r>
+        <w:t xml:space="preserve">    &gt; "$OUT/mqtt_packets.txt" 2&gt;&gt; "$OUT/tshark_errors.txt" || true</w:t>
+      </w:r>
+    </w:p>
+    <w:p>
+      <w:pPr>
+        <w:tabs>
+          <w:tab w:val="left" w:pos="1440"/>
+        </w:tabs>
+      </w:pPr>
+    </w:p>
+    <w:p>
+      <w:pPr>
+        <w:tabs>
+          <w:tab w:val="left" w:pos="1440"/>
+        </w:tabs>
+      </w:pPr>
+      <w:r>
+        <w:t>echo "[6/6] Searching for: $KEYWORD"</w:t>
+      </w:r>
+    </w:p>
+    <w:p>
+      <w:pPr>
+        <w:tabs>
+          <w:tab w:val="left" w:pos="1440"/>
+        </w:tabs>
+      </w:pPr>
+      <w:r>
+        <w:t>grep -inF -- "$KEYWORD" "$OUT/all_packets_verbose.txt" \</w:t>
+      </w:r>
+    </w:p>
+    <w:p>
+      <w:pPr>
+        <w:tabs>
+          <w:tab w:val="left" w:pos="1440"/>
+        </w:tabs>
+      </w:pPr>
+      <w:r>
+        <w:t xml:space="preserve">    &gt; "$OUT/matches.txt" || true</w:t>
+      </w:r>
+    </w:p>
+    <w:p>
+      <w:pPr>
+        <w:tabs>
+          <w:tab w:val="left" w:pos="1440"/>
+        </w:tabs>
+      </w:pPr>
+    </w:p>
+    <w:p>
+      <w:pPr>
+        <w:tabs>
+          <w:tab w:val="left" w:pos="1440"/>
+        </w:tabs>
+      </w:pPr>
+      <w:r>
+        <w:t>grep -inF -- "$KEYWORD" "$OUT/mqtt_packets.txt" \</w:t>
+      </w:r>
+    </w:p>
+    <w:p>
+      <w:pPr>
+        <w:tabs>
+          <w:tab w:val="left" w:pos="1440"/>
+        </w:tabs>
+      </w:pPr>
+      <w:r>
+        <w:t xml:space="preserve">    &gt; "$OUT/mqtt_matches.txt" || true</w:t>
+      </w:r>
+    </w:p>
+    <w:p>
+      <w:pPr>
+        <w:tabs>
+          <w:tab w:val="left" w:pos="1440"/>
+        </w:tabs>
+      </w:pPr>
+    </w:p>
+    <w:p>
+      <w:pPr>
+        <w:tabs>
+          <w:tab w:val="left" w:pos="1440"/>
+        </w:tabs>
+      </w:pPr>
+      <w:r>
+        <w:t>grep -inF -- "$KEYWORD" "$OUT/packet_fields.tsv" \</w:t>
+      </w:r>
+    </w:p>
+    <w:p>
+      <w:pPr>
+        <w:tabs>
+          <w:tab w:val="left" w:pos="1440"/>
+        </w:tabs>
+      </w:pPr>
+      <w:r>
+        <w:t xml:space="preserve">    &gt; "$OUT/field_matches.txt" || true</w:t>
+      </w:r>
+    </w:p>
+    <w:p>
+      <w:pPr>
+        <w:tabs>
+          <w:tab w:val="left" w:pos="1440"/>
+        </w:tabs>
+      </w:pPr>
+    </w:p>
+    <w:p>
+      <w:pPr>
+        <w:tabs>
+          <w:tab w:val="left" w:pos="1440"/>
+        </w:tabs>
+      </w:pPr>
+      <w:r>
+        <w:t>echo</w:t>
+      </w:r>
+    </w:p>
+    <w:p>
+      <w:pPr>
+        <w:tabs>
+          <w:tab w:val="left" w:pos="1440"/>
+        </w:tabs>
+      </w:pPr>
+      <w:r>
+        <w:t>echo "========== SEARCH RESULTS =========="</w:t>
+      </w:r>
+    </w:p>
+    <w:p>
+      <w:pPr>
+        <w:tabs>
+          <w:tab w:val="left" w:pos="1440"/>
+        </w:tabs>
+      </w:pPr>
+      <w:r>
+        <w:t>if [[ -s "$OUT/matches.txt" ]]; then</w:t>
+      </w:r>
+    </w:p>
+    <w:p>
+      <w:pPr>
+        <w:tabs>
+          <w:tab w:val="left" w:pos="1440"/>
+        </w:tabs>
+      </w:pPr>
+      <w:r>
+        <w:t xml:space="preserve">    cat "$OUT/matches.txt"</w:t>
+      </w:r>
+    </w:p>
+    <w:p>
+      <w:pPr>
+        <w:tabs>
+          <w:tab w:val="left" w:pos="1440"/>
+        </w:tabs>
+      </w:pPr>
+      <w:r>
+        <w:t>else</w:t>
+      </w:r>
+    </w:p>
+    <w:p>
+      <w:pPr>
+        <w:tabs>
+          <w:tab w:val="left" w:pos="1440"/>
+        </w:tabs>
+      </w:pPr>
+      <w:r>
+        <w:t xml:space="preserve">    echo "No literal match in verbose output."</w:t>
       </w:r>
     </w:p>
     <w:p>
@@ -19511,74 +20164,57 @@
         </w:tabs>
       </w:pPr>
       <w:r>
-        <w:t>PCAP="$1"</w:t>
-      </w:r>
-    </w:p>
-    <w:p>
-      <w:pPr>
-        <w:tabs>
-          <w:tab w:val="left" w:pos="1440"/>
-        </w:tabs>
-      </w:pPr>
-      <w:r>
-        <w:t>KEYWORD="$2"</w:t>
-      </w:r>
-    </w:p>
-    <w:p>
-      <w:pPr>
-        <w:tabs>
-          <w:tab w:val="left" w:pos="1440"/>
-        </w:tabs>
-      </w:pPr>
-      <w:r>
-        <w:t>OUT="${PCAP##*/}"</w:t>
-      </w:r>
-    </w:p>
-    <w:p>
-      <w:pPr>
-        <w:tabs>
-          <w:tab w:val="left" w:pos="1440"/>
-        </w:tabs>
-      </w:pPr>
-      <w:r>
-        <w:t>OUT="${OUT%.*}_analysis"</w:t>
-      </w:r>
-    </w:p>
-    <w:p>
-      <w:pPr>
-        <w:tabs>
-          <w:tab w:val="left" w:pos="1440"/>
-        </w:tabs>
-      </w:pPr>
-    </w:p>
-    <w:p>
-      <w:pPr>
-        <w:tabs>
-          <w:tab w:val="left" w:pos="1440"/>
-        </w:tabs>
-      </w:pPr>
-      <w:r>
-        <w:t>if [[ ! -f "$PCAP" ]]; then</w:t>
-      </w:r>
-    </w:p>
-    <w:p>
-      <w:pPr>
-        <w:tabs>
-          <w:tab w:val="left" w:pos="1440"/>
-        </w:tabs>
-      </w:pPr>
-      <w:r>
-        <w:t xml:space="preserve">    echo "[ERROR] Capture file not found: $PCAP"</w:t>
-      </w:r>
-    </w:p>
-    <w:p>
-      <w:pPr>
-        <w:tabs>
-          <w:tab w:val="left" w:pos="1440"/>
-        </w:tabs>
-      </w:pPr>
-      <w:r>
-        <w:t xml:space="preserve">    exit 1</w:t>
+        <w:t>echo</w:t>
+      </w:r>
+    </w:p>
+    <w:p>
+      <w:pPr>
+        <w:tabs>
+          <w:tab w:val="left" w:pos="1440"/>
+        </w:tabs>
+      </w:pPr>
+      <w:r>
+        <w:t>echo "========== MQTT MATCHES =========="</w:t>
+      </w:r>
+    </w:p>
+    <w:p>
+      <w:pPr>
+        <w:tabs>
+          <w:tab w:val="left" w:pos="1440"/>
+        </w:tabs>
+      </w:pPr>
+      <w:r>
+        <w:t>if [[ -s "$OUT/mqtt_matches.txt" ]]; then</w:t>
+      </w:r>
+    </w:p>
+    <w:p>
+      <w:pPr>
+        <w:tabs>
+          <w:tab w:val="left" w:pos="1440"/>
+        </w:tabs>
+      </w:pPr>
+      <w:r>
+        <w:t xml:space="preserve">    cat "$OUT/mqtt_matches.txt"</w:t>
+      </w:r>
+    </w:p>
+    <w:p>
+      <w:pPr>
+        <w:tabs>
+          <w:tab w:val="left" w:pos="1440"/>
+        </w:tabs>
+      </w:pPr>
+      <w:r>
+        <w:t>else</w:t>
+      </w:r>
+    </w:p>
+    <w:p>
+      <w:pPr>
+        <w:tabs>
+          <w:tab w:val="left" w:pos="1440"/>
+        </w:tabs>
+      </w:pPr>
+      <w:r>
+        <w:t xml:space="preserve">    echo "No literal match in MQTT output."</w:t>
       </w:r>
     </w:p>
     <w:p>
@@ -19605,72 +20241,270 @@
         </w:tabs>
       </w:pPr>
       <w:r>
-        <w:t>if ! command -v tshark &gt;/dev/null 2&gt;&amp;1; then</w:t>
-      </w:r>
-    </w:p>
-    <w:p>
-      <w:pPr>
-        <w:tabs>
-          <w:tab w:val="left" w:pos="1440"/>
-        </w:tabs>
-      </w:pPr>
-      <w:r>
-        <w:t xml:space="preserve">    echo "[ERROR] tshark is not installed. Install with:"</w:t>
-      </w:r>
-    </w:p>
-    <w:p>
-      <w:pPr>
-        <w:tabs>
-          <w:tab w:val="left" w:pos="1440"/>
-        </w:tabs>
-      </w:pPr>
-      <w:r>
-        <w:t xml:space="preserve">    echo "sudo apt install tshark"</w:t>
-      </w:r>
-    </w:p>
-    <w:p>
-      <w:pPr>
-        <w:tabs>
-          <w:tab w:val="left" w:pos="1440"/>
-        </w:tabs>
-      </w:pPr>
-      <w:r>
-        <w:t xml:space="preserve">    exit 1</w:t>
-      </w:r>
-    </w:p>
-    <w:p>
-      <w:pPr>
-        <w:tabs>
-          <w:tab w:val="left" w:pos="1440"/>
-        </w:tabs>
-      </w:pPr>
-      <w:r>
-        <w:t>fi</w:t>
-      </w:r>
-    </w:p>
-    <w:p>
-      <w:pPr>
-        <w:tabs>
-          <w:tab w:val="left" w:pos="1440"/>
-        </w:tabs>
-      </w:pPr>
-    </w:p>
-    <w:p>
-      <w:pPr>
-        <w:tabs>
-          <w:tab w:val="left" w:pos="1440"/>
-        </w:tabs>
-      </w:pPr>
-      <w:r>
-        <w:t>mkdir -p "$OUT"</w:t>
-      </w:r>
-    </w:p>
-    <w:p>
-      <w:pPr>
-        <w:tabs>
-          <w:tab w:val="left" w:pos="1440"/>
-        </w:tabs>
-      </w:pPr>
+        <w:t>echo</w:t>
+      </w:r>
+    </w:p>
+    <w:p>
+      <w:pPr>
+        <w:tabs>
+          <w:tab w:val="left" w:pos="1440"/>
+        </w:tabs>
+      </w:pPr>
+      <w:r>
+        <w:t>echo "========== OUTPUT FILES =========="</w:t>
+      </w:r>
+    </w:p>
+    <w:p>
+      <w:pPr>
+        <w:tabs>
+          <w:tab w:val="left" w:pos="1440"/>
+        </w:tabs>
+      </w:pPr>
+      <w:r>
+        <w:t>printf '%s\n' \</w:t>
+      </w:r>
+    </w:p>
+    <w:p>
+      <w:pPr>
+        <w:tabs>
+          <w:tab w:val="left" w:pos="1440"/>
+        </w:tabs>
+      </w:pPr>
+      <w:r>
+        <w:t xml:space="preserve">    "$OUT/metadata.txt" \</w:t>
+      </w:r>
+    </w:p>
+    <w:p>
+      <w:pPr>
+        <w:tabs>
+          <w:tab w:val="left" w:pos="1440"/>
+        </w:tabs>
+      </w:pPr>
+      <w:r>
+        <w:t xml:space="preserve">    "$OUT/all_packets.xml" \</w:t>
+      </w:r>
+    </w:p>
+    <w:p>
+      <w:pPr>
+        <w:tabs>
+          <w:tab w:val="left" w:pos="1440"/>
+        </w:tabs>
+      </w:pPr>
+      <w:r>
+        <w:t xml:space="preserve">    "$OUT/all_packets_verbose.txt" \</w:t>
+      </w:r>
+    </w:p>
+    <w:p>
+      <w:pPr>
+        <w:tabs>
+          <w:tab w:val="left" w:pos="1440"/>
+        </w:tabs>
+      </w:pPr>
+      <w:r>
+        <w:t xml:space="preserve">    "$OUT/packet_fields.tsv" \</w:t>
+      </w:r>
+    </w:p>
+    <w:p>
+      <w:pPr>
+        <w:tabs>
+          <w:tab w:val="left" w:pos="1440"/>
+        </w:tabs>
+      </w:pPr>
+      <w:r>
+        <w:t xml:space="preserve">    "$OUT/mqtt_packets.txt" \</w:t>
+      </w:r>
+    </w:p>
+    <w:p>
+      <w:pPr>
+        <w:tabs>
+          <w:tab w:val="left" w:pos="1440"/>
+        </w:tabs>
+      </w:pPr>
+      <w:r>
+        <w:t xml:space="preserve">    "$OUT/matches.txt" \</w:t>
+      </w:r>
+    </w:p>
+    <w:p>
+      <w:pPr>
+        <w:tabs>
+          <w:tab w:val="left" w:pos="1440"/>
+        </w:tabs>
+      </w:pPr>
+      <w:r>
+        <w:t xml:space="preserve">    "$OUT/mqtt_matches.txt" \</w:t>
+      </w:r>
+    </w:p>
+    <w:p>
+      <w:pPr>
+        <w:tabs>
+          <w:tab w:val="left" w:pos="1440"/>
+        </w:tabs>
+      </w:pPr>
+      <w:r>
+        <w:t xml:space="preserve">    "$OUT/field_matches.txt"</w:t>
+      </w:r>
+    </w:p>
+    <w:p>
+      <w:pPr>
+        <w:tabs>
+          <w:tab w:val="left" w:pos="1440"/>
+        </w:tabs>
+      </w:pPr>
+    </w:p>
+    <w:p>
+      <w:pPr>
+        <w:tabs>
+          <w:tab w:val="left" w:pos="1440"/>
+        </w:tabs>
+      </w:pPr>
+      <w:r>
+        <w:t>echo</w:t>
+      </w:r>
+    </w:p>
+    <w:p>
+      <w:pPr>
+        <w:tabs>
+          <w:tab w:val="left" w:pos="1440"/>
+        </w:tabs>
+      </w:pPr>
+      <w:r>
+        <w:t>echo "Tip: Search the complete files with:"</w:t>
+      </w:r>
+    </w:p>
+    <w:p>
+      <w:pPr>
+        <w:tabs>
+          <w:tab w:val="left" w:pos="1440"/>
+        </w:tabs>
+      </w:pPr>
+      <w:r>
+        <w:t>echo "grep -inF -- '$KEYWORD' '$OUT/all_packets_verbose.txt'"</w:t>
+      </w:r>
+    </w:p>
+    <w:p>
+      <w:pPr>
+        <w:tabs>
+          <w:tab w:val="left" w:pos="1440"/>
+        </w:tabs>
+      </w:pPr>
+      <w:r>
+        <w:t>echo "less '$OUT/mqtt_packets.txt'"</w:t>
+      </w:r>
+    </w:p>
+    <w:p>
+      <w:pPr>
+        <w:tabs>
+          <w:tab w:val="left" w:pos="1440"/>
+        </w:tabs>
+      </w:pPr>
+      <w:r>
+        <w:t>EOF</w:t>
+      </w:r>
+    </w:p>
+    <w:p>
+      <w:pPr>
+        <w:tabs>
+          <w:tab w:val="left" w:pos="1440"/>
+        </w:tabs>
+      </w:pPr>
+    </w:p>
+    <w:p>
+      <w:pPr>
+        <w:tabs>
+          <w:tab w:val="left" w:pos="1440"/>
+        </w:tabs>
+      </w:pPr>
+      <w:r>
+        <w:t>chmod +x pcap_search.sh</w:t>
+      </w:r>
+    </w:p>
+    <w:p>
+      <w:pPr>
+        <w:tabs>
+          <w:tab w:val="left" w:pos="1440"/>
+        </w:tabs>
+        <w:rPr>
+          <w:b/>
+          <w:bCs/>
+        </w:rPr>
+      </w:pPr>
+      <w:r>
+        <w:rPr>
+          <w:b/>
+          <w:bCs/>
+        </w:rPr>
+        <w:t>3. Run it against the MQTT capture</w:t>
+      </w:r>
+    </w:p>
+    <w:p>
+      <w:pPr>
+        <w:tabs>
+          <w:tab w:val="left" w:pos="1440"/>
+        </w:tabs>
+      </w:pPr>
+      <w:r>
+        <w:t>If the file is in the home directory:</w:t>
+      </w:r>
+    </w:p>
+    <w:p>
+      <w:pPr>
+        <w:tabs>
+          <w:tab w:val="left" w:pos="1440"/>
+        </w:tabs>
+      </w:pPr>
+      <w:r>
+        <w:t>./pcap_search.sh ~/MQTT.pcapng "High_humidity"</w:t>
+      </w:r>
+    </w:p>
+    <w:p>
+      <w:pPr>
+        <w:tabs>
+          <w:tab w:val="left" w:pos="1440"/>
+        </w:tabs>
+      </w:pPr>
+      <w:r>
+        <w:t>If you're already in the directory containing the capture:</w:t>
+      </w:r>
+    </w:p>
+    <w:p>
+      <w:pPr>
+        <w:tabs>
+          <w:tab w:val="left" w:pos="1440"/>
+        </w:tabs>
+      </w:pPr>
+      <w:r>
+        <w:t>./pcap_search.sh MQTT.pcapng "High_humidity"</w:t>
+      </w:r>
+    </w:p>
+    <w:p>
+      <w:pPr>
+        <w:tabs>
+          <w:tab w:val="left" w:pos="1440"/>
+        </w:tabs>
+      </w:pPr>
+      <w:r>
+        <w:t>To reuse the script for a different capture and keyword:</w:t>
+      </w:r>
+    </w:p>
+    <w:p>
+      <w:pPr>
+        <w:tabs>
+          <w:tab w:val="left" w:pos="1440"/>
+        </w:tabs>
+      </w:pPr>
+      <w:r>
+        <w:t>./pcap_search.sh another_capture.pcapng "temperature"</w:t>
+      </w:r>
+    </w:p>
+    <w:p>
+      <w:pPr>
+        <w:tabs>
+          <w:tab w:val="left" w:pos="1440"/>
+        </w:tabs>
+      </w:pPr>
+      <w:r>
+        <w:t>Or search for a credential-related string in a capture you are authorized to analyze:</w:t>
+      </w:r>
     </w:p>
     <w:p>
       <w:pPr>
@@ -19680,263 +20514,246 @@
       </w:pPr>
       <w:r>
         <w:lastRenderedPageBreak/>
-        <w:t>echo "[1/6] Capture metadata..."</w:t>
-      </w:r>
-    </w:p>
-    <w:p>
-      <w:pPr>
-        <w:tabs>
-          <w:tab w:val="left" w:pos="1440"/>
-        </w:tabs>
-      </w:pPr>
-      <w:r>
-        <w:t>capinfos "$PCAP" &gt; "$OUT/metadata.txt" 2&gt;&amp;1 || true</w:t>
-      </w:r>
-    </w:p>
-    <w:p>
-      <w:pPr>
-        <w:tabs>
-          <w:tab w:val="left" w:pos="1440"/>
-        </w:tabs>
-      </w:pPr>
-    </w:p>
-    <w:p>
-      <w:pPr>
-        <w:tabs>
-          <w:tab w:val="left" w:pos="1440"/>
-        </w:tabs>
-      </w:pPr>
-      <w:r>
-        <w:t>echo "[2/6] Exporting all packet fields..."</w:t>
-      </w:r>
-    </w:p>
-    <w:p>
-      <w:pPr>
-        <w:tabs>
-          <w:tab w:val="left" w:pos="1440"/>
-        </w:tabs>
-      </w:pPr>
-      <w:r>
-        <w:t>tshark -r "$PCAP" -n -T pdml \</w:t>
-      </w:r>
-    </w:p>
-    <w:p>
-      <w:pPr>
-        <w:tabs>
-          <w:tab w:val="left" w:pos="1440"/>
-        </w:tabs>
-      </w:pPr>
-      <w:r>
-        <w:t xml:space="preserve">    &gt; "$OUT/all_packets.xml" 2&gt; "$OUT/tshark_errors.txt" || true</w:t>
-      </w:r>
-    </w:p>
-    <w:p>
-      <w:pPr>
-        <w:tabs>
-          <w:tab w:val="left" w:pos="1440"/>
-        </w:tabs>
-      </w:pPr>
-    </w:p>
-    <w:p>
-      <w:pPr>
-        <w:tabs>
-          <w:tab w:val="left" w:pos="1440"/>
-        </w:tabs>
-      </w:pPr>
-      <w:r>
-        <w:t>echo "[3/6] Exporting readable packet details..."</w:t>
-      </w:r>
-    </w:p>
-    <w:p>
-      <w:pPr>
-        <w:tabs>
-          <w:tab w:val="left" w:pos="1440"/>
-        </w:tabs>
-      </w:pPr>
-      <w:r>
-        <w:t>tshark -r "$PCAP" -n -V \</w:t>
-      </w:r>
-    </w:p>
-    <w:p>
-      <w:pPr>
-        <w:tabs>
-          <w:tab w:val="left" w:pos="1440"/>
-        </w:tabs>
-      </w:pPr>
-      <w:r>
-        <w:t xml:space="preserve">    &gt; "$OUT/all_packets_verbose.txt" 2&gt;&gt; "$OUT/tshark_errors.txt" || true</w:t>
-      </w:r>
-    </w:p>
-    <w:p>
-      <w:pPr>
-        <w:tabs>
-          <w:tab w:val="left" w:pos="1440"/>
-        </w:tabs>
-      </w:pPr>
-    </w:p>
-    <w:p>
-      <w:pPr>
-        <w:tabs>
-          <w:tab w:val="left" w:pos="1440"/>
-        </w:tabs>
-      </w:pPr>
-      <w:r>
-        <w:t>echo "[4/6] Exporting packet summaries..."</w:t>
-      </w:r>
-    </w:p>
-    <w:p>
-      <w:pPr>
-        <w:tabs>
-          <w:tab w:val="left" w:pos="1440"/>
-        </w:tabs>
-      </w:pPr>
-      <w:r>
-        <w:t>tshark -r "$PCAP" -n -T fields \</w:t>
-      </w:r>
-    </w:p>
-    <w:p>
-      <w:pPr>
-        <w:tabs>
-          <w:tab w:val="left" w:pos="1440"/>
-        </w:tabs>
-      </w:pPr>
-      <w:r>
-        <w:t xml:space="preserve">    -E header=y -E separator=$'\t' -E occurrence=a \</w:t>
-      </w:r>
-    </w:p>
-    <w:p>
-      <w:pPr>
-        <w:tabs>
-          <w:tab w:val="left" w:pos="1440"/>
-        </w:tabs>
-      </w:pPr>
-      <w:r>
-        <w:t xml:space="preserve">    -e frame.number -e frame.time \</w:t>
-      </w:r>
-    </w:p>
-    <w:p>
-      <w:pPr>
-        <w:tabs>
-          <w:tab w:val="left" w:pos="1440"/>
-        </w:tabs>
-      </w:pPr>
-      <w:r>
-        <w:t xml:space="preserve">    -e frame.len -e frame.protocols \</w:t>
-      </w:r>
-    </w:p>
-    <w:p>
-      <w:pPr>
-        <w:tabs>
-          <w:tab w:val="left" w:pos="1440"/>
-        </w:tabs>
-      </w:pPr>
-      <w:r>
-        <w:t xml:space="preserve">    -e eth.src -e eth.dst \</w:t>
-      </w:r>
-    </w:p>
-    <w:p>
-      <w:pPr>
-        <w:tabs>
-          <w:tab w:val="left" w:pos="1440"/>
-        </w:tabs>
-      </w:pPr>
-      <w:r>
-        <w:t xml:space="preserve">    -e ip.src -e ip.dst -e ipv6.src -e ipv6.dst \</w:t>
-      </w:r>
-    </w:p>
-    <w:p>
-      <w:pPr>
-        <w:tabs>
-          <w:tab w:val="left" w:pos="1440"/>
-        </w:tabs>
-      </w:pPr>
-      <w:r>
-        <w:t xml:space="preserve">    -e tcp.srcport -e tcp.dstport \</w:t>
-      </w:r>
-    </w:p>
-    <w:p>
-      <w:pPr>
-        <w:tabs>
-          <w:tab w:val="left" w:pos="1440"/>
-        </w:tabs>
-      </w:pPr>
-      <w:r>
-        <w:t xml:space="preserve">    -e udp.srcport -e udp.dstport \</w:t>
-      </w:r>
-    </w:p>
-    <w:p>
-      <w:pPr>
-        <w:tabs>
-          <w:tab w:val="left" w:pos="1440"/>
-        </w:tabs>
-      </w:pPr>
-      <w:r>
-        <w:t xml:space="preserve">    -e mqtt.topic -e mqtt.msg \</w:t>
-      </w:r>
-    </w:p>
-    <w:p>
-      <w:pPr>
-        <w:tabs>
-          <w:tab w:val="left" w:pos="1440"/>
-        </w:tabs>
-      </w:pPr>
-      <w:r>
-        <w:t xml:space="preserve">    -e data.data \</w:t>
-      </w:r>
-    </w:p>
-    <w:p>
-      <w:pPr>
-        <w:tabs>
-          <w:tab w:val="left" w:pos="1440"/>
-        </w:tabs>
-      </w:pPr>
-      <w:r>
-        <w:t xml:space="preserve">    &gt; "$OUT/packet_fields.tsv" 2&gt;&gt; "$OUT/tshark_errors.txt" || true</w:t>
-      </w:r>
-    </w:p>
-    <w:p>
-      <w:pPr>
-        <w:tabs>
-          <w:tab w:val="left" w:pos="1440"/>
-        </w:tabs>
-      </w:pPr>
-    </w:p>
-    <w:p>
-      <w:pPr>
-        <w:tabs>
-          <w:tab w:val="left" w:pos="1440"/>
-        </w:tabs>
-      </w:pPr>
-      <w:r>
-        <w:t>echo "[5/6] Exporting MQTT-specific packets..."</w:t>
-      </w:r>
-    </w:p>
-    <w:p>
-      <w:pPr>
-        <w:tabs>
-          <w:tab w:val="left" w:pos="1440"/>
-        </w:tabs>
-      </w:pPr>
-      <w:r>
-        <w:t>tshark -r "$PCAP" -n -Y mqtt -V \</w:t>
-      </w:r>
-    </w:p>
-    <w:p>
-      <w:pPr>
-        <w:tabs>
-          <w:tab w:val="left" w:pos="1440"/>
-        </w:tabs>
-      </w:pPr>
-      <w:r>
-        <w:t xml:space="preserve">    &gt; "$OUT/mqtt_packets.txt" 2&gt;&gt; "$OUT/tshark_errors.txt" || true</w:t>
-      </w:r>
-    </w:p>
-    <w:p>
-      <w:pPr>
-        <w:tabs>
-          <w:tab w:val="left" w:pos="1440"/>
-        </w:tabs>
-      </w:pPr>
+        <w:t>./pcap_search.sh another_capture.pcapng "username"</w:t>
+      </w:r>
+    </w:p>
+    <w:p>
+      <w:pPr>
+        <w:tabs>
+          <w:tab w:val="left" w:pos="1440"/>
+        </w:tabs>
+        <w:rPr>
+          <w:b/>
+          <w:bCs/>
+        </w:rPr>
+      </w:pPr>
+      <w:r>
+        <w:rPr>
+          <w:b/>
+          <w:bCs/>
+        </w:rPr>
+        <w:t>4. Inspect the complete MQTT packet</w:t>
+      </w:r>
+    </w:p>
+    <w:p>
+      <w:pPr>
+        <w:tabs>
+          <w:tab w:val="left" w:pos="1440"/>
+        </w:tabs>
+      </w:pPr>
+      <w:r>
+        <w:t>The script creates an output directory named MQTT_analysis. Inspect the MQTT-specific packet details:</w:t>
+      </w:r>
+    </w:p>
+    <w:p>
+      <w:pPr>
+        <w:tabs>
+          <w:tab w:val="left" w:pos="1440"/>
+        </w:tabs>
+      </w:pPr>
+      <w:r>
+        <w:t>less MQTT_analysis/mqtt_packets.txt</w:t>
+      </w:r>
+    </w:p>
+    <w:p>
+      <w:pPr>
+        <w:tabs>
+          <w:tab w:val="left" w:pos="1440"/>
+        </w:tabs>
+      </w:pPr>
+      <w:r>
+        <w:t>Search within less for the message:</w:t>
+      </w:r>
+    </w:p>
+    <w:p>
+      <w:pPr>
+        <w:tabs>
+          <w:tab w:val="left" w:pos="1440"/>
+        </w:tabs>
+      </w:pPr>
+      <w:r>
+        <w:t>/High_humidity</w:t>
+      </w:r>
+    </w:p>
+    <w:p>
+      <w:pPr>
+        <w:tabs>
+          <w:tab w:val="left" w:pos="1440"/>
+        </w:tabs>
+      </w:pPr>
+      <w:r>
+        <w:t>Press n to find the next occurrence and q to quit.</w:t>
+      </w:r>
+    </w:p>
+    <w:p>
+      <w:pPr>
+        <w:tabs>
+          <w:tab w:val="left" w:pos="1440"/>
+        </w:tabs>
+      </w:pPr>
+      <w:r>
+        <w:t>You can also filter directly in TShark:</w:t>
+      </w:r>
+    </w:p>
+    <w:p>
+      <w:pPr>
+        <w:tabs>
+          <w:tab w:val="left" w:pos="1440"/>
+        </w:tabs>
+      </w:pPr>
+      <w:r>
+        <w:t>tshark -r ~/MQTT.pcapng -Y 'mqtt' -V</w:t>
+      </w:r>
+    </w:p>
+    <w:p>
+      <w:pPr>
+        <w:tabs>
+          <w:tab w:val="left" w:pos="1440"/>
+        </w:tabs>
+      </w:pPr>
+      <w:r>
+        <w:t>To focus on packets that contain the topic or message text:</w:t>
+      </w:r>
+    </w:p>
+    <w:p>
+      <w:pPr>
+        <w:tabs>
+          <w:tab w:val="left" w:pos="1440"/>
+        </w:tabs>
+      </w:pPr>
+      <w:r>
+        <w:t>tshark -r ~/MQTT.pcapng -Y 'mqtt' -V |</w:t>
+      </w:r>
+    </w:p>
+    <w:p>
+      <w:pPr>
+        <w:tabs>
+          <w:tab w:val="left" w:pos="1440"/>
+        </w:tabs>
+      </w:pPr>
+      <w:r>
+        <w:t>grep -in -B 15 -A 25 'High_humidity'</w:t>
+      </w:r>
+    </w:p>
+    <w:p>
+      <w:pPr>
+        <w:tabs>
+          <w:tab w:val="left" w:pos="1440"/>
+        </w:tabs>
+      </w:pPr>
+      <w:r>
+        <w:t>The context lines help reveal the MQTT topic, message contents, and surrounding packet information.</w:t>
+      </w:r>
+    </w:p>
+    <w:p>
+      <w:pPr>
+        <w:tabs>
+          <w:tab w:val="left" w:pos="1440"/>
+        </w:tabs>
+        <w:rPr>
+          <w:b/>
+          <w:bCs/>
+        </w:rPr>
+      </w:pPr>
+      <w:r>
+        <w:rPr>
+          <w:b/>
+          <w:bCs/>
+        </w:rPr>
+        <w:t>5. Extract the alert percentage</w:t>
+      </w:r>
+    </w:p>
+    <w:p>
+      <w:pPr>
+        <w:tabs>
+          <w:tab w:val="left" w:pos="1440"/>
+        </w:tabs>
+      </w:pPr>
+      <w:r>
+        <w:t>Find the packet containing High_humidity and read the published message payload. For example, a hypothetical message might look like:</w:t>
+      </w:r>
+    </w:p>
+    <w:p>
+      <w:pPr>
+        <w:tabs>
+          <w:tab w:val="left" w:pos="1440"/>
+        </w:tabs>
+      </w:pPr>
+      <w:r>
+        <w:t>Topic: sensors/warehouse</w:t>
+      </w:r>
+    </w:p>
+    <w:p>
+      <w:pPr>
+        <w:tabs>
+          <w:tab w:val="left" w:pos="1440"/>
+        </w:tabs>
+      </w:pPr>
+      <w:r>
+        <w:t>Message: High_humidity: Alert threshold 85%</w:t>
+      </w:r>
+    </w:p>
+    <w:p>
+      <w:pPr>
+        <w:tabs>
+          <w:tab w:val="left" w:pos="1440"/>
+        </w:tabs>
+      </w:pPr>
+      <w:r>
+        <w:t>In this hypothetical example, the percentage would be 85. That is only an illustration, not the verified answer for your capture.</w:t>
+      </w:r>
+    </w:p>
+    <w:p>
+      <w:pPr>
+        <w:tabs>
+          <w:tab w:val="left" w:pos="1440"/>
+        </w:tabs>
+      </w:pPr>
+      <w:r>
+        <w:t>If the output doesn't show the message text, MQTT may carry the payload as encoded or raw data. In that case, inspect the packet in Wireshark and expand the MQTT and Data sections. You can also inspect packet bytes with:</w:t>
+      </w:r>
+    </w:p>
+    <w:p>
+      <w:pPr>
+        <w:tabs>
+          <w:tab w:val="left" w:pos="1440"/>
+        </w:tabs>
+      </w:pPr>
+      <w:r>
+        <w:t>tshark -r ~/MQTT.pcapng -Y mqtt -x</w:t>
+      </w:r>
+    </w:p>
+    <w:p>
+      <w:pPr>
+        <w:tabs>
+          <w:tab w:val="left" w:pos="1440"/>
+        </w:tabs>
+      </w:pPr>
+    </w:p>
+    <w:p>
+      <w:pPr>
+        <w:tabs>
+          <w:tab w:val="left" w:pos="1440"/>
+        </w:tabs>
+      </w:pPr>
+    </w:p>
+    <w:p>
+      <w:pPr>
+        <w:tabs>
+          <w:tab w:val="left" w:pos="1440"/>
+        </w:tabs>
+        <w:rPr>
+          <w:b/>
+          <w:bCs/>
+        </w:rPr>
+      </w:pPr>
+      <w:r>
+        <w:rPr>
+          <w:b/>
+          <w:bCs/>
+        </w:rPr>
+        <w:t>Question 50 — Mount the VeraCrypt volume and count its files</w:t>
+      </w:r>
     </w:p>
     <w:p>
       <w:pPr>
@@ -19946,773 +20763,6 @@
       </w:pPr>
       <w:r>
         <w:lastRenderedPageBreak/>
-        <w:t>echo "[6/6] Searching for: $KEYWORD"</w:t>
-      </w:r>
-    </w:p>
-    <w:p>
-      <w:pPr>
-        <w:tabs>
-          <w:tab w:val="left" w:pos="1440"/>
-        </w:tabs>
-      </w:pPr>
-      <w:r>
-        <w:t>grep -inF -- "$KEYWORD" "$OUT/all_packets_verbose.txt" \</w:t>
-      </w:r>
-    </w:p>
-    <w:p>
-      <w:pPr>
-        <w:tabs>
-          <w:tab w:val="left" w:pos="1440"/>
-        </w:tabs>
-      </w:pPr>
-      <w:r>
-        <w:t xml:space="preserve">    &gt; "$OUT/matches.txt" || true</w:t>
-      </w:r>
-    </w:p>
-    <w:p>
-      <w:pPr>
-        <w:tabs>
-          <w:tab w:val="left" w:pos="1440"/>
-        </w:tabs>
-      </w:pPr>
-    </w:p>
-    <w:p>
-      <w:pPr>
-        <w:tabs>
-          <w:tab w:val="left" w:pos="1440"/>
-        </w:tabs>
-      </w:pPr>
-      <w:r>
-        <w:t>grep -inF -- "$KEYWORD" "$OUT/mqtt_packets.txt" \</w:t>
-      </w:r>
-    </w:p>
-    <w:p>
-      <w:pPr>
-        <w:tabs>
-          <w:tab w:val="left" w:pos="1440"/>
-        </w:tabs>
-      </w:pPr>
-      <w:r>
-        <w:t xml:space="preserve">    &gt; "$OUT/mqtt_matches.txt" || true</w:t>
-      </w:r>
-    </w:p>
-    <w:p>
-      <w:pPr>
-        <w:tabs>
-          <w:tab w:val="left" w:pos="1440"/>
-        </w:tabs>
-      </w:pPr>
-    </w:p>
-    <w:p>
-      <w:pPr>
-        <w:tabs>
-          <w:tab w:val="left" w:pos="1440"/>
-        </w:tabs>
-      </w:pPr>
-      <w:r>
-        <w:t>grep -inF -- "$KEYWORD" "$OUT/packet_fields.tsv" \</w:t>
-      </w:r>
-    </w:p>
-    <w:p>
-      <w:pPr>
-        <w:tabs>
-          <w:tab w:val="left" w:pos="1440"/>
-        </w:tabs>
-      </w:pPr>
-      <w:r>
-        <w:t xml:space="preserve">    &gt; "$OUT/field_matches.txt" || true</w:t>
-      </w:r>
-    </w:p>
-    <w:p>
-      <w:pPr>
-        <w:tabs>
-          <w:tab w:val="left" w:pos="1440"/>
-        </w:tabs>
-      </w:pPr>
-    </w:p>
-    <w:p>
-      <w:pPr>
-        <w:tabs>
-          <w:tab w:val="left" w:pos="1440"/>
-        </w:tabs>
-      </w:pPr>
-      <w:r>
-        <w:t>echo</w:t>
-      </w:r>
-    </w:p>
-    <w:p>
-      <w:pPr>
-        <w:tabs>
-          <w:tab w:val="left" w:pos="1440"/>
-        </w:tabs>
-      </w:pPr>
-      <w:r>
-        <w:t>echo "========== SEARCH RESULTS =========="</w:t>
-      </w:r>
-    </w:p>
-    <w:p>
-      <w:pPr>
-        <w:tabs>
-          <w:tab w:val="left" w:pos="1440"/>
-        </w:tabs>
-      </w:pPr>
-      <w:r>
-        <w:t>if [[ -s "$OUT/matches.txt" ]]; then</w:t>
-      </w:r>
-    </w:p>
-    <w:p>
-      <w:pPr>
-        <w:tabs>
-          <w:tab w:val="left" w:pos="1440"/>
-        </w:tabs>
-      </w:pPr>
-      <w:r>
-        <w:t xml:space="preserve">    cat "$OUT/matches.txt"</w:t>
-      </w:r>
-    </w:p>
-    <w:p>
-      <w:pPr>
-        <w:tabs>
-          <w:tab w:val="left" w:pos="1440"/>
-        </w:tabs>
-      </w:pPr>
-      <w:r>
-        <w:t>else</w:t>
-      </w:r>
-    </w:p>
-    <w:p>
-      <w:pPr>
-        <w:tabs>
-          <w:tab w:val="left" w:pos="1440"/>
-        </w:tabs>
-      </w:pPr>
-      <w:r>
-        <w:t xml:space="preserve">    echo "No literal match in verbose output."</w:t>
-      </w:r>
-    </w:p>
-    <w:p>
-      <w:pPr>
-        <w:tabs>
-          <w:tab w:val="left" w:pos="1440"/>
-        </w:tabs>
-      </w:pPr>
-      <w:r>
-        <w:t>fi</w:t>
-      </w:r>
-    </w:p>
-    <w:p>
-      <w:pPr>
-        <w:tabs>
-          <w:tab w:val="left" w:pos="1440"/>
-        </w:tabs>
-      </w:pPr>
-    </w:p>
-    <w:p>
-      <w:pPr>
-        <w:tabs>
-          <w:tab w:val="left" w:pos="1440"/>
-        </w:tabs>
-      </w:pPr>
-      <w:r>
-        <w:t>echo</w:t>
-      </w:r>
-    </w:p>
-    <w:p>
-      <w:pPr>
-        <w:tabs>
-          <w:tab w:val="left" w:pos="1440"/>
-        </w:tabs>
-      </w:pPr>
-      <w:r>
-        <w:t>echo "========== MQTT MATCHES =========="</w:t>
-      </w:r>
-    </w:p>
-    <w:p>
-      <w:pPr>
-        <w:tabs>
-          <w:tab w:val="left" w:pos="1440"/>
-        </w:tabs>
-      </w:pPr>
-      <w:r>
-        <w:t>if [[ -s "$OUT/mqtt_matches.txt" ]]; then</w:t>
-      </w:r>
-    </w:p>
-    <w:p>
-      <w:pPr>
-        <w:tabs>
-          <w:tab w:val="left" w:pos="1440"/>
-        </w:tabs>
-      </w:pPr>
-      <w:r>
-        <w:t xml:space="preserve">    cat "$OUT/mqtt_matches.txt"</w:t>
-      </w:r>
-    </w:p>
-    <w:p>
-      <w:pPr>
-        <w:tabs>
-          <w:tab w:val="left" w:pos="1440"/>
-        </w:tabs>
-      </w:pPr>
-      <w:r>
-        <w:t>else</w:t>
-      </w:r>
-    </w:p>
-    <w:p>
-      <w:pPr>
-        <w:tabs>
-          <w:tab w:val="left" w:pos="1440"/>
-        </w:tabs>
-      </w:pPr>
-      <w:r>
-        <w:t xml:space="preserve">    echo "No literal match in MQTT output."</w:t>
-      </w:r>
-    </w:p>
-    <w:p>
-      <w:pPr>
-        <w:tabs>
-          <w:tab w:val="left" w:pos="1440"/>
-        </w:tabs>
-      </w:pPr>
-      <w:r>
-        <w:t>fi</w:t>
-      </w:r>
-    </w:p>
-    <w:p>
-      <w:pPr>
-        <w:tabs>
-          <w:tab w:val="left" w:pos="1440"/>
-        </w:tabs>
-      </w:pPr>
-    </w:p>
-    <w:p>
-      <w:pPr>
-        <w:tabs>
-          <w:tab w:val="left" w:pos="1440"/>
-        </w:tabs>
-      </w:pPr>
-      <w:r>
-        <w:t>echo</w:t>
-      </w:r>
-    </w:p>
-    <w:p>
-      <w:pPr>
-        <w:tabs>
-          <w:tab w:val="left" w:pos="1440"/>
-        </w:tabs>
-      </w:pPr>
-      <w:r>
-        <w:t>echo "========== OUTPUT FILES =========="</w:t>
-      </w:r>
-    </w:p>
-    <w:p>
-      <w:pPr>
-        <w:tabs>
-          <w:tab w:val="left" w:pos="1440"/>
-        </w:tabs>
-      </w:pPr>
-      <w:r>
-        <w:lastRenderedPageBreak/>
-        <w:t>printf '%s\n' \</w:t>
-      </w:r>
-    </w:p>
-    <w:p>
-      <w:pPr>
-        <w:tabs>
-          <w:tab w:val="left" w:pos="1440"/>
-        </w:tabs>
-      </w:pPr>
-      <w:r>
-        <w:t xml:space="preserve">    "$OUT/metadata.txt" \</w:t>
-      </w:r>
-    </w:p>
-    <w:p>
-      <w:pPr>
-        <w:tabs>
-          <w:tab w:val="left" w:pos="1440"/>
-        </w:tabs>
-      </w:pPr>
-      <w:r>
-        <w:t xml:space="preserve">    "$OUT/all_packets.xml" \</w:t>
-      </w:r>
-    </w:p>
-    <w:p>
-      <w:pPr>
-        <w:tabs>
-          <w:tab w:val="left" w:pos="1440"/>
-        </w:tabs>
-      </w:pPr>
-      <w:r>
-        <w:t xml:space="preserve">    "$OUT/all_packets_verbose.txt" \</w:t>
-      </w:r>
-    </w:p>
-    <w:p>
-      <w:pPr>
-        <w:tabs>
-          <w:tab w:val="left" w:pos="1440"/>
-        </w:tabs>
-      </w:pPr>
-      <w:r>
-        <w:t xml:space="preserve">    "$OUT/packet_fields.tsv" \</w:t>
-      </w:r>
-    </w:p>
-    <w:p>
-      <w:pPr>
-        <w:tabs>
-          <w:tab w:val="left" w:pos="1440"/>
-        </w:tabs>
-      </w:pPr>
-      <w:r>
-        <w:t xml:space="preserve">    "$OUT/mqtt_packets.txt" \</w:t>
-      </w:r>
-    </w:p>
-    <w:p>
-      <w:pPr>
-        <w:tabs>
-          <w:tab w:val="left" w:pos="1440"/>
-        </w:tabs>
-      </w:pPr>
-      <w:r>
-        <w:t xml:space="preserve">    "$OUT/matches.txt" \</w:t>
-      </w:r>
-    </w:p>
-    <w:p>
-      <w:pPr>
-        <w:tabs>
-          <w:tab w:val="left" w:pos="1440"/>
-        </w:tabs>
-      </w:pPr>
-      <w:r>
-        <w:t xml:space="preserve">    "$OUT/mqtt_matches.txt" \</w:t>
-      </w:r>
-    </w:p>
-    <w:p>
-      <w:pPr>
-        <w:tabs>
-          <w:tab w:val="left" w:pos="1440"/>
-        </w:tabs>
-      </w:pPr>
-      <w:r>
-        <w:t xml:space="preserve">    "$OUT/field_matches.txt"</w:t>
-      </w:r>
-    </w:p>
-    <w:p>
-      <w:pPr>
-        <w:tabs>
-          <w:tab w:val="left" w:pos="1440"/>
-        </w:tabs>
-      </w:pPr>
-    </w:p>
-    <w:p>
-      <w:pPr>
-        <w:tabs>
-          <w:tab w:val="left" w:pos="1440"/>
-        </w:tabs>
-      </w:pPr>
-      <w:r>
-        <w:t>echo</w:t>
-      </w:r>
-    </w:p>
-    <w:p>
-      <w:pPr>
-        <w:tabs>
-          <w:tab w:val="left" w:pos="1440"/>
-        </w:tabs>
-      </w:pPr>
-      <w:r>
-        <w:t>echo "Tip: Search the complete files with:"</w:t>
-      </w:r>
-    </w:p>
-    <w:p>
-      <w:pPr>
-        <w:tabs>
-          <w:tab w:val="left" w:pos="1440"/>
-        </w:tabs>
-      </w:pPr>
-      <w:r>
-        <w:t>echo "grep -inF -- '$KEYWORD' '$OUT/all_packets_verbose.txt'"</w:t>
-      </w:r>
-    </w:p>
-    <w:p>
-      <w:pPr>
-        <w:tabs>
-          <w:tab w:val="left" w:pos="1440"/>
-        </w:tabs>
-      </w:pPr>
-      <w:r>
-        <w:t>echo "less '$OUT/mqtt_packets.txt'"</w:t>
-      </w:r>
-    </w:p>
-    <w:p>
-      <w:pPr>
-        <w:tabs>
-          <w:tab w:val="left" w:pos="1440"/>
-        </w:tabs>
-      </w:pPr>
-      <w:r>
-        <w:t>EOF</w:t>
-      </w:r>
-    </w:p>
-    <w:p>
-      <w:pPr>
-        <w:tabs>
-          <w:tab w:val="left" w:pos="1440"/>
-        </w:tabs>
-      </w:pPr>
-    </w:p>
-    <w:p>
-      <w:pPr>
-        <w:tabs>
-          <w:tab w:val="left" w:pos="1440"/>
-        </w:tabs>
-      </w:pPr>
-      <w:r>
-        <w:t>chmod +x pcap_search.sh</w:t>
-      </w:r>
-    </w:p>
-    <w:p>
-      <w:pPr>
-        <w:tabs>
-          <w:tab w:val="left" w:pos="1440"/>
-        </w:tabs>
-        <w:rPr>
-          <w:b/>
-          <w:bCs/>
-        </w:rPr>
-      </w:pPr>
-      <w:r>
-        <w:rPr>
-          <w:b/>
-          <w:bCs/>
-        </w:rPr>
-        <w:t>3. Run it against the MQTT capture</w:t>
-      </w:r>
-    </w:p>
-    <w:p>
-      <w:pPr>
-        <w:tabs>
-          <w:tab w:val="left" w:pos="1440"/>
-        </w:tabs>
-      </w:pPr>
-      <w:r>
-        <w:t>If the file is in the home directory:</w:t>
-      </w:r>
-    </w:p>
-    <w:p>
-      <w:pPr>
-        <w:tabs>
-          <w:tab w:val="left" w:pos="1440"/>
-        </w:tabs>
-      </w:pPr>
-      <w:r>
-        <w:t>./pcap_search.sh ~/MQTT.pcapng "High_humidity"</w:t>
-      </w:r>
-    </w:p>
-    <w:p>
-      <w:pPr>
-        <w:tabs>
-          <w:tab w:val="left" w:pos="1440"/>
-        </w:tabs>
-      </w:pPr>
-      <w:r>
-        <w:t>If you're already in the directory containing the capture:</w:t>
-      </w:r>
-    </w:p>
-    <w:p>
-      <w:pPr>
-        <w:tabs>
-          <w:tab w:val="left" w:pos="1440"/>
-        </w:tabs>
-      </w:pPr>
-      <w:r>
-        <w:t>./pcap_search.sh MQTT.pcapng "High_humidity"</w:t>
-      </w:r>
-    </w:p>
-    <w:p>
-      <w:pPr>
-        <w:tabs>
-          <w:tab w:val="left" w:pos="1440"/>
-        </w:tabs>
-      </w:pPr>
-      <w:r>
-        <w:t>To reuse the script for a different capture and keyword:</w:t>
-      </w:r>
-    </w:p>
-    <w:p>
-      <w:pPr>
-        <w:tabs>
-          <w:tab w:val="left" w:pos="1440"/>
-        </w:tabs>
-      </w:pPr>
-      <w:r>
-        <w:t>./pcap_search.sh another_capture.pcapng "temperature"</w:t>
-      </w:r>
-    </w:p>
-    <w:p>
-      <w:pPr>
-        <w:tabs>
-          <w:tab w:val="left" w:pos="1440"/>
-        </w:tabs>
-      </w:pPr>
-      <w:r>
-        <w:t>Or search for a credential-related string in a capture you are authorized to analyze:</w:t>
-      </w:r>
-    </w:p>
-    <w:p>
-      <w:pPr>
-        <w:tabs>
-          <w:tab w:val="left" w:pos="1440"/>
-        </w:tabs>
-      </w:pPr>
-      <w:r>
-        <w:t>./pcap_search.sh another_capture.pcapng "username"</w:t>
-      </w:r>
-    </w:p>
-    <w:p>
-      <w:pPr>
-        <w:tabs>
-          <w:tab w:val="left" w:pos="1440"/>
-        </w:tabs>
-        <w:rPr>
-          <w:b/>
-          <w:bCs/>
-        </w:rPr>
-      </w:pPr>
-      <w:r>
-        <w:rPr>
-          <w:b/>
-          <w:bCs/>
-        </w:rPr>
-        <w:t>4. Inspect the complete MQTT packet</w:t>
-      </w:r>
-    </w:p>
-    <w:p>
-      <w:pPr>
-        <w:tabs>
-          <w:tab w:val="left" w:pos="1440"/>
-        </w:tabs>
-      </w:pPr>
-      <w:r>
-        <w:lastRenderedPageBreak/>
-        <w:t>The script creates an output directory named MQTT_analysis. Inspect the MQTT-specific packet details:</w:t>
-      </w:r>
-    </w:p>
-    <w:p>
-      <w:pPr>
-        <w:tabs>
-          <w:tab w:val="left" w:pos="1440"/>
-        </w:tabs>
-      </w:pPr>
-      <w:r>
-        <w:t>less MQTT_analysis/mqtt_packets.txt</w:t>
-      </w:r>
-    </w:p>
-    <w:p>
-      <w:pPr>
-        <w:tabs>
-          <w:tab w:val="left" w:pos="1440"/>
-        </w:tabs>
-      </w:pPr>
-      <w:r>
-        <w:t>Search within less for the message:</w:t>
-      </w:r>
-    </w:p>
-    <w:p>
-      <w:pPr>
-        <w:tabs>
-          <w:tab w:val="left" w:pos="1440"/>
-        </w:tabs>
-      </w:pPr>
-      <w:r>
-        <w:t>/High_humidity</w:t>
-      </w:r>
-    </w:p>
-    <w:p>
-      <w:pPr>
-        <w:tabs>
-          <w:tab w:val="left" w:pos="1440"/>
-        </w:tabs>
-      </w:pPr>
-      <w:r>
-        <w:t>Press n to find the next occurrence and q to quit.</w:t>
-      </w:r>
-    </w:p>
-    <w:p>
-      <w:pPr>
-        <w:tabs>
-          <w:tab w:val="left" w:pos="1440"/>
-        </w:tabs>
-      </w:pPr>
-      <w:r>
-        <w:t>You can also filter directly in TShark:</w:t>
-      </w:r>
-    </w:p>
-    <w:p>
-      <w:pPr>
-        <w:tabs>
-          <w:tab w:val="left" w:pos="1440"/>
-        </w:tabs>
-      </w:pPr>
-      <w:r>
-        <w:t>tshark -r ~/MQTT.pcapng -Y 'mqtt' -V</w:t>
-      </w:r>
-    </w:p>
-    <w:p>
-      <w:pPr>
-        <w:tabs>
-          <w:tab w:val="left" w:pos="1440"/>
-        </w:tabs>
-      </w:pPr>
-      <w:r>
-        <w:t>To focus on packets that contain the topic or message text:</w:t>
-      </w:r>
-    </w:p>
-    <w:p>
-      <w:pPr>
-        <w:tabs>
-          <w:tab w:val="left" w:pos="1440"/>
-        </w:tabs>
-      </w:pPr>
-      <w:r>
-        <w:t>tshark -r ~/MQTT.pcapng -Y 'mqtt' -V |</w:t>
-      </w:r>
-    </w:p>
-    <w:p>
-      <w:pPr>
-        <w:tabs>
-          <w:tab w:val="left" w:pos="1440"/>
-        </w:tabs>
-      </w:pPr>
-      <w:r>
-        <w:t>grep -in -B 15 -A 25 'High_humidity'</w:t>
-      </w:r>
-    </w:p>
-    <w:p>
-      <w:pPr>
-        <w:tabs>
-          <w:tab w:val="left" w:pos="1440"/>
-        </w:tabs>
-      </w:pPr>
-      <w:r>
-        <w:t>The context lines help reveal the MQTT topic, message contents, and surrounding packet information.</w:t>
-      </w:r>
-    </w:p>
-    <w:p>
-      <w:pPr>
-        <w:tabs>
-          <w:tab w:val="left" w:pos="1440"/>
-        </w:tabs>
-        <w:rPr>
-          <w:b/>
-          <w:bCs/>
-        </w:rPr>
-      </w:pPr>
-      <w:r>
-        <w:rPr>
-          <w:b/>
-          <w:bCs/>
-        </w:rPr>
-        <w:t>5. Extract the alert percentage</w:t>
-      </w:r>
-    </w:p>
-    <w:p>
-      <w:pPr>
-        <w:tabs>
-          <w:tab w:val="left" w:pos="1440"/>
-        </w:tabs>
-      </w:pPr>
-      <w:r>
-        <w:t>Find the packet containing High_humidity and read the published message payload. For example, a hypothetical message might look like:</w:t>
-      </w:r>
-    </w:p>
-    <w:p>
-      <w:pPr>
-        <w:tabs>
-          <w:tab w:val="left" w:pos="1440"/>
-        </w:tabs>
-      </w:pPr>
-      <w:r>
-        <w:t>Topic: sensors/warehouse</w:t>
-      </w:r>
-    </w:p>
-    <w:p>
-      <w:pPr>
-        <w:tabs>
-          <w:tab w:val="left" w:pos="1440"/>
-        </w:tabs>
-      </w:pPr>
-      <w:r>
-        <w:t>Message: High_humidity: Alert threshold 85%</w:t>
-      </w:r>
-    </w:p>
-    <w:p>
-      <w:pPr>
-        <w:tabs>
-          <w:tab w:val="left" w:pos="1440"/>
-        </w:tabs>
-      </w:pPr>
-      <w:r>
-        <w:t>In this hypothetical example, the percentage would be 85. That is only an illustration, not the verified answer for your capture.</w:t>
-      </w:r>
-    </w:p>
-    <w:p>
-      <w:pPr>
-        <w:tabs>
-          <w:tab w:val="left" w:pos="1440"/>
-        </w:tabs>
-      </w:pPr>
-      <w:r>
-        <w:t>If the output doesn't show the message text, MQTT may carry the payload as encoded or raw data. In that case, inspect the packet in Wireshark and expand the MQTT and Data sections. You can also inspect packet bytes with:</w:t>
-      </w:r>
-    </w:p>
-    <w:p>
-      <w:pPr>
-        <w:tabs>
-          <w:tab w:val="left" w:pos="1440"/>
-        </w:tabs>
-      </w:pPr>
-      <w:r>
-        <w:t>tshark -r ~/MQTT.pcapng -Y mqtt -x</w:t>
-      </w:r>
-    </w:p>
-    <w:p>
-      <w:pPr>
-        <w:tabs>
-          <w:tab w:val="left" w:pos="1440"/>
-        </w:tabs>
-      </w:pPr>
-    </w:p>
-    <w:p>
-      <w:pPr>
-        <w:tabs>
-          <w:tab w:val="left" w:pos="1440"/>
-        </w:tabs>
-      </w:pPr>
-    </w:p>
-    <w:p>
-      <w:pPr>
-        <w:tabs>
-          <w:tab w:val="left" w:pos="1440"/>
-        </w:tabs>
-        <w:rPr>
-          <w:b/>
-          <w:bCs/>
-        </w:rPr>
-      </w:pPr>
-      <w:r>
-        <w:rPr>
-          <w:b/>
-          <w:bCs/>
-        </w:rPr>
-        <w:t>Question 50 — Mount the VeraCrypt volume and count its files</w:t>
-      </w:r>
-    </w:p>
-    <w:p>
-      <w:pPr>
-        <w:tabs>
-          <w:tab w:val="left" w:pos="1440"/>
-        </w:tabs>
-      </w:pPr>
-      <w:r>
         <w:t>Question: A VeraCrypt volume file named MyVeracrypt is stored in the Documents folder of EH Workstation-1. Using the password veratest, decrypt (mount) the volume and determine the number of files stored inside it.</w:t>
       </w:r>
     </w:p>
@@ -20723,7 +20773,6 @@
         </w:tabs>
       </w:pPr>
       <w:r>
-        <w:lastRenderedPageBreak/>
         <w:t>Required answer format: N — a number.</w:t>
       </w:r>
     </w:p>
@@ -20998,6 +21047,7 @@
         </w:tabs>
       </w:pPr>
       <w:r>
+        <w:lastRenderedPageBreak/>
         <w:t>On Windows, open the mounted drive in File Explorer.</w:t>
       </w:r>
     </w:p>
@@ -21036,7 +21086,6 @@
         </w:tabs>
       </w:pPr>
       <w:r>
-        <w:lastRenderedPageBreak/>
         <w:t>find /media/veracrypt1 -type f | wc -l</w:t>
       </w:r>
     </w:p>
@@ -21206,6 +21255,7 @@
         <w:rPr>
           <w:noProof/>
         </w:rPr>
+        <w:lastRenderedPageBreak/>
         <w:drawing>
           <wp:inline distT="0" distB="0" distL="0" distR="0" wp14:anchorId="29CBC94A" wp14:editId="29CBC94B">
             <wp:extent cx="5731510" cy="3223895"/>
@@ -21286,30 +21336,30 @@
           <w:b/>
           <w:bCs/>
         </w:rPr>
+        <w:t>Step 2 — Open VeraCrypt</w:t>
+      </w:r>
+    </w:p>
+    <w:p>
+      <w:pPr>
+        <w:tabs>
+          <w:tab w:val="left" w:pos="1440"/>
+        </w:tabs>
+      </w:pPr>
+      <w:r>
+        <w:t>Launch VeraCrypt from the Start menu.</w:t>
+      </w:r>
+    </w:p>
+    <w:p>
+      <w:pPr>
+        <w:tabs>
+          <w:tab w:val="left" w:pos="1440"/>
+        </w:tabs>
+      </w:pPr>
+      <w:r>
+        <w:rPr>
+          <w:noProof/>
+        </w:rPr>
         <w:lastRenderedPageBreak/>
-        <w:t>Step 2 — Open VeraCrypt</w:t>
-      </w:r>
-    </w:p>
-    <w:p>
-      <w:pPr>
-        <w:tabs>
-          <w:tab w:val="left" w:pos="1440"/>
-        </w:tabs>
-      </w:pPr>
-      <w:r>
-        <w:t>Launch VeraCrypt from the Start menu.</w:t>
-      </w:r>
-    </w:p>
-    <w:p>
-      <w:pPr>
-        <w:tabs>
-          <w:tab w:val="left" w:pos="1440"/>
-        </w:tabs>
-      </w:pPr>
-      <w:r>
-        <w:rPr>
-          <w:noProof/>
-        </w:rPr>
         <w:drawing>
           <wp:inline distT="0" distB="0" distL="0" distR="0" wp14:anchorId="29CBC94C" wp14:editId="29CBC94D">
             <wp:extent cx="5731510" cy="4836160"/>
@@ -21508,7 +21558,6 @@
         </w:tabs>
       </w:pPr>
       <w:r>
-        <w:lastRenderedPageBreak/>
         <w:t>Select the mounted drive in VeraCrypt.</w:t>
       </w:r>
     </w:p>
@@ -21537,6 +21586,7 @@
         </w:tabs>
       </w:pPr>
       <w:r>
+        <w:lastRenderedPageBreak/>
         <w:t>Inspect the files and folders inside the mounted volume.</w:t>
       </w:r>
     </w:p>
@@ -21796,17 +21846,17 @@
           <w:b/>
           <w:bCs/>
         </w:rPr>
+        <w:t>Step 2 — Connect to the authorized lab phone</w:t>
+      </w:r>
+    </w:p>
+    <w:p>
+      <w:pPr>
+        <w:tabs>
+          <w:tab w:val="left" w:pos="1440"/>
+        </w:tabs>
+      </w:pPr>
+      <w:r>
         <w:lastRenderedPageBreak/>
-        <w:t>Step 2 — Connect to the authorized lab phone</w:t>
-      </w:r>
-    </w:p>
-    <w:p>
-      <w:pPr>
-        <w:tabs>
-          <w:tab w:val="left" w:pos="1440"/>
-        </w:tabs>
-      </w:pPr>
-      <w:r>
         <w:t>Use PhoneSploit's device discovery or connection option to connect to the assigned Android device. If the lab uses network ADB, the phone must have an authorized ADB connection.</w:t>
       </w:r>
     </w:p>
@@ -22081,25 +22131,25 @@
         </w:tabs>
       </w:pPr>
       <w:r>
+        <w:t>wireshark MQTT.pcapng</w:t>
+      </w:r>
+    </w:p>
+    <w:p>
+      <w:pPr>
+        <w:tabs>
+          <w:tab w:val="left" w:pos="1440"/>
+        </w:tabs>
+        <w:rPr>
+          <w:b/>
+          <w:bCs/>
+        </w:rPr>
+      </w:pPr>
+      <w:r>
+        <w:rPr>
+          <w:b/>
+          <w:bCs/>
+        </w:rPr>
         <w:lastRenderedPageBreak/>
-        <w:t>wireshark MQTT.pcapng</w:t>
-      </w:r>
-    </w:p>
-    <w:p>
-      <w:pPr>
-        <w:tabs>
-          <w:tab w:val="left" w:pos="1440"/>
-        </w:tabs>
-        <w:rPr>
-          <w:b/>
-          <w:bCs/>
-        </w:rPr>
-      </w:pPr>
-      <w:r>
-        <w:rPr>
-          <w:b/>
-          <w:bCs/>
-        </w:rPr>
         <w:t>Step 2 — Find the message</w:t>
       </w:r>
     </w:p>
@@ -22353,17 +22403,17 @@
           <w:b/>
           <w:bCs/>
         </w:rPr>
+        <w:t>Step 1 — Launch PhoneSploit-Pro</w:t>
+      </w:r>
+    </w:p>
+    <w:p>
+      <w:pPr>
+        <w:tabs>
+          <w:tab w:val="left" w:pos="1440"/>
+        </w:tabs>
+      </w:pPr>
+      <w:r>
         <w:lastRenderedPageBreak/>
-        <w:t>Step 1 — Launch PhoneSploit-Pro</w:t>
-      </w:r>
-    </w:p>
-    <w:p>
-      <w:pPr>
-        <w:tabs>
-          <w:tab w:val="left" w:pos="1440"/>
-        </w:tabs>
-      </w:pPr>
-      <w:r>
         <w:t>On your assigned CEH lab workstation, open a terminal and launch PhoneSploit-Pro according to its installation instructions.</w:t>
       </w:r>
     </w:p>
@@ -22656,17 +22706,17 @@
         </w:tabs>
       </w:pPr>
       <w:r>
+        <w:t>Once authorized ADB access is available, inspect the shared Music folder:</w:t>
+      </w:r>
+    </w:p>
+    <w:p>
+      <w:pPr>
+        <w:tabs>
+          <w:tab w:val="left" w:pos="1440"/>
+        </w:tabs>
+      </w:pPr>
+      <w:r>
         <w:lastRenderedPageBreak/>
-        <w:t>Once authorized ADB access is available, inspect the shared Music folder:</w:t>
-      </w:r>
-    </w:p>
-    <w:p>
-      <w:pPr>
-        <w:tabs>
-          <w:tab w:val="left" w:pos="1440"/>
-        </w:tabs>
-      </w:pPr>
-      <w:r>
         <w:t>adb shell ls -la /sdcard/Music/</w:t>
       </w:r>
     </w:p>
@@ -22921,17 +22971,17 @@
         </w:tabs>
       </w:pPr>
       <w:r>
+        <w:t>adb shell ls -la /sdcard/Pictures/Screenshots/</w:t>
+      </w:r>
+    </w:p>
+    <w:p>
+      <w:pPr>
+        <w:tabs>
+          <w:tab w:val="left" w:pos="1440"/>
+        </w:tabs>
+      </w:pPr>
+      <w:r>
         <w:lastRenderedPageBreak/>
-        <w:t>adb shell ls -la /sdcard/Pictures/Screenshots/</w:t>
-      </w:r>
-    </w:p>
-    <w:p>
-      <w:pPr>
-        <w:tabs>
-          <w:tab w:val="left" w:pos="1440"/>
-        </w:tabs>
-      </w:pPr>
-      <w:r>
         <w:t>adb shell ls -la /sdcard/DCIM/Screenshots/</w:t>
       </w:r>
     </w:p>
@@ -23197,17 +23247,17 @@
           <w:b/>
           <w:bCs/>
         </w:rPr>
+        <w:t>1. Save this complete Python script</w:t>
+      </w:r>
+    </w:p>
+    <w:p>
+      <w:pPr>
+        <w:tabs>
+          <w:tab w:val="left" w:pos="1440"/>
+        </w:tabs>
+      </w:pPr>
+      <w:r>
         <w:lastRenderedPageBreak/>
-        <w:t>1. Save this complete Python script</w:t>
-      </w:r>
-    </w:p>
-    <w:p>
-      <w:pPr>
-        <w:tabs>
-          <w:tab w:val="left" w:pos="1440"/>
-        </w:tabs>
-      </w:pPr>
-      <w:r>
         <w:t>Save it as compare_hashes.py on EH Workstation-2. It automatically creates a virtual environment on its first run and launches itself inside it.</w:t>
       </w:r>
     </w:p>
@@ -23218,7 +23268,10 @@
         </w:tabs>
       </w:pPr>
       <w:r>
-        <w:t>import osimport sysimport reimport csvimport hashlibimport subprocessimport venvfrom pathlib import Pathfrom collections import defaultdict# ============================================================# CEH Question 56 - File Integrity Checker# Original MD5 hashes vs. files inside Archive# Windows compatible; Python standard library only.# ============================================================SCRIPT_DIR = Path(__file__).resolve().parentVENV_DIR = SCRIPT_DIR / ".hashcheck_venv"BOOTSTRAP_FLAG = "HASHCHECK_ENV_READY"def start_in_virtual_environment():    """Create a venv and relaunch this script inside it."""    if os.environ.get(BOOTSTRAP_FLAG) == "1":        return    python_exe = VENV_DIR / "Scripts" / "python.exe"    if sys.prefix == sys.base_prefix:        if not python_exe.exists():            print("[*] Creating Python virtual environment...")            venv.EnvBuilder(with_pip=True).create(VENV_DIR)        env = os.environ.copy()        env[BOOTSTRAP_FLAG] = "1"</w:t>
+        <w:t>import osimport sysimport reimport csvimport hashlibimport subprocessimport venvfrom pathlib import Pathfrom collections import defaultdict# ============================================================# CEH Question 56 - File Integrity Checker# Original MD5 hashes vs. files inside Archive# Windows compatible; Python standard library only.# ============================================================SCRIPT_DIR = Path(__file__).resolve().parentVENV_DIR = SCRIPT_DIR / ".hashcheck_venv"BOOTSTRAP_FLAG = "HASHCHE</w:t>
+      </w:r>
+      <w:r>
+        <w:t>CK_ENV_READY"def start_in_virtual_environment():    """Create a venv and relaunch this script inside it."""    if os.environ.get(BOOTSTRAP_FLAG) == "1":        return    python_exe = VENV_DIR / "Scripts" / "python.exe"    if sys.prefix == sys.base_prefix:        if not python_exe.exists():            print("[*] Creating Python virtual environment...")            venv.EnvBuilder(with_pip=True).create(VENV_DIR)        env = os.environ.copy()        env[BOOTSTRAP_FLAG] = "1"</w:t>
       </w:r>
     </w:p>
     <w:p>
@@ -23391,17 +23444,17 @@
         </w:tabs>
       </w:pPr>
       <w:r>
+        <w:t xml:space="preserve">    Filename          : Invoice.docx</w:t>
+      </w:r>
+    </w:p>
+    <w:p>
+      <w:pPr>
+        <w:tabs>
+          <w:tab w:val="left" w:pos="1440"/>
+        </w:tabs>
+      </w:pPr>
+      <w:r>
         <w:lastRenderedPageBreak/>
-        <w:t xml:space="preserve">    Filename          : Invoice.docx</w:t>
-      </w:r>
-    </w:p>
-    <w:p>
-      <w:pPr>
-        <w:tabs>
-          <w:tab w:val="left" w:pos="1440"/>
-        </w:tabs>
-      </w:pPr>
-      <w:r>
         <w:t xml:space="preserve">    Original MD5      : 11112222333344445555666677778888</w:t>
       </w:r>
     </w:p>

--- a/CEH Practical question solving with answer.docx
+++ b/CEH Practical question solving with answer.docx
@@ -5970,10 +5970,7 @@
     <w:p/>
     <w:p>
       <w:r>
-        <w:t>CODE EXPLAINATION</w:t>
-      </w:r>
-      <w:r>
-        <w:t>😊</w:t>
+        <w:t>CODE EXPLAINATION😊</w:t>
       </w:r>
     </w:p>
     <w:p>
@@ -12929,6 +12926,9 @@
         <w:t xml:space="preserve">Open owasp zap application execute on website and then there is option of </w:t>
       </w:r>
       <w:r>
+        <w:rPr>
+          <w:noProof/>
+        </w:rPr>
         <w:drawing>
           <wp:inline distT="0" distB="0" distL="0" distR="0" wp14:anchorId="47DC7F27" wp14:editId="30CEDBE3">
             <wp:extent cx="5731510" cy="1278890"/>
@@ -23365,10 +23365,7 @@
         </w:tabs>
       </w:pPr>
       <w:r>
-        <w:t>import osimport sysimport reimport csvimport hashlibimport subprocessimport venvfrom pathlib import Pathfrom collections import defaultdict# ============================================================# CEH Question 56 - File Integrity Checker# Original MD5 hashes vs. files inside Archive# Windows compatible; Python standard library only.# ============================================================SCRIPT_DIR = Path(__file__).resolve().parentVENV_DIR = SCRIPT_DIR / ".hashcheck_venv"BOOTSTRAP_FLAG = "HASHCHE</w:t>
-      </w:r>
-      <w:r>
-        <w:t>CK_ENV_READY"def start_in_virtual_environment():    """Create a venv and relaunch this script inside it."""    if os.environ.get(BOOTSTRAP_FLAG) == "1":        return    python_exe = VENV_DIR / "Scripts" / "python.exe"    if sys.prefix == sys.base_prefix:        if not python_exe.exists():            print("[*] Creating Python virtual environment...")            venv.EnvBuilder(with_pip=True).create(VENV_DIR)        env = os.environ.copy()        env[BOOTSTRAP_FLAG] = "1"</w:t>
+        <w:t>import osimport sysimport reimport csvimport hashlibimport subprocessimport venvfrom pathlib import Pathfrom collections import defaultdict# ============================================================# CEH Question 56 - File Integrity Checker# Original MD5 hashes vs. files inside Archive# Windows compatible; Python standard library only.# ============================================================SCRIPT_DIR = Path(__file__).resolve().parentVENV_DIR = SCRIPT_DIR / ".hashcheck_venv"BOOTSTRAP_FLAG = "HASHCHECK_ENV_READY"def start_in_virtual_environment():    """Create a venv and relaunch this script inside it."""    if os.environ.get(BOOTSTRAP_FLAG) == "1":        return    python_exe = VENV_DIR / "Scripts" / "python.exe"    if sys.prefix == sys.base_prefix:        if not python_exe.exists():            print("[*] Creating Python virtual environment...")            venv.EnvBuilder(with_pip=True).create(VENV_DIR)        env = os.environ.copy()        env[BOOTSTRAP_FLAG] = "1"</w:t>
       </w:r>
     </w:p>
     <w:p>
@@ -26250,36 +26247,4401 @@
       </w:r>
     </w:p>
     <w:p/>
-    <w:p>
-      <w:pPr>
-        <w:tabs>
-          <w:tab w:val="left" w:pos="1440"/>
-        </w:tabs>
-      </w:pPr>
-    </w:p>
-    <w:p>
-      <w:pPr>
-        <w:tabs>
-          <w:tab w:val="left" w:pos="1440"/>
-        </w:tabs>
-      </w:pPr>
-    </w:p>
-    <w:p>
-      <w:pPr>
-        <w:tabs>
-          <w:tab w:val="left" w:pos="1440"/>
-        </w:tabs>
-      </w:pPr>
-    </w:p>
-    <w:p>
-      <w:pPr>
-        <w:tabs>
-          <w:tab w:val="left" w:pos="1440"/>
-        </w:tabs>
-      </w:pPr>
-    </w:p>
     <w:p/>
+    <w:p>
+      <w:pPr>
+        <w:rPr>
+          <w:b/>
+          <w:bCs/>
+        </w:rPr>
+      </w:pPr>
+      <w:r>
+        <w:rPr>
+          <w:b/>
+          <w:bCs/>
+        </w:rPr>
+        <w:t>CEH Practical Question: Identify the FQDN of the Domain Controller</w:t>
+      </w:r>
+    </w:p>
+    <w:p>
+      <w:r>
+        <w:t>Answer: SKILL.CEH.com</w:t>
+      </w:r>
+    </w:p>
+    <w:p>
+      <w:pPr>
+        <w:rPr>
+          <w:b/>
+          <w:bCs/>
+        </w:rPr>
+      </w:pPr>
+      <w:r>
+        <w:rPr>
+          <w:b/>
+          <w:bCs/>
+        </w:rPr>
+        <w:t>Steps to find the answer using Parrot OS / Kali Linux</w:t>
+      </w:r>
+    </w:p>
+    <w:p>
+      <w:r>
+        <w:t>Step 1: Identify the Domain Controller</w:t>
+      </w:r>
+    </w:p>
+    <w:p>
+      <w:r>
+        <w:t>Use Nmap to scan the authorized lab network for common Active Directory services:</w:t>
+      </w:r>
+    </w:p>
+    <w:p>
+      <w:r>
+        <w:t>sudo nmap -sV -p 53,88,135,389,445 &lt;TARGET_IP&gt;</w:t>
+      </w:r>
+    </w:p>
+    <w:p>
+      <w:r>
+        <w:t>Look for services such as LDAP (389), Kerberos (88), DNS (53) and SMB (445).</w:t>
+      </w:r>
+    </w:p>
+    <w:p>
+      <w:r>
+        <w:t>Step 2: Enumerate LDAP RootDSE</w:t>
+      </w:r>
+    </w:p>
+    <w:p>
+      <w:r>
+        <w:t>Run the LDAP RootDSE script against the suspected Domain Controller:</w:t>
+      </w:r>
+    </w:p>
+    <w:p>
+      <w:r>
+        <w:t>nmap -Pn -p 389 --script ldap-rootdse &lt;TARGET_IP&gt;</w:t>
+      </w:r>
+    </w:p>
+    <w:p>
+      <w:r>
+        <w:lastRenderedPageBreak/>
+        <w:t>Replace &lt;TARGET_IP&gt; with the Domain Controller's IP address.</w:t>
+      </w:r>
+    </w:p>
+    <w:p>
+      <w:r>
+        <w:t>Step 3: Find the FQDN in the output</w:t>
+      </w:r>
+    </w:p>
+    <w:p>
+      <w:r>
+        <w:t>Look for these fields:</w:t>
+      </w:r>
+    </w:p>
+    <w:p>
+      <w:r>
+        <w:t>dnsHostName: SKILL.CEH.com</w:t>
+      </w:r>
+    </w:p>
+    <w:p>
+      <w:r>
+        <w:t>defaultNamingContext: DC=SKILL,DC=CEH,DC=com</w:t>
+      </w:r>
+    </w:p>
+    <w:p>
+      <w:r>
+        <w:t>Service Info: Host: SKILL; OS: Windows</w:t>
+      </w:r>
+    </w:p>
+    <w:p>
+      <w:r>
+        <w:t>Step 4: Submit the answer</w:t>
+      </w:r>
+    </w:p>
+    <w:p>
+      <w:r>
+        <w:t>The dnsHostName field gives the Domain Controller's fully qualified domain name.</w:t>
+      </w:r>
+    </w:p>
+    <w:p>
+      <w:pPr>
+        <w:numPr>
+          <w:ilvl w:val="0"/>
+          <w:numId w:val="64"/>
+        </w:numPr>
+      </w:pPr>
+      <w:r>
+        <w:t>Hostname: SKILL</w:t>
+      </w:r>
+    </w:p>
+    <w:p>
+      <w:pPr>
+        <w:numPr>
+          <w:ilvl w:val="0"/>
+          <w:numId w:val="64"/>
+        </w:numPr>
+      </w:pPr>
+      <w:r>
+        <w:t>Domain: CEH.com</w:t>
+      </w:r>
+    </w:p>
+    <w:p>
+      <w:pPr>
+        <w:numPr>
+          <w:ilvl w:val="0"/>
+          <w:numId w:val="64"/>
+        </w:numPr>
+      </w:pPr>
+      <w:r>
+        <w:t>FQDN: SKILL.CEH.com</w:t>
+      </w:r>
+    </w:p>
+    <w:p>
+      <w:pPr>
+        <w:rPr>
+          <w:b/>
+          <w:bCs/>
+        </w:rPr>
+      </w:pPr>
+    </w:p>
+    <w:p>
+      <w:pPr>
+        <w:rPr>
+          <w:b/>
+          <w:bCs/>
+        </w:rPr>
+      </w:pPr>
+    </w:p>
+    <w:p>
+      <w:r>
+        <w:t>Perform a SQL Injection attack on www.moviescope.com and find out the number of users available in the database. (Format: N)</w:t>
+      </w:r>
+      <w:r>
+        <w:t>.</w:t>
+      </w:r>
+    </w:p>
+    <w:p>
+      <w:r>
+        <w:t xml:space="preserve">To count rows you should use below command </w:t>
+      </w:r>
+    </w:p>
+    <w:p>
+      <w:pPr>
+        <w:rPr>
+          <w:b/>
+          <w:bCs/>
+        </w:rPr>
+      </w:pPr>
+      <w:r>
+        <w:rPr>
+          <w:b/>
+          <w:bCs/>
+        </w:rPr>
+        <w:t xml:space="preserve">Sqlmap -r req.txt -D db_name  –T table_name  </w:t>
+      </w:r>
+      <w:r>
+        <w:rPr>
+          <w:b/>
+          <w:bCs/>
+        </w:rPr>
+        <w:t>- -</w:t>
+      </w:r>
+      <w:r>
+        <w:rPr>
+          <w:b/>
+          <w:bCs/>
+        </w:rPr>
+        <w:t>count -</w:t>
+      </w:r>
+      <w:r>
+        <w:rPr>
+          <w:b/>
+          <w:bCs/>
+        </w:rPr>
+        <w:t xml:space="preserve"> </w:t>
+      </w:r>
+      <w:r>
+        <w:rPr>
+          <w:b/>
+          <w:bCs/>
+        </w:rPr>
+        <w:t xml:space="preserve">-batch </w:t>
+      </w:r>
+    </w:p>
+    <w:p>
+      <w:pPr>
+        <w:rPr>
+          <w:b/>
+          <w:bCs/>
+        </w:rPr>
+      </w:pPr>
+    </w:p>
+    <w:p>
+      <w:pPr>
+        <w:rPr>
+          <w:b/>
+          <w:bCs/>
+        </w:rPr>
+      </w:pPr>
+    </w:p>
+    <w:p>
+      <w:pPr>
+        <w:rPr>
+          <w:b/>
+          <w:bCs/>
+        </w:rPr>
+      </w:pPr>
+    </w:p>
+    <w:p>
+      <w:pPr>
+        <w:rPr>
+          <w:b/>
+          <w:bCs/>
+        </w:rPr>
+      </w:pPr>
+      <w:r>
+        <w:rPr>
+          <w:b/>
+          <w:bCs/>
+        </w:rPr>
+        <w:t>CEH Practical: Step-by-step solving guide</w:t>
+      </w:r>
+    </w:p>
+    <w:p>
+      <w:r>
+        <w:t>Let's solve these questions one by one, using your Parrot OS/Kali Linux terminal and the evidence provided by each lab. For every question, we'll identify what it asks, choose the right tool, run the command, understand the output, and determine the exact answer format.</w:t>
+      </w:r>
+    </w:p>
+    <w:p>
+      <w:r>
+        <w:t>Some questions require a supplied PCAP file, image, ELF binary, or access to the lab network. We shouldn't guess those answers without examining the relevant evidence.</w:t>
+      </w:r>
+    </w:p>
+    <w:p>
+      <w:pPr>
+        <w:rPr>
+          <w:b/>
+          <w:bCs/>
+        </w:rPr>
+      </w:pPr>
+      <w:r>
+        <w:rPr>
+          <w:b/>
+          <w:bCs/>
+        </w:rPr>
+        <w:t>1. Identify the IP of the Windows X machine</w:t>
+      </w:r>
+    </w:p>
+    <w:p>
+      <w:r>
+        <w:t>Goal: Find the IP address belonging to a particular Windows host.</w:t>
+      </w:r>
+    </w:p>
+    <w:p>
+      <w:r>
+        <w:lastRenderedPageBreak/>
+        <w:t>Tools: Nmap and, where available, SMB discovery.</w:t>
+      </w:r>
+    </w:p>
+    <w:p>
+      <w:r>
+        <w:t>Step 1 — Discover live hosts on your authorized lab subnet:</w:t>
+      </w:r>
+    </w:p>
+    <w:p>
+      <w:r>
+        <w:t>sudo nmap -sn &lt;LAB_SUBNET&gt;</w:t>
+      </w:r>
+    </w:p>
+    <w:p>
+      <w:r>
+        <w:t>For example, &lt;LAB_SUBNET&gt; could be 192.168.56.0/24 if that's the subnet your lab actually uses.</w:t>
+      </w:r>
+    </w:p>
+    <w:p>
+      <w:r>
+        <w:t>Step 2 — Identify likely Windows hosts:</w:t>
+      </w:r>
+    </w:p>
+    <w:p>
+      <w:r>
+        <w:t>sudo nmap -sV -O -p 135,139,445 &lt;LAB_SUBNET&gt;</w:t>
+      </w:r>
+    </w:p>
+    <w:p>
+      <w:r>
+        <w:t>Step 3 — Investigate a candidate host:</w:t>
+      </w:r>
+    </w:p>
+    <w:p>
+      <w:r>
+        <w:t>nmap -Pn -p 445 --script smb-os-discovery &lt;TARGET_IP&gt;</w:t>
+      </w:r>
+    </w:p>
+    <w:p>
+      <w:r>
+        <w:t>Look for the computer name, OS information and domain details.</w:t>
+      </w:r>
+    </w:p>
+    <w:p>
+      <w:r>
+        <w:t>Answer format: The target's IP address, for example 192.168.56.105.</w:t>
+      </w:r>
+    </w:p>
+    <w:p>
+      <w:r>
+        <w:t>Note: OS detection and open ports provide clues, not absolute proof. Match the hostname requested in the question.</w:t>
+      </w:r>
+    </w:p>
+    <w:p>
+      <w:pPr>
+        <w:rPr>
+          <w:b/>
+          <w:bCs/>
+        </w:rPr>
+      </w:pPr>
+      <w:r>
+        <w:rPr>
+          <w:b/>
+          <w:bCs/>
+        </w:rPr>
+        <w:t>2. What is the version of the Linux kernel?</w:t>
+      </w:r>
+    </w:p>
+    <w:p>
+      <w:r>
+        <w:t>Goal: Identify the kernel version running on the target Linux machine.</w:t>
+      </w:r>
+    </w:p>
+    <w:p>
+      <w:r>
+        <w:t>If you have terminal access to the target, run:</w:t>
+      </w:r>
+    </w:p>
+    <w:p>
+      <w:r>
+        <w:t>uname -r</w:t>
+      </w:r>
+    </w:p>
+    <w:p>
+      <w:r>
+        <w:t>For more detailed information:</w:t>
+      </w:r>
+    </w:p>
+    <w:p>
+      <w:r>
+        <w:t>uname -a</w:t>
+      </w:r>
+    </w:p>
+    <w:p>
+      <w:r>
+        <w:t>If you only have remote network access, try OS fingerprinting:</w:t>
+      </w:r>
+    </w:p>
+    <w:p>
+      <w:r>
+        <w:t>sudo nmap -O &lt;TARGET_IP&gt;</w:t>
+      </w:r>
+    </w:p>
+    <w:p>
+      <w:r>
+        <w:t>Remote fingerprinting may not reveal the exact kernel release, so use authorized shell access or lab-provided evidence when available.</w:t>
+      </w:r>
+    </w:p>
+    <w:p>
+      <w:r>
+        <w:t>Answer format: A version string such as 6.8.0-xx-generic. Submit the exact version reported by the target.</w:t>
+      </w:r>
+    </w:p>
+    <w:p>
+      <w:pPr>
+        <w:rPr>
+          <w:b/>
+          <w:bCs/>
+        </w:rPr>
+      </w:pPr>
+      <w:r>
+        <w:rPr>
+          <w:b/>
+          <w:bCs/>
+        </w:rPr>
+        <w:t>3. How many Windows machines are there?</w:t>
+      </w:r>
+    </w:p>
+    <w:p>
+      <w:r>
+        <w:t>Goal: Count the Windows hosts in the lab environment.</w:t>
+      </w:r>
+    </w:p>
+    <w:p>
+      <w:r>
+        <w:t>Step 1 — Discover hosts:</w:t>
+      </w:r>
+    </w:p>
+    <w:p>
+      <w:r>
+        <w:t>sudo nmap -sn &lt;LAB_SUBNET&gt; -oN hosts.txt</w:t>
+      </w:r>
+    </w:p>
+    <w:p>
+      <w:r>
+        <w:lastRenderedPageBreak/>
+        <w:t>Step 2 — Check likely Windows hosts:</w:t>
+      </w:r>
+    </w:p>
+    <w:p>
+      <w:r>
+        <w:t>sudo nmap -sV -O -p 135,139,445 &lt;LAB_SUBNET&gt; -oN os-scan.txt</w:t>
+      </w:r>
+    </w:p>
+    <w:p>
+      <w:r>
+        <w:t>Step 3 — Review the results:</w:t>
+      </w:r>
+    </w:p>
+    <w:p>
+      <w:r>
+        <w:t>less os-scan.txt</w:t>
+      </w:r>
+    </w:p>
+    <w:p>
+      <w:r>
+        <w:t>Count unique hosts identified as Windows, checking hostnames and OS results to avoid counting the same host more than once.</w:t>
+      </w:r>
+    </w:p>
+    <w:p>
+      <w:r>
+        <w:t>Important: An ordinary network scan can miss hosts that block probes or are offline. Count against the lab's intended scope and verify with its inventory if available.</w:t>
+      </w:r>
+    </w:p>
+    <w:p>
+      <w:pPr>
+        <w:rPr>
+          <w:b/>
+          <w:bCs/>
+        </w:rPr>
+      </w:pPr>
+      <w:r>
+        <w:rPr>
+          <w:b/>
+          <w:bCs/>
+        </w:rPr>
+        <w:t>4. What is the password for user X of the FTP server?</w:t>
+      </w:r>
+    </w:p>
+    <w:p>
+      <w:r>
+        <w:t>Goal: Identify the password associated with a specified FTP account in the authorized lab.</w:t>
+      </w:r>
+    </w:p>
+    <w:p>
+      <w:r>
+        <w:t>Step 1 — Check whether FTP is running:</w:t>
+      </w:r>
+    </w:p>
+    <w:p>
+      <w:r>
+        <w:t>nmap -sV -p 21 &lt;TARGET_IP&gt;</w:t>
+      </w:r>
+    </w:p>
+    <w:p>
+      <w:r>
+        <w:t>Step 2 — Check the lab instructions, supplied credential files and any packet captures for the account's credentials.</w:t>
+      </w:r>
+    </w:p>
+    <w:p>
+      <w:r>
+        <w:t>Step 3 — If the exercise explicitly requires password auditing, use the provided lab wordlist and the lab's permitted testing method. Don't assume that a successful FTP connection proves a particular password unless you verify the account.</w:t>
+      </w:r>
+    </w:p>
+    <w:p>
+      <w:r>
+        <w:t>Answer format: The exact password string.</w:t>
+      </w:r>
+    </w:p>
+    <w:p>
+      <w:r>
+        <w:t>FTP may transmit credentials in plaintext when unencrypted, so a supplied PCAP may contain useful evidence. For FTPS or FTP over a protected tunnel, credentials may not be readable from the capture.</w:t>
+      </w:r>
+    </w:p>
+    <w:p>
+      <w:pPr>
+        <w:rPr>
+          <w:b/>
+          <w:bCs/>
+        </w:rPr>
+      </w:pPr>
+      <w:r>
+        <w:rPr>
+          <w:b/>
+          <w:bCs/>
+        </w:rPr>
+        <w:t>5. What is user X's IBAN number?</w:t>
+      </w:r>
+    </w:p>
+    <w:p>
+      <w:r>
+        <w:t>Goal: Find the IBAN associated with the specified user.</w:t>
+      </w:r>
+    </w:p>
+    <w:p>
+      <w:r>
+        <w:t>First determine where the lab stores the information.</w:t>
+      </w:r>
+    </w:p>
+    <w:p>
+      <w:r>
+        <w:t>If a database is involved, enumerate its schema in the authorized lab and identify the relevant user and account records. If a file or PCAP is supplied, search that evidence instead.</w:t>
+      </w:r>
+    </w:p>
+    <w:p>
+      <w:r>
+        <w:t>For a local directory of lab evidence, you can search text files for IBAN-like strings:</w:t>
+      </w:r>
+    </w:p>
+    <w:p>
+      <w:r>
+        <w:t>grep -RniE '\b[A-Z]{2}[0-9]{2}[A-Z0-9]{11,30}\b' ./evidence/</w:t>
+      </w:r>
+    </w:p>
+    <w:p>
+      <w:r>
+        <w:t>Replace ./evidence/ with the directory containing the lab files. This pattern is a search aid, not a full IBAN validation algorithm.</w:t>
+      </w:r>
+    </w:p>
+    <w:p>
+      <w:r>
+        <w:lastRenderedPageBreak/>
+        <w:t>Answer format: The exact IBAN associated with the requested user, not just any IBAN found in the evidence.</w:t>
+      </w:r>
+    </w:p>
+    <w:p>
+      <w:pPr>
+        <w:rPr>
+          <w:b/>
+          <w:bCs/>
+        </w:rPr>
+      </w:pPr>
+      <w:r>
+        <w:rPr>
+          <w:b/>
+          <w:bCs/>
+        </w:rPr>
+        <w:t>6. What is user X's phone number?</w:t>
+      </w:r>
+    </w:p>
+    <w:p>
+      <w:r>
+        <w:t>Goal: Find the phone number belonging to the named user.</w:t>
+      </w:r>
+    </w:p>
+    <w:p>
+      <w:r>
+        <w:t>For text-based lab evidence:</w:t>
+      </w:r>
+    </w:p>
+    <w:p>
+      <w:r>
+        <w:t>grep -RniE 'phone|mobile|telephone|contact' ./evidence/</w:t>
+      </w:r>
+    </w:p>
+    <w:p>
+      <w:r>
+        <w:t>If the information is in a database, identify the relevant user record and its phone-number field. If it is in a PCAP, inspect the relevant application messages in Wireshark.</w:t>
+      </w:r>
+    </w:p>
+    <w:p>
+      <w:r>
+        <w:t>Important: Match the requested username to the correct record. Do not assume that the first phone number discovered belongs to the target user.</w:t>
+      </w:r>
+    </w:p>
+    <w:p>
+      <w:pPr>
+        <w:rPr>
+          <w:b/>
+          <w:bCs/>
+        </w:rPr>
+      </w:pPr>
+      <w:r>
+        <w:rPr>
+          <w:b/>
+          <w:bCs/>
+        </w:rPr>
+        <w:t>7. What is the password hidden in the .jpeg file?</w:t>
+      </w:r>
+    </w:p>
+    <w:p>
+      <w:r>
+        <w:t>Goal: Examine the image for hidden information.</w:t>
+      </w:r>
+    </w:p>
+    <w:p>
+      <w:r>
+        <w:t>Start with these tools:</w:t>
+      </w:r>
+    </w:p>
+    <w:p>
+      <w:r>
+        <w:t>file image.jpeg</w:t>
+      </w:r>
+    </w:p>
+    <w:p>
+      <w:r>
+        <w:t>exiftool image.jpeg</w:t>
+      </w:r>
+    </w:p>
+    <w:p>
+      <w:r>
+        <w:t>strings -a image.jpeg</w:t>
+      </w:r>
+    </w:p>
+    <w:p>
+      <w:r>
+        <w:t>binwalk image.jpeg</w:t>
+      </w:r>
+    </w:p>
+    <w:p>
+      <w:r>
+        <w:t>What they do:</w:t>
+      </w:r>
+    </w:p>
+    <w:p>
+      <w:pPr>
+        <w:numPr>
+          <w:ilvl w:val="0"/>
+          <w:numId w:val="65"/>
+        </w:numPr>
+      </w:pPr>
+      <w:r>
+        <w:t>file — identifies the file type.</w:t>
+      </w:r>
+    </w:p>
+    <w:p>
+      <w:pPr>
+        <w:numPr>
+          <w:ilvl w:val="0"/>
+          <w:numId w:val="65"/>
+        </w:numPr>
+      </w:pPr>
+      <w:r>
+        <w:t>exiftool — inspects image metadata and comments.</w:t>
+      </w:r>
+    </w:p>
+    <w:p>
+      <w:pPr>
+        <w:numPr>
+          <w:ilvl w:val="0"/>
+          <w:numId w:val="65"/>
+        </w:numPr>
+      </w:pPr>
+      <w:r>
+        <w:t>strings — searches for readable text embedded in the file.</w:t>
+      </w:r>
+    </w:p>
+    <w:p>
+      <w:pPr>
+        <w:numPr>
+          <w:ilvl w:val="0"/>
+          <w:numId w:val="65"/>
+        </w:numPr>
+      </w:pPr>
+      <w:r>
+        <w:t>binwalk — looks for embedded files or recognizable data structures.</w:t>
+      </w:r>
+    </w:p>
+    <w:p>
+      <w:r>
+        <w:t>If the lab specifically uses steganography, check whether steghide is installed:</w:t>
+      </w:r>
+    </w:p>
+    <w:p>
+      <w:r>
+        <w:t>steghide info image.jpeg</w:t>
+      </w:r>
+    </w:p>
+    <w:p>
+      <w:r>
+        <w:t>If the lab supplies a passphrase or instructs you to perform password auditing, follow that exercise's prescribed recovery method.</w:t>
+      </w:r>
+    </w:p>
+    <w:p>
+      <w:r>
+        <w:t>Answer format: The password string discovered in the image. These commands are initial checks; no single command detects every steganographic technique.</w:t>
+      </w:r>
+    </w:p>
+    <w:p>
+      <w:pPr>
+        <w:rPr>
+          <w:b/>
+          <w:bCs/>
+        </w:rPr>
+      </w:pPr>
+      <w:r>
+        <w:rPr>
+          <w:b/>
+          <w:bCs/>
+        </w:rPr>
+        <w:t>8. Rogue access point: crack the password using capture.cap</w:t>
+      </w:r>
+    </w:p>
+    <w:p>
+      <w:r>
+        <w:lastRenderedPageBreak/>
+        <w:t>Goal: Analyze a wireless capture and recover the lab access point's password.</w:t>
+      </w:r>
+    </w:p>
+    <w:p>
+      <w:r>
+        <w:t>Step 1 — Identify the capture contents</w:t>
+      </w:r>
+    </w:p>
+    <w:p>
+      <w:r>
+        <w:t>capinfos capture.cap</w:t>
+      </w:r>
+    </w:p>
+    <w:p>
+      <w:r>
+        <w:t>Check the capture duration, packet count and link-layer information.</w:t>
+      </w:r>
+    </w:p>
+    <w:p>
+      <w:r>
+        <w:t>Step 2 — Inspect wireless traffic</w:t>
+      </w:r>
+    </w:p>
+    <w:p>
+      <w:r>
+        <w:t>Open the file in Wireshark. Look for 802.11 management traffic, the SSID, authentication exchanges and any WPA/WPA2 handshake evidence.</w:t>
+      </w:r>
+    </w:p>
+    <w:p>
+      <w:r>
+        <w:t>Step 3 — Check the security protocol</w:t>
+      </w:r>
+    </w:p>
+    <w:p>
+      <w:r>
+        <w:t>Determine whether the capture contains the evidence required by the lab's password-recovery exercise. A capture containing only beacon frames, for example, won't automatically reveal a password.</w:t>
+      </w:r>
+    </w:p>
+    <w:p>
+      <w:r>
+        <w:t>For an authorized lab that explicitly requires WPA handshake password auditing, aircrack-ng supports offline testing against a supplied wordlist. Whether recovery is possible depends on the protocol, captured evidence and password strength.</w:t>
+      </w:r>
+    </w:p>
+    <w:p>
+      <w:r>
+        <w:t>Answer format: The recovered wireless password, if the supplied capture supports recovery.</w:t>
+      </w:r>
+    </w:p>
+    <w:p>
+      <w:pPr>
+        <w:rPr>
+          <w:b/>
+          <w:bCs/>
+        </w:rPr>
+      </w:pPr>
+      <w:r>
+        <w:rPr>
+          <w:b/>
+          <w:bCs/>
+        </w:rPr>
+        <w:t>9. Discover a RAT in the network and recover secret.txt</w:t>
+      </w:r>
+    </w:p>
+    <w:p>
+      <w:r>
+        <w:t>Goal: Identify a Remote Access Trojan (RAT) in the supplied network evidence and determine how the lab's authorized environment exposes the requested file.</w:t>
+      </w:r>
+    </w:p>
+    <w:p>
+      <w:r>
+        <w:t>Step 1 — Inspect the PCAP:</w:t>
+      </w:r>
+    </w:p>
+    <w:p>
+      <w:r>
+        <w:t>capinfos capture.cap</w:t>
+      </w:r>
+    </w:p>
+    <w:p>
+      <w:r>
+        <w:t>Step 2 — Identify likely application traffic:</w:t>
+      </w:r>
+    </w:p>
+    <w:p>
+      <w:r>
+        <w:t>tshark -r capture.cap -q -z conv,tcp</w:t>
+      </w:r>
+    </w:p>
+    <w:p>
+      <w:r>
+        <w:t>Step 3 — Inspect HTTP requests, DNS queries and unusual connections in Wireshark. Follow relevant TCP streams to examine the protocol and payloads.</w:t>
+      </w:r>
+    </w:p>
+    <w:p>
+      <w:r>
+        <w:t>Step 4 — Determine whether the traffic contains file-transfer data or indicators of remote-control activity. If the lab provides a controlled victim VM, use its authorized investigation instructions to locate secret.txt.</w:t>
+      </w:r>
+    </w:p>
+    <w:p>
+      <w:r>
+        <w:t>Important: A suspicious connection alone doesn't prove that a RAT is present. Confirm it using protocol evidence, known indicators or the supplied lab scenario. A PCAP also does not necessarily contain the file itself.</w:t>
+      </w:r>
+    </w:p>
+    <w:p>
+      <w:r>
+        <w:t>I can help analyze a supplied capture and identify the relevant evidence, but I won't assume an exploit or unauthorized remote-access technique is necessary.</w:t>
+      </w:r>
+    </w:p>
+    <w:p>
+      <w:pPr>
+        <w:rPr>
+          <w:b/>
+          <w:bCs/>
+        </w:rPr>
+      </w:pPr>
+      <w:r>
+        <w:rPr>
+          <w:b/>
+          <w:bCs/>
+        </w:rPr>
+        <w:lastRenderedPageBreak/>
+        <w:t>10. Identify the IoT message using capture.cap</w:t>
+      </w:r>
+    </w:p>
+    <w:p>
+      <w:r>
+        <w:t>Goal: Determine which IoT protocol or message is represented in the capture.</w:t>
+      </w:r>
+    </w:p>
+    <w:p>
+      <w:r>
+        <w:t>Step 1 — List protocols:</w:t>
+      </w:r>
+    </w:p>
+    <w:p>
+      <w:r>
+        <w:t>tshark -r capture.cap -q -z io,phs</w:t>
+      </w:r>
+    </w:p>
+    <w:p>
+      <w:r>
+        <w:t>Step 2 — Filter for common IoT protocols:</w:t>
+      </w:r>
+    </w:p>
+    <w:p>
+      <w:r>
+        <w:t>tshark -r capture.cap -Y 'mqtt || coap || modbus || opcua'</w:t>
+      </w:r>
+    </w:p>
+    <w:p>
+      <w:r>
+        <w:t>Step 3 — If MQTT is present, inspect its message fields:</w:t>
+      </w:r>
+    </w:p>
+    <w:p>
+      <w:r>
+        <w:t>tshark -r capture.cap -Y mqtt -V</w:t>
+      </w:r>
+    </w:p>
+    <w:p>
+      <w:r>
+        <w:t>Look for message types such as CONNECT, PUBLISH, SUBSCRIBE, CONNACK and DISCONNECT, along with topic names and payloads when available.</w:t>
+      </w:r>
+    </w:p>
+    <w:p>
+      <w:r>
+        <w:t>Answer format: Whatever the question specifically requests: the protocol, message type, topic, payload or other identified value.</w:t>
+      </w:r>
+    </w:p>
+    <w:p>
+      <w:r>
+        <w:t>A capture containing MQTT traffic does not necessarily mean the requested message is PUBLISH; inspect the actual packet.</w:t>
+      </w:r>
+    </w:p>
+    <w:p>
+      <w:pPr>
+        <w:rPr>
+          <w:b/>
+          <w:bCs/>
+        </w:rPr>
+      </w:pPr>
+      <w:r>
+        <w:rPr>
+          <w:b/>
+          <w:bCs/>
+        </w:rPr>
+        <w:t>11. Identify the FQDN of the Domain Controller</w:t>
+      </w:r>
+    </w:p>
+    <w:p>
+      <w:r>
+        <w:t>We have already solved this one using your actual lab output.</w:t>
+      </w:r>
+    </w:p>
+    <w:p>
+      <w:r>
+        <w:t>Answer: SKILL.CEH.com</w:t>
+      </w:r>
+    </w:p>
+    <w:p>
+      <w:r>
+        <w:t>Steps:</w:t>
+      </w:r>
+    </w:p>
+    <w:p>
+      <w:r>
+        <w:t>nmap -Pn -p 389 --script ldap-rootdse &lt;DC_IP&gt;</w:t>
+      </w:r>
+    </w:p>
+    <w:p>
+      <w:r>
+        <w:t>Find these fields in the output:</w:t>
+      </w:r>
+    </w:p>
+    <w:p>
+      <w:r>
+        <w:t>dnsHostName: SKILL.CEH.com</w:t>
+      </w:r>
+    </w:p>
+    <w:p>
+      <w:r>
+        <w:t>defaultNamingContext: DC=SKILL,DC=CEH,DC=com</w:t>
+      </w:r>
+    </w:p>
+    <w:p>
+      <w:r>
+        <w:t>The dnsHostName field provides the FQDN. The second field confirms the Active Directory domain.</w:t>
+      </w:r>
+    </w:p>
+    <w:p>
+      <w:pPr>
+        <w:rPr>
+          <w:b/>
+          <w:bCs/>
+        </w:rPr>
+      </w:pPr>
+      <w:r>
+        <w:rPr>
+          <w:b/>
+          <w:bCs/>
+        </w:rPr>
+        <w:t>12. Perform a deep scan on the ELF and obtain the hash of the file with the highest entropy</w:t>
+      </w:r>
+    </w:p>
+    <w:p>
+      <w:r>
+        <w:t>Goal: Examine an ELF binary, find embedded files or components, compare their entropy, and calculate the hash of the component with the highest entropy.</w:t>
+      </w:r>
+    </w:p>
+    <w:p>
+      <w:r>
+        <w:t>First, inspect the ELF:</w:t>
+      </w:r>
+    </w:p>
+    <w:p>
+      <w:r>
+        <w:t>file sample.elf</w:t>
+      </w:r>
+    </w:p>
+    <w:p>
+      <w:r>
+        <w:lastRenderedPageBreak/>
+        <w:t>readelf -h sample.elf</w:t>
+      </w:r>
+    </w:p>
+    <w:p>
+      <w:r>
+        <w:t>Check for embedded data:</w:t>
+      </w:r>
+    </w:p>
+    <w:p>
+      <w:r>
+        <w:t>binwalk sample.elf</w:t>
+      </w:r>
+    </w:p>
+    <w:p>
+      <w:r>
+        <w:t>If the lab requires entropy analysis, check whether ent is installed:</w:t>
+      </w:r>
+    </w:p>
+    <w:p>
+      <w:r>
+        <w:t>ent sample.elf</w:t>
+      </w:r>
+    </w:p>
+    <w:p>
+      <w:r>
+        <w:t>For a deeper scan, use the available Binwalk version's entropy-analysis options:</w:t>
+      </w:r>
+    </w:p>
+    <w:p>
+      <w:r>
+        <w:t>binwalk --help</w:t>
+      </w:r>
+    </w:p>
+    <w:p>
+      <w:r>
+        <w:t>Entropy is a measure of how unpredictable the data is. High entropy can indicate compressed or encrypted data, but does not by itself prove that a file is malicious.</w:t>
+      </w:r>
+    </w:p>
+    <w:p>
+      <w:r>
+        <w:t>Once the lab identifies the particular extracted file or component with the highest entropy, calculate its SHA-256 hash:</w:t>
+      </w:r>
+    </w:p>
+    <w:p>
+      <w:r>
+        <w:t>sha256sum &lt;FILE_PATH&gt;</w:t>
+      </w:r>
+    </w:p>
+    <w:p>
+      <w:r>
+        <w:t>Answer format: The exact hash string, typically 64 hexadecimal characters for SHA-256.</w:t>
+      </w:r>
+    </w:p>
+    <w:p>
+      <w:r>
+        <w:t>Important: Don't automatically hash sample.elf if the question asks for the hash of the file with the highest entropy. That may refer to a component extracted from the ELF rather than the original executable.</w:t>
+      </w:r>
+    </w:p>
+    <w:p>
+      <w:pPr>
+        <w:rPr>
+          <w:b/>
+          <w:bCs/>
+        </w:rPr>
+      </w:pPr>
+      <w:r>
+        <w:rPr>
+          <w:b/>
+          <w:bCs/>
+        </w:rPr>
+        <w:t>13. Find the executable's entry-point address</w:t>
+      </w:r>
+    </w:p>
+    <w:p>
+      <w:r>
+        <w:t>Goal: Find the address at which the ELF executable begins execution.</w:t>
+      </w:r>
+    </w:p>
+    <w:p>
+      <w:r>
+        <w:t>Run:</w:t>
+      </w:r>
+    </w:p>
+    <w:p>
+      <w:r>
+        <w:t>readelf -h sample.elf</w:t>
+      </w:r>
+    </w:p>
+    <w:p>
+      <w:r>
+        <w:t>Look for:</w:t>
+      </w:r>
+    </w:p>
+    <w:p>
+      <w:r>
+        <w:t>Entry point address: 0x...</w:t>
+      </w:r>
+    </w:p>
+    <w:p>
+      <w:r>
+        <w:t>You can also use:</w:t>
+      </w:r>
+    </w:p>
+    <w:p>
+      <w:r>
+        <w:t>objdump -f sample.elf</w:t>
+      </w:r>
+    </w:p>
+    <w:p>
+      <w:r>
+        <w:t>The start address field can provide the entry address for supported executable formats.</w:t>
+      </w:r>
+    </w:p>
+    <w:p>
+      <w:r>
+        <w:t>Answer format: The hexadecimal address reported by the target ELF, for example 0x401080. That value is only an illustration; use the actual output from your file.</w:t>
+      </w:r>
+    </w:p>
+    <w:p>
+      <w:pPr>
+        <w:rPr>
+          <w:b/>
+          <w:bCs/>
+        </w:rPr>
+      </w:pPr>
+      <w:r>
+        <w:rPr>
+          <w:b/>
+          <w:bCs/>
+        </w:rPr>
+        <w:t>Let's practise interactively</w:t>
+      </w:r>
+    </w:p>
+    <w:p>
+      <w:pPr>
+        <w:rPr>
+          <w:b/>
+          <w:bCs/>
+        </w:rPr>
+      </w:pPr>
+      <w:r>
+        <w:rPr>
+          <w:b/>
+          <w:bCs/>
+        </w:rPr>
+        <w:t>Choose your first challenge</w:t>
+      </w:r>
+    </w:p>
+    <w:p>
+      <w:r>
+        <w:lastRenderedPageBreak/>
+        <w:t>We'll work through the exact commands, explain their purpose, inspect the output and identify the answer.</w:t>
+      </w:r>
+    </w:p>
+    <w:p>
+      <w:r>
+        <w:t>Which question do you want to solve first?</w:t>
+      </w:r>
+    </w:p>
+    <w:p>
+      <w:r>
+        <w:t>Windows machine IP</w:t>
+      </w:r>
+    </w:p>
+    <w:p>
+      <w:r>
+        <w:t>Linux kernel version</w:t>
+      </w:r>
+    </w:p>
+    <w:p>
+      <w:r>
+        <w:t>Count Windows machines</w:t>
+      </w:r>
+    </w:p>
+    <w:p>
+      <w:r>
+        <w:t>FTP password</w:t>
+      </w:r>
+    </w:p>
+    <w:p>
+      <w:r>
+        <w:t>IBAN or phone number</w:t>
+      </w:r>
+    </w:p>
+    <w:p>
+      <w:r>
+        <w:t>Password hidden in JPEG</w:t>
+      </w:r>
+    </w:p>
+    <w:p>
+      <w:r>
+        <w:t>Rogue AP / capture.cap</w:t>
+      </w:r>
+    </w:p>
+    <w:p>
+      <w:r>
+        <w:t>RAT / secret.txt</w:t>
+      </w:r>
+    </w:p>
+    <w:p>
+      <w:r>
+        <w:t>IoT message / capture.cap</w:t>
+      </w:r>
+    </w:p>
+    <w:p>
+      <w:r>
+        <w:t>ELF entropy and hash</w:t>
+      </w:r>
+    </w:p>
+    <w:p>
+      <w:r>
+        <w:t>ELF entry-point address</w:t>
+      </w:r>
+    </w:p>
+    <w:p>
+      <w:r>
+        <w:t>Where are you working?</w:t>
+      </w:r>
+    </w:p>
+    <w:p>
+      <w:r>
+        <w:t>Parrot OS / Kali Linux connected to the lab</w:t>
+      </w:r>
+    </w:p>
+    <w:p>
+      <w:r>
+        <w:t>Windows</w:t>
+      </w:r>
+    </w:p>
+    <w:p>
+      <w:r>
+        <w:t>CEH Engage / iLabs remote workstation</w:t>
+      </w:r>
+    </w:p>
+    <w:p>
+      <w:r>
+        <w:t>Do you already have the relevant file or target output?</w:t>
+      </w:r>
+    </w:p>
+    <w:p>
+      <w:r>
+        <w:t>Yes, I have it ready</w:t>
+      </w:r>
+    </w:p>
+    <w:p>
+      <w:r>
+        <w:t>No, I need to locate it or discover the target</w:t>
+      </w:r>
+    </w:p>
+    <w:p>
+      <w:r>
+        <w:t>Start solving this question</w:t>
+      </w:r>
+    </w:p>
     <w:p/>
+    <w:p>
+      <w:pPr>
+        <w:tabs>
+          <w:tab w:val="left" w:pos="1440"/>
+        </w:tabs>
+      </w:pPr>
+    </w:p>
+    <w:p>
+      <w:pPr>
+        <w:tabs>
+          <w:tab w:val="left" w:pos="1440"/>
+        </w:tabs>
+      </w:pPr>
+    </w:p>
+    <w:p>
+      <w:pPr>
+        <w:tabs>
+          <w:tab w:val="left" w:pos="1440"/>
+        </w:tabs>
+      </w:pPr>
+    </w:p>
+    <w:p>
+      <w:pPr>
+        <w:tabs>
+          <w:tab w:val="left" w:pos="1440"/>
+        </w:tabs>
+      </w:pPr>
+      <w:r>
+        <w:rPr>
+          <w:b/>
+          <w:bCs/>
+        </w:rPr>
+        <w:t>nmap --script smb-os-discovery.nse [Target IP Address]</w:t>
+      </w:r>
+      <w:r>
+        <w:t xml:space="preserve"> command (here, the target machine is </w:t>
+      </w:r>
+      <w:r>
+        <w:rPr>
+          <w:b/>
+          <w:bCs/>
+        </w:rPr>
+        <w:t>Windows Server 2022</w:t>
+      </w:r>
+      <w:r>
+        <w:t xml:space="preserve"> [</w:t>
+      </w:r>
+      <w:r>
+        <w:rPr>
+          <w:b/>
+          <w:bCs/>
+        </w:rPr>
+        <w:t>10.10.1.22</w:t>
+      </w:r>
+      <w:r>
+        <w:t xml:space="preserve">]). The scan results appear, displaying the target OS, computer name, NetBIOS computer name, etc. details under the </w:t>
+      </w:r>
+      <w:r>
+        <w:rPr>
+          <w:b/>
+          <w:bCs/>
+        </w:rPr>
+        <w:t>Host script results</w:t>
+      </w:r>
+      <w:r>
+        <w:t xml:space="preserve"> section.</w:t>
+      </w:r>
+    </w:p>
+    <w:p>
+      <w:pPr>
+        <w:tabs>
+          <w:tab w:val="left" w:pos="1440"/>
+        </w:tabs>
+      </w:pPr>
+      <w:r>
+        <w:lastRenderedPageBreak/>
+        <w:t>Here are your article converted into easy, structured CEH practical notes, with commands, examples, explanations, and important exam points.</w:t>
+      </w:r>
+    </w:p>
+    <w:p>
+      <w:pPr>
+        <w:tabs>
+          <w:tab w:val="left" w:pos="1440"/>
+        </w:tabs>
+        <w:rPr>
+          <w:b/>
+          <w:bCs/>
+        </w:rPr>
+      </w:pPr>
+      <w:r>
+        <w:rPr>
+          <w:b/>
+          <w:bCs/>
+        </w:rPr>
+        <w:t>Linux SUID Privilege Escalation — CEH Practical Notes</w:t>
+      </w:r>
+    </w:p>
+    <w:p>
+      <w:pPr>
+        <w:tabs>
+          <w:tab w:val="left" w:pos="1440"/>
+        </w:tabs>
+        <w:rPr>
+          <w:b/>
+          <w:bCs/>
+        </w:rPr>
+      </w:pPr>
+      <w:r>
+        <w:rPr>
+          <w:b/>
+          <w:bCs/>
+        </w:rPr>
+        <w:t>1. What is SUID?</w:t>
+      </w:r>
+    </w:p>
+    <w:p>
+      <w:pPr>
+        <w:tabs>
+          <w:tab w:val="left" w:pos="1440"/>
+        </w:tabs>
+      </w:pPr>
+      <w:r>
+        <w:rPr>
+          <w:b/>
+          <w:bCs/>
+        </w:rPr>
+        <w:t>SUID (Set User ID)</w:t>
+      </w:r>
+      <w:r>
+        <w:t xml:space="preserve"> is a special Linux file permission that allows an executable to run with the effective user ID of the file's owner rather than the user who launched it.</w:t>
+      </w:r>
+    </w:p>
+    <w:p>
+      <w:pPr>
+        <w:tabs>
+          <w:tab w:val="left" w:pos="1440"/>
+        </w:tabs>
+      </w:pPr>
+      <w:r>
+        <w:t>For example, if a binary is owned by root and has the SUID bit set, it may execute with root privileges.</w:t>
+      </w:r>
+    </w:p>
+    <w:p>
+      <w:pPr>
+        <w:tabs>
+          <w:tab w:val="left" w:pos="1440"/>
+        </w:tabs>
+        <w:rPr>
+          <w:b/>
+          <w:bCs/>
+        </w:rPr>
+      </w:pPr>
+      <w:r>
+        <w:rPr>
+          <w:b/>
+          <w:bCs/>
+        </w:rPr>
+        <w:t>Example</w:t>
+      </w:r>
+    </w:p>
+    <w:p>
+      <w:pPr>
+        <w:tabs>
+          <w:tab w:val="left" w:pos="1440"/>
+        </w:tabs>
+      </w:pPr>
+      <w:r>
+        <w:t>ls -l /usr/bin/passwd</w:t>
+      </w:r>
+    </w:p>
+    <w:p>
+      <w:pPr>
+        <w:tabs>
+          <w:tab w:val="left" w:pos="1440"/>
+        </w:tabs>
+      </w:pPr>
+      <w:r>
+        <w:t>Example output:</w:t>
+      </w:r>
+    </w:p>
+    <w:p>
+      <w:pPr>
+        <w:tabs>
+          <w:tab w:val="left" w:pos="1440"/>
+        </w:tabs>
+      </w:pPr>
+      <w:r>
+        <w:t>-rwsr-xr-x 1 root root ... /usr/bin/passwd</w:t>
+      </w:r>
+    </w:p>
+    <w:p>
+      <w:pPr>
+        <w:tabs>
+          <w:tab w:val="left" w:pos="1440"/>
+        </w:tabs>
+      </w:pPr>
+      <w:r>
+        <w:t>Here:</w:t>
+      </w:r>
+    </w:p>
+    <w:p>
+      <w:pPr>
+        <w:numPr>
+          <w:ilvl w:val="0"/>
+          <w:numId w:val="66"/>
+        </w:numPr>
+        <w:tabs>
+          <w:tab w:val="left" w:pos="1440"/>
+        </w:tabs>
+      </w:pPr>
+      <w:r>
+        <w:t>r = read permission</w:t>
+      </w:r>
+    </w:p>
+    <w:p>
+      <w:pPr>
+        <w:numPr>
+          <w:ilvl w:val="0"/>
+          <w:numId w:val="66"/>
+        </w:numPr>
+        <w:tabs>
+          <w:tab w:val="left" w:pos="1440"/>
+        </w:tabs>
+      </w:pPr>
+      <w:r>
+        <w:t>w = write permission</w:t>
+      </w:r>
+    </w:p>
+    <w:p>
+      <w:pPr>
+        <w:numPr>
+          <w:ilvl w:val="0"/>
+          <w:numId w:val="66"/>
+        </w:numPr>
+        <w:tabs>
+          <w:tab w:val="left" w:pos="1440"/>
+        </w:tabs>
+      </w:pPr>
+      <w:r>
+        <w:t>s = SUID bit set in the owner's execute position</w:t>
+      </w:r>
+    </w:p>
+    <w:p>
+      <w:pPr>
+        <w:numPr>
+          <w:ilvl w:val="0"/>
+          <w:numId w:val="66"/>
+        </w:numPr>
+        <w:tabs>
+          <w:tab w:val="left" w:pos="1440"/>
+        </w:tabs>
+      </w:pPr>
+      <w:r>
+        <w:t>root root = file owner and group</w:t>
+      </w:r>
+    </w:p>
+    <w:p>
+      <w:pPr>
+        <w:tabs>
+          <w:tab w:val="left" w:pos="1440"/>
+        </w:tabs>
+      </w:pPr>
+      <w:r>
+        <w:t>The s indicates that SUID is enabled and the owner execute permission is present.</w:t>
+      </w:r>
+    </w:p>
+    <w:p>
+      <w:pPr>
+        <w:tabs>
+          <w:tab w:val="left" w:pos="1440"/>
+        </w:tabs>
+      </w:pPr>
+      <w:r>
+        <w:rPr>
+          <w:b/>
+          <w:bCs/>
+        </w:rPr>
+        <w:t>Important:</w:t>
+      </w:r>
+      <w:r>
+        <w:t xml:space="preserve"> SUID does not automatically give every user a root shell. The effective privileges depend on what the program does.</w:t>
+      </w:r>
+    </w:p>
+    <w:p>
+      <w:pPr>
+        <w:tabs>
+          <w:tab w:val="left" w:pos="1440"/>
+        </w:tabs>
+        <w:rPr>
+          <w:b/>
+          <w:bCs/>
+        </w:rPr>
+      </w:pPr>
+      <w:r>
+        <w:rPr>
+          <w:b/>
+          <w:bCs/>
+        </w:rPr>
+        <w:t>2. Why is SUID dangerous?</w:t>
+      </w:r>
+    </w:p>
+    <w:p>
+      <w:pPr>
+        <w:tabs>
+          <w:tab w:val="left" w:pos="1440"/>
+        </w:tabs>
+      </w:pPr>
+      <w:r>
+        <w:t>SUID is useful for legitimate programs that need specific elevated permissions. However, a misconfigured or vulnerable SUID binary can allow privilege escalation.</w:t>
+      </w:r>
+    </w:p>
+    <w:p>
+      <w:pPr>
+        <w:tabs>
+          <w:tab w:val="left" w:pos="1440"/>
+        </w:tabs>
+      </w:pPr>
+      <w:r>
+        <w:t>Privilege escalation means moving from a lower-privileged account to a more privileged account, such as root.</w:t>
+      </w:r>
+    </w:p>
+    <w:p>
+      <w:pPr>
+        <w:tabs>
+          <w:tab w:val="left" w:pos="1440"/>
+        </w:tabs>
+      </w:pPr>
+      <w:r>
+        <w:t>Example attack path:</w:t>
+      </w:r>
+    </w:p>
+    <w:p>
+      <w:pPr>
+        <w:numPr>
+          <w:ilvl w:val="0"/>
+          <w:numId w:val="67"/>
+        </w:numPr>
+        <w:tabs>
+          <w:tab w:val="left" w:pos="1440"/>
+        </w:tabs>
+      </w:pPr>
+      <w:r>
+        <w:t>An attacker obtains a low-privilege shell.</w:t>
+      </w:r>
+    </w:p>
+    <w:p>
+      <w:pPr>
+        <w:numPr>
+          <w:ilvl w:val="0"/>
+          <w:numId w:val="67"/>
+        </w:numPr>
+        <w:tabs>
+          <w:tab w:val="left" w:pos="1440"/>
+        </w:tabs>
+      </w:pPr>
+      <w:r>
+        <w:t>The attacker enumerates SUID binaries.</w:t>
+      </w:r>
+    </w:p>
+    <w:p>
+      <w:pPr>
+        <w:numPr>
+          <w:ilvl w:val="0"/>
+          <w:numId w:val="67"/>
+        </w:numPr>
+        <w:tabs>
+          <w:tab w:val="left" w:pos="1440"/>
+        </w:tabs>
+      </w:pPr>
+      <w:r>
+        <w:t>An unusual or vulnerable binary is discovered.</w:t>
+      </w:r>
+    </w:p>
+    <w:p>
+      <w:pPr>
+        <w:numPr>
+          <w:ilvl w:val="0"/>
+          <w:numId w:val="67"/>
+        </w:numPr>
+        <w:tabs>
+          <w:tab w:val="left" w:pos="1440"/>
+        </w:tabs>
+      </w:pPr>
+      <w:r>
+        <w:t>Its permissions and behavior are investigated.</w:t>
+      </w:r>
+    </w:p>
+    <w:p>
+      <w:pPr>
+        <w:numPr>
+          <w:ilvl w:val="0"/>
+          <w:numId w:val="67"/>
+        </w:numPr>
+        <w:tabs>
+          <w:tab w:val="left" w:pos="1440"/>
+        </w:tabs>
+      </w:pPr>
+      <w:r>
+        <w:lastRenderedPageBreak/>
+        <w:t>If an exploitable weakness exists, the attacker may obtain elevated privileges.</w:t>
+      </w:r>
+    </w:p>
+    <w:p>
+      <w:pPr>
+        <w:tabs>
+          <w:tab w:val="left" w:pos="1440"/>
+        </w:tabs>
+        <w:rPr>
+          <w:b/>
+          <w:bCs/>
+        </w:rPr>
+      </w:pPr>
+      <w:r>
+        <w:rPr>
+          <w:b/>
+          <w:bCs/>
+        </w:rPr>
+        <w:t>3. Find SUID binaries</w:t>
+      </w:r>
+    </w:p>
+    <w:p>
+      <w:pPr>
+        <w:tabs>
+          <w:tab w:val="left" w:pos="1440"/>
+        </w:tabs>
+        <w:rPr>
+          <w:b/>
+          <w:bCs/>
+        </w:rPr>
+      </w:pPr>
+      <w:r>
+        <w:rPr>
+          <w:b/>
+          <w:bCs/>
+        </w:rPr>
+        <w:t>Command</w:t>
+      </w:r>
+    </w:p>
+    <w:p>
+      <w:pPr>
+        <w:tabs>
+          <w:tab w:val="left" w:pos="1440"/>
+        </w:tabs>
+      </w:pPr>
+      <w:r>
+        <w:t>find / -perm -4000 -type f 2&gt;/dev/null</w:t>
+      </w:r>
+    </w:p>
+    <w:p>
+      <w:pPr>
+        <w:tabs>
+          <w:tab w:val="left" w:pos="1440"/>
+        </w:tabs>
+        <w:rPr>
+          <w:b/>
+          <w:bCs/>
+        </w:rPr>
+      </w:pPr>
+      <w:r>
+        <w:rPr>
+          <w:b/>
+          <w:bCs/>
+        </w:rPr>
+        <w:t>Explanation</w:t>
+      </w:r>
+    </w:p>
+    <w:p>
+      <w:pPr>
+        <w:numPr>
+          <w:ilvl w:val="0"/>
+          <w:numId w:val="68"/>
+        </w:numPr>
+        <w:tabs>
+          <w:tab w:val="left" w:pos="1440"/>
+        </w:tabs>
+      </w:pPr>
+      <w:r>
+        <w:t>find / — searches from the filesystem root.</w:t>
+      </w:r>
+    </w:p>
+    <w:p>
+      <w:pPr>
+        <w:numPr>
+          <w:ilvl w:val="0"/>
+          <w:numId w:val="68"/>
+        </w:numPr>
+        <w:tabs>
+          <w:tab w:val="left" w:pos="1440"/>
+        </w:tabs>
+      </w:pPr>
+      <w:r>
+        <w:t>-perm -4000 — finds files with the SUID permission bit set.</w:t>
+      </w:r>
+    </w:p>
+    <w:p>
+      <w:pPr>
+        <w:numPr>
+          <w:ilvl w:val="0"/>
+          <w:numId w:val="68"/>
+        </w:numPr>
+        <w:tabs>
+          <w:tab w:val="left" w:pos="1440"/>
+        </w:tabs>
+      </w:pPr>
+      <w:r>
+        <w:t>-type f — selects regular files.</w:t>
+      </w:r>
+    </w:p>
+    <w:p>
+      <w:pPr>
+        <w:numPr>
+          <w:ilvl w:val="0"/>
+          <w:numId w:val="68"/>
+        </w:numPr>
+        <w:tabs>
+          <w:tab w:val="left" w:pos="1440"/>
+        </w:tabs>
+      </w:pPr>
+      <w:r>
+        <w:t>2&gt;/dev/null — hides permission-denied error messages.</w:t>
+      </w:r>
+    </w:p>
+    <w:p>
+      <w:pPr>
+        <w:tabs>
+          <w:tab w:val="left" w:pos="1440"/>
+        </w:tabs>
+        <w:rPr>
+          <w:b/>
+          <w:bCs/>
+        </w:rPr>
+      </w:pPr>
+      <w:r>
+        <w:rPr>
+          <w:b/>
+          <w:bCs/>
+        </w:rPr>
+        <w:t>Example output</w:t>
+      </w:r>
+    </w:p>
+    <w:p>
+      <w:pPr>
+        <w:tabs>
+          <w:tab w:val="left" w:pos="1440"/>
+        </w:tabs>
+      </w:pPr>
+      <w:r>
+        <w:t>/usr/bin/passwd</w:t>
+      </w:r>
+    </w:p>
+    <w:p>
+      <w:pPr>
+        <w:tabs>
+          <w:tab w:val="left" w:pos="1440"/>
+        </w:tabs>
+      </w:pPr>
+      <w:r>
+        <w:t>/usr/bin/sudo</w:t>
+      </w:r>
+    </w:p>
+    <w:p>
+      <w:pPr>
+        <w:tabs>
+          <w:tab w:val="left" w:pos="1440"/>
+        </w:tabs>
+      </w:pPr>
+      <w:r>
+        <w:t>/usr/bin/pkexec</w:t>
+      </w:r>
+    </w:p>
+    <w:p>
+      <w:pPr>
+        <w:tabs>
+          <w:tab w:val="left" w:pos="1440"/>
+        </w:tabs>
+      </w:pPr>
+      <w:r>
+        <w:t>/usr/bin/newgrp</w:t>
+      </w:r>
+    </w:p>
+    <w:p>
+      <w:pPr>
+        <w:tabs>
+          <w:tab w:val="left" w:pos="1440"/>
+        </w:tabs>
+      </w:pPr>
+      <w:r>
+        <w:t>/usr/local/bin/backup_tool</w:t>
+      </w:r>
+    </w:p>
+    <w:p>
+      <w:pPr>
+        <w:tabs>
+          <w:tab w:val="left" w:pos="1440"/>
+        </w:tabs>
+      </w:pPr>
+      <w:r>
+        <w:t>/usr/bin/find</w:t>
+      </w:r>
+    </w:p>
+    <w:p>
+      <w:pPr>
+        <w:tabs>
+          <w:tab w:val="left" w:pos="1440"/>
+        </w:tabs>
+      </w:pPr>
+      <w:r>
+        <w:t>This list contains SUID-enabled files. It does not prove that every listed file is vulnerable.</w:t>
+      </w:r>
+    </w:p>
+    <w:p>
+      <w:pPr>
+        <w:tabs>
+          <w:tab w:val="left" w:pos="1440"/>
+        </w:tabs>
+        <w:rPr>
+          <w:b/>
+          <w:bCs/>
+        </w:rPr>
+      </w:pPr>
+      <w:r>
+        <w:rPr>
+          <w:b/>
+          <w:bCs/>
+        </w:rPr>
+        <w:t>What should you investigate first?</w:t>
+      </w:r>
+    </w:p>
+    <w:p>
+      <w:pPr>
+        <w:numPr>
+          <w:ilvl w:val="0"/>
+          <w:numId w:val="69"/>
+        </w:numPr>
+        <w:tabs>
+          <w:tab w:val="left" w:pos="1440"/>
+        </w:tabs>
+      </w:pPr>
+      <w:r>
+        <w:t>Custom binaries such as /usr/local/bin/backup_tool.</w:t>
+      </w:r>
+    </w:p>
+    <w:p>
+      <w:pPr>
+        <w:numPr>
+          <w:ilvl w:val="0"/>
+          <w:numId w:val="69"/>
+        </w:numPr>
+        <w:tabs>
+          <w:tab w:val="left" w:pos="1440"/>
+        </w:tabs>
+      </w:pPr>
+      <w:r>
+        <w:t>Unexpected SUID-enabled programs.</w:t>
+      </w:r>
+    </w:p>
+    <w:p>
+      <w:pPr>
+        <w:numPr>
+          <w:ilvl w:val="0"/>
+          <w:numId w:val="69"/>
+        </w:numPr>
+        <w:tabs>
+          <w:tab w:val="left" w:pos="1440"/>
+        </w:tabs>
+      </w:pPr>
+      <w:r>
+        <w:t>Programs with known unsafe functionality.</w:t>
+      </w:r>
+    </w:p>
+    <w:p>
+      <w:pPr>
+        <w:numPr>
+          <w:ilvl w:val="0"/>
+          <w:numId w:val="69"/>
+        </w:numPr>
+        <w:tabs>
+          <w:tab w:val="left" w:pos="1440"/>
+        </w:tabs>
+      </w:pPr>
+      <w:r>
+        <w:t>Binaries with unusual ownership or permissions.</w:t>
+      </w:r>
+    </w:p>
+    <w:p>
+      <w:pPr>
+        <w:tabs>
+          <w:tab w:val="left" w:pos="1440"/>
+        </w:tabs>
+      </w:pPr>
+      <w:r>
+        <w:t>Standard programs such as passwd may legitimately require SUID.</w:t>
+      </w:r>
+    </w:p>
+    <w:p>
+      <w:pPr>
+        <w:tabs>
+          <w:tab w:val="left" w:pos="1440"/>
+        </w:tabs>
+        <w:rPr>
+          <w:b/>
+          <w:bCs/>
+        </w:rPr>
+      </w:pPr>
+      <w:r>
+        <w:rPr>
+          <w:b/>
+          <w:bCs/>
+        </w:rPr>
+        <w:t>4. Understand SUID permissions</w:t>
+      </w:r>
+    </w:p>
+    <w:p>
+      <w:pPr>
+        <w:tabs>
+          <w:tab w:val="left" w:pos="1440"/>
+        </w:tabs>
+      </w:pPr>
+      <w:r>
+        <w:t>Example:</w:t>
+      </w:r>
+    </w:p>
+    <w:p>
+      <w:pPr>
+        <w:tabs>
+          <w:tab w:val="left" w:pos="1440"/>
+        </w:tabs>
+      </w:pPr>
+      <w:r>
+        <w:t>-rwsr-xr-x</w:t>
+      </w:r>
+    </w:p>
+    <w:p>
+      <w:pPr>
+        <w:tabs>
+          <w:tab w:val="left" w:pos="1440"/>
+        </w:tabs>
+      </w:pPr>
+      <w:r>
+        <w:t>The permission positions are:</w:t>
+      </w:r>
+    </w:p>
+    <w:tbl>
+      <w:tblPr>
+        <w:tblW w:w="0" w:type="auto"/>
+        <w:tblCellSpacing w:w="15" w:type="dxa"/>
+        <w:tblCellMar>
+          <w:top w:w="15" w:type="dxa"/>
+          <w:left w:w="15" w:type="dxa"/>
+          <w:bottom w:w="15" w:type="dxa"/>
+          <w:right w:w="15" w:type="dxa"/>
+        </w:tblCellMar>
+        <w:tblLook w:val="04A0" w:firstRow="1" w:lastRow="0" w:firstColumn="1" w:lastColumn="0" w:noHBand="0" w:noVBand="1"/>
+      </w:tblPr>
+      <w:tblGrid>
+        <w:gridCol w:w="881"/>
+        <w:gridCol w:w="3590"/>
+      </w:tblGrid>
+      <w:tr>
+        <w:trPr>
+          <w:tblCellSpacing w:w="15" w:type="dxa"/>
+        </w:trPr>
+        <w:tc>
+          <w:tcPr>
+            <w:tcW w:w="0" w:type="auto"/>
+            <w:vAlign w:val="center"/>
+            <w:hideMark/>
+          </w:tcPr>
+          <w:p>
+            <w:pPr>
+              <w:tabs>
+                <w:tab w:val="left" w:pos="1440"/>
+              </w:tabs>
+              <w:rPr>
+                <w:b/>
+                <w:bCs/>
+              </w:rPr>
+            </w:pPr>
+            <w:r>
+              <w:rPr>
+                <w:b/>
+                <w:bCs/>
+              </w:rPr>
+              <w:lastRenderedPageBreak/>
+              <w:t>Position</w:t>
+            </w:r>
+          </w:p>
+        </w:tc>
+        <w:tc>
+          <w:tcPr>
+            <w:tcW w:w="0" w:type="auto"/>
+            <w:vAlign w:val="center"/>
+            <w:hideMark/>
+          </w:tcPr>
+          <w:p>
+            <w:pPr>
+              <w:tabs>
+                <w:tab w:val="left" w:pos="1440"/>
+              </w:tabs>
+              <w:rPr>
+                <w:b/>
+                <w:bCs/>
+              </w:rPr>
+            </w:pPr>
+            <w:r>
+              <w:rPr>
+                <w:b/>
+                <w:bCs/>
+              </w:rPr>
+              <w:t>Meaning</w:t>
+            </w:r>
+          </w:p>
+        </w:tc>
+      </w:tr>
+      <w:tr>
+        <w:trPr>
+          <w:tblCellSpacing w:w="15" w:type="dxa"/>
+        </w:trPr>
+        <w:tc>
+          <w:tcPr>
+            <w:tcW w:w="0" w:type="auto"/>
+            <w:vAlign w:val="center"/>
+            <w:hideMark/>
+          </w:tcPr>
+          <w:p>
+            <w:pPr>
+              <w:tabs>
+                <w:tab w:val="left" w:pos="1440"/>
+              </w:tabs>
+            </w:pPr>
+            <w:r>
+              <w:t>First -</w:t>
+            </w:r>
+          </w:p>
+        </w:tc>
+        <w:tc>
+          <w:tcPr>
+            <w:tcW w:w="0" w:type="auto"/>
+            <w:vAlign w:val="center"/>
+            <w:hideMark/>
+          </w:tcPr>
+          <w:p>
+            <w:pPr>
+              <w:tabs>
+                <w:tab w:val="left" w:pos="1440"/>
+              </w:tabs>
+            </w:pPr>
+            <w:r>
+              <w:t>Regular file</w:t>
+            </w:r>
+          </w:p>
+        </w:tc>
+      </w:tr>
+      <w:tr>
+        <w:trPr>
+          <w:tblCellSpacing w:w="15" w:type="dxa"/>
+        </w:trPr>
+        <w:tc>
+          <w:tcPr>
+            <w:tcW w:w="0" w:type="auto"/>
+            <w:vAlign w:val="center"/>
+            <w:hideMark/>
+          </w:tcPr>
+          <w:p>
+            <w:pPr>
+              <w:tabs>
+                <w:tab w:val="left" w:pos="1440"/>
+              </w:tabs>
+            </w:pPr>
+            <w:r>
+              <w:t>rws</w:t>
+            </w:r>
+          </w:p>
+        </w:tc>
+        <w:tc>
+          <w:tcPr>
+            <w:tcW w:w="0" w:type="auto"/>
+            <w:vAlign w:val="center"/>
+            <w:hideMark/>
+          </w:tcPr>
+          <w:p>
+            <w:pPr>
+              <w:tabs>
+                <w:tab w:val="left" w:pos="1440"/>
+              </w:tabs>
+            </w:pPr>
+            <w:r>
+              <w:t>Owner permissions; SUID is enabled</w:t>
+            </w:r>
+          </w:p>
+        </w:tc>
+      </w:tr>
+      <w:tr>
+        <w:trPr>
+          <w:tblCellSpacing w:w="15" w:type="dxa"/>
+        </w:trPr>
+        <w:tc>
+          <w:tcPr>
+            <w:tcW w:w="0" w:type="auto"/>
+            <w:vAlign w:val="center"/>
+            <w:hideMark/>
+          </w:tcPr>
+          <w:p>
+            <w:pPr>
+              <w:tabs>
+                <w:tab w:val="left" w:pos="1440"/>
+              </w:tabs>
+            </w:pPr>
+            <w:r>
+              <w:t>r-x</w:t>
+            </w:r>
+          </w:p>
+        </w:tc>
+        <w:tc>
+          <w:tcPr>
+            <w:tcW w:w="0" w:type="auto"/>
+            <w:vAlign w:val="center"/>
+            <w:hideMark/>
+          </w:tcPr>
+          <w:p>
+            <w:pPr>
+              <w:tabs>
+                <w:tab w:val="left" w:pos="1440"/>
+              </w:tabs>
+            </w:pPr>
+            <w:r>
+              <w:t>Group permissions</w:t>
+            </w:r>
+          </w:p>
+        </w:tc>
+      </w:tr>
+      <w:tr>
+        <w:trPr>
+          <w:tblCellSpacing w:w="15" w:type="dxa"/>
+        </w:trPr>
+        <w:tc>
+          <w:tcPr>
+            <w:tcW w:w="0" w:type="auto"/>
+            <w:vAlign w:val="center"/>
+            <w:hideMark/>
+          </w:tcPr>
+          <w:p>
+            <w:pPr>
+              <w:tabs>
+                <w:tab w:val="left" w:pos="1440"/>
+              </w:tabs>
+            </w:pPr>
+            <w:r>
+              <w:t>r-x</w:t>
+            </w:r>
+          </w:p>
+        </w:tc>
+        <w:tc>
+          <w:tcPr>
+            <w:tcW w:w="0" w:type="auto"/>
+            <w:vAlign w:val="center"/>
+            <w:hideMark/>
+          </w:tcPr>
+          <w:p>
+            <w:pPr>
+              <w:tabs>
+                <w:tab w:val="left" w:pos="1440"/>
+              </w:tabs>
+            </w:pPr>
+            <w:r>
+              <w:t>Other users' permissions</w:t>
+            </w:r>
+          </w:p>
+        </w:tc>
+      </w:tr>
+    </w:tbl>
+    <w:p>
+      <w:pPr>
+        <w:tabs>
+          <w:tab w:val="left" w:pos="1440"/>
+        </w:tabs>
+        <w:rPr>
+          <w:b/>
+          <w:bCs/>
+        </w:rPr>
+      </w:pPr>
+      <w:r>
+        <w:rPr>
+          <w:b/>
+          <w:bCs/>
+        </w:rPr>
+        <w:t>How to set and remove SUID</w:t>
+      </w:r>
+    </w:p>
+    <w:p>
+      <w:pPr>
+        <w:tabs>
+          <w:tab w:val="left" w:pos="1440"/>
+        </w:tabs>
+      </w:pPr>
+      <w:r>
+        <w:t>Set the SUID bit:</w:t>
+      </w:r>
+    </w:p>
+    <w:p>
+      <w:pPr>
+        <w:tabs>
+          <w:tab w:val="left" w:pos="1440"/>
+        </w:tabs>
+      </w:pPr>
+      <w:r>
+        <w:t>chmod u+s filename</w:t>
+      </w:r>
+    </w:p>
+    <w:p>
+      <w:pPr>
+        <w:tabs>
+          <w:tab w:val="left" w:pos="1440"/>
+        </w:tabs>
+      </w:pPr>
+      <w:r>
+        <w:t>Remove the SUID bit:</w:t>
+      </w:r>
+    </w:p>
+    <w:p>
+      <w:pPr>
+        <w:tabs>
+          <w:tab w:val="left" w:pos="1440"/>
+        </w:tabs>
+      </w:pPr>
+      <w:r>
+        <w:t>chmod u-s filename</w:t>
+      </w:r>
+    </w:p>
+    <w:p>
+      <w:pPr>
+        <w:tabs>
+          <w:tab w:val="left" w:pos="1440"/>
+        </w:tabs>
+      </w:pPr>
+      <w:r>
+        <w:rPr>
+          <w:b/>
+          <w:bCs/>
+        </w:rPr>
+        <w:t>Warning:</w:t>
+      </w:r>
+      <w:r>
+        <w:t xml:space="preserve"> Only change permissions on systems you administer or are authorized to test. Removing SUID from system binaries without understanding their purpose may break legitimate functionality.</w:t>
+      </w:r>
+    </w:p>
+    <w:p>
+      <w:pPr>
+        <w:tabs>
+          <w:tab w:val="left" w:pos="1440"/>
+        </w:tabs>
+        <w:rPr>
+          <w:b/>
+          <w:bCs/>
+        </w:rPr>
+      </w:pPr>
+      <w:r>
+        <w:rPr>
+          <w:b/>
+          <w:bCs/>
+        </w:rPr>
+        <w:t>5. What is GTFOBins?</w:t>
+      </w:r>
+    </w:p>
+    <w:p>
+      <w:pPr>
+        <w:tabs>
+          <w:tab w:val="left" w:pos="1440"/>
+        </w:tabs>
+      </w:pPr>
+      <w:r>
+        <w:rPr>
+          <w:b/>
+          <w:bCs/>
+        </w:rPr>
+        <w:t>GTFOBins</w:t>
+      </w:r>
+      <w:r>
+        <w:t xml:space="preserve"> is a reference database documenting how common Unix binaries can be used in unusual or potentially dangerous ways when permissions or execution contexts are misconfigured.</w:t>
+      </w:r>
+    </w:p>
+    <w:p>
+      <w:pPr>
+        <w:tabs>
+          <w:tab w:val="left" w:pos="1440"/>
+        </w:tabs>
+      </w:pPr>
+      <w:r>
+        <w:t xml:space="preserve">Website: </w:t>
+      </w:r>
+      <w:hyperlink r:id="rId71" w:history="1">
+        <w:r>
+          <w:rPr>
+            <w:rStyle w:val="Hyperlink"/>
+          </w:rPr>
+          <w:t>https://gtfobins.github.io/</w:t>
+        </w:r>
+      </w:hyperlink>
+    </w:p>
+    <w:p>
+      <w:pPr>
+        <w:tabs>
+          <w:tab w:val="left" w:pos="1440"/>
+        </w:tabs>
+        <w:rPr>
+          <w:b/>
+          <w:bCs/>
+        </w:rPr>
+      </w:pPr>
+      <w:r>
+        <w:rPr>
+          <w:b/>
+          <w:bCs/>
+        </w:rPr>
+        <w:t>How to use it</w:t>
+      </w:r>
+    </w:p>
+    <w:p>
+      <w:pPr>
+        <w:numPr>
+          <w:ilvl w:val="0"/>
+          <w:numId w:val="70"/>
+        </w:numPr>
+        <w:tabs>
+          <w:tab w:val="left" w:pos="1440"/>
+        </w:tabs>
+      </w:pPr>
+      <w:r>
+        <w:t>Identify an unusual SUID binary.</w:t>
+      </w:r>
+    </w:p>
+    <w:p>
+      <w:pPr>
+        <w:numPr>
+          <w:ilvl w:val="0"/>
+          <w:numId w:val="70"/>
+        </w:numPr>
+        <w:tabs>
+          <w:tab w:val="left" w:pos="1440"/>
+        </w:tabs>
+      </w:pPr>
+      <w:r>
+        <w:t>Search for the binary on GTFOBins.</w:t>
+      </w:r>
+    </w:p>
+    <w:p>
+      <w:pPr>
+        <w:numPr>
+          <w:ilvl w:val="0"/>
+          <w:numId w:val="70"/>
+        </w:numPr>
+        <w:tabs>
+          <w:tab w:val="left" w:pos="1440"/>
+        </w:tabs>
+      </w:pPr>
+      <w:r>
+        <w:t>Open its SUID section, if available.</w:t>
+      </w:r>
+    </w:p>
+    <w:p>
+      <w:pPr>
+        <w:numPr>
+          <w:ilvl w:val="0"/>
+          <w:numId w:val="70"/>
+        </w:numPr>
+        <w:tabs>
+          <w:tab w:val="left" w:pos="1440"/>
+        </w:tabs>
+      </w:pPr>
+      <w:r>
+        <w:t>Read the listed prerequisites and behavior.</w:t>
+      </w:r>
+    </w:p>
+    <w:p>
+      <w:pPr>
+        <w:numPr>
+          <w:ilvl w:val="0"/>
+          <w:numId w:val="70"/>
+        </w:numPr>
+        <w:tabs>
+          <w:tab w:val="left" w:pos="1440"/>
+        </w:tabs>
+      </w:pPr>
+      <w:r>
+        <w:t>Confirm that the target's actual configuration matches those prerequisites.</w:t>
+      </w:r>
+    </w:p>
+    <w:p>
+      <w:pPr>
+        <w:numPr>
+          <w:ilvl w:val="0"/>
+          <w:numId w:val="70"/>
+        </w:numPr>
+        <w:tabs>
+          <w:tab w:val="left" w:pos="1440"/>
+        </w:tabs>
+      </w:pPr>
+      <w:r>
+        <w:t>Test only within an authorized lab.</w:t>
+      </w:r>
+    </w:p>
+    <w:p>
+      <w:pPr>
+        <w:tabs>
+          <w:tab w:val="left" w:pos="1440"/>
+        </w:tabs>
+      </w:pPr>
+      <w:r>
+        <w:t>A binary appearing on GTFOBins does not automatically mean that it is exploitable on every machine.</w:t>
+      </w:r>
+    </w:p>
+    <w:p>
+      <w:pPr>
+        <w:tabs>
+          <w:tab w:val="left" w:pos="1440"/>
+        </w:tabs>
+        <w:rPr>
+          <w:b/>
+          <w:bCs/>
+        </w:rPr>
+      </w:pPr>
+      <w:r>
+        <w:rPr>
+          <w:b/>
+          <w:bCs/>
+        </w:rPr>
+        <w:t>6. Example 1 — SUID find</w:t>
+      </w:r>
+    </w:p>
+    <w:p>
+      <w:pPr>
+        <w:tabs>
+          <w:tab w:val="left" w:pos="1440"/>
+        </w:tabs>
+      </w:pPr>
+      <w:r>
+        <w:t>The find utility supports an -exec option, which can execute another program.</w:t>
+      </w:r>
+    </w:p>
+    <w:p>
+      <w:pPr>
+        <w:tabs>
+          <w:tab w:val="left" w:pos="1440"/>
+        </w:tabs>
+        <w:rPr>
+          <w:b/>
+          <w:bCs/>
+        </w:rPr>
+      </w:pPr>
+      <w:r>
+        <w:rPr>
+          <w:b/>
+          <w:bCs/>
+        </w:rPr>
+        <w:lastRenderedPageBreak/>
+        <w:t>Investigate the binary</w:t>
+      </w:r>
+    </w:p>
+    <w:p>
+      <w:pPr>
+        <w:tabs>
+          <w:tab w:val="left" w:pos="1440"/>
+        </w:tabs>
+      </w:pPr>
+      <w:r>
+        <w:t>ls -l /usr/bin/find</w:t>
+      </w:r>
+    </w:p>
+    <w:p>
+      <w:pPr>
+        <w:tabs>
+          <w:tab w:val="left" w:pos="1440"/>
+        </w:tabs>
+      </w:pPr>
+      <w:r>
+        <w:t>Check whether it is owned by root and whether the SUID bit is enabled.</w:t>
+      </w:r>
+    </w:p>
+    <w:p>
+      <w:pPr>
+        <w:tabs>
+          <w:tab w:val="left" w:pos="1440"/>
+        </w:tabs>
+        <w:rPr>
+          <w:b/>
+          <w:bCs/>
+        </w:rPr>
+      </w:pPr>
+      <w:r>
+        <w:rPr>
+          <w:b/>
+          <w:bCs/>
+        </w:rPr>
+        <w:t>Why can it be dangerous?</w:t>
+      </w:r>
+    </w:p>
+    <w:p>
+      <w:pPr>
+        <w:tabs>
+          <w:tab w:val="left" w:pos="1440"/>
+        </w:tabs>
+      </w:pPr>
+      <w:r>
+        <w:t>If a root-owned find binary has SUID enabled and permits execution of another program while retaining its effective UID, its functionality may be abused to obtain elevated command execution.</w:t>
+      </w:r>
+    </w:p>
+    <w:p>
+      <w:pPr>
+        <w:tabs>
+          <w:tab w:val="left" w:pos="1440"/>
+        </w:tabs>
+      </w:pPr>
+      <w:r>
+        <w:t>On a deliberately vulnerable lab, the following is a common demonstration:</w:t>
+      </w:r>
+    </w:p>
+    <w:p>
+      <w:pPr>
+        <w:tabs>
+          <w:tab w:val="left" w:pos="1440"/>
+        </w:tabs>
+      </w:pPr>
+      <w:r>
+        <w:t>find . -exec /bin/bash -p \; -quit</w:t>
+      </w:r>
+    </w:p>
+    <w:p>
+      <w:pPr>
+        <w:tabs>
+          <w:tab w:val="left" w:pos="1440"/>
+        </w:tabs>
+      </w:pPr>
+      <w:r>
+        <w:t>This command is relevant only if find is actually running with elevated effective privileges. An ordinary find executable without SUID will not grant root access.</w:t>
+      </w:r>
+    </w:p>
+    <w:p>
+      <w:pPr>
+        <w:tabs>
+          <w:tab w:val="left" w:pos="1440"/>
+        </w:tabs>
+        <w:rPr>
+          <w:b/>
+          <w:bCs/>
+        </w:rPr>
+      </w:pPr>
+      <w:r>
+        <w:rPr>
+          <w:b/>
+          <w:bCs/>
+        </w:rPr>
+        <w:t>Understanding bash -p</w:t>
+      </w:r>
+    </w:p>
+    <w:p>
+      <w:pPr>
+        <w:tabs>
+          <w:tab w:val="left" w:pos="1440"/>
+        </w:tabs>
+      </w:pPr>
+      <w:r>
+        <w:t>The -p option tells Bash to preserve its privileged mode rather than automatically discarding elevated effective privileges under the relevant conditions.</w:t>
+      </w:r>
+    </w:p>
+    <w:p>
+      <w:pPr>
+        <w:tabs>
+          <w:tab w:val="left" w:pos="1440"/>
+        </w:tabs>
+        <w:rPr>
+          <w:b/>
+          <w:bCs/>
+        </w:rPr>
+      </w:pPr>
+      <w:r>
+        <w:rPr>
+          <w:b/>
+          <w:bCs/>
+        </w:rPr>
+        <w:t>Verify the result</w:t>
+      </w:r>
+    </w:p>
+    <w:p>
+      <w:pPr>
+        <w:tabs>
+          <w:tab w:val="left" w:pos="1440"/>
+        </w:tabs>
+      </w:pPr>
+      <w:r>
+        <w:t>id</w:t>
+      </w:r>
+    </w:p>
+    <w:p>
+      <w:pPr>
+        <w:tabs>
+          <w:tab w:val="left" w:pos="1440"/>
+        </w:tabs>
+      </w:pPr>
+      <w:r>
+        <w:t>whoami</w:t>
+      </w:r>
+    </w:p>
+    <w:p>
+      <w:pPr>
+        <w:tabs>
+          <w:tab w:val="left" w:pos="1440"/>
+        </w:tabs>
+      </w:pPr>
+      <w:r>
+        <w:t>Example of successful escalation:</w:t>
+      </w:r>
+    </w:p>
+    <w:p>
+      <w:pPr>
+        <w:tabs>
+          <w:tab w:val="left" w:pos="1440"/>
+        </w:tabs>
+      </w:pPr>
+      <w:r>
+        <w:t>uid=1001(jdoe) gid=1001(jdoe) euid=0(root)</w:t>
+      </w:r>
+    </w:p>
+    <w:p>
+      <w:pPr>
+        <w:tabs>
+          <w:tab w:val="left" w:pos="1440"/>
+        </w:tabs>
+      </w:pPr>
+      <w:r>
+        <w:t>Interpretation:</w:t>
+      </w:r>
+    </w:p>
+    <w:p>
+      <w:pPr>
+        <w:numPr>
+          <w:ilvl w:val="0"/>
+          <w:numId w:val="71"/>
+        </w:numPr>
+        <w:tabs>
+          <w:tab w:val="left" w:pos="1440"/>
+        </w:tabs>
+      </w:pPr>
+      <w:r>
+        <w:t>uid=1001 — the original user's real UID.</w:t>
+      </w:r>
+    </w:p>
+    <w:p>
+      <w:pPr>
+        <w:numPr>
+          <w:ilvl w:val="0"/>
+          <w:numId w:val="71"/>
+        </w:numPr>
+        <w:tabs>
+          <w:tab w:val="left" w:pos="1440"/>
+        </w:tabs>
+      </w:pPr>
+      <w:r>
+        <w:t>euid=0 — the process has root's effective UID.</w:t>
+      </w:r>
+    </w:p>
+    <w:p>
+      <w:pPr>
+        <w:numPr>
+          <w:ilvl w:val="0"/>
+          <w:numId w:val="71"/>
+        </w:numPr>
+        <w:tabs>
+          <w:tab w:val="left" w:pos="1440"/>
+        </w:tabs>
+      </w:pPr>
+      <w:r>
+        <w:t>whoami may report root when the effective UID is root.</w:t>
+      </w:r>
+    </w:p>
+    <w:p>
+      <w:pPr>
+        <w:tabs>
+          <w:tab w:val="left" w:pos="1440"/>
+        </w:tabs>
+      </w:pPr>
+      <w:r>
+        <w:rPr>
+          <w:b/>
+          <w:bCs/>
+        </w:rPr>
+        <w:t>Exam tip:</w:t>
+      </w:r>
+      <w:r>
+        <w:t xml:space="preserve"> Real UID and effective UID are not always the same.</w:t>
+      </w:r>
+    </w:p>
+    <w:p>
+      <w:pPr>
+        <w:tabs>
+          <w:tab w:val="left" w:pos="1440"/>
+        </w:tabs>
+        <w:rPr>
+          <w:b/>
+          <w:bCs/>
+        </w:rPr>
+      </w:pPr>
+      <w:r>
+        <w:rPr>
+          <w:b/>
+          <w:bCs/>
+        </w:rPr>
+        <w:t>7. Example 2 — Custom SUID binary and PATH injection</w:t>
+      </w:r>
+    </w:p>
+    <w:p>
+      <w:pPr>
+        <w:tabs>
+          <w:tab w:val="left" w:pos="1440"/>
+        </w:tabs>
+        <w:rPr>
+          <w:b/>
+          <w:bCs/>
+        </w:rPr>
+      </w:pPr>
+      <w:r>
+        <w:rPr>
+          <w:b/>
+          <w:bCs/>
+        </w:rPr>
+        <w:t>What is PATH?</w:t>
+      </w:r>
+    </w:p>
+    <w:p>
+      <w:pPr>
+        <w:tabs>
+          <w:tab w:val="left" w:pos="1440"/>
+        </w:tabs>
+      </w:pPr>
+      <w:r>
+        <w:t>PATH is an environment variable containing directories where the shell searches for executable commands.</w:t>
+      </w:r>
+    </w:p>
+    <w:p>
+      <w:pPr>
+        <w:tabs>
+          <w:tab w:val="left" w:pos="1440"/>
+        </w:tabs>
+      </w:pPr>
+      <w:r>
+        <w:t>Check it with:</w:t>
+      </w:r>
+    </w:p>
+    <w:p>
+      <w:pPr>
+        <w:tabs>
+          <w:tab w:val="left" w:pos="1440"/>
+        </w:tabs>
+      </w:pPr>
+      <w:r>
+        <w:lastRenderedPageBreak/>
+        <w:t>echo "$PATH"</w:t>
+      </w:r>
+    </w:p>
+    <w:p>
+      <w:pPr>
+        <w:tabs>
+          <w:tab w:val="left" w:pos="1440"/>
+        </w:tabs>
+      </w:pPr>
+      <w:r>
+        <w:t>Example:</w:t>
+      </w:r>
+    </w:p>
+    <w:p>
+      <w:pPr>
+        <w:tabs>
+          <w:tab w:val="left" w:pos="1440"/>
+        </w:tabs>
+      </w:pPr>
+      <w:r>
+        <w:t>/usr/local/bin:/usr/bin:/bin</w:t>
+      </w:r>
+    </w:p>
+    <w:p>
+      <w:pPr>
+        <w:tabs>
+          <w:tab w:val="left" w:pos="1440"/>
+        </w:tabs>
+        <w:rPr>
+          <w:b/>
+          <w:bCs/>
+        </w:rPr>
+      </w:pPr>
+      <w:r>
+        <w:rPr>
+          <w:b/>
+          <w:bCs/>
+        </w:rPr>
+        <w:t>The vulnerable program</w:t>
+      </w:r>
+    </w:p>
+    <w:p>
+      <w:pPr>
+        <w:tabs>
+          <w:tab w:val="left" w:pos="1440"/>
+        </w:tabs>
+      </w:pPr>
+      <w:r>
+        <w:t>Suppose a custom SUID binary named backup_tool performs a backup by calling:</w:t>
+      </w:r>
+    </w:p>
+    <w:p>
+      <w:pPr>
+        <w:tabs>
+          <w:tab w:val="left" w:pos="1440"/>
+        </w:tabs>
+      </w:pPr>
+      <w:r>
+        <w:t>tar czf /backups/backup.tar.gz /var/www/html</w:t>
+      </w:r>
+    </w:p>
+    <w:p>
+      <w:pPr>
+        <w:tabs>
+          <w:tab w:val="left" w:pos="1440"/>
+        </w:tabs>
+      </w:pPr>
+      <w:r>
+        <w:t>The important detail is that it invokes tar without specifying its absolute path.</w:t>
+      </w:r>
+    </w:p>
+    <w:p>
+      <w:pPr>
+        <w:tabs>
+          <w:tab w:val="left" w:pos="1440"/>
+        </w:tabs>
+        <w:rPr>
+          <w:b/>
+          <w:bCs/>
+        </w:rPr>
+      </w:pPr>
+      <w:r>
+        <w:rPr>
+          <w:b/>
+          <w:bCs/>
+        </w:rPr>
+        <w:t>Why is this dangerous?</w:t>
+      </w:r>
+    </w:p>
+    <w:p>
+      <w:pPr>
+        <w:tabs>
+          <w:tab w:val="left" w:pos="1440"/>
+        </w:tabs>
+      </w:pPr>
+      <w:r>
+        <w:t>If the program searches for tar through an attacker-influenced PATH, it may execute an unintended executable instead of the legitimate system utility.</w:t>
+      </w:r>
+    </w:p>
+    <w:p>
+      <w:pPr>
+        <w:tabs>
+          <w:tab w:val="left" w:pos="1440"/>
+        </w:tabs>
+      </w:pPr>
+      <w:r>
+        <w:t xml:space="preserve">This is called </w:t>
+      </w:r>
+      <w:r>
+        <w:rPr>
+          <w:b/>
+          <w:bCs/>
+        </w:rPr>
+        <w:t>PATH injection</w:t>
+      </w:r>
+      <w:r>
+        <w:t xml:space="preserve"> or a PATH-based command hijacking vulnerability.</w:t>
+      </w:r>
+    </w:p>
+    <w:p>
+      <w:pPr>
+        <w:tabs>
+          <w:tab w:val="left" w:pos="1440"/>
+        </w:tabs>
+        <w:rPr>
+          <w:b/>
+          <w:bCs/>
+        </w:rPr>
+      </w:pPr>
+      <w:r>
+        <w:rPr>
+          <w:b/>
+          <w:bCs/>
+        </w:rPr>
+        <w:t>Conditions required</w:t>
+      </w:r>
+    </w:p>
+    <w:p>
+      <w:pPr>
+        <w:numPr>
+          <w:ilvl w:val="0"/>
+          <w:numId w:val="72"/>
+        </w:numPr>
+        <w:tabs>
+          <w:tab w:val="left" w:pos="1440"/>
+        </w:tabs>
+      </w:pPr>
+      <w:r>
+        <w:t>The custom executable is SUID-enabled.</w:t>
+      </w:r>
+    </w:p>
+    <w:p>
+      <w:pPr>
+        <w:numPr>
+          <w:ilvl w:val="0"/>
+          <w:numId w:val="72"/>
+        </w:numPr>
+        <w:tabs>
+          <w:tab w:val="left" w:pos="1440"/>
+        </w:tabs>
+      </w:pPr>
+      <w:r>
+        <w:t>Its owner is root.</w:t>
+      </w:r>
+    </w:p>
+    <w:p>
+      <w:pPr>
+        <w:numPr>
+          <w:ilvl w:val="0"/>
+          <w:numId w:val="72"/>
+        </w:numPr>
+        <w:tabs>
+          <w:tab w:val="left" w:pos="1440"/>
+        </w:tabs>
+      </w:pPr>
+      <w:r>
+        <w:t>The program invokes another executable without a safe absolute path.</w:t>
+      </w:r>
+    </w:p>
+    <w:p>
+      <w:pPr>
+        <w:numPr>
+          <w:ilvl w:val="0"/>
+          <w:numId w:val="72"/>
+        </w:numPr>
+        <w:tabs>
+          <w:tab w:val="left" w:pos="1440"/>
+        </w:tabs>
+      </w:pPr>
+      <w:r>
+        <w:t>The execution environment allows the attacker-controlled path to influence command resolution.</w:t>
+      </w:r>
+    </w:p>
+    <w:p>
+      <w:pPr>
+        <w:numPr>
+          <w:ilvl w:val="0"/>
+          <w:numId w:val="72"/>
+        </w:numPr>
+        <w:tabs>
+          <w:tab w:val="left" w:pos="1440"/>
+        </w:tabs>
+      </w:pPr>
+      <w:r>
+        <w:t>The program does not sanitize or otherwise prevent this behavior.</w:t>
+      </w:r>
+    </w:p>
+    <w:p>
+      <w:pPr>
+        <w:tabs>
+          <w:tab w:val="left" w:pos="1440"/>
+        </w:tabs>
+      </w:pPr>
+      <w:r>
+        <w:t>SUID programs do not always inherit or honor an attacker's modified environment in the way expected. Secure execution behavior and the program's implementation must be examined.</w:t>
+      </w:r>
+    </w:p>
+    <w:p>
+      <w:pPr>
+        <w:tabs>
+          <w:tab w:val="left" w:pos="1440"/>
+        </w:tabs>
+        <w:rPr>
+          <w:b/>
+          <w:bCs/>
+        </w:rPr>
+      </w:pPr>
+      <w:r>
+        <w:rPr>
+          <w:b/>
+          <w:bCs/>
+        </w:rPr>
+        <w:t>How to investigate safely</w:t>
+      </w:r>
+    </w:p>
+    <w:p>
+      <w:pPr>
+        <w:tabs>
+          <w:tab w:val="left" w:pos="1440"/>
+        </w:tabs>
+      </w:pPr>
+      <w:r>
+        <w:t>ls -l /usr/local/bin/backup_tool</w:t>
+      </w:r>
+    </w:p>
+    <w:p>
+      <w:pPr>
+        <w:tabs>
+          <w:tab w:val="left" w:pos="1440"/>
+        </w:tabs>
+      </w:pPr>
+      <w:r>
+        <w:t>Inspect readable strings:</w:t>
+      </w:r>
+    </w:p>
+    <w:p>
+      <w:pPr>
+        <w:tabs>
+          <w:tab w:val="left" w:pos="1440"/>
+        </w:tabs>
+      </w:pPr>
+      <w:r>
+        <w:t>strings /usr/local/bin/backup_tool</w:t>
+      </w:r>
+    </w:p>
+    <w:p>
+      <w:pPr>
+        <w:tabs>
+          <w:tab w:val="left" w:pos="1440"/>
+        </w:tabs>
+      </w:pPr>
+      <w:r>
+        <w:t>Look for:</w:t>
+      </w:r>
+    </w:p>
+    <w:p>
+      <w:pPr>
+        <w:numPr>
+          <w:ilvl w:val="0"/>
+          <w:numId w:val="73"/>
+        </w:numPr>
+        <w:tabs>
+          <w:tab w:val="left" w:pos="1440"/>
+        </w:tabs>
+      </w:pPr>
+      <w:r>
+        <w:t>References to external programs such as tar.</w:t>
+      </w:r>
+    </w:p>
+    <w:p>
+      <w:pPr>
+        <w:numPr>
+          <w:ilvl w:val="0"/>
+          <w:numId w:val="73"/>
+        </w:numPr>
+        <w:tabs>
+          <w:tab w:val="left" w:pos="1440"/>
+        </w:tabs>
+      </w:pPr>
+      <w:r>
+        <w:t>Commands invoked without absolute paths.</w:t>
+      </w:r>
+    </w:p>
+    <w:p>
+      <w:pPr>
+        <w:numPr>
+          <w:ilvl w:val="0"/>
+          <w:numId w:val="73"/>
+        </w:numPr>
+        <w:tabs>
+          <w:tab w:val="left" w:pos="1440"/>
+        </w:tabs>
+      </w:pPr>
+      <w:r>
+        <w:t>Sensitive file paths.</w:t>
+      </w:r>
+    </w:p>
+    <w:p>
+      <w:pPr>
+        <w:numPr>
+          <w:ilvl w:val="0"/>
+          <w:numId w:val="73"/>
+        </w:numPr>
+        <w:tabs>
+          <w:tab w:val="left" w:pos="1440"/>
+        </w:tabs>
+      </w:pPr>
+      <w:r>
+        <w:lastRenderedPageBreak/>
+        <w:t>Potentially unsafe execution behavior.</w:t>
+      </w:r>
+    </w:p>
+    <w:p>
+      <w:pPr>
+        <w:tabs>
+          <w:tab w:val="left" w:pos="1440"/>
+        </w:tabs>
+      </w:pPr>
+      <w:r>
+        <w:t>strings provides clues, not definitive proof of a vulnerability. Source review or controlled dynamic analysis may be needed.</w:t>
+      </w:r>
+    </w:p>
+    <w:p>
+      <w:pPr>
+        <w:tabs>
+          <w:tab w:val="left" w:pos="1440"/>
+        </w:tabs>
+        <w:rPr>
+          <w:b/>
+          <w:bCs/>
+        </w:rPr>
+      </w:pPr>
+      <w:r>
+        <w:rPr>
+          <w:b/>
+          <w:bCs/>
+        </w:rPr>
+        <w:t>8. LinPEAS and SUID enumeration</w:t>
+      </w:r>
+    </w:p>
+    <w:p>
+      <w:pPr>
+        <w:tabs>
+          <w:tab w:val="left" w:pos="1440"/>
+        </w:tabs>
+      </w:pPr>
+      <w:r>
+        <w:t>LinPEAS automates many Linux privilege-escalation checks, including enumeration of SUID binaries.</w:t>
+      </w:r>
+    </w:p>
+    <w:p>
+      <w:pPr>
+        <w:tabs>
+          <w:tab w:val="left" w:pos="1440"/>
+        </w:tabs>
+      </w:pPr>
+      <w:r>
+        <w:t>Official repository:</w:t>
+      </w:r>
+    </w:p>
+    <w:p>
+      <w:pPr>
+        <w:tabs>
+          <w:tab w:val="left" w:pos="1440"/>
+        </w:tabs>
+      </w:pPr>
+      <w:hyperlink r:id="rId72" w:history="1">
+        <w:r>
+          <w:rPr>
+            <w:rStyle w:val="Hyperlink"/>
+          </w:rPr>
+          <w:t>https://github.com/peass-ng/PEASS-ng</w:t>
+        </w:r>
+      </w:hyperlink>
+    </w:p>
+    <w:p>
+      <w:pPr>
+        <w:tabs>
+          <w:tab w:val="left" w:pos="1440"/>
+        </w:tabs>
+        <w:rPr>
+          <w:b/>
+          <w:bCs/>
+        </w:rPr>
+      </w:pPr>
+      <w:r>
+        <w:rPr>
+          <w:b/>
+          <w:bCs/>
+        </w:rPr>
+        <w:t>Run LinPEAS</w:t>
+      </w:r>
+    </w:p>
+    <w:p>
+      <w:pPr>
+        <w:tabs>
+          <w:tab w:val="left" w:pos="1440"/>
+        </w:tabs>
+      </w:pPr>
+      <w:r>
+        <w:t>./linpeas.sh</w:t>
+      </w:r>
+    </w:p>
+    <w:p>
+      <w:pPr>
+        <w:tabs>
+          <w:tab w:val="left" w:pos="1440"/>
+        </w:tabs>
+      </w:pPr>
+      <w:r>
+        <w:t>Save the output:</w:t>
+      </w:r>
+    </w:p>
+    <w:p>
+      <w:pPr>
+        <w:tabs>
+          <w:tab w:val="left" w:pos="1440"/>
+        </w:tabs>
+      </w:pPr>
+      <w:r>
+        <w:t>./linpeas.sh 2&gt;&amp;1 | tee linpeas-output.txt</w:t>
+      </w:r>
+    </w:p>
+    <w:p>
+      <w:pPr>
+        <w:tabs>
+          <w:tab w:val="left" w:pos="1440"/>
+        </w:tabs>
+      </w:pPr>
+      <w:r>
+        <w:t>Search for SUID findings:</w:t>
+      </w:r>
+    </w:p>
+    <w:p>
+      <w:pPr>
+        <w:tabs>
+          <w:tab w:val="left" w:pos="1440"/>
+        </w:tabs>
+      </w:pPr>
+      <w:r>
+        <w:t>grep -inE 'SUID|4000' linpeas-output.txt</w:t>
+      </w:r>
+    </w:p>
+    <w:p>
+      <w:pPr>
+        <w:tabs>
+          <w:tab w:val="left" w:pos="1440"/>
+        </w:tabs>
+      </w:pPr>
+      <w:r>
+        <w:t>You can also enumerate SUID files manually:</w:t>
+      </w:r>
+    </w:p>
+    <w:p>
+      <w:pPr>
+        <w:tabs>
+          <w:tab w:val="left" w:pos="1440"/>
+        </w:tabs>
+      </w:pPr>
+      <w:r>
+        <w:t>find / -perm -4000 -type f 2&gt;/dev/null</w:t>
+      </w:r>
+    </w:p>
+    <w:p>
+      <w:pPr>
+        <w:tabs>
+          <w:tab w:val="left" w:pos="1440"/>
+        </w:tabs>
+        <w:rPr>
+          <w:b/>
+          <w:bCs/>
+        </w:rPr>
+      </w:pPr>
+      <w:r>
+        <w:rPr>
+          <w:b/>
+          <w:bCs/>
+        </w:rPr>
+        <w:t>Workflow</w:t>
+      </w:r>
+    </w:p>
+    <w:p>
+      <w:pPr>
+        <w:numPr>
+          <w:ilvl w:val="0"/>
+          <w:numId w:val="74"/>
+        </w:numPr>
+        <w:tabs>
+          <w:tab w:val="left" w:pos="1440"/>
+        </w:tabs>
+      </w:pPr>
+      <w:r>
+        <w:t>Run LinPEAS as the current low-privilege user.</w:t>
+      </w:r>
+    </w:p>
+    <w:p>
+      <w:pPr>
+        <w:numPr>
+          <w:ilvl w:val="0"/>
+          <w:numId w:val="74"/>
+        </w:numPr>
+        <w:tabs>
+          <w:tab w:val="left" w:pos="1440"/>
+        </w:tabs>
+      </w:pPr>
+      <w:r>
+        <w:t>Find the SUID section.</w:t>
+      </w:r>
+    </w:p>
+    <w:p>
+      <w:pPr>
+        <w:numPr>
+          <w:ilvl w:val="0"/>
+          <w:numId w:val="74"/>
+        </w:numPr>
+        <w:tabs>
+          <w:tab w:val="left" w:pos="1440"/>
+        </w:tabs>
+      </w:pPr>
+      <w:r>
+        <w:t>Identify unusual binaries.</w:t>
+      </w:r>
+    </w:p>
+    <w:p>
+      <w:pPr>
+        <w:numPr>
+          <w:ilvl w:val="0"/>
+          <w:numId w:val="74"/>
+        </w:numPr>
+        <w:tabs>
+          <w:tab w:val="left" w:pos="1440"/>
+        </w:tabs>
+      </w:pPr>
+      <w:r>
+        <w:t>Verify file ownership and permissions.</w:t>
+      </w:r>
+    </w:p>
+    <w:p>
+      <w:pPr>
+        <w:numPr>
+          <w:ilvl w:val="0"/>
+          <w:numId w:val="74"/>
+        </w:numPr>
+        <w:tabs>
+          <w:tab w:val="left" w:pos="1440"/>
+        </w:tabs>
+      </w:pPr>
+      <w:r>
+        <w:t>Investigate the binary on GTFOBins.</w:t>
+      </w:r>
+    </w:p>
+    <w:p>
+      <w:pPr>
+        <w:numPr>
+          <w:ilvl w:val="0"/>
+          <w:numId w:val="74"/>
+        </w:numPr>
+        <w:tabs>
+          <w:tab w:val="left" w:pos="1440"/>
+        </w:tabs>
+      </w:pPr>
+      <w:r>
+        <w:t>Check whether the required conditions exist.</w:t>
+      </w:r>
+    </w:p>
+    <w:p>
+      <w:pPr>
+        <w:numPr>
+          <w:ilvl w:val="0"/>
+          <w:numId w:val="74"/>
+        </w:numPr>
+        <w:tabs>
+          <w:tab w:val="left" w:pos="1440"/>
+        </w:tabs>
+      </w:pPr>
+      <w:r>
+        <w:t>Validate the potential escalation in an authorized lab.</w:t>
+      </w:r>
+    </w:p>
+    <w:p>
+      <w:pPr>
+        <w:tabs>
+          <w:tab w:val="left" w:pos="1440"/>
+        </w:tabs>
+      </w:pPr>
+      <w:r>
+        <w:t>LinPEAS is an enumeration tool, not an automatic privilege-escalation exploit.</w:t>
+      </w:r>
+    </w:p>
+    <w:p>
+      <w:pPr>
+        <w:tabs>
+          <w:tab w:val="left" w:pos="1440"/>
+        </w:tabs>
+        <w:rPr>
+          <w:b/>
+          <w:bCs/>
+        </w:rPr>
+      </w:pPr>
+      <w:r>
+        <w:rPr>
+          <w:b/>
+          <w:bCs/>
+        </w:rPr>
+        <w:t>9. Prevention and mitigation</w:t>
+      </w:r>
+    </w:p>
+    <w:p>
+      <w:pPr>
+        <w:tabs>
+          <w:tab w:val="left" w:pos="1440"/>
+        </w:tabs>
+        <w:rPr>
+          <w:b/>
+          <w:bCs/>
+        </w:rPr>
+      </w:pPr>
+      <w:r>
+        <w:rPr>
+          <w:b/>
+          <w:bCs/>
+        </w:rPr>
+        <w:t>Recommended security measures</w:t>
+      </w:r>
+    </w:p>
+    <w:p>
+      <w:pPr>
+        <w:numPr>
+          <w:ilvl w:val="0"/>
+          <w:numId w:val="75"/>
+        </w:numPr>
+        <w:tabs>
+          <w:tab w:val="left" w:pos="1440"/>
+        </w:tabs>
+      </w:pPr>
+      <w:r>
+        <w:t>Audit SUID binaries regularly.</w:t>
+      </w:r>
+    </w:p>
+    <w:p>
+      <w:pPr>
+        <w:numPr>
+          <w:ilvl w:val="0"/>
+          <w:numId w:val="75"/>
+        </w:numPr>
+        <w:tabs>
+          <w:tab w:val="left" w:pos="1440"/>
+        </w:tabs>
+      </w:pPr>
+      <w:r>
+        <w:t>Remove unnecessary SUID permissions after checking the program's purpose.</w:t>
+      </w:r>
+    </w:p>
+    <w:p>
+      <w:pPr>
+        <w:numPr>
+          <w:ilvl w:val="0"/>
+          <w:numId w:val="75"/>
+        </w:numPr>
+        <w:tabs>
+          <w:tab w:val="left" w:pos="1440"/>
+        </w:tabs>
+      </w:pPr>
+      <w:r>
+        <w:lastRenderedPageBreak/>
+        <w:t>Avoid executing external commands through unsafe PATH resolution in privileged programs.</w:t>
+      </w:r>
+    </w:p>
+    <w:p>
+      <w:pPr>
+        <w:numPr>
+          <w:ilvl w:val="0"/>
+          <w:numId w:val="75"/>
+        </w:numPr>
+        <w:tabs>
+          <w:tab w:val="left" w:pos="1440"/>
+        </w:tabs>
+      </w:pPr>
+      <w:r>
+        <w:t>Use absolute paths for external executables.</w:t>
+      </w:r>
+    </w:p>
+    <w:p>
+      <w:pPr>
+        <w:numPr>
+          <w:ilvl w:val="0"/>
+          <w:numId w:val="75"/>
+        </w:numPr>
+        <w:tabs>
+          <w:tab w:val="left" w:pos="1440"/>
+        </w:tabs>
+      </w:pPr>
+      <w:r>
+        <w:t>Sanitize environment variables and arguments in privileged programs.</w:t>
+      </w:r>
+    </w:p>
+    <w:p>
+      <w:pPr>
+        <w:numPr>
+          <w:ilvl w:val="0"/>
+          <w:numId w:val="75"/>
+        </w:numPr>
+        <w:tabs>
+          <w:tab w:val="left" w:pos="1440"/>
+        </w:tabs>
+      </w:pPr>
+      <w:r>
+        <w:t>Apply least privilege.</w:t>
+      </w:r>
+    </w:p>
+    <w:p>
+      <w:pPr>
+        <w:numPr>
+          <w:ilvl w:val="0"/>
+          <w:numId w:val="75"/>
+        </w:numPr>
+        <w:tabs>
+          <w:tab w:val="left" w:pos="1440"/>
+        </w:tabs>
+      </w:pPr>
+      <w:r>
+        <w:t>Use AppArmor or SELinux to restrict privileged program behavior where appropriate.</w:t>
+      </w:r>
+    </w:p>
+    <w:p>
+      <w:pPr>
+        <w:numPr>
+          <w:ilvl w:val="0"/>
+          <w:numId w:val="75"/>
+        </w:numPr>
+        <w:tabs>
+          <w:tab w:val="left" w:pos="1440"/>
+        </w:tabs>
+      </w:pPr>
+      <w:r>
+        <w:t>Review custom binaries and their ownership.</w:t>
+      </w:r>
+    </w:p>
+    <w:p>
+      <w:pPr>
+        <w:numPr>
+          <w:ilvl w:val="0"/>
+          <w:numId w:val="75"/>
+        </w:numPr>
+        <w:tabs>
+          <w:tab w:val="left" w:pos="1440"/>
+        </w:tabs>
+      </w:pPr>
+      <w:r>
+        <w:t>Patch vulnerable software and operating-system components.</w:t>
+      </w:r>
+    </w:p>
+    <w:p>
+      <w:pPr>
+        <w:tabs>
+          <w:tab w:val="left" w:pos="1440"/>
+        </w:tabs>
+        <w:rPr>
+          <w:b/>
+          <w:bCs/>
+        </w:rPr>
+      </w:pPr>
+      <w:r>
+        <w:rPr>
+          <w:b/>
+          <w:bCs/>
+        </w:rPr>
+        <w:t>Find SUID files for an audit</w:t>
+      </w:r>
+    </w:p>
+    <w:p>
+      <w:pPr>
+        <w:tabs>
+          <w:tab w:val="left" w:pos="1440"/>
+        </w:tabs>
+      </w:pPr>
+      <w:r>
+        <w:t>find / -perm -4000 -type f 2&gt;/dev/null</w:t>
+      </w:r>
+    </w:p>
+    <w:p>
+      <w:pPr>
+        <w:tabs>
+          <w:tab w:val="left" w:pos="1440"/>
+        </w:tabs>
+      </w:pPr>
+      <w:r>
+        <w:t>Review every result before changing permissions.</w:t>
+      </w:r>
+    </w:p>
+    <w:p>
+      <w:pPr>
+        <w:tabs>
+          <w:tab w:val="left" w:pos="1440"/>
+        </w:tabs>
+        <w:rPr>
+          <w:b/>
+          <w:bCs/>
+        </w:rPr>
+      </w:pPr>
+      <w:r>
+        <w:rPr>
+          <w:b/>
+          <w:bCs/>
+        </w:rPr>
+        <w:t>10. Quick CEH revision table</w:t>
+      </w:r>
+    </w:p>
+    <w:tbl>
+      <w:tblPr>
+        <w:tblW w:w="0" w:type="auto"/>
+        <w:tblCellSpacing w:w="15" w:type="dxa"/>
+        <w:tblCellMar>
+          <w:top w:w="15" w:type="dxa"/>
+          <w:left w:w="15" w:type="dxa"/>
+          <w:bottom w:w="15" w:type="dxa"/>
+          <w:right w:w="15" w:type="dxa"/>
+        </w:tblCellMar>
+        <w:tblLook w:val="04A0" w:firstRow="1" w:lastRow="0" w:firstColumn="1" w:lastColumn="0" w:noHBand="0" w:noVBand="1"/>
+      </w:tblPr>
+      <w:tblGrid>
+        <w:gridCol w:w="3666"/>
+        <w:gridCol w:w="5360"/>
+      </w:tblGrid>
+      <w:tr>
+        <w:trPr>
+          <w:tblCellSpacing w:w="15" w:type="dxa"/>
+        </w:trPr>
+        <w:tc>
+          <w:tcPr>
+            <w:tcW w:w="0" w:type="auto"/>
+            <w:vAlign w:val="center"/>
+            <w:hideMark/>
+          </w:tcPr>
+          <w:p>
+            <w:pPr>
+              <w:tabs>
+                <w:tab w:val="left" w:pos="1440"/>
+              </w:tabs>
+              <w:rPr>
+                <w:b/>
+                <w:bCs/>
+              </w:rPr>
+            </w:pPr>
+            <w:r>
+              <w:rPr>
+                <w:b/>
+                <w:bCs/>
+              </w:rPr>
+              <w:t>Question</w:t>
+            </w:r>
+          </w:p>
+        </w:tc>
+        <w:tc>
+          <w:tcPr>
+            <w:tcW w:w="0" w:type="auto"/>
+            <w:vAlign w:val="center"/>
+            <w:hideMark/>
+          </w:tcPr>
+          <w:p>
+            <w:pPr>
+              <w:tabs>
+                <w:tab w:val="left" w:pos="1440"/>
+              </w:tabs>
+              <w:rPr>
+                <w:b/>
+                <w:bCs/>
+              </w:rPr>
+            </w:pPr>
+            <w:r>
+              <w:rPr>
+                <w:b/>
+                <w:bCs/>
+              </w:rPr>
+              <w:t>Answer</w:t>
+            </w:r>
+          </w:p>
+        </w:tc>
+      </w:tr>
+      <w:tr>
+        <w:trPr>
+          <w:tblCellSpacing w:w="15" w:type="dxa"/>
+        </w:trPr>
+        <w:tc>
+          <w:tcPr>
+            <w:tcW w:w="0" w:type="auto"/>
+            <w:vAlign w:val="center"/>
+            <w:hideMark/>
+          </w:tcPr>
+          <w:p>
+            <w:pPr>
+              <w:tabs>
+                <w:tab w:val="left" w:pos="1440"/>
+              </w:tabs>
+            </w:pPr>
+            <w:r>
+              <w:t>What does SUID stand for?</w:t>
+            </w:r>
+          </w:p>
+        </w:tc>
+        <w:tc>
+          <w:tcPr>
+            <w:tcW w:w="0" w:type="auto"/>
+            <w:vAlign w:val="center"/>
+            <w:hideMark/>
+          </w:tcPr>
+          <w:p>
+            <w:pPr>
+              <w:tabs>
+                <w:tab w:val="left" w:pos="1440"/>
+              </w:tabs>
+            </w:pPr>
+            <w:r>
+              <w:t>Set User ID</w:t>
+            </w:r>
+          </w:p>
+        </w:tc>
+      </w:tr>
+      <w:tr>
+        <w:trPr>
+          <w:tblCellSpacing w:w="15" w:type="dxa"/>
+        </w:trPr>
+        <w:tc>
+          <w:tcPr>
+            <w:tcW w:w="0" w:type="auto"/>
+            <w:vAlign w:val="center"/>
+            <w:hideMark/>
+          </w:tcPr>
+          <w:p>
+            <w:pPr>
+              <w:tabs>
+                <w:tab w:val="left" w:pos="1440"/>
+              </w:tabs>
+            </w:pPr>
+            <w:r>
+              <w:t>What is the purpose of SUID?</w:t>
+            </w:r>
+          </w:p>
+        </w:tc>
+        <w:tc>
+          <w:tcPr>
+            <w:tcW w:w="0" w:type="auto"/>
+            <w:vAlign w:val="center"/>
+            <w:hideMark/>
+          </w:tcPr>
+          <w:p>
+            <w:pPr>
+              <w:tabs>
+                <w:tab w:val="left" w:pos="1440"/>
+              </w:tabs>
+            </w:pPr>
+            <w:r>
+              <w:t>Execute a program with its owner's effective identity</w:t>
+            </w:r>
+          </w:p>
+        </w:tc>
+      </w:tr>
+      <w:tr>
+        <w:trPr>
+          <w:tblCellSpacing w:w="15" w:type="dxa"/>
+        </w:trPr>
+        <w:tc>
+          <w:tcPr>
+            <w:tcW w:w="0" w:type="auto"/>
+            <w:vAlign w:val="center"/>
+            <w:hideMark/>
+          </w:tcPr>
+          <w:p>
+            <w:pPr>
+              <w:tabs>
+                <w:tab w:val="left" w:pos="1440"/>
+              </w:tabs>
+            </w:pPr>
+            <w:r>
+              <w:t>What does -perm -4000 identify?</w:t>
+            </w:r>
+          </w:p>
+        </w:tc>
+        <w:tc>
+          <w:tcPr>
+            <w:tcW w:w="0" w:type="auto"/>
+            <w:vAlign w:val="center"/>
+            <w:hideMark/>
+          </w:tcPr>
+          <w:p>
+            <w:pPr>
+              <w:tabs>
+                <w:tab w:val="left" w:pos="1440"/>
+              </w:tabs>
+            </w:pPr>
+            <w:r>
+              <w:t>Files with the SUID bit set</w:t>
+            </w:r>
+          </w:p>
+        </w:tc>
+      </w:tr>
+      <w:tr>
+        <w:trPr>
+          <w:tblCellSpacing w:w="15" w:type="dxa"/>
+        </w:trPr>
+        <w:tc>
+          <w:tcPr>
+            <w:tcW w:w="0" w:type="auto"/>
+            <w:vAlign w:val="center"/>
+            <w:hideMark/>
+          </w:tcPr>
+          <w:p>
+            <w:pPr>
+              <w:tabs>
+                <w:tab w:val="left" w:pos="1440"/>
+              </w:tabs>
+            </w:pPr>
+            <w:r>
+              <w:t>Why use 2&gt;/dev/null?</w:t>
+            </w:r>
+          </w:p>
+        </w:tc>
+        <w:tc>
+          <w:tcPr>
+            <w:tcW w:w="0" w:type="auto"/>
+            <w:vAlign w:val="center"/>
+            <w:hideMark/>
+          </w:tcPr>
+          <w:p>
+            <w:pPr>
+              <w:tabs>
+                <w:tab w:val="left" w:pos="1440"/>
+              </w:tabs>
+            </w:pPr>
+            <w:r>
+              <w:t>Suppress standard error output</w:t>
+            </w:r>
+          </w:p>
+        </w:tc>
+      </w:tr>
+      <w:tr>
+        <w:trPr>
+          <w:tblCellSpacing w:w="15" w:type="dxa"/>
+        </w:trPr>
+        <w:tc>
+          <w:tcPr>
+            <w:tcW w:w="0" w:type="auto"/>
+            <w:vAlign w:val="center"/>
+            <w:hideMark/>
+          </w:tcPr>
+          <w:p>
+            <w:pPr>
+              <w:tabs>
+                <w:tab w:val="left" w:pos="1440"/>
+              </w:tabs>
+            </w:pPr>
+            <w:r>
+              <w:t>What does GTFOBins provide?</w:t>
+            </w:r>
+          </w:p>
+        </w:tc>
+        <w:tc>
+          <w:tcPr>
+            <w:tcW w:w="0" w:type="auto"/>
+            <w:vAlign w:val="center"/>
+            <w:hideMark/>
+          </w:tcPr>
+          <w:p>
+            <w:pPr>
+              <w:tabs>
+                <w:tab w:val="left" w:pos="1440"/>
+              </w:tabs>
+            </w:pPr>
+            <w:r>
+              <w:t>Information about potentially abusable Unix binary functionality</w:t>
+            </w:r>
+          </w:p>
+        </w:tc>
+      </w:tr>
+      <w:tr>
+        <w:trPr>
+          <w:tblCellSpacing w:w="15" w:type="dxa"/>
+        </w:trPr>
+        <w:tc>
+          <w:tcPr>
+            <w:tcW w:w="0" w:type="auto"/>
+            <w:vAlign w:val="center"/>
+            <w:hideMark/>
+          </w:tcPr>
+          <w:p>
+            <w:pPr>
+              <w:tabs>
+                <w:tab w:val="left" w:pos="1440"/>
+              </w:tabs>
+            </w:pPr>
+            <w:r>
+              <w:t>Why can SUID find be dangerous?</w:t>
+            </w:r>
+          </w:p>
+        </w:tc>
+        <w:tc>
+          <w:tcPr>
+            <w:tcW w:w="0" w:type="auto"/>
+            <w:vAlign w:val="center"/>
+            <w:hideMark/>
+          </w:tcPr>
+          <w:p>
+            <w:pPr>
+              <w:tabs>
+                <w:tab w:val="left" w:pos="1440"/>
+              </w:tabs>
+            </w:pPr>
+            <w:r>
+              <w:t>Its -exec functionality may enable elevated command execution</w:t>
+            </w:r>
+          </w:p>
+        </w:tc>
+      </w:tr>
+      <w:tr>
+        <w:trPr>
+          <w:tblCellSpacing w:w="15" w:type="dxa"/>
+        </w:trPr>
+        <w:tc>
+          <w:tcPr>
+            <w:tcW w:w="0" w:type="auto"/>
+            <w:vAlign w:val="center"/>
+            <w:hideMark/>
+          </w:tcPr>
+          <w:p>
+            <w:pPr>
+              <w:tabs>
+                <w:tab w:val="left" w:pos="1440"/>
+              </w:tabs>
+            </w:pPr>
+            <w:r>
+              <w:t>What is PATH injection?</w:t>
+            </w:r>
+          </w:p>
+        </w:tc>
+        <w:tc>
+          <w:tcPr>
+            <w:tcW w:w="0" w:type="auto"/>
+            <w:vAlign w:val="center"/>
+            <w:hideMark/>
+          </w:tcPr>
+          <w:p>
+            <w:pPr>
+              <w:tabs>
+                <w:tab w:val="left" w:pos="1440"/>
+              </w:tabs>
+            </w:pPr>
+            <w:r>
+              <w:t>Manipulating command lookup so a program runs an unintended executable</w:t>
+            </w:r>
+          </w:p>
+        </w:tc>
+      </w:tr>
+      <w:tr>
+        <w:trPr>
+          <w:tblCellSpacing w:w="15" w:type="dxa"/>
+        </w:trPr>
+        <w:tc>
+          <w:tcPr>
+            <w:tcW w:w="0" w:type="auto"/>
+            <w:vAlign w:val="center"/>
+            <w:hideMark/>
+          </w:tcPr>
+          <w:p>
+            <w:pPr>
+              <w:tabs>
+                <w:tab w:val="left" w:pos="1440"/>
+              </w:tabs>
+            </w:pPr>
+            <w:r>
+              <w:t>What does chmod u-s file do?</w:t>
+            </w:r>
+          </w:p>
+        </w:tc>
+        <w:tc>
+          <w:tcPr>
+            <w:tcW w:w="0" w:type="auto"/>
+            <w:vAlign w:val="center"/>
+            <w:hideMark/>
+          </w:tcPr>
+          <w:p>
+            <w:pPr>
+              <w:tabs>
+                <w:tab w:val="left" w:pos="1440"/>
+              </w:tabs>
+            </w:pPr>
+            <w:r>
+              <w:t>Removes the SUID bit</w:t>
+            </w:r>
+          </w:p>
+        </w:tc>
+      </w:tr>
+      <w:tr>
+        <w:trPr>
+          <w:tblCellSpacing w:w="15" w:type="dxa"/>
+        </w:trPr>
+        <w:tc>
+          <w:tcPr>
+            <w:tcW w:w="0" w:type="auto"/>
+            <w:vAlign w:val="center"/>
+            <w:hideMark/>
+          </w:tcPr>
+          <w:p>
+            <w:pPr>
+              <w:tabs>
+                <w:tab w:val="left" w:pos="1440"/>
+              </w:tabs>
+            </w:pPr>
+            <w:r>
+              <w:t>What does chmod u+s file do?</w:t>
+            </w:r>
+          </w:p>
+        </w:tc>
+        <w:tc>
+          <w:tcPr>
+            <w:tcW w:w="0" w:type="auto"/>
+            <w:vAlign w:val="center"/>
+            <w:hideMark/>
+          </w:tcPr>
+          <w:p>
+            <w:pPr>
+              <w:tabs>
+                <w:tab w:val="left" w:pos="1440"/>
+              </w:tabs>
+            </w:pPr>
+            <w:r>
+              <w:t>Sets the SUID bit</w:t>
+            </w:r>
+          </w:p>
+        </w:tc>
+      </w:tr>
+      <w:tr>
+        <w:trPr>
+          <w:tblCellSpacing w:w="15" w:type="dxa"/>
+        </w:trPr>
+        <w:tc>
+          <w:tcPr>
+            <w:tcW w:w="0" w:type="auto"/>
+            <w:vAlign w:val="center"/>
+            <w:hideMark/>
+          </w:tcPr>
+          <w:p>
+            <w:pPr>
+              <w:tabs>
+                <w:tab w:val="left" w:pos="1440"/>
+              </w:tabs>
+            </w:pPr>
+            <w:r>
+              <w:t>What does euid=0 indicate?</w:t>
+            </w:r>
+          </w:p>
+        </w:tc>
+        <w:tc>
+          <w:tcPr>
+            <w:tcW w:w="0" w:type="auto"/>
+            <w:vAlign w:val="center"/>
+            <w:hideMark/>
+          </w:tcPr>
+          <w:p>
+            <w:pPr>
+              <w:tabs>
+                <w:tab w:val="left" w:pos="1440"/>
+              </w:tabs>
+            </w:pPr>
+            <w:r>
+              <w:t>The process has root's effective UID</w:t>
+            </w:r>
+          </w:p>
+        </w:tc>
+      </w:tr>
+      <w:tr>
+        <w:trPr>
+          <w:tblCellSpacing w:w="15" w:type="dxa"/>
+        </w:trPr>
+        <w:tc>
+          <w:tcPr>
+            <w:tcW w:w="0" w:type="auto"/>
+            <w:vAlign w:val="center"/>
+            <w:hideMark/>
+          </w:tcPr>
+          <w:p>
+            <w:pPr>
+              <w:tabs>
+                <w:tab w:val="left" w:pos="1440"/>
+              </w:tabs>
+            </w:pPr>
+            <w:r>
+              <w:t>What is LinPEAS used for?</w:t>
+            </w:r>
+          </w:p>
+        </w:tc>
+        <w:tc>
+          <w:tcPr>
+            <w:tcW w:w="0" w:type="auto"/>
+            <w:vAlign w:val="center"/>
+            <w:hideMark/>
+          </w:tcPr>
+          <w:p>
+            <w:pPr>
+              <w:tabs>
+                <w:tab w:val="left" w:pos="1440"/>
+              </w:tabs>
+            </w:pPr>
+            <w:r>
+              <w:t>Enumerating potential Linux privilege-escalation weaknesses</w:t>
+            </w:r>
+          </w:p>
+        </w:tc>
+      </w:tr>
+      <w:tr>
+        <w:trPr>
+          <w:tblCellSpacing w:w="15" w:type="dxa"/>
+        </w:trPr>
+        <w:tc>
+          <w:tcPr>
+            <w:tcW w:w="0" w:type="auto"/>
+            <w:vAlign w:val="center"/>
+            <w:hideMark/>
+          </w:tcPr>
+          <w:p>
+            <w:pPr>
+              <w:tabs>
+                <w:tab w:val="left" w:pos="1440"/>
+              </w:tabs>
+            </w:pPr>
+            <w:r>
+              <w:lastRenderedPageBreak/>
+              <w:t>Does every SUID binary represent a vulnerability?</w:t>
+            </w:r>
+          </w:p>
+        </w:tc>
+        <w:tc>
+          <w:tcPr>
+            <w:tcW w:w="0" w:type="auto"/>
+            <w:vAlign w:val="center"/>
+            <w:hideMark/>
+          </w:tcPr>
+          <w:p>
+            <w:pPr>
+              <w:tabs>
+                <w:tab w:val="left" w:pos="1440"/>
+              </w:tabs>
+            </w:pPr>
+            <w:r>
+              <w:t>No</w:t>
+            </w:r>
+          </w:p>
+        </w:tc>
+      </w:tr>
+    </w:tbl>
+    <w:p>
+      <w:pPr>
+        <w:tabs>
+          <w:tab w:val="left" w:pos="1440"/>
+        </w:tabs>
+        <w:rPr>
+          <w:b/>
+          <w:bCs/>
+        </w:rPr>
+      </w:pPr>
+      <w:r>
+        <w:rPr>
+          <w:b/>
+          <w:bCs/>
+        </w:rPr>
+        <w:t>Final revision workflow</w:t>
+      </w:r>
+    </w:p>
+    <w:p>
+      <w:pPr>
+        <w:tabs>
+          <w:tab w:val="left" w:pos="1440"/>
+        </w:tabs>
+      </w:pPr>
+      <w:r>
+        <w:rPr>
+          <w:b/>
+          <w:bCs/>
+        </w:rPr>
+        <w:t>Find → Verify → Investigate → Validate → Document</w:t>
+      </w:r>
+    </w:p>
+    <w:p>
+      <w:pPr>
+        <w:numPr>
+          <w:ilvl w:val="0"/>
+          <w:numId w:val="76"/>
+        </w:numPr>
+        <w:tabs>
+          <w:tab w:val="left" w:pos="1440"/>
+        </w:tabs>
+      </w:pPr>
+      <w:r>
+        <w:rPr>
+          <w:b/>
+          <w:bCs/>
+        </w:rPr>
+        <w:t>Find:</w:t>
+      </w:r>
+      <w:r>
+        <w:t xml:space="preserve"> Enumerate SUID binaries.</w:t>
+      </w:r>
+    </w:p>
+    <w:p>
+      <w:pPr>
+        <w:numPr>
+          <w:ilvl w:val="0"/>
+          <w:numId w:val="76"/>
+        </w:numPr>
+        <w:tabs>
+          <w:tab w:val="left" w:pos="1440"/>
+        </w:tabs>
+      </w:pPr>
+      <w:r>
+        <w:rPr>
+          <w:b/>
+          <w:bCs/>
+        </w:rPr>
+        <w:t>Verify:</w:t>
+      </w:r>
+      <w:r>
+        <w:t xml:space="preserve"> Check ownership and permissions.</w:t>
+      </w:r>
+    </w:p>
+    <w:p>
+      <w:pPr>
+        <w:numPr>
+          <w:ilvl w:val="0"/>
+          <w:numId w:val="76"/>
+        </w:numPr>
+        <w:tabs>
+          <w:tab w:val="left" w:pos="1440"/>
+        </w:tabs>
+      </w:pPr>
+      <w:r>
+        <w:rPr>
+          <w:b/>
+          <w:bCs/>
+        </w:rPr>
+        <w:t>Investigate:</w:t>
+      </w:r>
+      <w:r>
+        <w:t xml:space="preserve"> Research the binary's behavior and prerequisites.</w:t>
+      </w:r>
+    </w:p>
+    <w:p>
+      <w:pPr>
+        <w:numPr>
+          <w:ilvl w:val="0"/>
+          <w:numId w:val="76"/>
+        </w:numPr>
+        <w:tabs>
+          <w:tab w:val="left" w:pos="1440"/>
+        </w:tabs>
+      </w:pPr>
+      <w:r>
+        <w:rPr>
+          <w:b/>
+          <w:bCs/>
+        </w:rPr>
+        <w:t>Validate:</w:t>
+      </w:r>
+      <w:r>
+        <w:t xml:space="preserve"> Confirm the weakness in an authorized lab.</w:t>
+      </w:r>
+    </w:p>
+    <w:p>
+      <w:pPr>
+        <w:numPr>
+          <w:ilvl w:val="0"/>
+          <w:numId w:val="76"/>
+        </w:numPr>
+        <w:tabs>
+          <w:tab w:val="left" w:pos="1440"/>
+        </w:tabs>
+      </w:pPr>
+      <w:r>
+        <w:rPr>
+          <w:b/>
+          <w:bCs/>
+        </w:rPr>
+        <w:t>Document:</w:t>
+      </w:r>
+      <w:r>
+        <w:t xml:space="preserve"> Record the evidence, impact and remediation.</w:t>
+      </w:r>
+    </w:p>
+    <w:p>
+      <w:pPr>
+        <w:tabs>
+          <w:tab w:val="left" w:pos="1440"/>
+        </w:tabs>
+      </w:pPr>
+      <w:r>
+        <w:t xml:space="preserve">The most important concept is that </w:t>
+      </w:r>
+      <w:r>
+        <w:rPr>
+          <w:b/>
+          <w:bCs/>
+        </w:rPr>
+        <w:t>a SUID bit creates a potentially elevated execution context; an actual privilege-escalation vulnerability depends on what the executable allows a user to do within that context.</w:t>
+      </w:r>
+    </w:p>
+    <w:p>
+      <w:pPr>
+        <w:tabs>
+          <w:tab w:val="left" w:pos="1440"/>
+        </w:tabs>
+      </w:pPr>
+      <w:r>
+        <w:t>Add a command-by-command lab checklistClarify SUID versus SGID permissions</w:t>
+      </w:r>
+    </w:p>
+    <w:p>
+      <w:pPr>
+        <w:tabs>
+          <w:tab w:val="left" w:pos="1440"/>
+        </w:tabs>
+      </w:pPr>
+    </w:p>
+    <w:p>
+      <w:pPr>
+        <w:tabs>
+          <w:tab w:val="left" w:pos="1440"/>
+        </w:tabs>
+      </w:pPr>
+    </w:p>
+    <w:p>
+      <w:pPr>
+        <w:tabs>
+          <w:tab w:val="left" w:pos="1440"/>
+        </w:tabs>
+      </w:pPr>
+    </w:p>
+    <w:p/>
+    <w:p>
+      <w:r>
+        <w:t xml:space="preserve">Hashmyfiles apk to check all hashes at once through </w:t>
+      </w:r>
+      <w:r>
+        <w:t>this app</w:t>
+      </w:r>
+      <w:r>
+        <w:rPr>
+          <mc:AlternateContent>
+            <mc:Choice Requires="w16se"/>
+            <mc:Fallback>
+              <w:rFonts w:ascii="Segoe UI Emoji" w:eastAsia="Segoe UI Emoji" w:hAnsi="Segoe UI Emoji" w:cs="Segoe UI Emoji"/>
+            </mc:Fallback>
+          </mc:AlternateContent>
+        </w:rPr>
+        <mc:AlternateContent>
+          <mc:Choice Requires="w16se">
+            <w16se:symEx w16se:font="Segoe UI Emoji" w16se:char="1F60A"/>
+          </mc:Choice>
+          <mc:Fallback>
+            <w:t>😊</w:t>
+          </mc:Fallback>
+        </mc:AlternateContent>
+      </w:r>
+    </w:p>
+    <w:p/>
+    <w:p>
+      <w:r>
+        <w:t>Hashes.txt to verify hashes and find out result</w:t>
+      </w:r>
+    </w:p>
     <w:p/>
     <w:p>
       <w:pPr>
@@ -26507,6 +30869,155 @@
     </w:lvl>
   </w:abstractNum>
   <w:abstractNum w:abstractNumId="1" w15:restartNumberingAfterBreak="0">
+    <w:nsid w:val="0380760D"/>
+    <w:multiLevelType w:val="multilevel"/>
+    <w:tmpl w:val="2DC2FB58"/>
+    <w:lvl w:ilvl="0">
+      <w:start w:val="1"/>
+      <w:numFmt w:val="bullet"/>
+      <w:lvlText w:val=""/>
+      <w:lvlJc w:val="left"/>
+      <w:pPr>
+        <w:tabs>
+          <w:tab w:val="num" w:pos="720"/>
+        </w:tabs>
+        <w:ind w:left="720" w:hanging="360"/>
+      </w:pPr>
+      <w:rPr>
+        <w:rFonts w:ascii="Symbol" w:hAnsi="Symbol" w:hint="default"/>
+        <w:sz w:val="20"/>
+      </w:rPr>
+    </w:lvl>
+    <w:lvl w:ilvl="1" w:tentative="1">
+      <w:start w:val="1"/>
+      <w:numFmt w:val="bullet"/>
+      <w:lvlText w:val="o"/>
+      <w:lvlJc w:val="left"/>
+      <w:pPr>
+        <w:tabs>
+          <w:tab w:val="num" w:pos="1440"/>
+        </w:tabs>
+        <w:ind w:left="1440" w:hanging="360"/>
+      </w:pPr>
+      <w:rPr>
+        <w:rFonts w:ascii="Courier New" w:hAnsi="Courier New" w:hint="default"/>
+        <w:sz w:val="20"/>
+      </w:rPr>
+    </w:lvl>
+    <w:lvl w:ilvl="2" w:tentative="1">
+      <w:start w:val="1"/>
+      <w:numFmt w:val="bullet"/>
+      <w:lvlText w:val=""/>
+      <w:lvlJc w:val="left"/>
+      <w:pPr>
+        <w:tabs>
+          <w:tab w:val="num" w:pos="2160"/>
+        </w:tabs>
+        <w:ind w:left="2160" w:hanging="360"/>
+      </w:pPr>
+      <w:rPr>
+        <w:rFonts w:ascii="Wingdings" w:hAnsi="Wingdings" w:hint="default"/>
+        <w:sz w:val="20"/>
+      </w:rPr>
+    </w:lvl>
+    <w:lvl w:ilvl="3" w:tentative="1">
+      <w:start w:val="1"/>
+      <w:numFmt w:val="bullet"/>
+      <w:lvlText w:val=""/>
+      <w:lvlJc w:val="left"/>
+      <w:pPr>
+        <w:tabs>
+          <w:tab w:val="num" w:pos="2880"/>
+        </w:tabs>
+        <w:ind w:left="2880" w:hanging="360"/>
+      </w:pPr>
+      <w:rPr>
+        <w:rFonts w:ascii="Wingdings" w:hAnsi="Wingdings" w:hint="default"/>
+        <w:sz w:val="20"/>
+      </w:rPr>
+    </w:lvl>
+    <w:lvl w:ilvl="4" w:tentative="1">
+      <w:start w:val="1"/>
+      <w:numFmt w:val="bullet"/>
+      <w:lvlText w:val=""/>
+      <w:lvlJc w:val="left"/>
+      <w:pPr>
+        <w:tabs>
+          <w:tab w:val="num" w:pos="3600"/>
+        </w:tabs>
+        <w:ind w:left="3600" w:hanging="360"/>
+      </w:pPr>
+      <w:rPr>
+        <w:rFonts w:ascii="Wingdings" w:hAnsi="Wingdings" w:hint="default"/>
+        <w:sz w:val="20"/>
+      </w:rPr>
+    </w:lvl>
+    <w:lvl w:ilvl="5" w:tentative="1">
+      <w:start w:val="1"/>
+      <w:numFmt w:val="bullet"/>
+      <w:lvlText w:val=""/>
+      <w:lvlJc w:val="left"/>
+      <w:pPr>
+        <w:tabs>
+          <w:tab w:val="num" w:pos="4320"/>
+        </w:tabs>
+        <w:ind w:left="4320" w:hanging="360"/>
+      </w:pPr>
+      <w:rPr>
+        <w:rFonts w:ascii="Wingdings" w:hAnsi="Wingdings" w:hint="default"/>
+        <w:sz w:val="20"/>
+      </w:rPr>
+    </w:lvl>
+    <w:lvl w:ilvl="6" w:tentative="1">
+      <w:start w:val="1"/>
+      <w:numFmt w:val="bullet"/>
+      <w:lvlText w:val=""/>
+      <w:lvlJc w:val="left"/>
+      <w:pPr>
+        <w:tabs>
+          <w:tab w:val="num" w:pos="5040"/>
+        </w:tabs>
+        <w:ind w:left="5040" w:hanging="360"/>
+      </w:pPr>
+      <w:rPr>
+        <w:rFonts w:ascii="Wingdings" w:hAnsi="Wingdings" w:hint="default"/>
+        <w:sz w:val="20"/>
+      </w:rPr>
+    </w:lvl>
+    <w:lvl w:ilvl="7" w:tentative="1">
+      <w:start w:val="1"/>
+      <w:numFmt w:val="bullet"/>
+      <w:lvlText w:val=""/>
+      <w:lvlJc w:val="left"/>
+      <w:pPr>
+        <w:tabs>
+          <w:tab w:val="num" w:pos="5760"/>
+        </w:tabs>
+        <w:ind w:left="5760" w:hanging="360"/>
+      </w:pPr>
+      <w:rPr>
+        <w:rFonts w:ascii="Wingdings" w:hAnsi="Wingdings" w:hint="default"/>
+        <w:sz w:val="20"/>
+      </w:rPr>
+    </w:lvl>
+    <w:lvl w:ilvl="8" w:tentative="1">
+      <w:start w:val="1"/>
+      <w:numFmt w:val="bullet"/>
+      <w:lvlText w:val=""/>
+      <w:lvlJc w:val="left"/>
+      <w:pPr>
+        <w:tabs>
+          <w:tab w:val="num" w:pos="6480"/>
+        </w:tabs>
+        <w:ind w:left="6480" w:hanging="360"/>
+      </w:pPr>
+      <w:rPr>
+        <w:rFonts w:ascii="Wingdings" w:hAnsi="Wingdings" w:hint="default"/>
+        <w:sz w:val="20"/>
+      </w:rPr>
+    </w:lvl>
+  </w:abstractNum>
+  <w:abstractNum w:abstractNumId="2" w15:restartNumberingAfterBreak="0">
     <w:nsid w:val="04D042EB"/>
     <w:multiLevelType w:val="multilevel"/>
     <w:tmpl w:val="04D042EB"/>
@@ -26619,7 +31130,7 @@
       </w:pPr>
     </w:lvl>
   </w:abstractNum>
-  <w:abstractNum w:abstractNumId="2" w15:restartNumberingAfterBreak="0">
+  <w:abstractNum w:abstractNumId="3" w15:restartNumberingAfterBreak="0">
     <w:nsid w:val="06CF73ED"/>
     <w:multiLevelType w:val="multilevel"/>
     <w:tmpl w:val="06CF73ED"/>
@@ -26768,7 +31279,7 @@
       </w:rPr>
     </w:lvl>
   </w:abstractNum>
-  <w:abstractNum w:abstractNumId="3" w15:restartNumberingAfterBreak="0">
+  <w:abstractNum w:abstractNumId="4" w15:restartNumberingAfterBreak="0">
     <w:nsid w:val="07BE34B2"/>
     <w:multiLevelType w:val="multilevel"/>
     <w:tmpl w:val="936056AE"/>
@@ -26881,7 +31392,7 @@
       </w:pPr>
     </w:lvl>
   </w:abstractNum>
-  <w:abstractNum w:abstractNumId="4" w15:restartNumberingAfterBreak="0">
+  <w:abstractNum w:abstractNumId="5" w15:restartNumberingAfterBreak="0">
     <w:nsid w:val="09775941"/>
     <w:multiLevelType w:val="multilevel"/>
     <w:tmpl w:val="09775941"/>
@@ -27030,7 +31541,7 @@
       </w:rPr>
     </w:lvl>
   </w:abstractNum>
-  <w:abstractNum w:abstractNumId="5" w15:restartNumberingAfterBreak="0">
+  <w:abstractNum w:abstractNumId="6" w15:restartNumberingAfterBreak="0">
     <w:nsid w:val="09EB1CDC"/>
     <w:multiLevelType w:val="multilevel"/>
     <w:tmpl w:val="09EB1CDC"/>
@@ -27179,7 +31690,7 @@
       </w:rPr>
     </w:lvl>
   </w:abstractNum>
-  <w:abstractNum w:abstractNumId="6" w15:restartNumberingAfterBreak="0">
+  <w:abstractNum w:abstractNumId="7" w15:restartNumberingAfterBreak="0">
     <w:nsid w:val="0B310E10"/>
     <w:multiLevelType w:val="multilevel"/>
     <w:tmpl w:val="0B310E10"/>
@@ -27328,7 +31839,156 @@
       </w:rPr>
     </w:lvl>
   </w:abstractNum>
-  <w:abstractNum w:abstractNumId="7" w15:restartNumberingAfterBreak="0">
+  <w:abstractNum w:abstractNumId="8" w15:restartNumberingAfterBreak="0">
+    <w:nsid w:val="0B7A01E7"/>
+    <w:multiLevelType w:val="multilevel"/>
+    <w:tmpl w:val="2F0C4052"/>
+    <w:lvl w:ilvl="0">
+      <w:start w:val="1"/>
+      <w:numFmt w:val="bullet"/>
+      <w:lvlText w:val=""/>
+      <w:lvlJc w:val="left"/>
+      <w:pPr>
+        <w:tabs>
+          <w:tab w:val="num" w:pos="720"/>
+        </w:tabs>
+        <w:ind w:left="720" w:hanging="360"/>
+      </w:pPr>
+      <w:rPr>
+        <w:rFonts w:ascii="Symbol" w:hAnsi="Symbol" w:hint="default"/>
+        <w:sz w:val="20"/>
+      </w:rPr>
+    </w:lvl>
+    <w:lvl w:ilvl="1" w:tentative="1">
+      <w:start w:val="1"/>
+      <w:numFmt w:val="bullet"/>
+      <w:lvlText w:val="o"/>
+      <w:lvlJc w:val="left"/>
+      <w:pPr>
+        <w:tabs>
+          <w:tab w:val="num" w:pos="1440"/>
+        </w:tabs>
+        <w:ind w:left="1440" w:hanging="360"/>
+      </w:pPr>
+      <w:rPr>
+        <w:rFonts w:ascii="Courier New" w:hAnsi="Courier New" w:hint="default"/>
+        <w:sz w:val="20"/>
+      </w:rPr>
+    </w:lvl>
+    <w:lvl w:ilvl="2" w:tentative="1">
+      <w:start w:val="1"/>
+      <w:numFmt w:val="bullet"/>
+      <w:lvlText w:val=""/>
+      <w:lvlJc w:val="left"/>
+      <w:pPr>
+        <w:tabs>
+          <w:tab w:val="num" w:pos="2160"/>
+        </w:tabs>
+        <w:ind w:left="2160" w:hanging="360"/>
+      </w:pPr>
+      <w:rPr>
+        <w:rFonts w:ascii="Wingdings" w:hAnsi="Wingdings" w:hint="default"/>
+        <w:sz w:val="20"/>
+      </w:rPr>
+    </w:lvl>
+    <w:lvl w:ilvl="3" w:tentative="1">
+      <w:start w:val="1"/>
+      <w:numFmt w:val="bullet"/>
+      <w:lvlText w:val=""/>
+      <w:lvlJc w:val="left"/>
+      <w:pPr>
+        <w:tabs>
+          <w:tab w:val="num" w:pos="2880"/>
+        </w:tabs>
+        <w:ind w:left="2880" w:hanging="360"/>
+      </w:pPr>
+      <w:rPr>
+        <w:rFonts w:ascii="Wingdings" w:hAnsi="Wingdings" w:hint="default"/>
+        <w:sz w:val="20"/>
+      </w:rPr>
+    </w:lvl>
+    <w:lvl w:ilvl="4" w:tentative="1">
+      <w:start w:val="1"/>
+      <w:numFmt w:val="bullet"/>
+      <w:lvlText w:val=""/>
+      <w:lvlJc w:val="left"/>
+      <w:pPr>
+        <w:tabs>
+          <w:tab w:val="num" w:pos="3600"/>
+        </w:tabs>
+        <w:ind w:left="3600" w:hanging="360"/>
+      </w:pPr>
+      <w:rPr>
+        <w:rFonts w:ascii="Wingdings" w:hAnsi="Wingdings" w:hint="default"/>
+        <w:sz w:val="20"/>
+      </w:rPr>
+    </w:lvl>
+    <w:lvl w:ilvl="5" w:tentative="1">
+      <w:start w:val="1"/>
+      <w:numFmt w:val="bullet"/>
+      <w:lvlText w:val=""/>
+      <w:lvlJc w:val="left"/>
+      <w:pPr>
+        <w:tabs>
+          <w:tab w:val="num" w:pos="4320"/>
+        </w:tabs>
+        <w:ind w:left="4320" w:hanging="360"/>
+      </w:pPr>
+      <w:rPr>
+        <w:rFonts w:ascii="Wingdings" w:hAnsi="Wingdings" w:hint="default"/>
+        <w:sz w:val="20"/>
+      </w:rPr>
+    </w:lvl>
+    <w:lvl w:ilvl="6" w:tentative="1">
+      <w:start w:val="1"/>
+      <w:numFmt w:val="bullet"/>
+      <w:lvlText w:val=""/>
+      <w:lvlJc w:val="left"/>
+      <w:pPr>
+        <w:tabs>
+          <w:tab w:val="num" w:pos="5040"/>
+        </w:tabs>
+        <w:ind w:left="5040" w:hanging="360"/>
+      </w:pPr>
+      <w:rPr>
+        <w:rFonts w:ascii="Wingdings" w:hAnsi="Wingdings" w:hint="default"/>
+        <w:sz w:val="20"/>
+      </w:rPr>
+    </w:lvl>
+    <w:lvl w:ilvl="7" w:tentative="1">
+      <w:start w:val="1"/>
+      <w:numFmt w:val="bullet"/>
+      <w:lvlText w:val=""/>
+      <w:lvlJc w:val="left"/>
+      <w:pPr>
+        <w:tabs>
+          <w:tab w:val="num" w:pos="5760"/>
+        </w:tabs>
+        <w:ind w:left="5760" w:hanging="360"/>
+      </w:pPr>
+      <w:rPr>
+        <w:rFonts w:ascii="Wingdings" w:hAnsi="Wingdings" w:hint="default"/>
+        <w:sz w:val="20"/>
+      </w:rPr>
+    </w:lvl>
+    <w:lvl w:ilvl="8" w:tentative="1">
+      <w:start w:val="1"/>
+      <w:numFmt w:val="bullet"/>
+      <w:lvlText w:val=""/>
+      <w:lvlJc w:val="left"/>
+      <w:pPr>
+        <w:tabs>
+          <w:tab w:val="num" w:pos="6480"/>
+        </w:tabs>
+        <w:ind w:left="6480" w:hanging="360"/>
+      </w:pPr>
+      <w:rPr>
+        <w:rFonts w:ascii="Wingdings" w:hAnsi="Wingdings" w:hint="default"/>
+        <w:sz w:val="20"/>
+      </w:rPr>
+    </w:lvl>
+  </w:abstractNum>
+  <w:abstractNum w:abstractNumId="9" w15:restartNumberingAfterBreak="0">
     <w:nsid w:val="0DB459B9"/>
     <w:multiLevelType w:val="multilevel"/>
     <w:tmpl w:val="0DB459B9"/>
@@ -27441,7 +32101,7 @@
       </w:pPr>
     </w:lvl>
   </w:abstractNum>
-  <w:abstractNum w:abstractNumId="8" w15:restartNumberingAfterBreak="0">
+  <w:abstractNum w:abstractNumId="10" w15:restartNumberingAfterBreak="0">
     <w:nsid w:val="121B4AFE"/>
     <w:multiLevelType w:val="multilevel"/>
     <w:tmpl w:val="121B4AFE"/>
@@ -27590,7 +32250,7 @@
       </w:rPr>
     </w:lvl>
   </w:abstractNum>
-  <w:abstractNum w:abstractNumId="9" w15:restartNumberingAfterBreak="0">
+  <w:abstractNum w:abstractNumId="11" w15:restartNumberingAfterBreak="0">
     <w:nsid w:val="14D67846"/>
     <w:multiLevelType w:val="multilevel"/>
     <w:tmpl w:val="14D67846"/>
@@ -27703,7 +32363,7 @@
       </w:pPr>
     </w:lvl>
   </w:abstractNum>
-  <w:abstractNum w:abstractNumId="10" w15:restartNumberingAfterBreak="0">
+  <w:abstractNum w:abstractNumId="12" w15:restartNumberingAfterBreak="0">
     <w:nsid w:val="16DC3E12"/>
     <w:multiLevelType w:val="multilevel"/>
     <w:tmpl w:val="16DC3E12"/>
@@ -27820,7 +32480,7 @@
       </w:pPr>
     </w:lvl>
   </w:abstractNum>
-  <w:abstractNum w:abstractNumId="11" w15:restartNumberingAfterBreak="0">
+  <w:abstractNum w:abstractNumId="13" w15:restartNumberingAfterBreak="0">
     <w:nsid w:val="1751225E"/>
     <w:multiLevelType w:val="multilevel"/>
     <w:tmpl w:val="1751225E"/>
@@ -27933,7 +32593,156 @@
       </w:pPr>
     </w:lvl>
   </w:abstractNum>
-  <w:abstractNum w:abstractNumId="12" w15:restartNumberingAfterBreak="0">
+  <w:abstractNum w:abstractNumId="14" w15:restartNumberingAfterBreak="0">
+    <w:nsid w:val="17624048"/>
+    <w:multiLevelType w:val="multilevel"/>
+    <w:tmpl w:val="801AF54C"/>
+    <w:lvl w:ilvl="0">
+      <w:start w:val="1"/>
+      <w:numFmt w:val="bullet"/>
+      <w:lvlText w:val=""/>
+      <w:lvlJc w:val="left"/>
+      <w:pPr>
+        <w:tabs>
+          <w:tab w:val="num" w:pos="720"/>
+        </w:tabs>
+        <w:ind w:left="720" w:hanging="360"/>
+      </w:pPr>
+      <w:rPr>
+        <w:rFonts w:ascii="Symbol" w:hAnsi="Symbol" w:hint="default"/>
+        <w:sz w:val="20"/>
+      </w:rPr>
+    </w:lvl>
+    <w:lvl w:ilvl="1" w:tentative="1">
+      <w:start w:val="1"/>
+      <w:numFmt w:val="bullet"/>
+      <w:lvlText w:val="o"/>
+      <w:lvlJc w:val="left"/>
+      <w:pPr>
+        <w:tabs>
+          <w:tab w:val="num" w:pos="1440"/>
+        </w:tabs>
+        <w:ind w:left="1440" w:hanging="360"/>
+      </w:pPr>
+      <w:rPr>
+        <w:rFonts w:ascii="Courier New" w:hAnsi="Courier New" w:hint="default"/>
+        <w:sz w:val="20"/>
+      </w:rPr>
+    </w:lvl>
+    <w:lvl w:ilvl="2" w:tentative="1">
+      <w:start w:val="1"/>
+      <w:numFmt w:val="bullet"/>
+      <w:lvlText w:val=""/>
+      <w:lvlJc w:val="left"/>
+      <w:pPr>
+        <w:tabs>
+          <w:tab w:val="num" w:pos="2160"/>
+        </w:tabs>
+        <w:ind w:left="2160" w:hanging="360"/>
+      </w:pPr>
+      <w:rPr>
+        <w:rFonts w:ascii="Wingdings" w:hAnsi="Wingdings" w:hint="default"/>
+        <w:sz w:val="20"/>
+      </w:rPr>
+    </w:lvl>
+    <w:lvl w:ilvl="3" w:tentative="1">
+      <w:start w:val="1"/>
+      <w:numFmt w:val="bullet"/>
+      <w:lvlText w:val=""/>
+      <w:lvlJc w:val="left"/>
+      <w:pPr>
+        <w:tabs>
+          <w:tab w:val="num" w:pos="2880"/>
+        </w:tabs>
+        <w:ind w:left="2880" w:hanging="360"/>
+      </w:pPr>
+      <w:rPr>
+        <w:rFonts w:ascii="Wingdings" w:hAnsi="Wingdings" w:hint="default"/>
+        <w:sz w:val="20"/>
+      </w:rPr>
+    </w:lvl>
+    <w:lvl w:ilvl="4" w:tentative="1">
+      <w:start w:val="1"/>
+      <w:numFmt w:val="bullet"/>
+      <w:lvlText w:val=""/>
+      <w:lvlJc w:val="left"/>
+      <w:pPr>
+        <w:tabs>
+          <w:tab w:val="num" w:pos="3600"/>
+        </w:tabs>
+        <w:ind w:left="3600" w:hanging="360"/>
+      </w:pPr>
+      <w:rPr>
+        <w:rFonts w:ascii="Wingdings" w:hAnsi="Wingdings" w:hint="default"/>
+        <w:sz w:val="20"/>
+      </w:rPr>
+    </w:lvl>
+    <w:lvl w:ilvl="5" w:tentative="1">
+      <w:start w:val="1"/>
+      <w:numFmt w:val="bullet"/>
+      <w:lvlText w:val=""/>
+      <w:lvlJc w:val="left"/>
+      <w:pPr>
+        <w:tabs>
+          <w:tab w:val="num" w:pos="4320"/>
+        </w:tabs>
+        <w:ind w:left="4320" w:hanging="360"/>
+      </w:pPr>
+      <w:rPr>
+        <w:rFonts w:ascii="Wingdings" w:hAnsi="Wingdings" w:hint="default"/>
+        <w:sz w:val="20"/>
+      </w:rPr>
+    </w:lvl>
+    <w:lvl w:ilvl="6" w:tentative="1">
+      <w:start w:val="1"/>
+      <w:numFmt w:val="bullet"/>
+      <w:lvlText w:val=""/>
+      <w:lvlJc w:val="left"/>
+      <w:pPr>
+        <w:tabs>
+          <w:tab w:val="num" w:pos="5040"/>
+        </w:tabs>
+        <w:ind w:left="5040" w:hanging="360"/>
+      </w:pPr>
+      <w:rPr>
+        <w:rFonts w:ascii="Wingdings" w:hAnsi="Wingdings" w:hint="default"/>
+        <w:sz w:val="20"/>
+      </w:rPr>
+    </w:lvl>
+    <w:lvl w:ilvl="7" w:tentative="1">
+      <w:start w:val="1"/>
+      <w:numFmt w:val="bullet"/>
+      <w:lvlText w:val=""/>
+      <w:lvlJc w:val="left"/>
+      <w:pPr>
+        <w:tabs>
+          <w:tab w:val="num" w:pos="5760"/>
+        </w:tabs>
+        <w:ind w:left="5760" w:hanging="360"/>
+      </w:pPr>
+      <w:rPr>
+        <w:rFonts w:ascii="Wingdings" w:hAnsi="Wingdings" w:hint="default"/>
+        <w:sz w:val="20"/>
+      </w:rPr>
+    </w:lvl>
+    <w:lvl w:ilvl="8" w:tentative="1">
+      <w:start w:val="1"/>
+      <w:numFmt w:val="bullet"/>
+      <w:lvlText w:val=""/>
+      <w:lvlJc w:val="left"/>
+      <w:pPr>
+        <w:tabs>
+          <w:tab w:val="num" w:pos="6480"/>
+        </w:tabs>
+        <w:ind w:left="6480" w:hanging="360"/>
+      </w:pPr>
+      <w:rPr>
+        <w:rFonts w:ascii="Wingdings" w:hAnsi="Wingdings" w:hint="default"/>
+        <w:sz w:val="20"/>
+      </w:rPr>
+    </w:lvl>
+  </w:abstractNum>
+  <w:abstractNum w:abstractNumId="15" w15:restartNumberingAfterBreak="0">
     <w:nsid w:val="18797E44"/>
     <w:multiLevelType w:val="multilevel"/>
     <w:tmpl w:val="18797E44"/>
@@ -28046,7 +32855,7 @@
       </w:pPr>
     </w:lvl>
   </w:abstractNum>
-  <w:abstractNum w:abstractNumId="13" w15:restartNumberingAfterBreak="0">
+  <w:abstractNum w:abstractNumId="16" w15:restartNumberingAfterBreak="0">
     <w:nsid w:val="1AA908BA"/>
     <w:multiLevelType w:val="multilevel"/>
     <w:tmpl w:val="1AA908BA"/>
@@ -28195,7 +33004,7 @@
       </w:rPr>
     </w:lvl>
   </w:abstractNum>
-  <w:abstractNum w:abstractNumId="14" w15:restartNumberingAfterBreak="0">
+  <w:abstractNum w:abstractNumId="17" w15:restartNumberingAfterBreak="0">
     <w:nsid w:val="1ADD3768"/>
     <w:multiLevelType w:val="multilevel"/>
     <w:tmpl w:val="1ADD3768"/>
@@ -28344,7 +33153,7 @@
       </w:rPr>
     </w:lvl>
   </w:abstractNum>
-  <w:abstractNum w:abstractNumId="15" w15:restartNumberingAfterBreak="0">
+  <w:abstractNum w:abstractNumId="18" w15:restartNumberingAfterBreak="0">
     <w:nsid w:val="1B8C75AC"/>
     <w:multiLevelType w:val="multilevel"/>
     <w:tmpl w:val="1B8C75AC"/>
@@ -28457,7 +33266,7 @@
       </w:pPr>
     </w:lvl>
   </w:abstractNum>
-  <w:abstractNum w:abstractNumId="16" w15:restartNumberingAfterBreak="0">
+  <w:abstractNum w:abstractNumId="19" w15:restartNumberingAfterBreak="0">
     <w:nsid w:val="20422DCF"/>
     <w:multiLevelType w:val="multilevel"/>
     <w:tmpl w:val="20422DCF"/>
@@ -28570,7 +33379,7 @@
       </w:pPr>
     </w:lvl>
   </w:abstractNum>
-  <w:abstractNum w:abstractNumId="17" w15:restartNumberingAfterBreak="0">
+  <w:abstractNum w:abstractNumId="20" w15:restartNumberingAfterBreak="0">
     <w:nsid w:val="20980DDA"/>
     <w:multiLevelType w:val="multilevel"/>
     <w:tmpl w:val="20980DDA"/>
@@ -28719,7 +33528,7 @@
       </w:rPr>
     </w:lvl>
   </w:abstractNum>
-  <w:abstractNum w:abstractNumId="18" w15:restartNumberingAfterBreak="0">
+  <w:abstractNum w:abstractNumId="21" w15:restartNumberingAfterBreak="0">
     <w:nsid w:val="2309390E"/>
     <w:multiLevelType w:val="multilevel"/>
     <w:tmpl w:val="2309390E"/>
@@ -28868,7 +33677,7 @@
       </w:rPr>
     </w:lvl>
   </w:abstractNum>
-  <w:abstractNum w:abstractNumId="19" w15:restartNumberingAfterBreak="0">
+  <w:abstractNum w:abstractNumId="22" w15:restartNumberingAfterBreak="0">
     <w:nsid w:val="24477B4C"/>
     <w:multiLevelType w:val="multilevel"/>
     <w:tmpl w:val="24477B4C"/>
@@ -29017,7 +33826,7 @@
       </w:rPr>
     </w:lvl>
   </w:abstractNum>
-  <w:abstractNum w:abstractNumId="20" w15:restartNumberingAfterBreak="0">
+  <w:abstractNum w:abstractNumId="23" w15:restartNumberingAfterBreak="0">
     <w:nsid w:val="2838391A"/>
     <w:multiLevelType w:val="multilevel"/>
     <w:tmpl w:val="2838391A"/>
@@ -29166,7 +33975,156 @@
       </w:rPr>
     </w:lvl>
   </w:abstractNum>
-  <w:abstractNum w:abstractNumId="21" w15:restartNumberingAfterBreak="0">
+  <w:abstractNum w:abstractNumId="24" w15:restartNumberingAfterBreak="0">
+    <w:nsid w:val="2B6332A7"/>
+    <w:multiLevelType w:val="multilevel"/>
+    <w:tmpl w:val="DC7E63AC"/>
+    <w:lvl w:ilvl="0">
+      <w:start w:val="1"/>
+      <w:numFmt w:val="bullet"/>
+      <w:lvlText w:val=""/>
+      <w:lvlJc w:val="left"/>
+      <w:pPr>
+        <w:tabs>
+          <w:tab w:val="num" w:pos="720"/>
+        </w:tabs>
+        <w:ind w:left="720" w:hanging="360"/>
+      </w:pPr>
+      <w:rPr>
+        <w:rFonts w:ascii="Symbol" w:hAnsi="Symbol" w:hint="default"/>
+        <w:sz w:val="20"/>
+      </w:rPr>
+    </w:lvl>
+    <w:lvl w:ilvl="1" w:tentative="1">
+      <w:start w:val="1"/>
+      <w:numFmt w:val="bullet"/>
+      <w:lvlText w:val="o"/>
+      <w:lvlJc w:val="left"/>
+      <w:pPr>
+        <w:tabs>
+          <w:tab w:val="num" w:pos="1440"/>
+        </w:tabs>
+        <w:ind w:left="1440" w:hanging="360"/>
+      </w:pPr>
+      <w:rPr>
+        <w:rFonts w:ascii="Courier New" w:hAnsi="Courier New" w:hint="default"/>
+        <w:sz w:val="20"/>
+      </w:rPr>
+    </w:lvl>
+    <w:lvl w:ilvl="2" w:tentative="1">
+      <w:start w:val="1"/>
+      <w:numFmt w:val="bullet"/>
+      <w:lvlText w:val=""/>
+      <w:lvlJc w:val="left"/>
+      <w:pPr>
+        <w:tabs>
+          <w:tab w:val="num" w:pos="2160"/>
+        </w:tabs>
+        <w:ind w:left="2160" w:hanging="360"/>
+      </w:pPr>
+      <w:rPr>
+        <w:rFonts w:ascii="Wingdings" w:hAnsi="Wingdings" w:hint="default"/>
+        <w:sz w:val="20"/>
+      </w:rPr>
+    </w:lvl>
+    <w:lvl w:ilvl="3" w:tentative="1">
+      <w:start w:val="1"/>
+      <w:numFmt w:val="bullet"/>
+      <w:lvlText w:val=""/>
+      <w:lvlJc w:val="left"/>
+      <w:pPr>
+        <w:tabs>
+          <w:tab w:val="num" w:pos="2880"/>
+        </w:tabs>
+        <w:ind w:left="2880" w:hanging="360"/>
+      </w:pPr>
+      <w:rPr>
+        <w:rFonts w:ascii="Wingdings" w:hAnsi="Wingdings" w:hint="default"/>
+        <w:sz w:val="20"/>
+      </w:rPr>
+    </w:lvl>
+    <w:lvl w:ilvl="4" w:tentative="1">
+      <w:start w:val="1"/>
+      <w:numFmt w:val="bullet"/>
+      <w:lvlText w:val=""/>
+      <w:lvlJc w:val="left"/>
+      <w:pPr>
+        <w:tabs>
+          <w:tab w:val="num" w:pos="3600"/>
+        </w:tabs>
+        <w:ind w:left="3600" w:hanging="360"/>
+      </w:pPr>
+      <w:rPr>
+        <w:rFonts w:ascii="Wingdings" w:hAnsi="Wingdings" w:hint="default"/>
+        <w:sz w:val="20"/>
+      </w:rPr>
+    </w:lvl>
+    <w:lvl w:ilvl="5" w:tentative="1">
+      <w:start w:val="1"/>
+      <w:numFmt w:val="bullet"/>
+      <w:lvlText w:val=""/>
+      <w:lvlJc w:val="left"/>
+      <w:pPr>
+        <w:tabs>
+          <w:tab w:val="num" w:pos="4320"/>
+        </w:tabs>
+        <w:ind w:left="4320" w:hanging="360"/>
+      </w:pPr>
+      <w:rPr>
+        <w:rFonts w:ascii="Wingdings" w:hAnsi="Wingdings" w:hint="default"/>
+        <w:sz w:val="20"/>
+      </w:rPr>
+    </w:lvl>
+    <w:lvl w:ilvl="6" w:tentative="1">
+      <w:start w:val="1"/>
+      <w:numFmt w:val="bullet"/>
+      <w:lvlText w:val=""/>
+      <w:lvlJc w:val="left"/>
+      <w:pPr>
+        <w:tabs>
+          <w:tab w:val="num" w:pos="5040"/>
+        </w:tabs>
+        <w:ind w:left="5040" w:hanging="360"/>
+      </w:pPr>
+      <w:rPr>
+        <w:rFonts w:ascii="Wingdings" w:hAnsi="Wingdings" w:hint="default"/>
+        <w:sz w:val="20"/>
+      </w:rPr>
+    </w:lvl>
+    <w:lvl w:ilvl="7" w:tentative="1">
+      <w:start w:val="1"/>
+      <w:numFmt w:val="bullet"/>
+      <w:lvlText w:val=""/>
+      <w:lvlJc w:val="left"/>
+      <w:pPr>
+        <w:tabs>
+          <w:tab w:val="num" w:pos="5760"/>
+        </w:tabs>
+        <w:ind w:left="5760" w:hanging="360"/>
+      </w:pPr>
+      <w:rPr>
+        <w:rFonts w:ascii="Wingdings" w:hAnsi="Wingdings" w:hint="default"/>
+        <w:sz w:val="20"/>
+      </w:rPr>
+    </w:lvl>
+    <w:lvl w:ilvl="8" w:tentative="1">
+      <w:start w:val="1"/>
+      <w:numFmt w:val="bullet"/>
+      <w:lvlText w:val=""/>
+      <w:lvlJc w:val="left"/>
+      <w:pPr>
+        <w:tabs>
+          <w:tab w:val="num" w:pos="6480"/>
+        </w:tabs>
+        <w:ind w:left="6480" w:hanging="360"/>
+      </w:pPr>
+      <w:rPr>
+        <w:rFonts w:ascii="Wingdings" w:hAnsi="Wingdings" w:hint="default"/>
+        <w:sz w:val="20"/>
+      </w:rPr>
+    </w:lvl>
+  </w:abstractNum>
+  <w:abstractNum w:abstractNumId="25" w15:restartNumberingAfterBreak="0">
     <w:nsid w:val="2B6D26AF"/>
     <w:multiLevelType w:val="multilevel"/>
     <w:tmpl w:val="2B6D26AF"/>
@@ -29315,7 +34273,269 @@
       </w:rPr>
     </w:lvl>
   </w:abstractNum>
-  <w:abstractNum w:abstractNumId="22" w15:restartNumberingAfterBreak="0">
+  <w:abstractNum w:abstractNumId="26" w15:restartNumberingAfterBreak="0">
+    <w:nsid w:val="2C6A0C39"/>
+    <w:multiLevelType w:val="multilevel"/>
+    <w:tmpl w:val="5240C078"/>
+    <w:lvl w:ilvl="0">
+      <w:start w:val="1"/>
+      <w:numFmt w:val="bullet"/>
+      <w:lvlText w:val=""/>
+      <w:lvlJc w:val="left"/>
+      <w:pPr>
+        <w:tabs>
+          <w:tab w:val="num" w:pos="720"/>
+        </w:tabs>
+        <w:ind w:left="720" w:hanging="360"/>
+      </w:pPr>
+      <w:rPr>
+        <w:rFonts w:ascii="Symbol" w:hAnsi="Symbol" w:hint="default"/>
+        <w:sz w:val="20"/>
+      </w:rPr>
+    </w:lvl>
+    <w:lvl w:ilvl="1" w:tentative="1">
+      <w:start w:val="1"/>
+      <w:numFmt w:val="bullet"/>
+      <w:lvlText w:val="o"/>
+      <w:lvlJc w:val="left"/>
+      <w:pPr>
+        <w:tabs>
+          <w:tab w:val="num" w:pos="1440"/>
+        </w:tabs>
+        <w:ind w:left="1440" w:hanging="360"/>
+      </w:pPr>
+      <w:rPr>
+        <w:rFonts w:ascii="Courier New" w:hAnsi="Courier New" w:hint="default"/>
+        <w:sz w:val="20"/>
+      </w:rPr>
+    </w:lvl>
+    <w:lvl w:ilvl="2" w:tentative="1">
+      <w:start w:val="1"/>
+      <w:numFmt w:val="bullet"/>
+      <w:lvlText w:val=""/>
+      <w:lvlJc w:val="left"/>
+      <w:pPr>
+        <w:tabs>
+          <w:tab w:val="num" w:pos="2160"/>
+        </w:tabs>
+        <w:ind w:left="2160" w:hanging="360"/>
+      </w:pPr>
+      <w:rPr>
+        <w:rFonts w:ascii="Wingdings" w:hAnsi="Wingdings" w:hint="default"/>
+        <w:sz w:val="20"/>
+      </w:rPr>
+    </w:lvl>
+    <w:lvl w:ilvl="3" w:tentative="1">
+      <w:start w:val="1"/>
+      <w:numFmt w:val="bullet"/>
+      <w:lvlText w:val=""/>
+      <w:lvlJc w:val="left"/>
+      <w:pPr>
+        <w:tabs>
+          <w:tab w:val="num" w:pos="2880"/>
+        </w:tabs>
+        <w:ind w:left="2880" w:hanging="360"/>
+      </w:pPr>
+      <w:rPr>
+        <w:rFonts w:ascii="Wingdings" w:hAnsi="Wingdings" w:hint="default"/>
+        <w:sz w:val="20"/>
+      </w:rPr>
+    </w:lvl>
+    <w:lvl w:ilvl="4" w:tentative="1">
+      <w:start w:val="1"/>
+      <w:numFmt w:val="bullet"/>
+      <w:lvlText w:val=""/>
+      <w:lvlJc w:val="left"/>
+      <w:pPr>
+        <w:tabs>
+          <w:tab w:val="num" w:pos="3600"/>
+        </w:tabs>
+        <w:ind w:left="3600" w:hanging="360"/>
+      </w:pPr>
+      <w:rPr>
+        <w:rFonts w:ascii="Wingdings" w:hAnsi="Wingdings" w:hint="default"/>
+        <w:sz w:val="20"/>
+      </w:rPr>
+    </w:lvl>
+    <w:lvl w:ilvl="5" w:tentative="1">
+      <w:start w:val="1"/>
+      <w:numFmt w:val="bullet"/>
+      <w:lvlText w:val=""/>
+      <w:lvlJc w:val="left"/>
+      <w:pPr>
+        <w:tabs>
+          <w:tab w:val="num" w:pos="4320"/>
+        </w:tabs>
+        <w:ind w:left="4320" w:hanging="360"/>
+      </w:pPr>
+      <w:rPr>
+        <w:rFonts w:ascii="Wingdings" w:hAnsi="Wingdings" w:hint="default"/>
+        <w:sz w:val="20"/>
+      </w:rPr>
+    </w:lvl>
+    <w:lvl w:ilvl="6" w:tentative="1">
+      <w:start w:val="1"/>
+      <w:numFmt w:val="bullet"/>
+      <w:lvlText w:val=""/>
+      <w:lvlJc w:val="left"/>
+      <w:pPr>
+        <w:tabs>
+          <w:tab w:val="num" w:pos="5040"/>
+        </w:tabs>
+        <w:ind w:left="5040" w:hanging="360"/>
+      </w:pPr>
+      <w:rPr>
+        <w:rFonts w:ascii="Wingdings" w:hAnsi="Wingdings" w:hint="default"/>
+        <w:sz w:val="20"/>
+      </w:rPr>
+    </w:lvl>
+    <w:lvl w:ilvl="7" w:tentative="1">
+      <w:start w:val="1"/>
+      <w:numFmt w:val="bullet"/>
+      <w:lvlText w:val=""/>
+      <w:lvlJc w:val="left"/>
+      <w:pPr>
+        <w:tabs>
+          <w:tab w:val="num" w:pos="5760"/>
+        </w:tabs>
+        <w:ind w:left="5760" w:hanging="360"/>
+      </w:pPr>
+      <w:rPr>
+        <w:rFonts w:ascii="Wingdings" w:hAnsi="Wingdings" w:hint="default"/>
+        <w:sz w:val="20"/>
+      </w:rPr>
+    </w:lvl>
+    <w:lvl w:ilvl="8" w:tentative="1">
+      <w:start w:val="1"/>
+      <w:numFmt w:val="bullet"/>
+      <w:lvlText w:val=""/>
+      <w:lvlJc w:val="left"/>
+      <w:pPr>
+        <w:tabs>
+          <w:tab w:val="num" w:pos="6480"/>
+        </w:tabs>
+        <w:ind w:left="6480" w:hanging="360"/>
+      </w:pPr>
+      <w:rPr>
+        <w:rFonts w:ascii="Wingdings" w:hAnsi="Wingdings" w:hint="default"/>
+        <w:sz w:val="20"/>
+      </w:rPr>
+    </w:lvl>
+  </w:abstractNum>
+  <w:abstractNum w:abstractNumId="27" w15:restartNumberingAfterBreak="0">
+    <w:nsid w:val="2D8B75DD"/>
+    <w:multiLevelType w:val="multilevel"/>
+    <w:tmpl w:val="0010A216"/>
+    <w:lvl w:ilvl="0">
+      <w:start w:val="1"/>
+      <w:numFmt w:val="decimal"/>
+      <w:lvlText w:val="%1."/>
+      <w:lvlJc w:val="left"/>
+      <w:pPr>
+        <w:tabs>
+          <w:tab w:val="num" w:pos="720"/>
+        </w:tabs>
+        <w:ind w:left="720" w:hanging="360"/>
+      </w:pPr>
+    </w:lvl>
+    <w:lvl w:ilvl="1" w:tentative="1">
+      <w:start w:val="1"/>
+      <w:numFmt w:val="decimal"/>
+      <w:lvlText w:val="%2."/>
+      <w:lvlJc w:val="left"/>
+      <w:pPr>
+        <w:tabs>
+          <w:tab w:val="num" w:pos="1440"/>
+        </w:tabs>
+        <w:ind w:left="1440" w:hanging="360"/>
+      </w:pPr>
+    </w:lvl>
+    <w:lvl w:ilvl="2" w:tentative="1">
+      <w:start w:val="1"/>
+      <w:numFmt w:val="decimal"/>
+      <w:lvlText w:val="%3."/>
+      <w:lvlJc w:val="left"/>
+      <w:pPr>
+        <w:tabs>
+          <w:tab w:val="num" w:pos="2160"/>
+        </w:tabs>
+        <w:ind w:left="2160" w:hanging="360"/>
+      </w:pPr>
+    </w:lvl>
+    <w:lvl w:ilvl="3" w:tentative="1">
+      <w:start w:val="1"/>
+      <w:numFmt w:val="decimal"/>
+      <w:lvlText w:val="%4."/>
+      <w:lvlJc w:val="left"/>
+      <w:pPr>
+        <w:tabs>
+          <w:tab w:val="num" w:pos="2880"/>
+        </w:tabs>
+        <w:ind w:left="2880" w:hanging="360"/>
+      </w:pPr>
+    </w:lvl>
+    <w:lvl w:ilvl="4" w:tentative="1">
+      <w:start w:val="1"/>
+      <w:numFmt w:val="decimal"/>
+      <w:lvlText w:val="%5."/>
+      <w:lvlJc w:val="left"/>
+      <w:pPr>
+        <w:tabs>
+          <w:tab w:val="num" w:pos="3600"/>
+        </w:tabs>
+        <w:ind w:left="3600" w:hanging="360"/>
+      </w:pPr>
+    </w:lvl>
+    <w:lvl w:ilvl="5" w:tentative="1">
+      <w:start w:val="1"/>
+      <w:numFmt w:val="decimal"/>
+      <w:lvlText w:val="%6."/>
+      <w:lvlJc w:val="left"/>
+      <w:pPr>
+        <w:tabs>
+          <w:tab w:val="num" w:pos="4320"/>
+        </w:tabs>
+        <w:ind w:left="4320" w:hanging="360"/>
+      </w:pPr>
+    </w:lvl>
+    <w:lvl w:ilvl="6" w:tentative="1">
+      <w:start w:val="1"/>
+      <w:numFmt w:val="decimal"/>
+      <w:lvlText w:val="%7."/>
+      <w:lvlJc w:val="left"/>
+      <w:pPr>
+        <w:tabs>
+          <w:tab w:val="num" w:pos="5040"/>
+        </w:tabs>
+        <w:ind w:left="5040" w:hanging="360"/>
+      </w:pPr>
+    </w:lvl>
+    <w:lvl w:ilvl="7" w:tentative="1">
+      <w:start w:val="1"/>
+      <w:numFmt w:val="decimal"/>
+      <w:lvlText w:val="%8."/>
+      <w:lvlJc w:val="left"/>
+      <w:pPr>
+        <w:tabs>
+          <w:tab w:val="num" w:pos="5760"/>
+        </w:tabs>
+        <w:ind w:left="5760" w:hanging="360"/>
+      </w:pPr>
+    </w:lvl>
+    <w:lvl w:ilvl="8" w:tentative="1">
+      <w:start w:val="1"/>
+      <w:numFmt w:val="decimal"/>
+      <w:lvlText w:val="%9."/>
+      <w:lvlJc w:val="left"/>
+      <w:pPr>
+        <w:tabs>
+          <w:tab w:val="num" w:pos="6480"/>
+        </w:tabs>
+        <w:ind w:left="6480" w:hanging="360"/>
+      </w:pPr>
+    </w:lvl>
+  </w:abstractNum>
+  <w:abstractNum w:abstractNumId="28" w15:restartNumberingAfterBreak="0">
     <w:nsid w:val="2DB367F3"/>
     <w:multiLevelType w:val="multilevel"/>
     <w:tmpl w:val="2DB367F3"/>
@@ -29464,7 +34684,7 @@
       </w:rPr>
     </w:lvl>
   </w:abstractNum>
-  <w:abstractNum w:abstractNumId="23" w15:restartNumberingAfterBreak="0">
+  <w:abstractNum w:abstractNumId="29" w15:restartNumberingAfterBreak="0">
     <w:nsid w:val="2F24395C"/>
     <w:multiLevelType w:val="multilevel"/>
     <w:tmpl w:val="2F24395C"/>
@@ -29577,7 +34797,7 @@
       </w:pPr>
     </w:lvl>
   </w:abstractNum>
-  <w:abstractNum w:abstractNumId="24" w15:restartNumberingAfterBreak="0">
+  <w:abstractNum w:abstractNumId="30" w15:restartNumberingAfterBreak="0">
     <w:nsid w:val="30381500"/>
     <w:multiLevelType w:val="multilevel"/>
     <w:tmpl w:val="30381500"/>
@@ -29690,7 +34910,7 @@
       </w:pPr>
     </w:lvl>
   </w:abstractNum>
-  <w:abstractNum w:abstractNumId="25" w15:restartNumberingAfterBreak="0">
+  <w:abstractNum w:abstractNumId="31" w15:restartNumberingAfterBreak="0">
     <w:nsid w:val="32F34B0B"/>
     <w:multiLevelType w:val="multilevel"/>
     <w:tmpl w:val="32F34B0B"/>
@@ -29803,7 +35023,7 @@
       </w:pPr>
     </w:lvl>
   </w:abstractNum>
-  <w:abstractNum w:abstractNumId="26" w15:restartNumberingAfterBreak="0">
+  <w:abstractNum w:abstractNumId="32" w15:restartNumberingAfterBreak="0">
     <w:nsid w:val="33061815"/>
     <w:multiLevelType w:val="multilevel"/>
     <w:tmpl w:val="33061815"/>
@@ -29916,7 +35136,7 @@
       </w:pPr>
     </w:lvl>
   </w:abstractNum>
-  <w:abstractNum w:abstractNumId="27" w15:restartNumberingAfterBreak="0">
+  <w:abstractNum w:abstractNumId="33" w15:restartNumberingAfterBreak="0">
     <w:nsid w:val="34A01831"/>
     <w:multiLevelType w:val="multilevel"/>
     <w:tmpl w:val="34A01831"/>
@@ -30065,7 +35285,156 @@
       </w:rPr>
     </w:lvl>
   </w:abstractNum>
-  <w:abstractNum w:abstractNumId="28" w15:restartNumberingAfterBreak="0">
+  <w:abstractNum w:abstractNumId="34" w15:restartNumberingAfterBreak="0">
+    <w:nsid w:val="366633AC"/>
+    <w:multiLevelType w:val="multilevel"/>
+    <w:tmpl w:val="0512FFB6"/>
+    <w:lvl w:ilvl="0">
+      <w:start w:val="1"/>
+      <w:numFmt w:val="bullet"/>
+      <w:lvlText w:val=""/>
+      <w:lvlJc w:val="left"/>
+      <w:pPr>
+        <w:tabs>
+          <w:tab w:val="num" w:pos="720"/>
+        </w:tabs>
+        <w:ind w:left="720" w:hanging="360"/>
+      </w:pPr>
+      <w:rPr>
+        <w:rFonts w:ascii="Symbol" w:hAnsi="Symbol" w:hint="default"/>
+        <w:sz w:val="20"/>
+      </w:rPr>
+    </w:lvl>
+    <w:lvl w:ilvl="1" w:tentative="1">
+      <w:start w:val="1"/>
+      <w:numFmt w:val="bullet"/>
+      <w:lvlText w:val="o"/>
+      <w:lvlJc w:val="left"/>
+      <w:pPr>
+        <w:tabs>
+          <w:tab w:val="num" w:pos="1440"/>
+        </w:tabs>
+        <w:ind w:left="1440" w:hanging="360"/>
+      </w:pPr>
+      <w:rPr>
+        <w:rFonts w:ascii="Courier New" w:hAnsi="Courier New" w:hint="default"/>
+        <w:sz w:val="20"/>
+      </w:rPr>
+    </w:lvl>
+    <w:lvl w:ilvl="2" w:tentative="1">
+      <w:start w:val="1"/>
+      <w:numFmt w:val="bullet"/>
+      <w:lvlText w:val=""/>
+      <w:lvlJc w:val="left"/>
+      <w:pPr>
+        <w:tabs>
+          <w:tab w:val="num" w:pos="2160"/>
+        </w:tabs>
+        <w:ind w:left="2160" w:hanging="360"/>
+      </w:pPr>
+      <w:rPr>
+        <w:rFonts w:ascii="Wingdings" w:hAnsi="Wingdings" w:hint="default"/>
+        <w:sz w:val="20"/>
+      </w:rPr>
+    </w:lvl>
+    <w:lvl w:ilvl="3" w:tentative="1">
+      <w:start w:val="1"/>
+      <w:numFmt w:val="bullet"/>
+      <w:lvlText w:val=""/>
+      <w:lvlJc w:val="left"/>
+      <w:pPr>
+        <w:tabs>
+          <w:tab w:val="num" w:pos="2880"/>
+        </w:tabs>
+        <w:ind w:left="2880" w:hanging="360"/>
+      </w:pPr>
+      <w:rPr>
+        <w:rFonts w:ascii="Wingdings" w:hAnsi="Wingdings" w:hint="default"/>
+        <w:sz w:val="20"/>
+      </w:rPr>
+    </w:lvl>
+    <w:lvl w:ilvl="4" w:tentative="1">
+      <w:start w:val="1"/>
+      <w:numFmt w:val="bullet"/>
+      <w:lvlText w:val=""/>
+      <w:lvlJc w:val="left"/>
+      <w:pPr>
+        <w:tabs>
+          <w:tab w:val="num" w:pos="3600"/>
+        </w:tabs>
+        <w:ind w:left="3600" w:hanging="360"/>
+      </w:pPr>
+      <w:rPr>
+        <w:rFonts w:ascii="Wingdings" w:hAnsi="Wingdings" w:hint="default"/>
+        <w:sz w:val="20"/>
+      </w:rPr>
+    </w:lvl>
+    <w:lvl w:ilvl="5" w:tentative="1">
+      <w:start w:val="1"/>
+      <w:numFmt w:val="bullet"/>
+      <w:lvlText w:val=""/>
+      <w:lvlJc w:val="left"/>
+      <w:pPr>
+        <w:tabs>
+          <w:tab w:val="num" w:pos="4320"/>
+        </w:tabs>
+        <w:ind w:left="4320" w:hanging="360"/>
+      </w:pPr>
+      <w:rPr>
+        <w:rFonts w:ascii="Wingdings" w:hAnsi="Wingdings" w:hint="default"/>
+        <w:sz w:val="20"/>
+      </w:rPr>
+    </w:lvl>
+    <w:lvl w:ilvl="6" w:tentative="1">
+      <w:start w:val="1"/>
+      <w:numFmt w:val="bullet"/>
+      <w:lvlText w:val=""/>
+      <w:lvlJc w:val="left"/>
+      <w:pPr>
+        <w:tabs>
+          <w:tab w:val="num" w:pos="5040"/>
+        </w:tabs>
+        <w:ind w:left="5040" w:hanging="360"/>
+      </w:pPr>
+      <w:rPr>
+        <w:rFonts w:ascii="Wingdings" w:hAnsi="Wingdings" w:hint="default"/>
+        <w:sz w:val="20"/>
+      </w:rPr>
+    </w:lvl>
+    <w:lvl w:ilvl="7" w:tentative="1">
+      <w:start w:val="1"/>
+      <w:numFmt w:val="bullet"/>
+      <w:lvlText w:val=""/>
+      <w:lvlJc w:val="left"/>
+      <w:pPr>
+        <w:tabs>
+          <w:tab w:val="num" w:pos="5760"/>
+        </w:tabs>
+        <w:ind w:left="5760" w:hanging="360"/>
+      </w:pPr>
+      <w:rPr>
+        <w:rFonts w:ascii="Wingdings" w:hAnsi="Wingdings" w:hint="default"/>
+        <w:sz w:val="20"/>
+      </w:rPr>
+    </w:lvl>
+    <w:lvl w:ilvl="8" w:tentative="1">
+      <w:start w:val="1"/>
+      <w:numFmt w:val="bullet"/>
+      <w:lvlText w:val=""/>
+      <w:lvlJc w:val="left"/>
+      <w:pPr>
+        <w:tabs>
+          <w:tab w:val="num" w:pos="6480"/>
+        </w:tabs>
+        <w:ind w:left="6480" w:hanging="360"/>
+      </w:pPr>
+      <w:rPr>
+        <w:rFonts w:ascii="Wingdings" w:hAnsi="Wingdings" w:hint="default"/>
+        <w:sz w:val="20"/>
+      </w:rPr>
+    </w:lvl>
+  </w:abstractNum>
+  <w:abstractNum w:abstractNumId="35" w15:restartNumberingAfterBreak="0">
     <w:nsid w:val="38484EBD"/>
     <w:multiLevelType w:val="multilevel"/>
     <w:tmpl w:val="38484EBD"/>
@@ -30214,7 +35583,7 @@
       </w:rPr>
     </w:lvl>
   </w:abstractNum>
-  <w:abstractNum w:abstractNumId="29" w15:restartNumberingAfterBreak="0">
+  <w:abstractNum w:abstractNumId="36" w15:restartNumberingAfterBreak="0">
     <w:nsid w:val="38AF6314"/>
     <w:multiLevelType w:val="multilevel"/>
     <w:tmpl w:val="38AF6314"/>
@@ -30363,7 +35732,7 @@
       </w:rPr>
     </w:lvl>
   </w:abstractNum>
-  <w:abstractNum w:abstractNumId="30" w15:restartNumberingAfterBreak="0">
+  <w:abstractNum w:abstractNumId="37" w15:restartNumberingAfterBreak="0">
     <w:nsid w:val="39227A19"/>
     <w:multiLevelType w:val="multilevel"/>
     <w:tmpl w:val="39227A19"/>
@@ -30512,7 +35881,7 @@
       </w:rPr>
     </w:lvl>
   </w:abstractNum>
-  <w:abstractNum w:abstractNumId="31" w15:restartNumberingAfterBreak="0">
+  <w:abstractNum w:abstractNumId="38" w15:restartNumberingAfterBreak="0">
     <w:nsid w:val="3D98297E"/>
     <w:multiLevelType w:val="multilevel"/>
     <w:tmpl w:val="3D98297E"/>
@@ -30661,7 +36030,7 @@
       </w:rPr>
     </w:lvl>
   </w:abstractNum>
-  <w:abstractNum w:abstractNumId="32" w15:restartNumberingAfterBreak="0">
+  <w:abstractNum w:abstractNumId="39" w15:restartNumberingAfterBreak="0">
     <w:nsid w:val="40264487"/>
     <w:multiLevelType w:val="multilevel"/>
     <w:tmpl w:val="40264487"/>
@@ -30810,7 +36179,120 @@
       </w:rPr>
     </w:lvl>
   </w:abstractNum>
-  <w:abstractNum w:abstractNumId="33" w15:restartNumberingAfterBreak="0">
+  <w:abstractNum w:abstractNumId="40" w15:restartNumberingAfterBreak="0">
+    <w:nsid w:val="444423E2"/>
+    <w:multiLevelType w:val="multilevel"/>
+    <w:tmpl w:val="80525906"/>
+    <w:lvl w:ilvl="0">
+      <w:start w:val="1"/>
+      <w:numFmt w:val="decimal"/>
+      <w:lvlText w:val="%1."/>
+      <w:lvlJc w:val="left"/>
+      <w:pPr>
+        <w:tabs>
+          <w:tab w:val="num" w:pos="720"/>
+        </w:tabs>
+        <w:ind w:left="720" w:hanging="360"/>
+      </w:pPr>
+    </w:lvl>
+    <w:lvl w:ilvl="1" w:tentative="1">
+      <w:start w:val="1"/>
+      <w:numFmt w:val="decimal"/>
+      <w:lvlText w:val="%2."/>
+      <w:lvlJc w:val="left"/>
+      <w:pPr>
+        <w:tabs>
+          <w:tab w:val="num" w:pos="1440"/>
+        </w:tabs>
+        <w:ind w:left="1440" w:hanging="360"/>
+      </w:pPr>
+    </w:lvl>
+    <w:lvl w:ilvl="2" w:tentative="1">
+      <w:start w:val="1"/>
+      <w:numFmt w:val="decimal"/>
+      <w:lvlText w:val="%3."/>
+      <w:lvlJc w:val="left"/>
+      <w:pPr>
+        <w:tabs>
+          <w:tab w:val="num" w:pos="2160"/>
+        </w:tabs>
+        <w:ind w:left="2160" w:hanging="360"/>
+      </w:pPr>
+    </w:lvl>
+    <w:lvl w:ilvl="3" w:tentative="1">
+      <w:start w:val="1"/>
+      <w:numFmt w:val="decimal"/>
+      <w:lvlText w:val="%4."/>
+      <w:lvlJc w:val="left"/>
+      <w:pPr>
+        <w:tabs>
+          <w:tab w:val="num" w:pos="2880"/>
+        </w:tabs>
+        <w:ind w:left="2880" w:hanging="360"/>
+      </w:pPr>
+    </w:lvl>
+    <w:lvl w:ilvl="4" w:tentative="1">
+      <w:start w:val="1"/>
+      <w:numFmt w:val="decimal"/>
+      <w:lvlText w:val="%5."/>
+      <w:lvlJc w:val="left"/>
+      <w:pPr>
+        <w:tabs>
+          <w:tab w:val="num" w:pos="3600"/>
+        </w:tabs>
+        <w:ind w:left="3600" w:hanging="360"/>
+      </w:pPr>
+    </w:lvl>
+    <w:lvl w:ilvl="5" w:tentative="1">
+      <w:start w:val="1"/>
+      <w:numFmt w:val="decimal"/>
+      <w:lvlText w:val="%6."/>
+      <w:lvlJc w:val="left"/>
+      <w:pPr>
+        <w:tabs>
+          <w:tab w:val="num" w:pos="4320"/>
+        </w:tabs>
+        <w:ind w:left="4320" w:hanging="360"/>
+      </w:pPr>
+    </w:lvl>
+    <w:lvl w:ilvl="6" w:tentative="1">
+      <w:start w:val="1"/>
+      <w:numFmt w:val="decimal"/>
+      <w:lvlText w:val="%7."/>
+      <w:lvlJc w:val="left"/>
+      <w:pPr>
+        <w:tabs>
+          <w:tab w:val="num" w:pos="5040"/>
+        </w:tabs>
+        <w:ind w:left="5040" w:hanging="360"/>
+      </w:pPr>
+    </w:lvl>
+    <w:lvl w:ilvl="7" w:tentative="1">
+      <w:start w:val="1"/>
+      <w:numFmt w:val="decimal"/>
+      <w:lvlText w:val="%8."/>
+      <w:lvlJc w:val="left"/>
+      <w:pPr>
+        <w:tabs>
+          <w:tab w:val="num" w:pos="5760"/>
+        </w:tabs>
+        <w:ind w:left="5760" w:hanging="360"/>
+      </w:pPr>
+    </w:lvl>
+    <w:lvl w:ilvl="8" w:tentative="1">
+      <w:start w:val="1"/>
+      <w:numFmt w:val="decimal"/>
+      <w:lvlText w:val="%9."/>
+      <w:lvlJc w:val="left"/>
+      <w:pPr>
+        <w:tabs>
+          <w:tab w:val="num" w:pos="6480"/>
+        </w:tabs>
+        <w:ind w:left="6480" w:hanging="360"/>
+      </w:pPr>
+    </w:lvl>
+  </w:abstractNum>
+  <w:abstractNum w:abstractNumId="41" w15:restartNumberingAfterBreak="0">
     <w:nsid w:val="46D76E17"/>
     <w:multiLevelType w:val="multilevel"/>
     <w:tmpl w:val="46D76E17"/>
@@ -30959,7 +36441,156 @@
       </w:rPr>
     </w:lvl>
   </w:abstractNum>
-  <w:abstractNum w:abstractNumId="34" w15:restartNumberingAfterBreak="0">
+  <w:abstractNum w:abstractNumId="42" w15:restartNumberingAfterBreak="0">
+    <w:nsid w:val="480A6AB5"/>
+    <w:multiLevelType w:val="multilevel"/>
+    <w:tmpl w:val="D656359E"/>
+    <w:lvl w:ilvl="0">
+      <w:start w:val="1"/>
+      <w:numFmt w:val="bullet"/>
+      <w:lvlText w:val=""/>
+      <w:lvlJc w:val="left"/>
+      <w:pPr>
+        <w:tabs>
+          <w:tab w:val="num" w:pos="720"/>
+        </w:tabs>
+        <w:ind w:left="720" w:hanging="360"/>
+      </w:pPr>
+      <w:rPr>
+        <w:rFonts w:ascii="Symbol" w:hAnsi="Symbol" w:hint="default"/>
+        <w:sz w:val="20"/>
+      </w:rPr>
+    </w:lvl>
+    <w:lvl w:ilvl="1" w:tentative="1">
+      <w:start w:val="1"/>
+      <w:numFmt w:val="bullet"/>
+      <w:lvlText w:val="o"/>
+      <w:lvlJc w:val="left"/>
+      <w:pPr>
+        <w:tabs>
+          <w:tab w:val="num" w:pos="1440"/>
+        </w:tabs>
+        <w:ind w:left="1440" w:hanging="360"/>
+      </w:pPr>
+      <w:rPr>
+        <w:rFonts w:ascii="Courier New" w:hAnsi="Courier New" w:hint="default"/>
+        <w:sz w:val="20"/>
+      </w:rPr>
+    </w:lvl>
+    <w:lvl w:ilvl="2" w:tentative="1">
+      <w:start w:val="1"/>
+      <w:numFmt w:val="bullet"/>
+      <w:lvlText w:val=""/>
+      <w:lvlJc w:val="left"/>
+      <w:pPr>
+        <w:tabs>
+          <w:tab w:val="num" w:pos="2160"/>
+        </w:tabs>
+        <w:ind w:left="2160" w:hanging="360"/>
+      </w:pPr>
+      <w:rPr>
+        <w:rFonts w:ascii="Wingdings" w:hAnsi="Wingdings" w:hint="default"/>
+        <w:sz w:val="20"/>
+      </w:rPr>
+    </w:lvl>
+    <w:lvl w:ilvl="3" w:tentative="1">
+      <w:start w:val="1"/>
+      <w:numFmt w:val="bullet"/>
+      <w:lvlText w:val=""/>
+      <w:lvlJc w:val="left"/>
+      <w:pPr>
+        <w:tabs>
+          <w:tab w:val="num" w:pos="2880"/>
+        </w:tabs>
+        <w:ind w:left="2880" w:hanging="360"/>
+      </w:pPr>
+      <w:rPr>
+        <w:rFonts w:ascii="Wingdings" w:hAnsi="Wingdings" w:hint="default"/>
+        <w:sz w:val="20"/>
+      </w:rPr>
+    </w:lvl>
+    <w:lvl w:ilvl="4" w:tentative="1">
+      <w:start w:val="1"/>
+      <w:numFmt w:val="bullet"/>
+      <w:lvlText w:val=""/>
+      <w:lvlJc w:val="left"/>
+      <w:pPr>
+        <w:tabs>
+          <w:tab w:val="num" w:pos="3600"/>
+        </w:tabs>
+        <w:ind w:left="3600" w:hanging="360"/>
+      </w:pPr>
+      <w:rPr>
+        <w:rFonts w:ascii="Wingdings" w:hAnsi="Wingdings" w:hint="default"/>
+        <w:sz w:val="20"/>
+      </w:rPr>
+    </w:lvl>
+    <w:lvl w:ilvl="5" w:tentative="1">
+      <w:start w:val="1"/>
+      <w:numFmt w:val="bullet"/>
+      <w:lvlText w:val=""/>
+      <w:lvlJc w:val="left"/>
+      <w:pPr>
+        <w:tabs>
+          <w:tab w:val="num" w:pos="4320"/>
+        </w:tabs>
+        <w:ind w:left="4320" w:hanging="360"/>
+      </w:pPr>
+      <w:rPr>
+        <w:rFonts w:ascii="Wingdings" w:hAnsi="Wingdings" w:hint="default"/>
+        <w:sz w:val="20"/>
+      </w:rPr>
+    </w:lvl>
+    <w:lvl w:ilvl="6" w:tentative="1">
+      <w:start w:val="1"/>
+      <w:numFmt w:val="bullet"/>
+      <w:lvlText w:val=""/>
+      <w:lvlJc w:val="left"/>
+      <w:pPr>
+        <w:tabs>
+          <w:tab w:val="num" w:pos="5040"/>
+        </w:tabs>
+        <w:ind w:left="5040" w:hanging="360"/>
+      </w:pPr>
+      <w:rPr>
+        <w:rFonts w:ascii="Wingdings" w:hAnsi="Wingdings" w:hint="default"/>
+        <w:sz w:val="20"/>
+      </w:rPr>
+    </w:lvl>
+    <w:lvl w:ilvl="7" w:tentative="1">
+      <w:start w:val="1"/>
+      <w:numFmt w:val="bullet"/>
+      <w:lvlText w:val=""/>
+      <w:lvlJc w:val="left"/>
+      <w:pPr>
+        <w:tabs>
+          <w:tab w:val="num" w:pos="5760"/>
+        </w:tabs>
+        <w:ind w:left="5760" w:hanging="360"/>
+      </w:pPr>
+      <w:rPr>
+        <w:rFonts w:ascii="Wingdings" w:hAnsi="Wingdings" w:hint="default"/>
+        <w:sz w:val="20"/>
+      </w:rPr>
+    </w:lvl>
+    <w:lvl w:ilvl="8" w:tentative="1">
+      <w:start w:val="1"/>
+      <w:numFmt w:val="bullet"/>
+      <w:lvlText w:val=""/>
+      <w:lvlJc w:val="left"/>
+      <w:pPr>
+        <w:tabs>
+          <w:tab w:val="num" w:pos="6480"/>
+        </w:tabs>
+        <w:ind w:left="6480" w:hanging="360"/>
+      </w:pPr>
+      <w:rPr>
+        <w:rFonts w:ascii="Wingdings" w:hAnsi="Wingdings" w:hint="default"/>
+        <w:sz w:val="20"/>
+      </w:rPr>
+    </w:lvl>
+  </w:abstractNum>
+  <w:abstractNum w:abstractNumId="43" w15:restartNumberingAfterBreak="0">
     <w:nsid w:val="48406FFD"/>
     <w:multiLevelType w:val="multilevel"/>
     <w:tmpl w:val="48406FFD"/>
@@ -31108,7 +36739,7 @@
       </w:rPr>
     </w:lvl>
   </w:abstractNum>
-  <w:abstractNum w:abstractNumId="35" w15:restartNumberingAfterBreak="0">
+  <w:abstractNum w:abstractNumId="44" w15:restartNumberingAfterBreak="0">
     <w:nsid w:val="48AD4A8D"/>
     <w:multiLevelType w:val="multilevel"/>
     <w:tmpl w:val="48AD4A8D"/>
@@ -31221,7 +36852,7 @@
       </w:pPr>
     </w:lvl>
   </w:abstractNum>
-  <w:abstractNum w:abstractNumId="36" w15:restartNumberingAfterBreak="0">
+  <w:abstractNum w:abstractNumId="45" w15:restartNumberingAfterBreak="0">
     <w:nsid w:val="4A210BB5"/>
     <w:multiLevelType w:val="multilevel"/>
     <w:tmpl w:val="4A210BB5"/>
@@ -31370,7 +37001,7 @@
       </w:rPr>
     </w:lvl>
   </w:abstractNum>
-  <w:abstractNum w:abstractNumId="37" w15:restartNumberingAfterBreak="0">
+  <w:abstractNum w:abstractNumId="46" w15:restartNumberingAfterBreak="0">
     <w:nsid w:val="4A6C50C5"/>
     <w:multiLevelType w:val="multilevel"/>
     <w:tmpl w:val="4A6C50C5"/>
@@ -31519,7 +37150,7 @@
       </w:rPr>
     </w:lvl>
   </w:abstractNum>
-  <w:abstractNum w:abstractNumId="38" w15:restartNumberingAfterBreak="0">
+  <w:abstractNum w:abstractNumId="47" w15:restartNumberingAfterBreak="0">
     <w:nsid w:val="4CAA6343"/>
     <w:multiLevelType w:val="multilevel"/>
     <w:tmpl w:val="4CAA6343"/>
@@ -31632,7 +37263,7 @@
       </w:pPr>
     </w:lvl>
   </w:abstractNum>
-  <w:abstractNum w:abstractNumId="39" w15:restartNumberingAfterBreak="0">
+  <w:abstractNum w:abstractNumId="48" w15:restartNumberingAfterBreak="0">
     <w:nsid w:val="4FBD56F0"/>
     <w:multiLevelType w:val="multilevel"/>
     <w:tmpl w:val="4FBD56F0"/>
@@ -31745,7 +37376,7 @@
       </w:pPr>
     </w:lvl>
   </w:abstractNum>
-  <w:abstractNum w:abstractNumId="40" w15:restartNumberingAfterBreak="0">
+  <w:abstractNum w:abstractNumId="49" w15:restartNumberingAfterBreak="0">
     <w:nsid w:val="52072CD9"/>
     <w:multiLevelType w:val="multilevel"/>
     <w:tmpl w:val="52072CD9"/>
@@ -31894,7 +37525,7 @@
       </w:rPr>
     </w:lvl>
   </w:abstractNum>
-  <w:abstractNum w:abstractNumId="41" w15:restartNumberingAfterBreak="0">
+  <w:abstractNum w:abstractNumId="50" w15:restartNumberingAfterBreak="0">
     <w:nsid w:val="53664290"/>
     <w:multiLevelType w:val="multilevel"/>
     <w:tmpl w:val="53664290"/>
@@ -32043,7 +37674,7 @@
       </w:rPr>
     </w:lvl>
   </w:abstractNum>
-  <w:abstractNum w:abstractNumId="42" w15:restartNumberingAfterBreak="0">
+  <w:abstractNum w:abstractNumId="51" w15:restartNumberingAfterBreak="0">
     <w:nsid w:val="54476EC9"/>
     <w:multiLevelType w:val="multilevel"/>
     <w:tmpl w:val="54476EC9"/>
@@ -32156,7 +37787,7 @@
       </w:pPr>
     </w:lvl>
   </w:abstractNum>
-  <w:abstractNum w:abstractNumId="43" w15:restartNumberingAfterBreak="0">
+  <w:abstractNum w:abstractNumId="52" w15:restartNumberingAfterBreak="0">
     <w:nsid w:val="57411752"/>
     <w:multiLevelType w:val="multilevel"/>
     <w:tmpl w:val="57411752"/>
@@ -32269,7 +37900,7 @@
       </w:pPr>
     </w:lvl>
   </w:abstractNum>
-  <w:abstractNum w:abstractNumId="44" w15:restartNumberingAfterBreak="0">
+  <w:abstractNum w:abstractNumId="53" w15:restartNumberingAfterBreak="0">
     <w:nsid w:val="58D52014"/>
     <w:multiLevelType w:val="multilevel"/>
     <w:tmpl w:val="58D52014"/>
@@ -32382,7 +38013,7 @@
       </w:pPr>
     </w:lvl>
   </w:abstractNum>
-  <w:abstractNum w:abstractNumId="45" w15:restartNumberingAfterBreak="0">
+  <w:abstractNum w:abstractNumId="54" w15:restartNumberingAfterBreak="0">
     <w:nsid w:val="5A63581A"/>
     <w:multiLevelType w:val="multilevel"/>
     <w:tmpl w:val="5A63581A"/>
@@ -32495,7 +38126,7 @@
       </w:pPr>
     </w:lvl>
   </w:abstractNum>
-  <w:abstractNum w:abstractNumId="46" w15:restartNumberingAfterBreak="0">
+  <w:abstractNum w:abstractNumId="55" w15:restartNumberingAfterBreak="0">
     <w:nsid w:val="5B26080A"/>
     <w:multiLevelType w:val="multilevel"/>
     <w:tmpl w:val="5B26080A"/>
@@ -32608,7 +38239,233 @@
       </w:pPr>
     </w:lvl>
   </w:abstractNum>
-  <w:abstractNum w:abstractNumId="47" w15:restartNumberingAfterBreak="0">
+  <w:abstractNum w:abstractNumId="56" w15:restartNumberingAfterBreak="0">
+    <w:nsid w:val="5F2A0F02"/>
+    <w:multiLevelType w:val="multilevel"/>
+    <w:tmpl w:val="F16EAD26"/>
+    <w:lvl w:ilvl="0">
+      <w:start w:val="1"/>
+      <w:numFmt w:val="decimal"/>
+      <w:lvlText w:val="%1."/>
+      <w:lvlJc w:val="left"/>
+      <w:pPr>
+        <w:tabs>
+          <w:tab w:val="num" w:pos="720"/>
+        </w:tabs>
+        <w:ind w:left="720" w:hanging="360"/>
+      </w:pPr>
+    </w:lvl>
+    <w:lvl w:ilvl="1" w:tentative="1">
+      <w:start w:val="1"/>
+      <w:numFmt w:val="decimal"/>
+      <w:lvlText w:val="%2."/>
+      <w:lvlJc w:val="left"/>
+      <w:pPr>
+        <w:tabs>
+          <w:tab w:val="num" w:pos="1440"/>
+        </w:tabs>
+        <w:ind w:left="1440" w:hanging="360"/>
+      </w:pPr>
+    </w:lvl>
+    <w:lvl w:ilvl="2" w:tentative="1">
+      <w:start w:val="1"/>
+      <w:numFmt w:val="decimal"/>
+      <w:lvlText w:val="%3."/>
+      <w:lvlJc w:val="left"/>
+      <w:pPr>
+        <w:tabs>
+          <w:tab w:val="num" w:pos="2160"/>
+        </w:tabs>
+        <w:ind w:left="2160" w:hanging="360"/>
+      </w:pPr>
+    </w:lvl>
+    <w:lvl w:ilvl="3" w:tentative="1">
+      <w:start w:val="1"/>
+      <w:numFmt w:val="decimal"/>
+      <w:lvlText w:val="%4."/>
+      <w:lvlJc w:val="left"/>
+      <w:pPr>
+        <w:tabs>
+          <w:tab w:val="num" w:pos="2880"/>
+        </w:tabs>
+        <w:ind w:left="2880" w:hanging="360"/>
+      </w:pPr>
+    </w:lvl>
+    <w:lvl w:ilvl="4" w:tentative="1">
+      <w:start w:val="1"/>
+      <w:numFmt w:val="decimal"/>
+      <w:lvlText w:val="%5."/>
+      <w:lvlJc w:val="left"/>
+      <w:pPr>
+        <w:tabs>
+          <w:tab w:val="num" w:pos="3600"/>
+        </w:tabs>
+        <w:ind w:left="3600" w:hanging="360"/>
+      </w:pPr>
+    </w:lvl>
+    <w:lvl w:ilvl="5" w:tentative="1">
+      <w:start w:val="1"/>
+      <w:numFmt w:val="decimal"/>
+      <w:lvlText w:val="%6."/>
+      <w:lvlJc w:val="left"/>
+      <w:pPr>
+        <w:tabs>
+          <w:tab w:val="num" w:pos="4320"/>
+        </w:tabs>
+        <w:ind w:left="4320" w:hanging="360"/>
+      </w:pPr>
+    </w:lvl>
+    <w:lvl w:ilvl="6" w:tentative="1">
+      <w:start w:val="1"/>
+      <w:numFmt w:val="decimal"/>
+      <w:lvlText w:val="%7."/>
+      <w:lvlJc w:val="left"/>
+      <w:pPr>
+        <w:tabs>
+          <w:tab w:val="num" w:pos="5040"/>
+        </w:tabs>
+        <w:ind w:left="5040" w:hanging="360"/>
+      </w:pPr>
+    </w:lvl>
+    <w:lvl w:ilvl="7" w:tentative="1">
+      <w:start w:val="1"/>
+      <w:numFmt w:val="decimal"/>
+      <w:lvlText w:val="%8."/>
+      <w:lvlJc w:val="left"/>
+      <w:pPr>
+        <w:tabs>
+          <w:tab w:val="num" w:pos="5760"/>
+        </w:tabs>
+        <w:ind w:left="5760" w:hanging="360"/>
+      </w:pPr>
+    </w:lvl>
+    <w:lvl w:ilvl="8" w:tentative="1">
+      <w:start w:val="1"/>
+      <w:numFmt w:val="decimal"/>
+      <w:lvlText w:val="%9."/>
+      <w:lvlJc w:val="left"/>
+      <w:pPr>
+        <w:tabs>
+          <w:tab w:val="num" w:pos="6480"/>
+        </w:tabs>
+        <w:ind w:left="6480" w:hanging="360"/>
+      </w:pPr>
+    </w:lvl>
+  </w:abstractNum>
+  <w:abstractNum w:abstractNumId="57" w15:restartNumberingAfterBreak="0">
+    <w:nsid w:val="5F481852"/>
+    <w:multiLevelType w:val="multilevel"/>
+    <w:tmpl w:val="4F886A1C"/>
+    <w:lvl w:ilvl="0">
+      <w:start w:val="1"/>
+      <w:numFmt w:val="decimal"/>
+      <w:lvlText w:val="%1."/>
+      <w:lvlJc w:val="left"/>
+      <w:pPr>
+        <w:tabs>
+          <w:tab w:val="num" w:pos="720"/>
+        </w:tabs>
+        <w:ind w:left="720" w:hanging="360"/>
+      </w:pPr>
+    </w:lvl>
+    <w:lvl w:ilvl="1" w:tentative="1">
+      <w:start w:val="1"/>
+      <w:numFmt w:val="decimal"/>
+      <w:lvlText w:val="%2."/>
+      <w:lvlJc w:val="left"/>
+      <w:pPr>
+        <w:tabs>
+          <w:tab w:val="num" w:pos="1440"/>
+        </w:tabs>
+        <w:ind w:left="1440" w:hanging="360"/>
+      </w:pPr>
+    </w:lvl>
+    <w:lvl w:ilvl="2" w:tentative="1">
+      <w:start w:val="1"/>
+      <w:numFmt w:val="decimal"/>
+      <w:lvlText w:val="%3."/>
+      <w:lvlJc w:val="left"/>
+      <w:pPr>
+        <w:tabs>
+          <w:tab w:val="num" w:pos="2160"/>
+        </w:tabs>
+        <w:ind w:left="2160" w:hanging="360"/>
+      </w:pPr>
+    </w:lvl>
+    <w:lvl w:ilvl="3" w:tentative="1">
+      <w:start w:val="1"/>
+      <w:numFmt w:val="decimal"/>
+      <w:lvlText w:val="%4."/>
+      <w:lvlJc w:val="left"/>
+      <w:pPr>
+        <w:tabs>
+          <w:tab w:val="num" w:pos="2880"/>
+        </w:tabs>
+        <w:ind w:left="2880" w:hanging="360"/>
+      </w:pPr>
+    </w:lvl>
+    <w:lvl w:ilvl="4" w:tentative="1">
+      <w:start w:val="1"/>
+      <w:numFmt w:val="decimal"/>
+      <w:lvlText w:val="%5."/>
+      <w:lvlJc w:val="left"/>
+      <w:pPr>
+        <w:tabs>
+          <w:tab w:val="num" w:pos="3600"/>
+        </w:tabs>
+        <w:ind w:left="3600" w:hanging="360"/>
+      </w:pPr>
+    </w:lvl>
+    <w:lvl w:ilvl="5" w:tentative="1">
+      <w:start w:val="1"/>
+      <w:numFmt w:val="decimal"/>
+      <w:lvlText w:val="%6."/>
+      <w:lvlJc w:val="left"/>
+      <w:pPr>
+        <w:tabs>
+          <w:tab w:val="num" w:pos="4320"/>
+        </w:tabs>
+        <w:ind w:left="4320" w:hanging="360"/>
+      </w:pPr>
+    </w:lvl>
+    <w:lvl w:ilvl="6" w:tentative="1">
+      <w:start w:val="1"/>
+      <w:numFmt w:val="decimal"/>
+      <w:lvlText w:val="%7."/>
+      <w:lvlJc w:val="left"/>
+      <w:pPr>
+        <w:tabs>
+          <w:tab w:val="num" w:pos="5040"/>
+        </w:tabs>
+        <w:ind w:left="5040" w:hanging="360"/>
+      </w:pPr>
+    </w:lvl>
+    <w:lvl w:ilvl="7" w:tentative="1">
+      <w:start w:val="1"/>
+      <w:numFmt w:val="decimal"/>
+      <w:lvlText w:val="%8."/>
+      <w:lvlJc w:val="left"/>
+      <w:pPr>
+        <w:tabs>
+          <w:tab w:val="num" w:pos="5760"/>
+        </w:tabs>
+        <w:ind w:left="5760" w:hanging="360"/>
+      </w:pPr>
+    </w:lvl>
+    <w:lvl w:ilvl="8" w:tentative="1">
+      <w:start w:val="1"/>
+      <w:numFmt w:val="decimal"/>
+      <w:lvlText w:val="%9."/>
+      <w:lvlJc w:val="left"/>
+      <w:pPr>
+        <w:tabs>
+          <w:tab w:val="num" w:pos="6480"/>
+        </w:tabs>
+        <w:ind w:left="6480" w:hanging="360"/>
+      </w:pPr>
+    </w:lvl>
+  </w:abstractNum>
+  <w:abstractNum w:abstractNumId="58" w15:restartNumberingAfterBreak="0">
     <w:nsid w:val="61D0443B"/>
     <w:multiLevelType w:val="multilevel"/>
     <w:tmpl w:val="61D0443B"/>
@@ -32757,7 +38614,7 @@
       </w:rPr>
     </w:lvl>
   </w:abstractNum>
-  <w:abstractNum w:abstractNumId="48" w15:restartNumberingAfterBreak="0">
+  <w:abstractNum w:abstractNumId="59" w15:restartNumberingAfterBreak="0">
     <w:nsid w:val="62715555"/>
     <w:multiLevelType w:val="multilevel"/>
     <w:tmpl w:val="62715555"/>
@@ -32870,7 +38727,156 @@
       </w:pPr>
     </w:lvl>
   </w:abstractNum>
-  <w:abstractNum w:abstractNumId="49" w15:restartNumberingAfterBreak="0">
+  <w:abstractNum w:abstractNumId="60" w15:restartNumberingAfterBreak="0">
+    <w:nsid w:val="671C687E"/>
+    <w:multiLevelType w:val="multilevel"/>
+    <w:tmpl w:val="FAE4AB14"/>
+    <w:lvl w:ilvl="0">
+      <w:start w:val="1"/>
+      <w:numFmt w:val="bullet"/>
+      <w:lvlText w:val=""/>
+      <w:lvlJc w:val="left"/>
+      <w:pPr>
+        <w:tabs>
+          <w:tab w:val="num" w:pos="720"/>
+        </w:tabs>
+        <w:ind w:left="720" w:hanging="360"/>
+      </w:pPr>
+      <w:rPr>
+        <w:rFonts w:ascii="Symbol" w:hAnsi="Symbol" w:hint="default"/>
+        <w:sz w:val="20"/>
+      </w:rPr>
+    </w:lvl>
+    <w:lvl w:ilvl="1" w:tentative="1">
+      <w:start w:val="1"/>
+      <w:numFmt w:val="bullet"/>
+      <w:lvlText w:val="o"/>
+      <w:lvlJc w:val="left"/>
+      <w:pPr>
+        <w:tabs>
+          <w:tab w:val="num" w:pos="1440"/>
+        </w:tabs>
+        <w:ind w:left="1440" w:hanging="360"/>
+      </w:pPr>
+      <w:rPr>
+        <w:rFonts w:ascii="Courier New" w:hAnsi="Courier New" w:hint="default"/>
+        <w:sz w:val="20"/>
+      </w:rPr>
+    </w:lvl>
+    <w:lvl w:ilvl="2" w:tentative="1">
+      <w:start w:val="1"/>
+      <w:numFmt w:val="bullet"/>
+      <w:lvlText w:val=""/>
+      <w:lvlJc w:val="left"/>
+      <w:pPr>
+        <w:tabs>
+          <w:tab w:val="num" w:pos="2160"/>
+        </w:tabs>
+        <w:ind w:left="2160" w:hanging="360"/>
+      </w:pPr>
+      <w:rPr>
+        <w:rFonts w:ascii="Wingdings" w:hAnsi="Wingdings" w:hint="default"/>
+        <w:sz w:val="20"/>
+      </w:rPr>
+    </w:lvl>
+    <w:lvl w:ilvl="3" w:tentative="1">
+      <w:start w:val="1"/>
+      <w:numFmt w:val="bullet"/>
+      <w:lvlText w:val=""/>
+      <w:lvlJc w:val="left"/>
+      <w:pPr>
+        <w:tabs>
+          <w:tab w:val="num" w:pos="2880"/>
+        </w:tabs>
+        <w:ind w:left="2880" w:hanging="360"/>
+      </w:pPr>
+      <w:rPr>
+        <w:rFonts w:ascii="Wingdings" w:hAnsi="Wingdings" w:hint="default"/>
+        <w:sz w:val="20"/>
+      </w:rPr>
+    </w:lvl>
+    <w:lvl w:ilvl="4" w:tentative="1">
+      <w:start w:val="1"/>
+      <w:numFmt w:val="bullet"/>
+      <w:lvlText w:val=""/>
+      <w:lvlJc w:val="left"/>
+      <w:pPr>
+        <w:tabs>
+          <w:tab w:val="num" w:pos="3600"/>
+        </w:tabs>
+        <w:ind w:left="3600" w:hanging="360"/>
+      </w:pPr>
+      <w:rPr>
+        <w:rFonts w:ascii="Wingdings" w:hAnsi="Wingdings" w:hint="default"/>
+        <w:sz w:val="20"/>
+      </w:rPr>
+    </w:lvl>
+    <w:lvl w:ilvl="5" w:tentative="1">
+      <w:start w:val="1"/>
+      <w:numFmt w:val="bullet"/>
+      <w:lvlText w:val=""/>
+      <w:lvlJc w:val="left"/>
+      <w:pPr>
+        <w:tabs>
+          <w:tab w:val="num" w:pos="4320"/>
+        </w:tabs>
+        <w:ind w:left="4320" w:hanging="360"/>
+      </w:pPr>
+      <w:rPr>
+        <w:rFonts w:ascii="Wingdings" w:hAnsi="Wingdings" w:hint="default"/>
+        <w:sz w:val="20"/>
+      </w:rPr>
+    </w:lvl>
+    <w:lvl w:ilvl="6" w:tentative="1">
+      <w:start w:val="1"/>
+      <w:numFmt w:val="bullet"/>
+      <w:lvlText w:val=""/>
+      <w:lvlJc w:val="left"/>
+      <w:pPr>
+        <w:tabs>
+          <w:tab w:val="num" w:pos="5040"/>
+        </w:tabs>
+        <w:ind w:left="5040" w:hanging="360"/>
+      </w:pPr>
+      <w:rPr>
+        <w:rFonts w:ascii="Wingdings" w:hAnsi="Wingdings" w:hint="default"/>
+        <w:sz w:val="20"/>
+      </w:rPr>
+    </w:lvl>
+    <w:lvl w:ilvl="7" w:tentative="1">
+      <w:start w:val="1"/>
+      <w:numFmt w:val="bullet"/>
+      <w:lvlText w:val=""/>
+      <w:lvlJc w:val="left"/>
+      <w:pPr>
+        <w:tabs>
+          <w:tab w:val="num" w:pos="5760"/>
+        </w:tabs>
+        <w:ind w:left="5760" w:hanging="360"/>
+      </w:pPr>
+      <w:rPr>
+        <w:rFonts w:ascii="Wingdings" w:hAnsi="Wingdings" w:hint="default"/>
+        <w:sz w:val="20"/>
+      </w:rPr>
+    </w:lvl>
+    <w:lvl w:ilvl="8" w:tentative="1">
+      <w:start w:val="1"/>
+      <w:numFmt w:val="bullet"/>
+      <w:lvlText w:val=""/>
+      <w:lvlJc w:val="left"/>
+      <w:pPr>
+        <w:tabs>
+          <w:tab w:val="num" w:pos="6480"/>
+        </w:tabs>
+        <w:ind w:left="6480" w:hanging="360"/>
+      </w:pPr>
+      <w:rPr>
+        <w:rFonts w:ascii="Wingdings" w:hAnsi="Wingdings" w:hint="default"/>
+        <w:sz w:val="20"/>
+      </w:rPr>
+    </w:lvl>
+  </w:abstractNum>
+  <w:abstractNum w:abstractNumId="61" w15:restartNumberingAfterBreak="0">
     <w:nsid w:val="675C7286"/>
     <w:multiLevelType w:val="multilevel"/>
     <w:tmpl w:val="675C7286"/>
@@ -33019,7 +39025,7 @@
       </w:rPr>
     </w:lvl>
   </w:abstractNum>
-  <w:abstractNum w:abstractNumId="50" w15:restartNumberingAfterBreak="0">
+  <w:abstractNum w:abstractNumId="62" w15:restartNumberingAfterBreak="0">
     <w:nsid w:val="68F844CD"/>
     <w:multiLevelType w:val="multilevel"/>
     <w:tmpl w:val="68F844CD"/>
@@ -33168,7 +39174,7 @@
       </w:rPr>
     </w:lvl>
   </w:abstractNum>
-  <w:abstractNum w:abstractNumId="51" w15:restartNumberingAfterBreak="0">
+  <w:abstractNum w:abstractNumId="63" w15:restartNumberingAfterBreak="0">
     <w:nsid w:val="6D133470"/>
     <w:multiLevelType w:val="multilevel"/>
     <w:tmpl w:val="6D133470"/>
@@ -33317,7 +39323,7 @@
       </w:rPr>
     </w:lvl>
   </w:abstractNum>
-  <w:abstractNum w:abstractNumId="52" w15:restartNumberingAfterBreak="0">
+  <w:abstractNum w:abstractNumId="64" w15:restartNumberingAfterBreak="0">
     <w:nsid w:val="71761095"/>
     <w:multiLevelType w:val="multilevel"/>
     <w:tmpl w:val="71761095"/>
@@ -33466,7 +39472,7 @@
       </w:rPr>
     </w:lvl>
   </w:abstractNum>
-  <w:abstractNum w:abstractNumId="53" w15:restartNumberingAfterBreak="0">
+  <w:abstractNum w:abstractNumId="65" w15:restartNumberingAfterBreak="0">
     <w:nsid w:val="718A0D66"/>
     <w:multiLevelType w:val="multilevel"/>
     <w:tmpl w:val="718A0D66"/>
@@ -33615,7 +39621,156 @@
       </w:rPr>
     </w:lvl>
   </w:abstractNum>
-  <w:abstractNum w:abstractNumId="54" w15:restartNumberingAfterBreak="0">
+  <w:abstractNum w:abstractNumId="66" w15:restartNumberingAfterBreak="0">
+    <w:nsid w:val="71A22BA7"/>
+    <w:multiLevelType w:val="multilevel"/>
+    <w:tmpl w:val="A4B65E18"/>
+    <w:lvl w:ilvl="0">
+      <w:start w:val="1"/>
+      <w:numFmt w:val="bullet"/>
+      <w:lvlText w:val=""/>
+      <w:lvlJc w:val="left"/>
+      <w:pPr>
+        <w:tabs>
+          <w:tab w:val="num" w:pos="720"/>
+        </w:tabs>
+        <w:ind w:left="720" w:hanging="360"/>
+      </w:pPr>
+      <w:rPr>
+        <w:rFonts w:ascii="Symbol" w:hAnsi="Symbol" w:hint="default"/>
+        <w:sz w:val="20"/>
+      </w:rPr>
+    </w:lvl>
+    <w:lvl w:ilvl="1" w:tentative="1">
+      <w:start w:val="1"/>
+      <w:numFmt w:val="bullet"/>
+      <w:lvlText w:val="o"/>
+      <w:lvlJc w:val="left"/>
+      <w:pPr>
+        <w:tabs>
+          <w:tab w:val="num" w:pos="1440"/>
+        </w:tabs>
+        <w:ind w:left="1440" w:hanging="360"/>
+      </w:pPr>
+      <w:rPr>
+        <w:rFonts w:ascii="Courier New" w:hAnsi="Courier New" w:hint="default"/>
+        <w:sz w:val="20"/>
+      </w:rPr>
+    </w:lvl>
+    <w:lvl w:ilvl="2" w:tentative="1">
+      <w:start w:val="1"/>
+      <w:numFmt w:val="bullet"/>
+      <w:lvlText w:val=""/>
+      <w:lvlJc w:val="left"/>
+      <w:pPr>
+        <w:tabs>
+          <w:tab w:val="num" w:pos="2160"/>
+        </w:tabs>
+        <w:ind w:left="2160" w:hanging="360"/>
+      </w:pPr>
+      <w:rPr>
+        <w:rFonts w:ascii="Wingdings" w:hAnsi="Wingdings" w:hint="default"/>
+        <w:sz w:val="20"/>
+      </w:rPr>
+    </w:lvl>
+    <w:lvl w:ilvl="3" w:tentative="1">
+      <w:start w:val="1"/>
+      <w:numFmt w:val="bullet"/>
+      <w:lvlText w:val=""/>
+      <w:lvlJc w:val="left"/>
+      <w:pPr>
+        <w:tabs>
+          <w:tab w:val="num" w:pos="2880"/>
+        </w:tabs>
+        <w:ind w:left="2880" w:hanging="360"/>
+      </w:pPr>
+      <w:rPr>
+        <w:rFonts w:ascii="Wingdings" w:hAnsi="Wingdings" w:hint="default"/>
+        <w:sz w:val="20"/>
+      </w:rPr>
+    </w:lvl>
+    <w:lvl w:ilvl="4" w:tentative="1">
+      <w:start w:val="1"/>
+      <w:numFmt w:val="bullet"/>
+      <w:lvlText w:val=""/>
+      <w:lvlJc w:val="left"/>
+      <w:pPr>
+        <w:tabs>
+          <w:tab w:val="num" w:pos="3600"/>
+        </w:tabs>
+        <w:ind w:left="3600" w:hanging="360"/>
+      </w:pPr>
+      <w:rPr>
+        <w:rFonts w:ascii="Wingdings" w:hAnsi="Wingdings" w:hint="default"/>
+        <w:sz w:val="20"/>
+      </w:rPr>
+    </w:lvl>
+    <w:lvl w:ilvl="5" w:tentative="1">
+      <w:start w:val="1"/>
+      <w:numFmt w:val="bullet"/>
+      <w:lvlText w:val=""/>
+      <w:lvlJc w:val="left"/>
+      <w:pPr>
+        <w:tabs>
+          <w:tab w:val="num" w:pos="4320"/>
+        </w:tabs>
+        <w:ind w:left="4320" w:hanging="360"/>
+      </w:pPr>
+      <w:rPr>
+        <w:rFonts w:ascii="Wingdings" w:hAnsi="Wingdings" w:hint="default"/>
+        <w:sz w:val="20"/>
+      </w:rPr>
+    </w:lvl>
+    <w:lvl w:ilvl="6" w:tentative="1">
+      <w:start w:val="1"/>
+      <w:numFmt w:val="bullet"/>
+      <w:lvlText w:val=""/>
+      <w:lvlJc w:val="left"/>
+      <w:pPr>
+        <w:tabs>
+          <w:tab w:val="num" w:pos="5040"/>
+        </w:tabs>
+        <w:ind w:left="5040" w:hanging="360"/>
+      </w:pPr>
+      <w:rPr>
+        <w:rFonts w:ascii="Wingdings" w:hAnsi="Wingdings" w:hint="default"/>
+        <w:sz w:val="20"/>
+      </w:rPr>
+    </w:lvl>
+    <w:lvl w:ilvl="7" w:tentative="1">
+      <w:start w:val="1"/>
+      <w:numFmt w:val="bullet"/>
+      <w:lvlText w:val=""/>
+      <w:lvlJc w:val="left"/>
+      <w:pPr>
+        <w:tabs>
+          <w:tab w:val="num" w:pos="5760"/>
+        </w:tabs>
+        <w:ind w:left="5760" w:hanging="360"/>
+      </w:pPr>
+      <w:rPr>
+        <w:rFonts w:ascii="Wingdings" w:hAnsi="Wingdings" w:hint="default"/>
+        <w:sz w:val="20"/>
+      </w:rPr>
+    </w:lvl>
+    <w:lvl w:ilvl="8" w:tentative="1">
+      <w:start w:val="1"/>
+      <w:numFmt w:val="bullet"/>
+      <w:lvlText w:val=""/>
+      <w:lvlJc w:val="left"/>
+      <w:pPr>
+        <w:tabs>
+          <w:tab w:val="num" w:pos="6480"/>
+        </w:tabs>
+        <w:ind w:left="6480" w:hanging="360"/>
+      </w:pPr>
+      <w:rPr>
+        <w:rFonts w:ascii="Wingdings" w:hAnsi="Wingdings" w:hint="default"/>
+        <w:sz w:val="20"/>
+      </w:rPr>
+    </w:lvl>
+  </w:abstractNum>
+  <w:abstractNum w:abstractNumId="67" w15:restartNumberingAfterBreak="0">
     <w:nsid w:val="725A3B9F"/>
     <w:multiLevelType w:val="multilevel"/>
     <w:tmpl w:val="725A3B9F"/>
@@ -33764,7 +39919,7 @@
       </w:rPr>
     </w:lvl>
   </w:abstractNum>
-  <w:abstractNum w:abstractNumId="55" w15:restartNumberingAfterBreak="0">
+  <w:abstractNum w:abstractNumId="68" w15:restartNumberingAfterBreak="0">
     <w:nsid w:val="727130A6"/>
     <w:multiLevelType w:val="multilevel"/>
     <w:tmpl w:val="727130A6"/>
@@ -33913,7 +40068,7 @@
       </w:rPr>
     </w:lvl>
   </w:abstractNum>
-  <w:abstractNum w:abstractNumId="56" w15:restartNumberingAfterBreak="0">
+  <w:abstractNum w:abstractNumId="69" w15:restartNumberingAfterBreak="0">
     <w:nsid w:val="735724C9"/>
     <w:multiLevelType w:val="multilevel"/>
     <w:tmpl w:val="735724C9"/>
@@ -34062,7 +40217,7 @@
       </w:rPr>
     </w:lvl>
   </w:abstractNum>
-  <w:abstractNum w:abstractNumId="57" w15:restartNumberingAfterBreak="0">
+  <w:abstractNum w:abstractNumId="70" w15:restartNumberingAfterBreak="0">
     <w:nsid w:val="76B016D9"/>
     <w:multiLevelType w:val="multilevel"/>
     <w:tmpl w:val="76B016D9"/>
@@ -34175,7 +40330,7 @@
       </w:pPr>
     </w:lvl>
   </w:abstractNum>
-  <w:abstractNum w:abstractNumId="58" w15:restartNumberingAfterBreak="0">
+  <w:abstractNum w:abstractNumId="71" w15:restartNumberingAfterBreak="0">
     <w:nsid w:val="79AB7097"/>
     <w:multiLevelType w:val="multilevel"/>
     <w:tmpl w:val="79AB7097"/>
@@ -34324,7 +40479,7 @@
       </w:rPr>
     </w:lvl>
   </w:abstractNum>
-  <w:abstractNum w:abstractNumId="59" w15:restartNumberingAfterBreak="0">
+  <w:abstractNum w:abstractNumId="72" w15:restartNumberingAfterBreak="0">
     <w:nsid w:val="7A2D627B"/>
     <w:multiLevelType w:val="multilevel"/>
     <w:tmpl w:val="7A2D627B"/>
@@ -34473,7 +40628,7 @@
       </w:rPr>
     </w:lvl>
   </w:abstractNum>
-  <w:abstractNum w:abstractNumId="60" w15:restartNumberingAfterBreak="0">
+  <w:abstractNum w:abstractNumId="73" w15:restartNumberingAfterBreak="0">
     <w:nsid w:val="7EBC3AC9"/>
     <w:multiLevelType w:val="multilevel"/>
     <w:tmpl w:val="7EBC3AC9"/>
@@ -34586,7 +40741,7 @@
       </w:pPr>
     </w:lvl>
   </w:abstractNum>
-  <w:abstractNum w:abstractNumId="61" w15:restartNumberingAfterBreak="0">
+  <w:abstractNum w:abstractNumId="74" w15:restartNumberingAfterBreak="0">
     <w:nsid w:val="7F3F6DEB"/>
     <w:multiLevelType w:val="multilevel"/>
     <w:tmpl w:val="7F3F6DEB"/>
@@ -34699,7 +40854,7 @@
       </w:pPr>
     </w:lvl>
   </w:abstractNum>
-  <w:abstractNum w:abstractNumId="62" w15:restartNumberingAfterBreak="0">
+  <w:abstractNum w:abstractNumId="75" w15:restartNumberingAfterBreak="0">
     <w:nsid w:val="7FE55BA5"/>
     <w:multiLevelType w:val="multilevel"/>
     <w:tmpl w:val="7FE55BA5"/>
@@ -34849,195 +41004,234 @@
     </w:lvl>
   </w:abstractNum>
   <w:num w:numId="1" w16cid:durableId="76294239">
+    <w:abstractNumId w:val="35"/>
+  </w:num>
+  <w:num w:numId="2" w16cid:durableId="1883859599">
+    <w:abstractNumId w:val="7"/>
+  </w:num>
+  <w:num w:numId="3" w16cid:durableId="1785927628">
+    <w:abstractNumId w:val="23"/>
+  </w:num>
+  <w:num w:numId="4" w16cid:durableId="674303961">
+    <w:abstractNumId w:val="68"/>
+  </w:num>
+  <w:num w:numId="5" w16cid:durableId="434136110">
+    <w:abstractNumId w:val="65"/>
+  </w:num>
+  <w:num w:numId="6" w16cid:durableId="1408577952">
+    <w:abstractNumId w:val="50"/>
+  </w:num>
+  <w:num w:numId="7" w16cid:durableId="875628001">
+    <w:abstractNumId w:val="64"/>
+  </w:num>
+  <w:num w:numId="8" w16cid:durableId="230316652">
+    <w:abstractNumId w:val="33"/>
+  </w:num>
+  <w:num w:numId="9" w16cid:durableId="625543699">
+    <w:abstractNumId w:val="61"/>
+  </w:num>
+  <w:num w:numId="10" w16cid:durableId="123501801">
+    <w:abstractNumId w:val="20"/>
+  </w:num>
+  <w:num w:numId="11" w16cid:durableId="1939098985">
+    <w:abstractNumId w:val="52"/>
+  </w:num>
+  <w:num w:numId="12" w16cid:durableId="1242443827">
+    <w:abstractNumId w:val="9"/>
+  </w:num>
+  <w:num w:numId="13" w16cid:durableId="913666967">
+    <w:abstractNumId w:val="75"/>
+  </w:num>
+  <w:num w:numId="14" w16cid:durableId="1841962894">
+    <w:abstractNumId w:val="48"/>
+  </w:num>
+  <w:num w:numId="15" w16cid:durableId="402147757">
+    <w:abstractNumId w:val="54"/>
+  </w:num>
+  <w:num w:numId="16" w16cid:durableId="460535486">
+    <w:abstractNumId w:val="39"/>
+  </w:num>
+  <w:num w:numId="17" w16cid:durableId="2070959778">
+    <w:abstractNumId w:val="25"/>
+  </w:num>
+  <w:num w:numId="18" w16cid:durableId="1018892205">
+    <w:abstractNumId w:val="15"/>
+  </w:num>
+  <w:num w:numId="19" w16cid:durableId="833883711">
+    <w:abstractNumId w:val="10"/>
+  </w:num>
+  <w:num w:numId="20" w16cid:durableId="1275671375">
+    <w:abstractNumId w:val="63"/>
+  </w:num>
+  <w:num w:numId="21" w16cid:durableId="1630434831">
+    <w:abstractNumId w:val="37"/>
+  </w:num>
+  <w:num w:numId="22" w16cid:durableId="807935641">
+    <w:abstractNumId w:val="6"/>
+  </w:num>
+  <w:num w:numId="23" w16cid:durableId="550507905">
+    <w:abstractNumId w:val="19"/>
+  </w:num>
+  <w:num w:numId="24" w16cid:durableId="735661377">
+    <w:abstractNumId w:val="3"/>
+  </w:num>
+  <w:num w:numId="25" w16cid:durableId="1010453643">
+    <w:abstractNumId w:val="49"/>
+  </w:num>
+  <w:num w:numId="26" w16cid:durableId="1196191506">
+    <w:abstractNumId w:val="17"/>
+  </w:num>
+  <w:num w:numId="27" w16cid:durableId="318774827">
+    <w:abstractNumId w:val="43"/>
+  </w:num>
+  <w:num w:numId="28" w16cid:durableId="1790271976">
+    <w:abstractNumId w:val="16"/>
+  </w:num>
+  <w:num w:numId="29" w16cid:durableId="198009859">
+    <w:abstractNumId w:val="70"/>
+  </w:num>
+  <w:num w:numId="30" w16cid:durableId="1081222999">
+    <w:abstractNumId w:val="12"/>
+  </w:num>
+  <w:num w:numId="31" w16cid:durableId="578054268">
+    <w:abstractNumId w:val="45"/>
+  </w:num>
+  <w:num w:numId="32" w16cid:durableId="1250501348">
+    <w:abstractNumId w:val="41"/>
+  </w:num>
+  <w:num w:numId="33" w16cid:durableId="3368185">
+    <w:abstractNumId w:val="21"/>
+  </w:num>
+  <w:num w:numId="34" w16cid:durableId="1755395700">
+    <w:abstractNumId w:val="69"/>
+  </w:num>
+  <w:num w:numId="35" w16cid:durableId="365298097">
     <w:abstractNumId w:val="28"/>
   </w:num>
-  <w:num w:numId="2" w16cid:durableId="1883859599">
-    <w:abstractNumId w:val="6"/>
+  <w:num w:numId="36" w16cid:durableId="686298949">
+    <w:abstractNumId w:val="22"/>
   </w:num>
-  <w:num w:numId="3" w16cid:durableId="1785927628">
-    <w:abstractNumId w:val="20"/>
+  <w:num w:numId="37" w16cid:durableId="1705523194">
+    <w:abstractNumId w:val="13"/>
   </w:num>
-  <w:num w:numId="4" w16cid:durableId="674303961">
+  <w:num w:numId="38" w16cid:durableId="152186803">
+    <w:abstractNumId w:val="30"/>
+  </w:num>
+  <w:num w:numId="39" w16cid:durableId="327446111">
+    <w:abstractNumId w:val="46"/>
+  </w:num>
+  <w:num w:numId="40" w16cid:durableId="166675672">
+    <w:abstractNumId w:val="5"/>
+  </w:num>
+  <w:num w:numId="41" w16cid:durableId="587806848">
+    <w:abstractNumId w:val="59"/>
+  </w:num>
+  <w:num w:numId="42" w16cid:durableId="130750855">
+    <w:abstractNumId w:val="67"/>
+  </w:num>
+  <w:num w:numId="43" w16cid:durableId="855194425">
+    <w:abstractNumId w:val="36"/>
+  </w:num>
+  <w:num w:numId="44" w16cid:durableId="2015035726">
+    <w:abstractNumId w:val="62"/>
+  </w:num>
+  <w:num w:numId="45" w16cid:durableId="1903371286">
+    <w:abstractNumId w:val="53"/>
+  </w:num>
+  <w:num w:numId="46" w16cid:durableId="1561014352">
+    <w:abstractNumId w:val="73"/>
+  </w:num>
+  <w:num w:numId="47" w16cid:durableId="273633215">
+    <w:abstractNumId w:val="58"/>
+  </w:num>
+  <w:num w:numId="48" w16cid:durableId="228999396">
+    <w:abstractNumId w:val="31"/>
+  </w:num>
+  <w:num w:numId="49" w16cid:durableId="917515773">
+    <w:abstractNumId w:val="18"/>
+  </w:num>
+  <w:num w:numId="50" w16cid:durableId="542980902">
+    <w:abstractNumId w:val="71"/>
+  </w:num>
+  <w:num w:numId="51" w16cid:durableId="627667014">
     <w:abstractNumId w:val="55"/>
   </w:num>
-  <w:num w:numId="5" w16cid:durableId="434136110">
-    <w:abstractNumId w:val="53"/>
+  <w:num w:numId="52" w16cid:durableId="589824108">
+    <w:abstractNumId w:val="72"/>
   </w:num>
-  <w:num w:numId="6" w16cid:durableId="1408577952">
-    <w:abstractNumId w:val="41"/>
+  <w:num w:numId="53" w16cid:durableId="1589117519">
+    <w:abstractNumId w:val="11"/>
   </w:num>
-  <w:num w:numId="7" w16cid:durableId="875628001">
-    <w:abstractNumId w:val="52"/>
-  </w:num>
-  <w:num w:numId="8" w16cid:durableId="230316652">
-    <w:abstractNumId w:val="27"/>
-  </w:num>
-  <w:num w:numId="9" w16cid:durableId="625543699">
-    <w:abstractNumId w:val="49"/>
-  </w:num>
-  <w:num w:numId="10" w16cid:durableId="123501801">
-    <w:abstractNumId w:val="17"/>
-  </w:num>
-  <w:num w:numId="11" w16cid:durableId="1939098985">
-    <w:abstractNumId w:val="43"/>
-  </w:num>
-  <w:num w:numId="12" w16cid:durableId="1242443827">
-    <w:abstractNumId w:val="7"/>
-  </w:num>
-  <w:num w:numId="13" w16cid:durableId="913666967">
-    <w:abstractNumId w:val="62"/>
-  </w:num>
-  <w:num w:numId="14" w16cid:durableId="1841962894">
-    <w:abstractNumId w:val="39"/>
-  </w:num>
-  <w:num w:numId="15" w16cid:durableId="402147757">
-    <w:abstractNumId w:val="45"/>
-  </w:num>
-  <w:num w:numId="16" w16cid:durableId="460535486">
-    <w:abstractNumId w:val="32"/>
-  </w:num>
-  <w:num w:numId="17" w16cid:durableId="2070959778">
-    <w:abstractNumId w:val="21"/>
-  </w:num>
-  <w:num w:numId="18" w16cid:durableId="1018892205">
-    <w:abstractNumId w:val="12"/>
-  </w:num>
-  <w:num w:numId="19" w16cid:durableId="833883711">
-    <w:abstractNumId w:val="8"/>
-  </w:num>
-  <w:num w:numId="20" w16cid:durableId="1275671375">
+  <w:num w:numId="54" w16cid:durableId="1029646498">
     <w:abstractNumId w:val="51"/>
   </w:num>
-  <w:num w:numId="21" w16cid:durableId="1630434831">
-    <w:abstractNumId w:val="30"/>
-  </w:num>
-  <w:num w:numId="22" w16cid:durableId="807935641">
-    <w:abstractNumId w:val="5"/>
-  </w:num>
-  <w:num w:numId="23" w16cid:durableId="550507905">
-    <w:abstractNumId w:val="16"/>
-  </w:num>
-  <w:num w:numId="24" w16cid:durableId="735661377">
+  <w:num w:numId="55" w16cid:durableId="881551428">
     <w:abstractNumId w:val="2"/>
   </w:num>
-  <w:num w:numId="25" w16cid:durableId="1010453643">
-    <w:abstractNumId w:val="40"/>
-  </w:num>
-  <w:num w:numId="26" w16cid:durableId="1196191506">
-    <w:abstractNumId w:val="14"/>
-  </w:num>
-  <w:num w:numId="27" w16cid:durableId="318774827">
-    <w:abstractNumId w:val="34"/>
-  </w:num>
-  <w:num w:numId="28" w16cid:durableId="1790271976">
-    <w:abstractNumId w:val="13"/>
-  </w:num>
-  <w:num w:numId="29" w16cid:durableId="198009859">
-    <w:abstractNumId w:val="57"/>
-  </w:num>
-  <w:num w:numId="30" w16cid:durableId="1081222999">
-    <w:abstractNumId w:val="10"/>
-  </w:num>
-  <w:num w:numId="31" w16cid:durableId="578054268">
-    <w:abstractNumId w:val="36"/>
-  </w:num>
-  <w:num w:numId="32" w16cid:durableId="1250501348">
-    <w:abstractNumId w:val="33"/>
-  </w:num>
-  <w:num w:numId="33" w16cid:durableId="3368185">
-    <w:abstractNumId w:val="18"/>
-  </w:num>
-  <w:num w:numId="34" w16cid:durableId="1755395700">
-    <w:abstractNumId w:val="56"/>
-  </w:num>
-  <w:num w:numId="35" w16cid:durableId="365298097">
-    <w:abstractNumId w:val="22"/>
-  </w:num>
-  <w:num w:numId="36" w16cid:durableId="686298949">
-    <w:abstractNumId w:val="19"/>
-  </w:num>
-  <w:num w:numId="37" w16cid:durableId="1705523194">
-    <w:abstractNumId w:val="11"/>
-  </w:num>
-  <w:num w:numId="38" w16cid:durableId="152186803">
-    <w:abstractNumId w:val="24"/>
-  </w:num>
-  <w:num w:numId="39" w16cid:durableId="327446111">
-    <w:abstractNumId w:val="37"/>
-  </w:num>
-  <w:num w:numId="40" w16cid:durableId="166675672">
-    <w:abstractNumId w:val="4"/>
-  </w:num>
-  <w:num w:numId="41" w16cid:durableId="587806848">
-    <w:abstractNumId w:val="48"/>
-  </w:num>
-  <w:num w:numId="42" w16cid:durableId="130750855">
-    <w:abstractNumId w:val="54"/>
-  </w:num>
-  <w:num w:numId="43" w16cid:durableId="855194425">
+  <w:num w:numId="56" w16cid:durableId="1009138458">
     <w:abstractNumId w:val="29"/>
   </w:num>
-  <w:num w:numId="44" w16cid:durableId="2015035726">
-    <w:abstractNumId w:val="50"/>
+  <w:num w:numId="57" w16cid:durableId="940265404">
+    <w:abstractNumId w:val="74"/>
   </w:num>
-  <w:num w:numId="45" w16cid:durableId="1903371286">
+  <w:num w:numId="58" w16cid:durableId="856193891">
+    <w:abstractNumId w:val="47"/>
+  </w:num>
+  <w:num w:numId="59" w16cid:durableId="1892688941">
+    <w:abstractNumId w:val="38"/>
+  </w:num>
+  <w:num w:numId="60" w16cid:durableId="2049336098">
     <w:abstractNumId w:val="44"/>
   </w:num>
-  <w:num w:numId="46" w16cid:durableId="1561014352">
-    <w:abstractNumId w:val="60"/>
-  </w:num>
-  <w:num w:numId="47" w16cid:durableId="273633215">
-    <w:abstractNumId w:val="47"/>
-  </w:num>
-  <w:num w:numId="48" w16cid:durableId="228999396">
-    <w:abstractNumId w:val="25"/>
-  </w:num>
-  <w:num w:numId="49" w16cid:durableId="917515773">
-    <w:abstractNumId w:val="15"/>
-  </w:num>
-  <w:num w:numId="50" w16cid:durableId="542980902">
-    <w:abstractNumId w:val="58"/>
-  </w:num>
-  <w:num w:numId="51" w16cid:durableId="627667014">
-    <w:abstractNumId w:val="46"/>
-  </w:num>
-  <w:num w:numId="52" w16cid:durableId="589824108">
-    <w:abstractNumId w:val="59"/>
-  </w:num>
-  <w:num w:numId="53" w16cid:durableId="1589117519">
-    <w:abstractNumId w:val="9"/>
-  </w:num>
-  <w:num w:numId="54" w16cid:durableId="1029646498">
-    <w:abstractNumId w:val="42"/>
-  </w:num>
-  <w:num w:numId="55" w16cid:durableId="881551428">
-    <w:abstractNumId w:val="1"/>
-  </w:num>
-  <w:num w:numId="56" w16cid:durableId="1009138458">
-    <w:abstractNumId w:val="23"/>
-  </w:num>
-  <w:num w:numId="57" w16cid:durableId="940265404">
-    <w:abstractNumId w:val="61"/>
-  </w:num>
-  <w:num w:numId="58" w16cid:durableId="856193891">
-    <w:abstractNumId w:val="38"/>
-  </w:num>
-  <w:num w:numId="59" w16cid:durableId="1892688941">
-    <w:abstractNumId w:val="31"/>
-  </w:num>
-  <w:num w:numId="60" w16cid:durableId="2049336098">
-    <w:abstractNumId w:val="35"/>
-  </w:num>
   <w:num w:numId="61" w16cid:durableId="606037529">
-    <w:abstractNumId w:val="26"/>
+    <w:abstractNumId w:val="32"/>
   </w:num>
   <w:num w:numId="62" w16cid:durableId="2056192131">
     <w:abstractNumId w:val="0"/>
   </w:num>
   <w:num w:numId="63" w16cid:durableId="1762749492">
-    <w:abstractNumId w:val="3"/>
+    <w:abstractNumId w:val="4"/>
   </w:num>
-  <w:numIdMacAtCleanup w:val="63"/>
+  <w:num w:numId="64" w16cid:durableId="219831612">
+    <w:abstractNumId w:val="1"/>
+  </w:num>
+  <w:num w:numId="65" w16cid:durableId="1581526449">
+    <w:abstractNumId w:val="60"/>
+  </w:num>
+  <w:num w:numId="66" w16cid:durableId="626397395">
+    <w:abstractNumId w:val="24"/>
+  </w:num>
+  <w:num w:numId="67" w16cid:durableId="1587110920">
+    <w:abstractNumId w:val="27"/>
+  </w:num>
+  <w:num w:numId="68" w16cid:durableId="646401759">
+    <w:abstractNumId w:val="42"/>
+  </w:num>
+  <w:num w:numId="69" w16cid:durableId="150410015">
+    <w:abstractNumId w:val="14"/>
+  </w:num>
+  <w:num w:numId="70" w16cid:durableId="1660620477">
+    <w:abstractNumId w:val="40"/>
+  </w:num>
+  <w:num w:numId="71" w16cid:durableId="1981307517">
+    <w:abstractNumId w:val="8"/>
+  </w:num>
+  <w:num w:numId="72" w16cid:durableId="1266883556">
+    <w:abstractNumId w:val="34"/>
+  </w:num>
+  <w:num w:numId="73" w16cid:durableId="672878192">
+    <w:abstractNumId w:val="26"/>
+  </w:num>
+  <w:num w:numId="74" w16cid:durableId="425270172">
+    <w:abstractNumId w:val="56"/>
+  </w:num>
+  <w:num w:numId="75" w16cid:durableId="328099119">
+    <w:abstractNumId w:val="57"/>
+  </w:num>
+  <w:num w:numId="76" w16cid:durableId="544681762">
+    <w:abstractNumId w:val="66"/>
+  </w:num>
+  <w:numIdMacAtCleanup w:val="76"/>
 </w:numbering>
 </file>
 

--- a/CEH Practical question solving with answer.docx
+++ b/CEH Practical question solving with answer.docx
@@ -30649,13 +30649,251 @@
           <w:tab w:val="left" w:pos="1440"/>
         </w:tabs>
       </w:pPr>
-    </w:p>
-    <w:p>
-      <w:pPr>
-        <w:tabs>
-          <w:tab w:val="left" w:pos="1440"/>
-        </w:tabs>
-      </w:pPr>
+      <w:r>
+        <w:rPr>
+          <w:b/>
+          <w:bCs/>
+        </w:rPr>
+        <w:t>nmap -A -sC -sV 10.10.1.22</w:t>
+      </w:r>
+    </w:p>
+    <w:p>
+      <w:pPr>
+        <w:tabs>
+          <w:tab w:val="left" w:pos="1440"/>
+        </w:tabs>
+      </w:pPr>
+      <w:r>
+        <w:t>OP:-</w:t>
+      </w:r>
+    </w:p>
+    <w:p>
+      <w:pPr>
+        <w:tabs>
+          <w:tab w:val="left" w:pos="1440"/>
+        </w:tabs>
+      </w:pPr>
+      <w:r>
+        <w:t>Eile Edit View Search Ierminal Help</w:t>
+      </w:r>
+    </w:p>
+    <w:p>
+      <w:pPr>
+        <w:tabs>
+          <w:tab w:val="left" w:pos="1440"/>
+        </w:tabs>
+      </w:pPr>
+      <w:r>
+        <w:t>message_signing: required</w:t>
+      </w:r>
+    </w:p>
+    <w:p>
+      <w:pPr>
+        <w:tabs>
+          <w:tab w:val="left" w:pos="1440"/>
+        </w:tabs>
+      </w:pPr>
+      <w:r>
+        <w:t>smb-os-discovery:</w:t>
+      </w:r>
+    </w:p>
+    <w:p>
+      <w:pPr>
+        <w:tabs>
+          <w:tab w:val="left" w:pos="1440"/>
+        </w:tabs>
+      </w:pPr>
+      <w:r>
+        <w:t>OS: Windows Server 2022 Standard 20348 (Windows Server 2022 Standard 6.3)</w:t>
+      </w:r>
+    </w:p>
+    <w:p>
+      <w:pPr>
+        <w:tabs>
+          <w:tab w:val="left" w:pos="1440"/>
+        </w:tabs>
+      </w:pPr>
+      <w:r>
+        <w:t>Computer name: Server2022</w:t>
+      </w:r>
+    </w:p>
+    <w:p>
+      <w:pPr>
+        <w:tabs>
+          <w:tab w:val="left" w:pos="1440"/>
+        </w:tabs>
+      </w:pPr>
+      <w:r>
+        <w:t>NetBIOS computer name: SERVER2022\x00</w:t>
+      </w:r>
+    </w:p>
+    <w:p>
+      <w:pPr>
+        <w:tabs>
+          <w:tab w:val="left" w:pos="1440"/>
+        </w:tabs>
+      </w:pPr>
+      <w:r>
+        <w:lastRenderedPageBreak/>
+        <w:t>Domain name: CEH.com</w:t>
+      </w:r>
+    </w:p>
+    <w:p>
+      <w:pPr>
+        <w:tabs>
+          <w:tab w:val="left" w:pos="1440"/>
+        </w:tabs>
+      </w:pPr>
+      <w:r>
+        <w:t>Forest name: CEH.com</w:t>
+      </w:r>
+    </w:p>
+    <w:p>
+      <w:pPr>
+        <w:tabs>
+          <w:tab w:val="left" w:pos="1440"/>
+        </w:tabs>
+      </w:pPr>
+      <w:r>
+        <w:t>FQDN: Server2022.CEH.com</w:t>
+      </w:r>
+    </w:p>
+    <w:p>
+      <w:pPr>
+        <w:tabs>
+          <w:tab w:val="left" w:pos="1440"/>
+        </w:tabs>
+      </w:pPr>
+      <w:r>
+        <w:t>System time: 2024-06-11T22:11:15-07:00</w:t>
+      </w:r>
+    </w:p>
+    <w:p>
+      <w:pPr>
+        <w:tabs>
+          <w:tab w:val="left" w:pos="1440"/>
+        </w:tabs>
+      </w:pPr>
+      <w:r>
+        <w:t>smb2-security-mode:</w:t>
+      </w:r>
+    </w:p>
+    <w:p>
+      <w:pPr>
+        <w:tabs>
+          <w:tab w:val="left" w:pos="1440"/>
+        </w:tabs>
+      </w:pPr>
+      <w:r>
+        <w:t>3:1:1:</w:t>
+      </w:r>
+    </w:p>
+    <w:p>
+      <w:pPr>
+        <w:tabs>
+          <w:tab w:val="left" w:pos="1440"/>
+        </w:tabs>
+      </w:pPr>
+      <w:r>
+        <w:t>Message signing enabled and required</w:t>
+      </w:r>
+    </w:p>
+    <w:p>
+      <w:pPr>
+        <w:tabs>
+          <w:tab w:val="left" w:pos="1440"/>
+        </w:tabs>
+      </w:pPr>
+      <w:r>
+        <w:t>_clock-skew: mean: 1h23m59s, deviation: 3h07m49s, median: 0s</w:t>
+      </w:r>
+    </w:p>
+    <w:p>
+      <w:pPr>
+        <w:tabs>
+          <w:tab w:val="left" w:pos="1440"/>
+        </w:tabs>
+      </w:pPr>
+      <w:r>
+        <w:t>smb2-time:</w:t>
+      </w:r>
+    </w:p>
+    <w:p>
+      <w:pPr>
+        <w:tabs>
+          <w:tab w:val="left" w:pos="1440"/>
+        </w:tabs>
+      </w:pPr>
+      <w:r>
+        <w:t>date: 2024-06-12T05:11:15</w:t>
+      </w:r>
+    </w:p>
+    <w:p>
+      <w:pPr>
+        <w:tabs>
+          <w:tab w:val="left" w:pos="1440"/>
+        </w:tabs>
+      </w:pPr>
+      <w:r>
+        <w:t>start_date: N/A</w:t>
+      </w:r>
+    </w:p>
+    <w:p>
+      <w:pPr>
+        <w:tabs>
+          <w:tab w:val="left" w:pos="1440"/>
+        </w:tabs>
+      </w:pPr>
+    </w:p>
+    <w:p>
+      <w:pPr>
+        <w:tabs>
+          <w:tab w:val="left" w:pos="1440"/>
+        </w:tabs>
+        <w:rPr>
+          <w:b/>
+          <w:bCs/>
+        </w:rPr>
+      </w:pPr>
+    </w:p>
+    <w:p>
+      <w:pPr>
+        <w:tabs>
+          <w:tab w:val="left" w:pos="1440"/>
+        </w:tabs>
+        <w:rPr>
+          <w:b/>
+          <w:bCs/>
+        </w:rPr>
+      </w:pPr>
+      <w:r>
+        <w:rPr>
+          <w:b/>
+          <w:bCs/>
+        </w:rPr>
+        <w:t>remmina</w:t>
+      </w:r>
+      <w:r>
+        <w:rPr>
+          <w:b/>
+          <w:bCs/>
+        </w:rPr>
+        <w:t xml:space="preserve">    </w:t>
+      </w:r>
+      <w:r>
+        <w:rPr>
+          <w:b/>
+          <w:bCs/>
+        </w:rPr>
+        <w:t>:-</w:t>
+      </w:r>
+      <w:r>
+        <w:rPr>
+          <w:b/>
+          <w:bCs/>
+        </w:rPr>
+        <w:t xml:space="preserve"> remote access:gui</w:t>
+      </w:r>
     </w:p>
     <w:sectPr>
       <w:pgSz w:w="11906" w:h="16838"/>
@@ -41832,7 +42070,6 @@
   <w:style w:type="character" w:default="1" w:styleId="DefaultParagraphFont">
     <w:name w:val="Default Paragraph Font"/>
     <w:uiPriority w:val="1"/>
-    <w:semiHidden/>
     <w:unhideWhenUsed/>
   </w:style>
   <w:style w:type="table" w:default="1" w:styleId="TableNormal">
